--- a/docs/spec/MyBiz-Spec-he.docx
+++ b/docs/spec/MyBiz-Spec-he.docx
@@ -5798,7 +5798,7 @@
                 <w:szCs w:val="20"/>
                 <w:rtl/>
               </w:rPr>
-              <w:t xml:space="preserve">בעבודה</w:t>
+              <w:t xml:space="preserve">הושלם</w:t>
             </w:r>
           </w:p>
         </w:tc>
@@ -5908,7 +5908,7 @@
                 <w:szCs w:val="20"/>
                 <w:rtl/>
               </w:rPr>
-              <w:t xml:space="preserve">הבא</w:t>
+              <w:t xml:space="preserve">בעבודה</w:t>
             </w:r>
           </w:p>
         </w:tc>

--- a/docs/spec/MyBiz-Spec-he.docx
+++ b/docs/spec/MyBiz-Spec-he.docx
@@ -4370,6 +4370,82 @@
     </w:p>
     <w:p>
       <w:pPr>
+        <w:pStyle w:val="ListParagraph"/>
+        <w:numPr>
+          <w:ilvl w:val="0"/>
+          <w:numId w:val="2"/>
+        </w:numPr>
+        <w:bidi/>
+        <w:spacing w:after="60"/>
+        <w:jc w:val="right"/>
+      </w:pPr>
+      <w:r>
+        <w:rPr>
+          <w:rFonts w:ascii="Arial" w:cs="Arial" w:eastAsia="Arial" w:hAnsi="Arial"/>
+          <w:rtl/>
+        </w:rPr>
+        <w:t xml:space="preserve">מכירות: קבלות לפי חודש, סיכום לפי אמצעי תשלום, ייצוא CSV לרואה החשבון.</w:t>
+      </w:r>
+    </w:p>
+    <w:p>
+      <w:pPr>
+        <w:pStyle w:val="ListParagraph"/>
+        <w:numPr>
+          <w:ilvl w:val="0"/>
+          <w:numId w:val="2"/>
+        </w:numPr>
+        <w:bidi/>
+        <w:spacing w:after="60"/>
+        <w:jc w:val="right"/>
+      </w:pPr>
+      <w:r>
+        <w:rPr>
+          <w:rFonts w:ascii="Arial" w:cs="Arial" w:eastAsia="Arial" w:hAnsi="Arial"/>
+          <w:rtl/>
+        </w:rPr>
+        <w:t xml:space="preserve">הפרופיל שלי: כל אחד קובע את השם שהצוות, הלקוחות והדוחות רואים.</w:t>
+      </w:r>
+    </w:p>
+    <w:p>
+      <w:pPr>
+        <w:pStyle w:val="ListParagraph"/>
+        <w:numPr>
+          <w:ilvl w:val="0"/>
+          <w:numId w:val="2"/>
+        </w:numPr>
+        <w:bidi/>
+        <w:spacing w:after="60"/>
+        <w:jc w:val="right"/>
+      </w:pPr>
+      <w:r>
+        <w:rPr>
+          <w:rFonts w:ascii="Arial" w:cs="Arial" w:eastAsia="Arial" w:hAnsi="Arial"/>
+          <w:rtl/>
+        </w:rPr>
+        <w:t xml:space="preserve">מודולים נעולים: מודולים שהעסק לא רכש נשארים בתפריט עם מנעול ופותחים הצצה — מה המודול עושה, תמונה, מה משתנה בחשבונית — עם ״הוספה לחבילה״ בלחיצה אחת.</w:t>
+      </w:r>
+    </w:p>
+    <w:p>
+      <w:pPr>
+        <w:pStyle w:val="ListParagraph"/>
+        <w:numPr>
+          <w:ilvl w:val="0"/>
+          <w:numId w:val="2"/>
+        </w:numPr>
+        <w:bidi/>
+        <w:spacing w:after="60"/>
+        <w:jc w:val="right"/>
+      </w:pPr>
+      <w:r>
+        <w:rPr>
+          <w:rFonts w:ascii="Arial" w:cs="Arial" w:eastAsia="Arial" w:hAnsi="Arial"/>
+          <w:rtl/>
+        </w:rPr>
+        <w:t xml:space="preserve">צעדים ראשונים: רשימת משימות בדשבורד לעסק חדש.</w:t>
+      </w:r>
+    </w:p>
+    <w:p>
+      <w:pPr>
         <w:bidi/>
         <w:spacing w:after="120"/>
         <w:jc w:val="right"/>
@@ -4379,7 +4455,7 @@
           <w:rFonts w:ascii="Arial" w:cs="Arial" w:eastAsia="Arial" w:hAnsi="Arial"/>
           <w:rtl/>
         </w:rPr>
-        <w:t xml:space="preserve">להשלמה בשלב 2: מודולים נעולים בתפריט עם הצצה ו״הוספה למסלול״, ומעבר מלא על כל מסך.</w:t>
+        <w:t xml:space="preserve">מעבר שלב 2: כל מסך נבדק בטלפון ובמחשב, בעברית/בהיר ובאנגלית/כהה — נגישות, שגיאות ופריסה (סריקה אוטומטית ומעבר ויזואלי).</w:t>
       </w:r>
     </w:p>
     <w:p>
@@ -5873,7 +5949,7 @@
                 <w:szCs w:val="20"/>
                 <w:rtl/>
               </w:rPr>
-              <w:t xml:space="preserve">מודולים נעולים עם הצצה והוספה; מעבר מלא וליטוש</w:t>
+              <w:t xml:space="preserve">מודולים נעולים עם הצצה והוספה; מעבר מלא וליטוש; מכירות; פרופילים</w:t>
             </w:r>
           </w:p>
         </w:tc>
@@ -5908,7 +5984,7 @@
                 <w:szCs w:val="20"/>
                 <w:rtl/>
               </w:rPr>
-              <w:t xml:space="preserve">בעבודה</w:t>
+              <w:t xml:space="preserve">הושלם</w:t>
             </w:r>
           </w:p>
         </w:tc>
@@ -6018,7 +6094,7 @@
                 <w:szCs w:val="20"/>
                 <w:rtl/>
               </w:rPr>
-              <w:t xml:space="preserve">הבא</w:t>
+              <w:t xml:space="preserve">בעבודה</w:t>
             </w:r>
           </w:p>
         </w:tc>

--- a/docs/spec/MyBiz-Spec-he.docx
+++ b/docs/spec/MyBiz-Spec-he.docx
@@ -4498,7 +4498,7 @@
           <w:rFonts w:ascii="Arial" w:cs="Arial" w:eastAsia="Arial" w:hAnsi="Arial"/>
           <w:rtl/>
         </w:rPr>
-        <w:t xml:space="preserve">להשלמה בשלב 3:</w:t>
+        <w:t xml:space="preserve">מה נבנה בשלב 3:</w:t>
       </w:r>
     </w:p>
     <w:p>
@@ -4517,7 +4517,7 @@
           <w:rFonts w:ascii="Arial" w:cs="Arial" w:eastAsia="Arial" w:hAnsi="Arial"/>
           <w:rtl/>
         </w:rPr>
-        <w:t xml:space="preserve">צוות MyBiz: בעלים ראשי, בעלים, מנהלים, עובדים, עם מתגי הרשאות.</w:t>
+        <w:t xml:space="preserve">תפריט משלה — סקירה, עסקים, תיבת פניות, חיוב, צוות, יומן פעולות — וכל פריט מופיע רק למי שרשאי לפתוח אותו.</w:t>
       </w:r>
     </w:p>
     <w:p>
@@ -4536,7 +4536,7 @@
           <w:rFonts w:ascii="Arial" w:cs="Arial" w:eastAsia="Arial" w:hAnsi="Arial"/>
           <w:rtl/>
         </w:rPr>
-        <w:t xml:space="preserve">שקיפות מלאה: כל עסק, הבעלים, הצוות והלקוחות שלו.</w:t>
+        <w:t xml:space="preserve">צוות MyBiz: בעלים ראשי שאף אחד לא יכול להסיר, לשנות או להשהות (גם לא דרך גישה ישירה למסד הנתונים), בעלים (שותפים), מנהלים (שמנהלים עובדים עם ההרשאות שיש להם עצמם) ועובדים. מוסיפים אנשים לפי אימייל עוד לפני שהתחברו, ואפשר להשהות גישה במקום להסיר.</w:t>
       </w:r>
     </w:p>
     <w:p>
@@ -4555,7 +4555,7 @@
           <w:rFonts w:ascii="Arial" w:cs="Arial" w:eastAsia="Arial" w:hAnsi="Arial"/>
           <w:rtl/>
         </w:rPr>
-        <w:t xml:space="preserve">פעולות על כל עסק (תיקון נתונים, שינוי מודולים, הארכת ניסיון, זיכוי חשבונית), וכל פעולה נרשמת ביומן הביקורת.</w:t>
+        <w:t xml:space="preserve">הרשאות: צפייה בעסקים, עבודה בתוך עסקים, חיוב, תיבת פניות, שימוש, ניהול עובדים. כל רמה נותנת רק מה שיש לה, ורק בעלים מטפלים בבעלים ובמנהלים.</w:t>
       </w:r>
     </w:p>
     <w:p>
@@ -4574,7 +4574,64 @@
           <w:rFonts w:ascii="Arial" w:cs="Arial" w:eastAsia="Arial" w:hAnsi="Arial"/>
           <w:rtl/>
         </w:rPr>
-        <w:t xml:space="preserve">תיבת תמיכה (פניות ותלונות) עם סטטוס.</w:t>
+        <w:t xml:space="preserve">עבודה בתוך עסק: מי שרשאי נכנס לכל עסק ועובד בו כמו מנהל, כדי לטפל בתלונה או לתקן טעות — אף פעם לא בקשות פרטיות. כל פנייה מופיעה ביומן של העסק, שהבעלים קוראים, ושינויים מסומנים. לאחרים עדיין נדרש אישור תמיכה מהבעלים, לצפייה בלבד.</w:t>
+      </w:r>
+    </w:p>
+    <w:p>
+      <w:pPr>
+        <w:pStyle w:val="ListParagraph"/>
+        <w:numPr>
+          <w:ilvl w:val="0"/>
+          <w:numId w:val="2"/>
+        </w:numPr>
+        <w:bidi/>
+        <w:spacing w:after="60"/>
+        <w:jc w:val="right"/>
+      </w:pPr>
+      <w:r>
+        <w:rPr>
+          <w:rFonts w:ascii="Arial" w:cs="Arial" w:eastAsia="Arial" w:hAnsi="Arial"/>
+          <w:rtl/>
+        </w:rPr>
+        <w:t xml:space="preserve">פעולות עבור הבעלים: הארכת ניסיון, שינוי חבילה, זיכוי חשבונית — כל אחת נרשמת בשני היומנים.</w:t>
+      </w:r>
+    </w:p>
+    <w:p>
+      <w:pPr>
+        <w:pStyle w:val="ListParagraph"/>
+        <w:numPr>
+          <w:ilvl w:val="0"/>
+          <w:numId w:val="2"/>
+        </w:numPr>
+        <w:bidi/>
+        <w:spacing w:after="60"/>
+        <w:jc w:val="right"/>
+      </w:pPr>
+      <w:r>
+        <w:rPr>
+          <w:rFonts w:ascii="Arial" w:cs="Arial" w:eastAsia="Arial" w:hAnsi="Arial"/>
+          <w:rtl/>
+        </w:rPr>
+        <w:t xml:space="preserve">תיבת פניות: פניות מהאתר והודעות שעסקים שולחים מההגדרות, עם סטטוס (חדשה, בטיפול, טופלה), מטפל והערות פנימיות.</w:t>
+      </w:r>
+    </w:p>
+    <w:p>
+      <w:pPr>
+        <w:pStyle w:val="ListParagraph"/>
+        <w:numPr>
+          <w:ilvl w:val="0"/>
+          <w:numId w:val="2"/>
+        </w:numPr>
+        <w:bidi/>
+        <w:spacing w:after="60"/>
+        <w:jc w:val="right"/>
+      </w:pPr>
+      <w:r>
+        <w:rPr>
+          <w:rFonts w:ascii="Arial" w:cs="Arial" w:eastAsia="Arial" w:hAnsi="Arial"/>
+          <w:rtl/>
+        </w:rPr>
+        <w:t xml:space="preserve">יומן פעולות (לבעלים בלבד): כל מה שצוות MyBiz עשה.</w:t>
       </w:r>
     </w:p>
     <w:p>
@@ -6094,7 +6151,7 @@
                 <w:szCs w:val="20"/>
                 <w:rtl/>
               </w:rPr>
-              <w:t xml:space="preserve">בעבודה</w:t>
+              <w:t xml:space="preserve">הושלם</w:t>
             </w:r>
           </w:p>
         </w:tc>
@@ -6204,7 +6261,7 @@
                 <w:szCs w:val="20"/>
                 <w:rtl/>
               </w:rPr>
-              <w:t xml:space="preserve">אחרי האתרים</w:t>
+              <w:t xml:space="preserve">בעבודה</w:t>
             </w:r>
           </w:p>
         </w:tc>

--- a/docs/spec/MyBiz-Spec-he.docx
+++ b/docs/spec/MyBiz-Spec-he.docx
@@ -4684,7 +4684,7 @@
           <w:rFonts w:ascii="Arial" w:cs="Arial" w:eastAsia="Arial" w:hAnsi="Arial"/>
           <w:rtl/>
         </w:rPr>
-        <w:t xml:space="preserve">אפליקציית העסק (שלב 4): היום של הבעלים והעובדים בדרכים.</w:t>
+        <w:t xml:space="preserve">אפליקציית העסק (נבנתה בשלב 4): היום של הבעלים והעובדים בדרכים. היום — השיעורים של היום עם צ'ק-אין לכל לקוח רשום; לקוחות — חיפוש וכרטיס לקוח עם מנוי, ביקורים ופרטי קשר; מספרים — הנתונים המרכזיים של 30 הימים האחרונים; אני — פרופיל, שפה, ערכת נושא ומעבר בין עסקים. כל אחד רואה רק מה שההרשאות שלו מאפשרות.</w:t>
       </w:r>
     </w:p>
     <w:p>
@@ -4703,7 +4703,45 @@
           <w:rFonts w:ascii="Arial" w:cs="Arial" w:eastAsia="Arial" w:hAnsi="Arial"/>
           <w:rtl/>
         </w:rPr>
-        <w:t xml:space="preserve">אפליקציית עובדי MyBiz (שלב 4): עסקים, תמיכה, התראות.</w:t>
+        <w:t xml:space="preserve">אפליקציית עובדי MyBiz (נבנתה בשלב 4): בית — מה דורש תשומת לב (פניות פתוחות, עסקים חדשים); עסקים — חיפוש וכרטיס עסק; תיבת פניות — טיפול בפניות (לקיחה, סטטוס, הערות); אני. כל עובד רואה רק מה שהדרג וההרשאות שלו מאפשרים.</w:t>
+      </w:r>
+    </w:p>
+    <w:p>
+      <w:pPr>
+        <w:pStyle w:val="ListParagraph"/>
+        <w:numPr>
+          <w:ilvl w:val="0"/>
+          <w:numId w:val="2"/>
+        </w:numPr>
+        <w:bidi/>
+        <w:spacing w:after="60"/>
+        <w:jc w:val="right"/>
+      </w:pPr>
+      <w:r>
+        <w:rPr>
+          <w:rFonts w:ascii="Arial" w:cs="Arial" w:eastAsia="Arial" w:hAnsi="Arial"/>
+          <w:rtl/>
+        </w:rPr>
+        <w:t xml:space="preserve">שלוש האפליקציות חולקות ערכה אחת (כניסה, ערכת נושא, שפה, ימין-לשמאל, רכיבים נגישים), כך שתיקון במקום אחד מגיע לכולן.</w:t>
+      </w:r>
+    </w:p>
+    <w:p>
+      <w:pPr>
+        <w:pStyle w:val="ListParagraph"/>
+        <w:numPr>
+          <w:ilvl w:val="0"/>
+          <w:numId w:val="2"/>
+        </w:numPr>
+        <w:bidi/>
+        <w:spacing w:after="60"/>
+        <w:jc w:val="right"/>
+      </w:pPr>
+      <w:r>
+        <w:rPr>
+          <w:rFonts w:ascii="Arial" w:cs="Arial" w:eastAsia="Arial" w:hAnsi="Arial"/>
+          <w:rtl/>
+        </w:rPr>
+        <w:t xml:space="preserve">נשאר: ליטוש אחרון של אפליקציית הלקוחות ובניות לחנויות האפליקציות (בעלייה לאוויר).</w:t>
       </w:r>
     </w:p>
     <w:p>
@@ -6226,7 +6264,7 @@
                 <w:szCs w:val="20"/>
                 <w:rtl/>
               </w:rPr>
-              <w:t xml:space="preserve">ליטוש אפליקציית הלקוחות, אפליקציית העסק, אפליקציית עובדי MyBiz</w:t>
+              <w:t xml:space="preserve">אפליקציית העסק ואפליקציית עובדי MyBiz נבנו, ערכת אפליקציות משותפת; נשאר: ליטוש אפליקציית הלקוחות ובניות לחנויות</w:t>
             </w:r>
           </w:p>
         </w:tc>
@@ -6261,7 +6299,7 @@
                 <w:szCs w:val="20"/>
                 <w:rtl/>
               </w:rPr>
-              <w:t xml:space="preserve">בעבודה</w:t>
+              <w:t xml:space="preserve">כמעט הושלם</w:t>
             </w:r>
           </w:p>
         </w:tc>

--- a/docs/spec/MyBiz-Spec-he.docx
+++ b/docs/spec/MyBiz-Spec-he.docx
@@ -4498,7 +4498,7 @@
           <w:rFonts w:ascii="Arial" w:cs="Arial" w:eastAsia="Arial" w:hAnsi="Arial"/>
           <w:rtl/>
         </w:rPr>
-        <w:t xml:space="preserve">להשלמה בשלב 3:</w:t>
+        <w:t xml:space="preserve">מה נבנה בשלב 3:</w:t>
       </w:r>
     </w:p>
     <w:p>
@@ -4517,7 +4517,7 @@
           <w:rFonts w:ascii="Arial" w:cs="Arial" w:eastAsia="Arial" w:hAnsi="Arial"/>
           <w:rtl/>
         </w:rPr>
-        <w:t xml:space="preserve">צוות MyBiz: בעלים ראשי, בעלים, מנהלים, עובדים, עם מתגי הרשאות.</w:t>
+        <w:t xml:space="preserve">תפריט משלה — סקירה, עסקים, תיבת פניות, חיוב, צוות, יומן פעולות — וכל פריט מופיע רק למי שרשאי לפתוח אותו.</w:t>
       </w:r>
     </w:p>
     <w:p>
@@ -4536,7 +4536,7 @@
           <w:rFonts w:ascii="Arial" w:cs="Arial" w:eastAsia="Arial" w:hAnsi="Arial"/>
           <w:rtl/>
         </w:rPr>
-        <w:t xml:space="preserve">שקיפות מלאה: כל עסק, הבעלים, הצוות והלקוחות שלו.</w:t>
+        <w:t xml:space="preserve">צוות MyBiz: בעלים ראשי שאף אחד לא יכול להסיר, לשנות או להשהות (גם לא דרך גישה ישירה למסד הנתונים), בעלים (שותפים), מנהלים (שמנהלים עובדים עם ההרשאות שיש להם עצמם) ועובדים. מוסיפים אנשים לפי אימייל עוד לפני שהתחברו, ואפשר להשהות גישה במקום להסיר.</w:t>
       </w:r>
     </w:p>
     <w:p>
@@ -4555,7 +4555,7 @@
           <w:rFonts w:ascii="Arial" w:cs="Arial" w:eastAsia="Arial" w:hAnsi="Arial"/>
           <w:rtl/>
         </w:rPr>
-        <w:t xml:space="preserve">פעולות על כל עסק (תיקון נתונים, שינוי מודולים, הארכת ניסיון, זיכוי חשבונית), וכל פעולה נרשמת ביומן הביקורת.</w:t>
+        <w:t xml:space="preserve">הרשאות: צפייה בעסקים, עבודה בתוך עסקים, חיוב, תיבת פניות, שימוש, ניהול עובדים. כל רמה נותנת רק מה שיש לה, ורק בעלים מטפלים בבעלים ובמנהלים.</w:t>
       </w:r>
     </w:p>
     <w:p>
@@ -4574,22 +4574,7 @@
           <w:rFonts w:ascii="Arial" w:cs="Arial" w:eastAsia="Arial" w:hAnsi="Arial"/>
           <w:rtl/>
         </w:rPr>
-        <w:t xml:space="preserve">תיבת תמיכה (פניות ותלונות) עם סטטוס.</w:t>
-      </w:r>
-    </w:p>
-    <w:p>
-      <w:pPr>
-        <w:pStyle w:val="Heading1"/>
-        <w:bidi/>
-        <w:spacing w:after="140" w:before="280"/>
-        <w:jc w:val="right"/>
-      </w:pPr>
-      <w:r>
-        <w:rPr>
-          <w:rFonts w:ascii="Arial" w:cs="Arial" w:eastAsia="Arial" w:hAnsi="Arial"/>
-          <w:rtl/>
-        </w:rPr>
-        <w:t xml:space="preserve">9. אפליקציות</w:t>
+        <w:t xml:space="preserve">עבודה בתוך עסק: מי שרשאי נכנס לכל עסק ועובד בו כמו מנהל, כדי לטפל בתלונה או לתקן טעות — אף פעם לא בקשות פרטיות. כל פנייה מופיעה ביומן של העסק, שהבעלים קוראים, ושינויים מסומנים. לאחרים עדיין נדרש אישור תמיכה מהבעלים, לצפייה בלבד.</w:t>
       </w:r>
     </w:p>
     <w:p>
@@ -4608,7 +4593,7 @@
           <w:rFonts w:ascii="Arial" w:cs="Arial" w:eastAsia="Arial" w:hAnsi="Arial"/>
           <w:rtl/>
         </w:rPr>
-        <w:t xml:space="preserve">אפליקציית לקוחות (בנויה, Expo; רצה גם בדפדפן): הצטרפות, בית, יומן ותורים, הזמנות ומנויים, רכישה עם קודי הנחה, קבלות, דירוגים, עדכונים, פרופיל, הצהרת בריאות.</w:t>
+        <w:t xml:space="preserve">פעולות עבור הבעלים: הארכת ניסיון, שינוי חבילה, זיכוי חשבונית — כל אחת נרשמת בשני היומנים.</w:t>
       </w:r>
     </w:p>
     <w:p>
@@ -4627,7 +4612,7 @@
           <w:rFonts w:ascii="Arial" w:cs="Arial" w:eastAsia="Arial" w:hAnsi="Arial"/>
           <w:rtl/>
         </w:rPr>
-        <w:t xml:space="preserve">אפליקציית העסק (שלב 4): היום של הבעלים והעובדים בדרכים.</w:t>
+        <w:t xml:space="preserve">תיבת פניות: פניות מהאתר והודעות שעסקים שולחים מההגדרות, עם סטטוס (חדשה, בטיפול, טופלה), מטפל והערות פנימיות.</w:t>
       </w:r>
     </w:p>
     <w:p>
@@ -4646,7 +4631,117 @@
           <w:rFonts w:ascii="Arial" w:cs="Arial" w:eastAsia="Arial" w:hAnsi="Arial"/>
           <w:rtl/>
         </w:rPr>
-        <w:t xml:space="preserve">אפליקציית עובדי MyBiz (שלב 4): עסקים, תמיכה, התראות.</w:t>
+        <w:t xml:space="preserve">יומן פעולות (לבעלים בלבד): כל מה שצוות MyBiz עשה.</w:t>
+      </w:r>
+    </w:p>
+    <w:p>
+      <w:pPr>
+        <w:pStyle w:val="Heading1"/>
+        <w:bidi/>
+        <w:spacing w:after="140" w:before="280"/>
+        <w:jc w:val="right"/>
+      </w:pPr>
+      <w:r>
+        <w:rPr>
+          <w:rFonts w:ascii="Arial" w:cs="Arial" w:eastAsia="Arial" w:hAnsi="Arial"/>
+          <w:rtl/>
+        </w:rPr>
+        <w:t xml:space="preserve">9. אפליקציות</w:t>
+      </w:r>
+    </w:p>
+    <w:p>
+      <w:pPr>
+        <w:pStyle w:val="ListParagraph"/>
+        <w:numPr>
+          <w:ilvl w:val="0"/>
+          <w:numId w:val="2"/>
+        </w:numPr>
+        <w:bidi/>
+        <w:spacing w:after="60"/>
+        <w:jc w:val="right"/>
+      </w:pPr>
+      <w:r>
+        <w:rPr>
+          <w:rFonts w:ascii="Arial" w:cs="Arial" w:eastAsia="Arial" w:hAnsi="Arial"/>
+          <w:rtl/>
+        </w:rPr>
+        <w:t xml:space="preserve">אפליקציית לקוחות (בנויה, Expo; רצה גם בדפדפן): הצטרפות, בית, יומן ותורים, הזמנות ומנויים, רכישה עם קודי הנחה, קבלות, דירוגים, עדכונים, פרופיל, הצהרת בריאות.</w:t>
+      </w:r>
+    </w:p>
+    <w:p>
+      <w:pPr>
+        <w:pStyle w:val="ListParagraph"/>
+        <w:numPr>
+          <w:ilvl w:val="0"/>
+          <w:numId w:val="2"/>
+        </w:numPr>
+        <w:bidi/>
+        <w:spacing w:after="60"/>
+        <w:jc w:val="right"/>
+      </w:pPr>
+      <w:r>
+        <w:rPr>
+          <w:rFonts w:ascii="Arial" w:cs="Arial" w:eastAsia="Arial" w:hAnsi="Arial"/>
+          <w:rtl/>
+        </w:rPr>
+        <w:t xml:space="preserve">אפליקציית העסק (נבנתה בשלב 4): היום של הבעלים והעובדים בדרכים. היום — השיעורים של היום עם צ'ק-אין לכל לקוח רשום; לקוחות — חיפוש וכרטיס לקוח עם מנוי, ביקורים ופרטי קשר; מספרים — הנתונים המרכזיים של 30 הימים האחרונים; אני — פרופיל, שפה, ערכת נושא ומעבר בין עסקים. כל אחד רואה רק מה שההרשאות שלו מאפשרות.</w:t>
+      </w:r>
+    </w:p>
+    <w:p>
+      <w:pPr>
+        <w:pStyle w:val="ListParagraph"/>
+        <w:numPr>
+          <w:ilvl w:val="0"/>
+          <w:numId w:val="2"/>
+        </w:numPr>
+        <w:bidi/>
+        <w:spacing w:after="60"/>
+        <w:jc w:val="right"/>
+      </w:pPr>
+      <w:r>
+        <w:rPr>
+          <w:rFonts w:ascii="Arial" w:cs="Arial" w:eastAsia="Arial" w:hAnsi="Arial"/>
+          <w:rtl/>
+        </w:rPr>
+        <w:t xml:space="preserve">אפליקציית עובדי MyBiz (נבנתה בשלב 4): בית — מה דורש תשומת לב (פניות פתוחות, עסקים חדשים); עסקים — חיפוש וכרטיס עסק; תיבת פניות — טיפול בפניות (לקיחה, סטטוס, הערות); אני. כל עובד רואה רק מה שהדרג וההרשאות שלו מאפשרים.</w:t>
+      </w:r>
+    </w:p>
+    <w:p>
+      <w:pPr>
+        <w:pStyle w:val="ListParagraph"/>
+        <w:numPr>
+          <w:ilvl w:val="0"/>
+          <w:numId w:val="2"/>
+        </w:numPr>
+        <w:bidi/>
+        <w:spacing w:after="60"/>
+        <w:jc w:val="right"/>
+      </w:pPr>
+      <w:r>
+        <w:rPr>
+          <w:rFonts w:ascii="Arial" w:cs="Arial" w:eastAsia="Arial" w:hAnsi="Arial"/>
+          <w:rtl/>
+        </w:rPr>
+        <w:t xml:space="preserve">שלוש האפליקציות חולקות ערכה אחת (כניסה, ערכת נושא, שפה, ימין-לשמאל, רכיבים נגישים), כך שתיקון במקום אחד מגיע לכולן.</w:t>
+      </w:r>
+    </w:p>
+    <w:p>
+      <w:pPr>
+        <w:pStyle w:val="ListParagraph"/>
+        <w:numPr>
+          <w:ilvl w:val="0"/>
+          <w:numId w:val="2"/>
+        </w:numPr>
+        <w:bidi/>
+        <w:spacing w:after="60"/>
+        <w:jc w:val="right"/>
+      </w:pPr>
+      <w:r>
+        <w:rPr>
+          <w:rFonts w:ascii="Arial" w:cs="Arial" w:eastAsia="Arial" w:hAnsi="Arial"/>
+          <w:rtl/>
+        </w:rPr>
+        <w:t xml:space="preserve">נשאר: ליטוש אחרון של אפליקציית הלקוחות ובניות לחנויות האפליקציות (בעלייה לאוויר).</w:t>
       </w:r>
     </w:p>
     <w:p>
@@ -6094,7 +6189,7 @@
                 <w:szCs w:val="20"/>
                 <w:rtl/>
               </w:rPr>
-              <w:t xml:space="preserve">בעבודה</w:t>
+              <w:t xml:space="preserve">הושלם</w:t>
             </w:r>
           </w:p>
         </w:tc>
@@ -6169,7 +6264,7 @@
                 <w:szCs w:val="20"/>
                 <w:rtl/>
               </w:rPr>
-              <w:t xml:space="preserve">ליטוש אפליקציית הלקוחות, אפליקציית העסק, אפליקציית עובדי MyBiz</w:t>
+              <w:t xml:space="preserve">אפליקציית העסק ואפליקציית עובדי MyBiz נבנו, ערכת אפליקציות משותפת; נשאר: ליטוש אפליקציית הלקוחות ובניות לחנויות</w:t>
             </w:r>
           </w:p>
         </w:tc>
@@ -6204,7 +6299,7 @@
                 <w:szCs w:val="20"/>
                 <w:rtl/>
               </w:rPr>
-              <w:t xml:space="preserve">אחרי האתרים</w:t>
+              <w:t xml:space="preserve">כמעט הושלם</w:t>
             </w:r>
           </w:p>
         </w:tc>

--- a/docs/spec/MyBiz-Spec-he.docx
+++ b/docs/spec/MyBiz-Spec-he.docx
@@ -57,7 +57,7 @@
           <w:rFonts w:ascii="Arial" w:cs="Arial" w:eastAsia="Arial" w:hAnsi="Arial"/>
           <w:rtl/>
         </w:rPr>
-        <w:t xml:space="preserve">MyBiz היא מערכת הפעלה לעסקי שירות קטנים ובינוניים: סטודיואים וחדרי כושר, מספרות ומכוני יופי, קליניקות, מוסכים ועוד. פלטפורמה אחת מנהלת את העסק ביום־יום — יומן ותורים, לקוחות, מנויים ותשלומים, לידים, הודעות, דוחות ועוזר AI — ונותנת לכל עסק אפליקציה ממותגת משלו ללקוחות שלו.</w:t>
+        <w:t xml:space="preserve">MyBiz היא מערכת הפעלה לעסקי שירות קטנים ובינוניים: כושר ואימון, יופי וספא, קליניקות ובריאות, חוגים ושיעורים, שירותי רכב ועוד — כולם ברמה שווה. פלטפורמה אחת מנהלת את העסק ביום־יום — יומן ותורים, לקוחות, מנויים ותשלומים, לידים, הודעות, דוחות ועוזר AI — ונותנת לכל עסק אפליקציה ממותגת משלו ללקוחות שלו.</w:t>
       </w:r>
     </w:p>
     <w:p>
@@ -1918,7 +1918,120 @@
           <w:rFonts w:ascii="Arial" w:cs="Arial" w:eastAsia="Arial" w:hAnsi="Arial"/>
           <w:rtl/>
         </w:rPr>
-        <w:t xml:space="preserve">4. תחומים (חבילות תחום)</w:t>
+        <w:t xml:space="preserve">4. תחומים: קטגוריות ותתי־קטגוריות</w:t>
+      </w:r>
+    </w:p>
+    <w:p>
+      <w:pPr>
+        <w:bidi/>
+        <w:spacing w:after="120"/>
+        <w:jc w:val="right"/>
+      </w:pPr>
+      <w:r>
+        <w:rPr>
+          <w:rFonts w:ascii="Arial" w:cs="Arial" w:eastAsia="Arial" w:hAnsi="Arial"/>
+          <w:rtl/>
+        </w:rPr>
+        <w:t xml:space="preserve">סטודיו הכושר היה אב הטיפוס. מעכשיו כל התחומים ברמה שווה: אין תחום "ראשי", והליבה אף פעם לא שואלת לאיזה תחום שייך העסק. התחומים מאורגנים בשתי רמות:</w:t>
+      </w:r>
+    </w:p>
+    <w:p>
+      <w:pPr>
+        <w:pStyle w:val="ListParagraph"/>
+        <w:numPr>
+          <w:ilvl w:val="0"/>
+          <w:numId w:val="2"/>
+        </w:numPr>
+        <w:bidi/>
+        <w:spacing w:after="60"/>
+        <w:jc w:val="right"/>
+      </w:pPr>
+      <w:r>
+        <w:rPr>
+          <w:rFonts w:ascii="Arial" w:cs="Arial" w:eastAsia="Arial" w:hAnsi="Arial"/>
+          <w:b/>
+          <w:bCs/>
+          <w:rtl/>
+        </w:rPr>
+        <w:t xml:space="preserve">קטגוריה</w:t>
+      </w:r>
+      <w:r>
+        <w:rPr>
+          <w:rFonts w:ascii="Arial" w:cs="Arial" w:eastAsia="Arial" w:hAnsi="Arial"/>
+          <w:rtl/>
+        </w:rPr>
+        <w:t xml:space="preserve">: משפחה של עסקים שעובדים באותה צורה, למשל "יופי וספא". היא קובעת את ברירות המחדל המשותפות: איך קוראים ללקוחות, איך מזמינים (שיעורים קבוצתיים, תורים אישיים או שניהם), מדיניות ביטול, האם צריך מנוי כדי להזמין, הצהרת בריאות, פרטי הלקוח שהעסק שומר, ושירותים ומנויים לפתיחה.</w:t>
+      </w:r>
+    </w:p>
+    <w:p>
+      <w:pPr>
+        <w:pStyle w:val="ListParagraph"/>
+        <w:numPr>
+          <w:ilvl w:val="0"/>
+          <w:numId w:val="2"/>
+        </w:numPr>
+        <w:bidi/>
+        <w:spacing w:after="60"/>
+        <w:jc w:val="right"/>
+      </w:pPr>
+      <w:r>
+        <w:rPr>
+          <w:rFonts w:ascii="Arial" w:cs="Arial" w:eastAsia="Arial" w:hAnsi="Arial"/>
+          <w:b/>
+          <w:bCs/>
+          <w:rtl/>
+        </w:rPr>
+        <w:t xml:space="preserve">תת־קטגוריה</w:t>
+      </w:r>
+      <w:r>
+        <w:rPr>
+          <w:rFonts w:ascii="Arial" w:cs="Arial" w:eastAsia="Arial" w:hAnsi="Arial"/>
+          <w:rtl/>
+        </w:rPr>
+        <w:t xml:space="preserve">: סוג מסוים של עסק בתוך המשפחה, למשל "ברברשופ" או "סטודיו לציפורניים". היא יורשת הכל מהקטגוריה ומשנה רק את מה ששונה — בדרך כלל השם, השירותים לפתיחה ולפעמים פרט לקוח נוסף. כשצריך, לתת־קטגוריה יכולות להיות תתי־קטגוריות משלה.</w:t>
+      </w:r>
+    </w:p>
+    <w:p>
+      <w:pPr>
+        <w:bidi/>
+        <w:spacing w:after="120"/>
+        <w:jc w:val="right"/>
+      </w:pPr>
+      <w:r>
+        <w:rPr>
+          <w:rFonts w:ascii="Arial" w:cs="Arial" w:eastAsia="Arial" w:hAnsi="Arial"/>
+          <w:rtl/>
+        </w:rPr>
+        <w:t xml:space="preserve">עסק בוחר את תת־הקטגוריה שלו (או רק את הקטגוריה) בהרשמה. הבחירה קובעת את נקודת ההתחלה, והכל נשאר ניתן לעריכה אחר כך.</w:t>
+      </w:r>
+    </w:p>
+    <w:p>
+      <w:pPr>
+        <w:pStyle w:val="Heading2"/>
+        <w:bidi/>
+        <w:spacing w:after="140" w:before="280"/>
+        <w:jc w:val="right"/>
+      </w:pPr>
+      <w:r>
+        <w:rPr>
+          <w:rFonts w:ascii="Arial" w:cs="Arial" w:eastAsia="Arial" w:hAnsi="Arial"/>
+          <w:rtl/>
+        </w:rPr>
+        <w:t xml:space="preserve">4.1 חמש הקטגוריות העיקריות</w:t>
+      </w:r>
+    </w:p>
+    <w:p>
+      <w:pPr>
+        <w:bidi/>
+        <w:spacing w:after="120"/>
+        <w:jc w:val="right"/>
+      </w:pPr>
+      <w:r>
+        <w:rPr>
+          <w:rFonts w:ascii="Arial" w:cs="Arial" w:eastAsia="Arial" w:hAnsi="Arial"/>
+          <w:rtl/>
+        </w:rPr>
+        <w:t xml:space="preserve">נבחרו כי הליבה של היום כבר משרתת אותן במלואן (יומן, תורים, מנויים, אפליקציית לקוחות), ויחד הן מכסות את רוב עסקי השירות בישראל.</w:t>
       </w:r>
     </w:p>
     <w:tbl>
@@ -1977,7 +2090,7 @@
                 <w:szCs w:val="20"/>
                 <w:rtl/>
               </w:rPr>
-              <w:t xml:space="preserve">חבילה</w:t>
+              <w:t xml:space="preserve">קטגוריה</w:t>
             </w:r>
           </w:p>
         </w:tc>
@@ -2013,7 +2126,7 @@
                 <w:szCs w:val="20"/>
                 <w:rtl/>
               </w:rPr>
-              <w:t xml:space="preserve">הלקוחות הם</w:t>
+              <w:t xml:space="preserve">תתי־קטגוריות</w:t>
             </w:r>
           </w:p>
         </w:tc>
@@ -2049,7 +2162,7 @@
                 <w:szCs w:val="20"/>
                 <w:rtl/>
               </w:rPr>
-              <w:t xml:space="preserve">הזמנה</w:t>
+              <w:t xml:space="preserve">הלקוחות הם</w:t>
             </w:r>
           </w:p>
         </w:tc>
@@ -2085,7 +2198,7 @@
                 <w:szCs w:val="20"/>
                 <w:rtl/>
               </w:rPr>
-              <w:t xml:space="preserve">תוכן מוכן</w:t>
+              <w:t xml:space="preserve">הזמנה</w:t>
             </w:r>
           </w:p>
         </w:tc>
@@ -2121,7 +2234,7 @@
                 <w:szCs w:val="20"/>
                 <w:rtl/>
               </w:rPr>
-              <w:t xml:space="preserve">פרטי לקוח נוספים</w:t>
+              <w:t xml:space="preserve">פרטי לקוח אופייניים</w:t>
             </w:r>
           </w:p>
         </w:tc>
@@ -2161,7 +2274,7 @@
                 <w:szCs w:val="20"/>
                 <w:rtl/>
               </w:rPr>
-              <w:t xml:space="preserve">כושר</w:t>
+              <w:t xml:space="preserve">כושר ואימון</w:t>
             </w:r>
           </w:p>
         </w:tc>
@@ -2196,6 +2309,41 @@
                 <w:szCs w:val="20"/>
                 <w:rtl/>
               </w:rPr>
+              <w:t xml:space="preserve">חדר כושר, סטודיו לפילאטיס, סטודיו ליוגה, CrossFit, אימון פונקציונלי, מאמן אישי</w:t>
+            </w:r>
+          </w:p>
+        </w:tc>
+        <w:tc>
+          <w:tcPr>
+            <w:tcW w:type="dxa" w:w="1927"/>
+            <w:tcBorders>
+              <w:top w:val="single" w:color="D4D4DC" w:sz="4"/>
+              <w:left w:val="single" w:color="D4D4DC" w:sz="4"/>
+              <w:bottom w:val="single" w:color="D4D4DC" w:sz="4"/>
+              <w:right w:val="single" w:color="D4D4DC" w:sz="4"/>
+            </w:tcBorders>
+            <w:tcMar>
+              <w:top w:type="dxa" w:w="60"/>
+              <w:left w:type="dxa" w:w="100"/>
+              <w:bottom w:type="dxa" w:w="60"/>
+              <w:right w:type="dxa" w:w="100"/>
+            </w:tcMar>
+          </w:tcPr>
+          <w:p>
+            <w:pPr>
+              <w:bidi/>
+              <w:spacing w:after="0"/>
+              <w:jc w:val="right"/>
+            </w:pPr>
+            <w:r>
+              <w:rPr>
+                <w:rFonts w:ascii="Arial" w:cs="Arial" w:eastAsia="Arial" w:hAnsi="Arial"/>
+                <w:b w:val="false"/>
+                <w:bCs w:val="false"/>
+                <w:sz w:val="20"/>
+                <w:szCs w:val="20"/>
+                <w:rtl/>
+              </w:rPr>
               <w:t xml:space="preserve">מתאמנים</w:t>
             </w:r>
           </w:p>
@@ -2231,42 +2379,7 @@
                 <w:szCs w:val="20"/>
                 <w:rtl/>
               </w:rPr>
-              <w:t xml:space="preserve">שיעורים קבוצתיים (+ אימונים אישיים)</w:t>
-            </w:r>
-          </w:p>
-        </w:tc>
-        <w:tc>
-          <w:tcPr>
-            <w:tcW w:type="dxa" w:w="1927"/>
-            <w:tcBorders>
-              <w:top w:val="single" w:color="D4D4DC" w:sz="4"/>
-              <w:left w:val="single" w:color="D4D4DC" w:sz="4"/>
-              <w:bottom w:val="single" w:color="D4D4DC" w:sz="4"/>
-              <w:right w:val="single" w:color="D4D4DC" w:sz="4"/>
-            </w:tcBorders>
-            <w:tcMar>
-              <w:top w:type="dxa" w:w="60"/>
-              <w:left w:type="dxa" w:w="100"/>
-              <w:bottom w:type="dxa" w:w="60"/>
-              <w:right w:type="dxa" w:w="100"/>
-            </w:tcMar>
-          </w:tcPr>
-          <w:p>
-            <w:pPr>
-              <w:bidi/>
-              <w:spacing w:after="0"/>
-              <w:jc w:val="right"/>
-            </w:pPr>
-            <w:r>
-              <w:rPr>
-                <w:rFonts w:ascii="Arial" w:cs="Arial" w:eastAsia="Arial" w:hAnsi="Arial"/>
-                <w:b w:val="false"/>
-                <w:bCs w:val="false"/>
-                <w:sz w:val="20"/>
-                <w:szCs w:val="20"/>
-                <w:rtl/>
-              </w:rPr>
-              <w:t xml:space="preserve">מנויים, כרטיסיות</w:t>
+              <w:t xml:space="preserve">שיעורים קבוצתיים, אימונים אישיים; מנויים וכרטיסיות</w:t>
             </w:r>
           </w:p>
         </w:tc>
@@ -2341,7 +2454,7 @@
                 <w:szCs w:val="20"/>
                 <w:rtl/>
               </w:rPr>
-              <w:t xml:space="preserve">יופי</w:t>
+              <w:t xml:space="preserve">יופי וספא</w:t>
             </w:r>
           </w:p>
         </w:tc>
@@ -2376,6 +2489,41 @@
                 <w:szCs w:val="20"/>
                 <w:rtl/>
               </w:rPr>
+              <w:t xml:space="preserve">מספרה, ברברשופ, קוסמטיקה וטיפולי פנים, ציפורניים, הסרת שיער בלייזר, ספא ועיסויים</w:t>
+            </w:r>
+          </w:p>
+        </w:tc>
+        <w:tc>
+          <w:tcPr>
+            <w:tcW w:type="dxa" w:w="1927"/>
+            <w:tcBorders>
+              <w:top w:val="single" w:color="D4D4DC" w:sz="4"/>
+              <w:left w:val="single" w:color="D4D4DC" w:sz="4"/>
+              <w:bottom w:val="single" w:color="D4D4DC" w:sz="4"/>
+              <w:right w:val="single" w:color="D4D4DC" w:sz="4"/>
+            </w:tcBorders>
+            <w:tcMar>
+              <w:top w:type="dxa" w:w="60"/>
+              <w:left w:type="dxa" w:w="100"/>
+              <w:bottom w:type="dxa" w:w="60"/>
+              <w:right w:type="dxa" w:w="100"/>
+            </w:tcMar>
+          </w:tcPr>
+          <w:p>
+            <w:pPr>
+              <w:bidi/>
+              <w:spacing w:after="0"/>
+              <w:jc w:val="right"/>
+            </w:pPr>
+            <w:r>
+              <w:rPr>
+                <w:rFonts w:ascii="Arial" w:cs="Arial" w:eastAsia="Arial" w:hAnsi="Arial"/>
+                <w:b w:val="false"/>
+                <w:bCs w:val="false"/>
+                <w:sz w:val="20"/>
+                <w:szCs w:val="20"/>
+                <w:rtl/>
+              </w:rPr>
               <w:t xml:space="preserve">לקוחות</w:t>
             </w:r>
           </w:p>
@@ -2417,41 +2565,6 @@
         </w:tc>
         <w:tc>
           <w:tcPr>
-            <w:tcW w:type="dxa" w:w="1927"/>
-            <w:tcBorders>
-              <w:top w:val="single" w:color="D4D4DC" w:sz="4"/>
-              <w:left w:val="single" w:color="D4D4DC" w:sz="4"/>
-              <w:bottom w:val="single" w:color="D4D4DC" w:sz="4"/>
-              <w:right w:val="single" w:color="D4D4DC" w:sz="4"/>
-            </w:tcBorders>
-            <w:tcMar>
-              <w:top w:type="dxa" w:w="60"/>
-              <w:left w:type="dxa" w:w="100"/>
-              <w:bottom w:type="dxa" w:w="60"/>
-              <w:right w:type="dxa" w:w="100"/>
-            </w:tcMar>
-          </w:tcPr>
-          <w:p>
-            <w:pPr>
-              <w:bidi/>
-              <w:spacing w:after="0"/>
-              <w:jc w:val="right"/>
-            </w:pPr>
-            <w:r>
-              <w:rPr>
-                <w:rFonts w:ascii="Arial" w:cs="Arial" w:eastAsia="Arial" w:hAnsi="Arial"/>
-                <w:b w:val="false"/>
-                <w:bCs w:val="false"/>
-                <w:sz w:val="20"/>
-                <w:szCs w:val="20"/>
-                <w:rtl/>
-              </w:rPr>
-              <w:t xml:space="preserve">תספורות, צבע, זקן</w:t>
-            </w:r>
-          </w:p>
-        </w:tc>
-        <w:tc>
-          <w:tcPr>
             <w:tcW w:type="dxa" w:w="1930"/>
             <w:tcBorders>
               <w:top w:val="single" w:color="D4D4DC" w:sz="4"/>
@@ -2481,7 +2594,7 @@
                 <w:szCs w:val="20"/>
                 <w:rtl/>
               </w:rPr>
-              <w:t xml:space="preserve">סוג שיער, נוסחת צבע, אלרגיות</w:t>
+              <w:t xml:space="preserve">סוג שיער, נוסחת צבע, סוג עור, רגישויות</w:t>
             </w:r>
           </w:p>
         </w:tc>
@@ -2521,7 +2634,7 @@
                 <w:szCs w:val="20"/>
                 <w:rtl/>
               </w:rPr>
-              <w:t xml:space="preserve">קליניקה</w:t>
+              <w:t xml:space="preserve">קליניקות ובריאות</w:t>
             </w:r>
           </w:p>
         </w:tc>
@@ -2556,6 +2669,41 @@
                 <w:szCs w:val="20"/>
                 <w:rtl/>
               </w:rPr>
+              <w:t xml:space="preserve">פיזיותרפיה ושיקום, מרפאת שיניים, תזונה, קליניקה אסתטית, טיפול ואימון אישי</w:t>
+            </w:r>
+          </w:p>
+        </w:tc>
+        <w:tc>
+          <w:tcPr>
+            <w:tcW w:type="dxa" w:w="1927"/>
+            <w:tcBorders>
+              <w:top w:val="single" w:color="D4D4DC" w:sz="4"/>
+              <w:left w:val="single" w:color="D4D4DC" w:sz="4"/>
+              <w:bottom w:val="single" w:color="D4D4DC" w:sz="4"/>
+              <w:right w:val="single" w:color="D4D4DC" w:sz="4"/>
+            </w:tcBorders>
+            <w:tcMar>
+              <w:top w:type="dxa" w:w="60"/>
+              <w:left w:type="dxa" w:w="100"/>
+              <w:bottom w:type="dxa" w:w="60"/>
+              <w:right w:type="dxa" w:w="100"/>
+            </w:tcMar>
+          </w:tcPr>
+          <w:p>
+            <w:pPr>
+              <w:bidi/>
+              <w:spacing w:after="0"/>
+              <w:jc w:val="right"/>
+            </w:pPr>
+            <w:r>
+              <w:rPr>
+                <w:rFonts w:ascii="Arial" w:cs="Arial" w:eastAsia="Arial" w:hAnsi="Arial"/>
+                <w:b w:val="false"/>
+                <w:bCs w:val="false"/>
+                <w:sz w:val="20"/>
+                <w:szCs w:val="20"/>
+                <w:rtl/>
+              </w:rPr>
               <w:t xml:space="preserve">מטופלים</w:t>
             </w:r>
           </w:p>
@@ -2591,42 +2739,7 @@
                 <w:szCs w:val="20"/>
                 <w:rtl/>
               </w:rPr>
-              <w:t xml:space="preserve">תורים</w:t>
-            </w:r>
-          </w:p>
-        </w:tc>
-        <w:tc>
-          <w:tcPr>
-            <w:tcW w:type="dxa" w:w="1927"/>
-            <w:tcBorders>
-              <w:top w:val="single" w:color="D4D4DC" w:sz="4"/>
-              <w:left w:val="single" w:color="D4D4DC" w:sz="4"/>
-              <w:bottom w:val="single" w:color="D4D4DC" w:sz="4"/>
-              <w:right w:val="single" w:color="D4D4DC" w:sz="4"/>
-            </w:tcBorders>
-            <w:tcMar>
-              <w:top w:type="dxa" w:w="60"/>
-              <w:left w:type="dxa" w:w="100"/>
-              <w:bottom w:type="dxa" w:w="60"/>
-              <w:right w:type="dxa" w:w="100"/>
-            </w:tcMar>
-          </w:tcPr>
-          <w:p>
-            <w:pPr>
-              <w:bidi/>
-              <w:spacing w:after="0"/>
-              <w:jc w:val="right"/>
-            </w:pPr>
-            <w:r>
-              <w:rPr>
-                <w:rFonts w:ascii="Arial" w:cs="Arial" w:eastAsia="Arial" w:hAnsi="Arial"/>
-                <w:b w:val="false"/>
-                <w:bCs w:val="false"/>
-                <w:sz w:val="20"/>
-                <w:szCs w:val="20"/>
-                <w:rtl/>
-              </w:rPr>
-              <w:t xml:space="preserve">פגישת היכרות, טיפול, מעקב</w:t>
+              <w:t xml:space="preserve">תורים, סדרות טיפולים</w:t>
             </w:r>
           </w:p>
         </w:tc>
@@ -2661,7 +2774,7 @@
                 <w:szCs w:val="20"/>
                 <w:rtl/>
               </w:rPr>
-              <w:t xml:space="preserve">ת״ז, קופת חולים, גורם מפנה, אלרגיות</w:t>
+              <w:t xml:space="preserve">תעודת זהות, קופת חולים, הופנה על ידי, רגישויות</w:t>
             </w:r>
           </w:p>
         </w:tc>
@@ -2701,7 +2814,7 @@
                 <w:szCs w:val="20"/>
                 <w:rtl/>
               </w:rPr>
-              <w:t xml:space="preserve">מוסך</w:t>
+              <w:t xml:space="preserve">חוגים ושיעורים</w:t>
             </w:r>
           </w:p>
         </w:tc>
@@ -2736,6 +2849,221 @@
                 <w:szCs w:val="20"/>
                 <w:rtl/>
               </w:rPr>
+              <w:t xml:space="preserve">ריקוד, אומנויות לחימה, מוזיקה, שיעורים פרטיים, חוגי ילדים</w:t>
+            </w:r>
+          </w:p>
+        </w:tc>
+        <w:tc>
+          <w:tcPr>
+            <w:tcW w:type="dxa" w:w="1927"/>
+            <w:tcBorders>
+              <w:top w:val="single" w:color="D4D4DC" w:sz="4"/>
+              <w:left w:val="single" w:color="D4D4DC" w:sz="4"/>
+              <w:bottom w:val="single" w:color="D4D4DC" w:sz="4"/>
+              <w:right w:val="single" w:color="D4D4DC" w:sz="4"/>
+            </w:tcBorders>
+            <w:tcMar>
+              <w:top w:type="dxa" w:w="60"/>
+              <w:left w:type="dxa" w:w="100"/>
+              <w:bottom w:type="dxa" w:w="60"/>
+              <w:right w:type="dxa" w:w="100"/>
+            </w:tcMar>
+          </w:tcPr>
+          <w:p>
+            <w:pPr>
+              <w:bidi/>
+              <w:spacing w:after="0"/>
+              <w:jc w:val="right"/>
+            </w:pPr>
+            <w:r>
+              <w:rPr>
+                <w:rFonts w:ascii="Arial" w:cs="Arial" w:eastAsia="Arial" w:hAnsi="Arial"/>
+                <w:b w:val="false"/>
+                <w:bCs w:val="false"/>
+                <w:sz w:val="20"/>
+                <w:szCs w:val="20"/>
+                <w:rtl/>
+              </w:rPr>
+              <w:t xml:space="preserve">תלמידים</w:t>
+            </w:r>
+          </w:p>
+        </w:tc>
+        <w:tc>
+          <w:tcPr>
+            <w:tcW w:type="dxa" w:w="1927"/>
+            <w:tcBorders>
+              <w:top w:val="single" w:color="D4D4DC" w:sz="4"/>
+              <w:left w:val="single" w:color="D4D4DC" w:sz="4"/>
+              <w:bottom w:val="single" w:color="D4D4DC" w:sz="4"/>
+              <w:right w:val="single" w:color="D4D4DC" w:sz="4"/>
+            </w:tcBorders>
+            <w:tcMar>
+              <w:top w:type="dxa" w:w="60"/>
+              <w:left w:type="dxa" w:w="100"/>
+              <w:bottom w:type="dxa" w:w="60"/>
+              <w:right w:type="dxa" w:w="100"/>
+            </w:tcMar>
+          </w:tcPr>
+          <w:p>
+            <w:pPr>
+              <w:bidi/>
+              <w:spacing w:after="0"/>
+              <w:jc w:val="right"/>
+            </w:pPr>
+            <w:r>
+              <w:rPr>
+                <w:rFonts w:ascii="Arial" w:cs="Arial" w:eastAsia="Arial" w:hAnsi="Arial"/>
+                <w:b w:val="false"/>
+                <w:bCs w:val="false"/>
+                <w:sz w:val="20"/>
+                <w:szCs w:val="20"/>
+                <w:rtl/>
+              </w:rPr>
+              <w:t xml:space="preserve">חוגים שבועיים ושיעורים פרטיים; מנויים לפי תקופה וחודש</w:t>
+            </w:r>
+          </w:p>
+        </w:tc>
+        <w:tc>
+          <w:tcPr>
+            <w:tcW w:type="dxa" w:w="1930"/>
+            <w:tcBorders>
+              <w:top w:val="single" w:color="D4D4DC" w:sz="4"/>
+              <w:left w:val="single" w:color="D4D4DC" w:sz="4"/>
+              <w:bottom w:val="single" w:color="D4D4DC" w:sz="4"/>
+              <w:right w:val="single" w:color="D4D4DC" w:sz="4"/>
+            </w:tcBorders>
+            <w:tcMar>
+              <w:top w:type="dxa" w:w="60"/>
+              <w:left w:type="dxa" w:w="100"/>
+              <w:bottom w:type="dxa" w:w="60"/>
+              <w:right w:type="dxa" w:w="100"/>
+            </w:tcMar>
+          </w:tcPr>
+          <w:p>
+            <w:pPr>
+              <w:bidi/>
+              <w:spacing w:after="0"/>
+              <w:jc w:val="right"/>
+            </w:pPr>
+            <w:r>
+              <w:rPr>
+                <w:rFonts w:ascii="Arial" w:cs="Arial" w:eastAsia="Arial" w:hAnsi="Arial"/>
+                <w:b w:val="false"/>
+                <w:bCs w:val="false"/>
+                <w:sz w:val="20"/>
+                <w:szCs w:val="20"/>
+                <w:rtl/>
+              </w:rPr>
+              <w:t xml:space="preserve">רמה, פרטי הורה (לילדים)</w:t>
+            </w:r>
+          </w:p>
+        </w:tc>
+      </w:tr>
+      <w:tr>
+        <w:trPr>
+          <w:tblHeader w:val="false"/>
+        </w:trPr>
+        <w:tc>
+          <w:tcPr>
+            <w:tcW w:type="dxa" w:w="1927"/>
+            <w:tcBorders>
+              <w:top w:val="single" w:color="D4D4DC" w:sz="4"/>
+              <w:left w:val="single" w:color="D4D4DC" w:sz="4"/>
+              <w:bottom w:val="single" w:color="D4D4DC" w:sz="4"/>
+              <w:right w:val="single" w:color="D4D4DC" w:sz="4"/>
+            </w:tcBorders>
+            <w:tcMar>
+              <w:top w:type="dxa" w:w="60"/>
+              <w:left w:type="dxa" w:w="100"/>
+              <w:bottom w:type="dxa" w:w="60"/>
+              <w:right w:type="dxa" w:w="100"/>
+            </w:tcMar>
+          </w:tcPr>
+          <w:p>
+            <w:pPr>
+              <w:bidi/>
+              <w:spacing w:after="0"/>
+              <w:jc w:val="right"/>
+            </w:pPr>
+            <w:r>
+              <w:rPr>
+                <w:rFonts w:ascii="Arial" w:cs="Arial" w:eastAsia="Arial" w:hAnsi="Arial"/>
+                <w:b w:val="false"/>
+                <w:bCs w:val="false"/>
+                <w:sz w:val="20"/>
+                <w:szCs w:val="20"/>
+                <w:rtl/>
+              </w:rPr>
+              <w:t xml:space="preserve">רכב</w:t>
+            </w:r>
+          </w:p>
+        </w:tc>
+        <w:tc>
+          <w:tcPr>
+            <w:tcW w:type="dxa" w:w="1927"/>
+            <w:tcBorders>
+              <w:top w:val="single" w:color="D4D4DC" w:sz="4"/>
+              <w:left w:val="single" w:color="D4D4DC" w:sz="4"/>
+              <w:bottom w:val="single" w:color="D4D4DC" w:sz="4"/>
+              <w:right w:val="single" w:color="D4D4DC" w:sz="4"/>
+            </w:tcBorders>
+            <w:tcMar>
+              <w:top w:type="dxa" w:w="60"/>
+              <w:left w:type="dxa" w:w="100"/>
+              <w:bottom w:type="dxa" w:w="60"/>
+              <w:right w:type="dxa" w:w="100"/>
+            </w:tcMar>
+          </w:tcPr>
+          <w:p>
+            <w:pPr>
+              <w:bidi/>
+              <w:spacing w:after="0"/>
+              <w:jc w:val="right"/>
+            </w:pPr>
+            <w:r>
+              <w:rPr>
+                <w:rFonts w:ascii="Arial" w:cs="Arial" w:eastAsia="Arial" w:hAnsi="Arial"/>
+                <w:b w:val="false"/>
+                <w:bCs w:val="false"/>
+                <w:sz w:val="20"/>
+                <w:szCs w:val="20"/>
+                <w:rtl/>
+              </w:rPr>
+              <w:t xml:space="preserve">מוסך, דיטיילינג ושטיפה, צמיגים</w:t>
+            </w:r>
+          </w:p>
+        </w:tc>
+        <w:tc>
+          <w:tcPr>
+            <w:tcW w:type="dxa" w:w="1927"/>
+            <w:tcBorders>
+              <w:top w:val="single" w:color="D4D4DC" w:sz="4"/>
+              <w:left w:val="single" w:color="D4D4DC" w:sz="4"/>
+              <w:bottom w:val="single" w:color="D4D4DC" w:sz="4"/>
+              <w:right w:val="single" w:color="D4D4DC" w:sz="4"/>
+            </w:tcBorders>
+            <w:tcMar>
+              <w:top w:type="dxa" w:w="60"/>
+              <w:left w:type="dxa" w:w="100"/>
+              <w:bottom w:type="dxa" w:w="60"/>
+              <w:right w:type="dxa" w:w="100"/>
+            </w:tcMar>
+          </w:tcPr>
+          <w:p>
+            <w:pPr>
+              <w:bidi/>
+              <w:spacing w:after="0"/>
+              <w:jc w:val="right"/>
+            </w:pPr>
+            <w:r>
+              <w:rPr>
+                <w:rFonts w:ascii="Arial" w:cs="Arial" w:eastAsia="Arial" w:hAnsi="Arial"/>
+                <w:b w:val="false"/>
+                <w:bCs w:val="false"/>
+                <w:sz w:val="20"/>
+                <w:szCs w:val="20"/>
+                <w:rtl/>
+              </w:rPr>
               <w:t xml:space="preserve">לקוחות</w:t>
             </w:r>
           </w:p>
@@ -2777,41 +3105,6 @@
         </w:tc>
         <w:tc>
           <w:tcPr>
-            <w:tcW w:type="dxa" w:w="1927"/>
-            <w:tcBorders>
-              <w:top w:val="single" w:color="D4D4DC" w:sz="4"/>
-              <w:left w:val="single" w:color="D4D4DC" w:sz="4"/>
-              <w:bottom w:val="single" w:color="D4D4DC" w:sz="4"/>
-              <w:right w:val="single" w:color="D4D4DC" w:sz="4"/>
-            </w:tcBorders>
-            <w:tcMar>
-              <w:top w:type="dxa" w:w="60"/>
-              <w:left w:type="dxa" w:w="100"/>
-              <w:bottom w:type="dxa" w:w="60"/>
-              <w:right w:type="dxa" w:w="100"/>
-            </w:tcMar>
-          </w:tcPr>
-          <w:p>
-            <w:pPr>
-              <w:bidi/>
-              <w:spacing w:after="0"/>
-              <w:jc w:val="right"/>
-            </w:pPr>
-            <w:r>
-              <w:rPr>
-                <w:rFonts w:ascii="Arial" w:cs="Arial" w:eastAsia="Arial" w:hAnsi="Arial"/>
-                <w:b w:val="false"/>
-                <w:bCs w:val="false"/>
-                <w:sz w:val="20"/>
-                <w:szCs w:val="20"/>
-                <w:rtl/>
-              </w:rPr>
-              <w:t xml:space="preserve">טיפול תקופתי, החלפת שמן, אבחון</w:t>
-            </w:r>
-          </w:p>
-        </w:tc>
-        <w:tc>
-          <w:tcPr>
             <w:tcW w:type="dxa" w:w="1930"/>
             <w:tcBorders>
               <w:top w:val="single" w:color="D4D4DC" w:sz="4"/>
@@ -2841,7 +3134,7 @@
                 <w:szCs w:val="20"/>
                 <w:rtl/>
               </w:rPr>
-              <w:t xml:space="preserve">מספר רישוי, יצרן, דגם, שנה, קילומטראז׳, טסט הבא</w:t>
+              <w:t xml:space="preserve">מספר רכב, יצרן, דגם, שנה, קילומטראז', טסט הבא</w:t>
             </w:r>
           </w:p>
         </w:tc>
@@ -2863,12 +3156,12 @@
           <w:rFonts w:ascii="Arial" w:cs="Arial" w:eastAsia="Arial" w:hAnsi="Arial"/>
           <w:rtl/>
         </w:rPr>
-        <w:t xml:space="preserve">הוספת תחום = הוספת חבילה: מילים, שירותים ומנויים מוכנים, פרטי לקוח, מדיניות.</w:t>
-      </w:r>
-    </w:p>
-    <w:p>
-      <w:pPr>
-        <w:pStyle w:val="Heading1"/>
+        <w:t xml:space="preserve">כמה תחומים מהרשימה המקורית נמצאים בתוך אלה כתתי־קטגוריות: וולנס וספא (יופי וספא); שיקום, תזונה, טיפול ואימון אישי (קליניקות ובריאות); חינוך, ריקוד, מוזיקה וחוגי ילדים (חוגים ושיעורים).</w:t>
+      </w:r>
+    </w:p>
+    <w:p>
+      <w:pPr>
+        <w:pStyle w:val="Heading2"/>
         <w:bidi/>
         <w:spacing w:after="140" w:before="280"/>
         <w:jc w:val="right"/>
@@ -2878,7 +3171,7 @@
           <w:rFonts w:ascii="Arial" w:cs="Arial" w:eastAsia="Arial" w:hAnsi="Arial"/>
           <w:rtl/>
         </w:rPr>
-        <w:t xml:space="preserve">5. מודולים ומחירים</w:t>
+        <w:t xml:space="preserve">4.2 תבנית הקטגוריה</w:t>
       </w:r>
     </w:p>
     <w:p>
@@ -2892,7 +3185,675 @@
           <w:rFonts w:ascii="Arial" w:cs="Arial" w:eastAsia="Arial" w:hAnsi="Arial"/>
           <w:rtl/>
         </w:rPr>
-        <w:t xml:space="preserve">מנוי = ליבה + מודולים. המחירים זמניים עד לסגירת התמחור.</w:t>
+        <w:t xml:space="preserve">כל קטגוריה ותת־קטגוריה היא רשומה אחת בקטלוג משותף שהשרת, האתר והאפליקציות קוראים ממנו, כך שהוספה אף פעם לא דורשת שינוי קוד ברחבי המערכת. רשומה כוללת:</w:t>
+      </w:r>
+    </w:p>
+    <w:tbl>
+      <w:tblPr>
+        <w:bidiVisual/>
+        <w:tblW w:type="dxa" w:w="9638"/>
+        <w:tblBorders>
+          <w:top w:val="single" w:color="auto" w:sz="4"/>
+          <w:left w:val="single" w:color="auto" w:sz="4"/>
+          <w:bottom w:val="single" w:color="auto" w:sz="4"/>
+          <w:right w:val="single" w:color="auto" w:sz="4"/>
+          <w:insideH w:val="single" w:color="auto" w:sz="4"/>
+          <w:insideV w:val="single" w:color="auto" w:sz="4"/>
+        </w:tblBorders>
+      </w:tblPr>
+      <w:tblGrid>
+        <w:gridCol w:w="4819"/>
+        <w:gridCol w:w="4819"/>
+      </w:tblGrid>
+      <w:tr>
+        <w:trPr>
+          <w:tblHeader/>
+        </w:trPr>
+        <w:tc>
+          <w:tcPr>
+            <w:tcW w:type="dxa" w:w="4819"/>
+            <w:tcBorders>
+              <w:top w:val="single" w:color="D4D4DC" w:sz="4"/>
+              <w:left w:val="single" w:color="D4D4DC" w:sz="4"/>
+              <w:bottom w:val="single" w:color="D4D4DC" w:sz="4"/>
+              <w:right w:val="single" w:color="D4D4DC" w:sz="4"/>
+            </w:tcBorders>
+            <w:shd w:fill="EEF0FF" w:color="auto" w:val="clear"/>
+            <w:tcMar>
+              <w:top w:type="dxa" w:w="60"/>
+              <w:left w:type="dxa" w:w="100"/>
+              <w:bottom w:type="dxa" w:w="60"/>
+              <w:right w:type="dxa" w:w="100"/>
+            </w:tcMar>
+          </w:tcPr>
+          <w:p>
+            <w:pPr>
+              <w:bidi/>
+              <w:spacing w:after="0"/>
+              <w:jc w:val="right"/>
+            </w:pPr>
+            <w:r>
+              <w:rPr>
+                <w:rFonts w:ascii="Arial" w:cs="Arial" w:eastAsia="Arial" w:hAnsi="Arial"/>
+                <w:b/>
+                <w:bCs/>
+                <w:sz w:val="20"/>
+                <w:szCs w:val="20"/>
+                <w:rtl/>
+              </w:rPr>
+              <w:t xml:space="preserve">חלק</w:t>
+            </w:r>
+          </w:p>
+        </w:tc>
+        <w:tc>
+          <w:tcPr>
+            <w:tcW w:type="dxa" w:w="4819"/>
+            <w:tcBorders>
+              <w:top w:val="single" w:color="D4D4DC" w:sz="4"/>
+              <w:left w:val="single" w:color="D4D4DC" w:sz="4"/>
+              <w:bottom w:val="single" w:color="D4D4DC" w:sz="4"/>
+              <w:right w:val="single" w:color="D4D4DC" w:sz="4"/>
+            </w:tcBorders>
+            <w:shd w:fill="EEF0FF" w:color="auto" w:val="clear"/>
+            <w:tcMar>
+              <w:top w:type="dxa" w:w="60"/>
+              <w:left w:type="dxa" w:w="100"/>
+              <w:bottom w:type="dxa" w:w="60"/>
+              <w:right w:type="dxa" w:w="100"/>
+            </w:tcMar>
+          </w:tcPr>
+          <w:p>
+            <w:pPr>
+              <w:bidi/>
+              <w:spacing w:after="0"/>
+              <w:jc w:val="right"/>
+            </w:pPr>
+            <w:r>
+              <w:rPr>
+                <w:rFonts w:ascii="Arial" w:cs="Arial" w:eastAsia="Arial" w:hAnsi="Arial"/>
+                <w:b/>
+                <w:bCs/>
+                <w:sz w:val="20"/>
+                <w:szCs w:val="20"/>
+                <w:rtl/>
+              </w:rPr>
+              <w:t xml:space="preserve">מה הוא קובע</w:t>
+            </w:r>
+          </w:p>
+        </w:tc>
+      </w:tr>
+      <w:tr>
+        <w:trPr>
+          <w:tblHeader w:val="false"/>
+        </w:trPr>
+        <w:tc>
+          <w:tcPr>
+            <w:tcW w:type="dxa" w:w="4819"/>
+            <w:tcBorders>
+              <w:top w:val="single" w:color="D4D4DC" w:sz="4"/>
+              <w:left w:val="single" w:color="D4D4DC" w:sz="4"/>
+              <w:bottom w:val="single" w:color="D4D4DC" w:sz="4"/>
+              <w:right w:val="single" w:color="D4D4DC" w:sz="4"/>
+            </w:tcBorders>
+            <w:tcMar>
+              <w:top w:type="dxa" w:w="60"/>
+              <w:left w:type="dxa" w:w="100"/>
+              <w:bottom w:type="dxa" w:w="60"/>
+              <w:right w:type="dxa" w:w="100"/>
+            </w:tcMar>
+          </w:tcPr>
+          <w:p>
+            <w:pPr>
+              <w:bidi/>
+              <w:spacing w:after="0"/>
+              <w:jc w:val="right"/>
+            </w:pPr>
+            <w:r>
+              <w:rPr>
+                <w:rFonts w:ascii="Arial" w:cs="Arial" w:eastAsia="Arial" w:hAnsi="Arial"/>
+                <w:b w:val="false"/>
+                <w:bCs w:val="false"/>
+                <w:sz w:val="20"/>
+                <w:szCs w:val="20"/>
+                <w:rtl/>
+              </w:rPr>
+              <w:t xml:space="preserve">זהות</w:t>
+            </w:r>
+          </w:p>
+        </w:tc>
+        <w:tc>
+          <w:tcPr>
+            <w:tcW w:type="dxa" w:w="4819"/>
+            <w:tcBorders>
+              <w:top w:val="single" w:color="D4D4DC" w:sz="4"/>
+              <w:left w:val="single" w:color="D4D4DC" w:sz="4"/>
+              <w:bottom w:val="single" w:color="D4D4DC" w:sz="4"/>
+              <w:right w:val="single" w:color="D4D4DC" w:sz="4"/>
+            </w:tcBorders>
+            <w:tcMar>
+              <w:top w:type="dxa" w:w="60"/>
+              <w:left w:type="dxa" w:w="100"/>
+              <w:bottom w:type="dxa" w:w="60"/>
+              <w:right w:type="dxa" w:w="100"/>
+            </w:tcMar>
+          </w:tcPr>
+          <w:p>
+            <w:pPr>
+              <w:bidi/>
+              <w:spacing w:after="0"/>
+              <w:jc w:val="right"/>
+            </w:pPr>
+            <w:r>
+              <w:rPr>
+                <w:rFonts w:ascii="Arial" w:cs="Arial" w:eastAsia="Arial" w:hAnsi="Arial"/>
+                <w:b w:val="false"/>
+                <w:bCs w:val="false"/>
+                <w:sz w:val="20"/>
+                <w:szCs w:val="20"/>
+                <w:rtl/>
+              </w:rPr>
+              <w:t xml:space="preserve">מפתח, הורה (לתת־קטגוריה), אייקון וצבע, מצב (פעיל, בטא, מתוכנן)</w:t>
+            </w:r>
+          </w:p>
+        </w:tc>
+      </w:tr>
+      <w:tr>
+        <w:trPr>
+          <w:tblHeader w:val="false"/>
+        </w:trPr>
+        <w:tc>
+          <w:tcPr>
+            <w:tcW w:type="dxa" w:w="4819"/>
+            <w:tcBorders>
+              <w:top w:val="single" w:color="D4D4DC" w:sz="4"/>
+              <w:left w:val="single" w:color="D4D4DC" w:sz="4"/>
+              <w:bottom w:val="single" w:color="D4D4DC" w:sz="4"/>
+              <w:right w:val="single" w:color="D4D4DC" w:sz="4"/>
+            </w:tcBorders>
+            <w:tcMar>
+              <w:top w:type="dxa" w:w="60"/>
+              <w:left w:type="dxa" w:w="100"/>
+              <w:bottom w:type="dxa" w:w="60"/>
+              <w:right w:type="dxa" w:w="100"/>
+            </w:tcMar>
+          </w:tcPr>
+          <w:p>
+            <w:pPr>
+              <w:bidi/>
+              <w:spacing w:after="0"/>
+              <w:jc w:val="right"/>
+            </w:pPr>
+            <w:r>
+              <w:rPr>
+                <w:rFonts w:ascii="Arial" w:cs="Arial" w:eastAsia="Arial" w:hAnsi="Arial"/>
+                <w:b w:val="false"/>
+                <w:bCs w:val="false"/>
+                <w:sz w:val="20"/>
+                <w:szCs w:val="20"/>
+                <w:rtl/>
+              </w:rPr>
+              <w:t xml:space="preserve">מילים</w:t>
+            </w:r>
+          </w:p>
+        </w:tc>
+        <w:tc>
+          <w:tcPr>
+            <w:tcW w:type="dxa" w:w="4819"/>
+            <w:tcBorders>
+              <w:top w:val="single" w:color="D4D4DC" w:sz="4"/>
+              <w:left w:val="single" w:color="D4D4DC" w:sz="4"/>
+              <w:bottom w:val="single" w:color="D4D4DC" w:sz="4"/>
+              <w:right w:val="single" w:color="D4D4DC" w:sz="4"/>
+            </w:tcBorders>
+            <w:tcMar>
+              <w:top w:type="dxa" w:w="60"/>
+              <w:left w:type="dxa" w:w="100"/>
+              <w:bottom w:type="dxa" w:w="60"/>
+              <w:right w:type="dxa" w:w="100"/>
+            </w:tcMar>
+          </w:tcPr>
+          <w:p>
+            <w:pPr>
+              <w:bidi/>
+              <w:spacing w:after="0"/>
+              <w:jc w:val="right"/>
+            </w:pPr>
+            <w:r>
+              <w:rPr>
+                <w:rFonts w:ascii="Arial" w:cs="Arial" w:eastAsia="Arial" w:hAnsi="Arial"/>
+                <w:b w:val="false"/>
+                <w:bCs w:val="false"/>
+                <w:sz w:val="20"/>
+                <w:szCs w:val="20"/>
+                <w:rtl/>
+              </w:rPr>
+              <w:t xml:space="preserve">איך קוראים ללקוחות וכל מילה תחומית בממשק, בעברית ובאנגלית</w:t>
+            </w:r>
+          </w:p>
+        </w:tc>
+      </w:tr>
+      <w:tr>
+        <w:trPr>
+          <w:tblHeader w:val="false"/>
+        </w:trPr>
+        <w:tc>
+          <w:tcPr>
+            <w:tcW w:type="dxa" w:w="4819"/>
+            <w:tcBorders>
+              <w:top w:val="single" w:color="D4D4DC" w:sz="4"/>
+              <w:left w:val="single" w:color="D4D4DC" w:sz="4"/>
+              <w:bottom w:val="single" w:color="D4D4DC" w:sz="4"/>
+              <w:right w:val="single" w:color="D4D4DC" w:sz="4"/>
+            </w:tcBorders>
+            <w:tcMar>
+              <w:top w:type="dxa" w:w="60"/>
+              <w:left w:type="dxa" w:w="100"/>
+              <w:bottom w:type="dxa" w:w="60"/>
+              <w:right w:type="dxa" w:w="100"/>
+            </w:tcMar>
+          </w:tcPr>
+          <w:p>
+            <w:pPr>
+              <w:bidi/>
+              <w:spacing w:after="0"/>
+              <w:jc w:val="right"/>
+            </w:pPr>
+            <w:r>
+              <w:rPr>
+                <w:rFonts w:ascii="Arial" w:cs="Arial" w:eastAsia="Arial" w:hAnsi="Arial"/>
+                <w:b w:val="false"/>
+                <w:bCs w:val="false"/>
+                <w:sz w:val="20"/>
+                <w:szCs w:val="20"/>
+                <w:rtl/>
+              </w:rPr>
+              <w:t xml:space="preserve">הזמנה</w:t>
+            </w:r>
+          </w:p>
+        </w:tc>
+        <w:tc>
+          <w:tcPr>
+            <w:tcW w:type="dxa" w:w="4819"/>
+            <w:tcBorders>
+              <w:top w:val="single" w:color="D4D4DC" w:sz="4"/>
+              <w:left w:val="single" w:color="D4D4DC" w:sz="4"/>
+              <w:bottom w:val="single" w:color="D4D4DC" w:sz="4"/>
+              <w:right w:val="single" w:color="D4D4DC" w:sz="4"/>
+            </w:tcBorders>
+            <w:tcMar>
+              <w:top w:type="dxa" w:w="60"/>
+              <w:left w:type="dxa" w:w="100"/>
+              <w:bottom w:type="dxa" w:w="60"/>
+              <w:right w:type="dxa" w:w="100"/>
+            </w:tcMar>
+          </w:tcPr>
+          <w:p>
+            <w:pPr>
+              <w:bidi/>
+              <w:spacing w:after="0"/>
+              <w:jc w:val="right"/>
+            </w:pPr>
+            <w:r>
+              <w:rPr>
+                <w:rFonts w:ascii="Arial" w:cs="Arial" w:eastAsia="Arial" w:hAnsi="Arial"/>
+                <w:b w:val="false"/>
+                <w:bCs w:val="false"/>
+                <w:sz w:val="20"/>
+                <w:szCs w:val="20"/>
+                <w:rtl/>
+              </w:rPr>
+              <w:t xml:space="preserve">סוגי הזמנה, חלון ביטול, מנוי נדרש להזמנה, הצהרת בריאות</w:t>
+            </w:r>
+          </w:p>
+        </w:tc>
+      </w:tr>
+      <w:tr>
+        <w:trPr>
+          <w:tblHeader w:val="false"/>
+        </w:trPr>
+        <w:tc>
+          <w:tcPr>
+            <w:tcW w:type="dxa" w:w="4819"/>
+            <w:tcBorders>
+              <w:top w:val="single" w:color="D4D4DC" w:sz="4"/>
+              <w:left w:val="single" w:color="D4D4DC" w:sz="4"/>
+              <w:bottom w:val="single" w:color="D4D4DC" w:sz="4"/>
+              <w:right w:val="single" w:color="D4D4DC" w:sz="4"/>
+            </w:tcBorders>
+            <w:tcMar>
+              <w:top w:type="dxa" w:w="60"/>
+              <w:left w:type="dxa" w:w="100"/>
+              <w:bottom w:type="dxa" w:w="60"/>
+              <w:right w:type="dxa" w:w="100"/>
+            </w:tcMar>
+          </w:tcPr>
+          <w:p>
+            <w:pPr>
+              <w:bidi/>
+              <w:spacing w:after="0"/>
+              <w:jc w:val="right"/>
+            </w:pPr>
+            <w:r>
+              <w:rPr>
+                <w:rFonts w:ascii="Arial" w:cs="Arial" w:eastAsia="Arial" w:hAnsi="Arial"/>
+                <w:b w:val="false"/>
+                <w:bCs w:val="false"/>
+                <w:sz w:val="20"/>
+                <w:szCs w:val="20"/>
+                <w:rtl/>
+              </w:rPr>
+              <w:t xml:space="preserve">תוכן לפתיחה</w:t>
+            </w:r>
+          </w:p>
+        </w:tc>
+        <w:tc>
+          <w:tcPr>
+            <w:tcW w:type="dxa" w:w="4819"/>
+            <w:tcBorders>
+              <w:top w:val="single" w:color="D4D4DC" w:sz="4"/>
+              <w:left w:val="single" w:color="D4D4DC" w:sz="4"/>
+              <w:bottom w:val="single" w:color="D4D4DC" w:sz="4"/>
+              <w:right w:val="single" w:color="D4D4DC" w:sz="4"/>
+            </w:tcBorders>
+            <w:tcMar>
+              <w:top w:type="dxa" w:w="60"/>
+              <w:left w:type="dxa" w:w="100"/>
+              <w:bottom w:type="dxa" w:w="60"/>
+              <w:right w:type="dxa" w:w="100"/>
+            </w:tcMar>
+          </w:tcPr>
+          <w:p>
+            <w:pPr>
+              <w:bidi/>
+              <w:spacing w:after="0"/>
+              <w:jc w:val="right"/>
+            </w:pPr>
+            <w:r>
+              <w:rPr>
+                <w:rFonts w:ascii="Arial" w:cs="Arial" w:eastAsia="Arial" w:hAnsi="Arial"/>
+                <w:b w:val="false"/>
+                <w:bCs w:val="false"/>
+                <w:sz w:val="20"/>
+                <w:szCs w:val="20"/>
+                <w:rtl/>
+              </w:rPr>
+              <w:t xml:space="preserve">שירותים (שם, משך, מחיר לכל מטבע, צבע) ומנויים (מנוי או כרטיסייה)</w:t>
+            </w:r>
+          </w:p>
+        </w:tc>
+      </w:tr>
+      <w:tr>
+        <w:trPr>
+          <w:tblHeader w:val="false"/>
+        </w:trPr>
+        <w:tc>
+          <w:tcPr>
+            <w:tcW w:type="dxa" w:w="4819"/>
+            <w:tcBorders>
+              <w:top w:val="single" w:color="D4D4DC" w:sz="4"/>
+              <w:left w:val="single" w:color="D4D4DC" w:sz="4"/>
+              <w:bottom w:val="single" w:color="D4D4DC" w:sz="4"/>
+              <w:right w:val="single" w:color="D4D4DC" w:sz="4"/>
+            </w:tcBorders>
+            <w:tcMar>
+              <w:top w:type="dxa" w:w="60"/>
+              <w:left w:type="dxa" w:w="100"/>
+              <w:bottom w:type="dxa" w:w="60"/>
+              <w:right w:type="dxa" w:w="100"/>
+            </w:tcMar>
+          </w:tcPr>
+          <w:p>
+            <w:pPr>
+              <w:bidi/>
+              <w:spacing w:after="0"/>
+              <w:jc w:val="right"/>
+            </w:pPr>
+            <w:r>
+              <w:rPr>
+                <w:rFonts w:ascii="Arial" w:cs="Arial" w:eastAsia="Arial" w:hAnsi="Arial"/>
+                <w:b w:val="false"/>
+                <w:bCs w:val="false"/>
+                <w:sz w:val="20"/>
+                <w:szCs w:val="20"/>
+                <w:rtl/>
+              </w:rPr>
+              <w:t xml:space="preserve">פרטי לקוח</w:t>
+            </w:r>
+          </w:p>
+        </w:tc>
+        <w:tc>
+          <w:tcPr>
+            <w:tcW w:type="dxa" w:w="4819"/>
+            <w:tcBorders>
+              <w:top w:val="single" w:color="D4D4DC" w:sz="4"/>
+              <w:left w:val="single" w:color="D4D4DC" w:sz="4"/>
+              <w:bottom w:val="single" w:color="D4D4DC" w:sz="4"/>
+              <w:right w:val="single" w:color="D4D4DC" w:sz="4"/>
+            </w:tcBorders>
+            <w:tcMar>
+              <w:top w:type="dxa" w:w="60"/>
+              <w:left w:type="dxa" w:w="100"/>
+              <w:bottom w:type="dxa" w:w="60"/>
+              <w:right w:type="dxa" w:w="100"/>
+            </w:tcMar>
+          </w:tcPr>
+          <w:p>
+            <w:pPr>
+              <w:bidi/>
+              <w:spacing w:after="0"/>
+              <w:jc w:val="right"/>
+            </w:pPr>
+            <w:r>
+              <w:rPr>
+                <w:rFonts w:ascii="Arial" w:cs="Arial" w:eastAsia="Arial" w:hAnsi="Arial"/>
+                <w:b w:val="false"/>
+                <w:bCs w:val="false"/>
+                <w:sz w:val="20"/>
+                <w:szCs w:val="20"/>
+                <w:rtl/>
+              </w:rPr>
+              <w:t xml:space="preserve">שדות נוספים שהעסק שומר (טקסט, מספר, תאריך, בחירה)</w:t>
+            </w:r>
+          </w:p>
+        </w:tc>
+      </w:tr>
+      <w:tr>
+        <w:trPr>
+          <w:tblHeader w:val="false"/>
+        </w:trPr>
+        <w:tc>
+          <w:tcPr>
+            <w:tcW w:type="dxa" w:w="4819"/>
+            <w:tcBorders>
+              <w:top w:val="single" w:color="D4D4DC" w:sz="4"/>
+              <w:left w:val="single" w:color="D4D4DC" w:sz="4"/>
+              <w:bottom w:val="single" w:color="D4D4DC" w:sz="4"/>
+              <w:right w:val="single" w:color="D4D4DC" w:sz="4"/>
+            </w:tcBorders>
+            <w:tcMar>
+              <w:top w:type="dxa" w:w="60"/>
+              <w:left w:type="dxa" w:w="100"/>
+              <w:bottom w:type="dxa" w:w="60"/>
+              <w:right w:type="dxa" w:w="100"/>
+            </w:tcMar>
+          </w:tcPr>
+          <w:p>
+            <w:pPr>
+              <w:bidi/>
+              <w:spacing w:after="0"/>
+              <w:jc w:val="right"/>
+            </w:pPr>
+            <w:r>
+              <w:rPr>
+                <w:rFonts w:ascii="Arial" w:cs="Arial" w:eastAsia="Arial" w:hAnsi="Arial"/>
+                <w:b w:val="false"/>
+                <w:bCs w:val="false"/>
+                <w:sz w:val="20"/>
+                <w:szCs w:val="20"/>
+                <w:rtl/>
+              </w:rPr>
+              <w:t xml:space="preserve">מודולים</w:t>
+            </w:r>
+          </w:p>
+        </w:tc>
+        <w:tc>
+          <w:tcPr>
+            <w:tcW w:type="dxa" w:w="4819"/>
+            <w:tcBorders>
+              <w:top w:val="single" w:color="D4D4DC" w:sz="4"/>
+              <w:left w:val="single" w:color="D4D4DC" w:sz="4"/>
+              <w:bottom w:val="single" w:color="D4D4DC" w:sz="4"/>
+              <w:right w:val="single" w:color="D4D4DC" w:sz="4"/>
+            </w:tcBorders>
+            <w:tcMar>
+              <w:top w:type="dxa" w:w="60"/>
+              <w:left w:type="dxa" w:w="100"/>
+              <w:bottom w:type="dxa" w:w="60"/>
+              <w:right w:type="dxa" w:w="100"/>
+            </w:tcMar>
+          </w:tcPr>
+          <w:p>
+            <w:pPr>
+              <w:bidi/>
+              <w:spacing w:after="0"/>
+              <w:jc w:val="right"/>
+            </w:pPr>
+            <w:r>
+              <w:rPr>
+                <w:rFonts w:ascii="Arial" w:cs="Arial" w:eastAsia="Arial" w:hAnsi="Arial"/>
+                <w:b w:val="false"/>
+                <w:bCs w:val="false"/>
+                <w:sz w:val="20"/>
+                <w:szCs w:val="20"/>
+                <w:rtl/>
+              </w:rPr>
+              <w:t xml:space="preserve">סט המודולים המומלץ להתחלה</w:t>
+            </w:r>
+          </w:p>
+        </w:tc>
+      </w:tr>
+      <w:tr>
+        <w:trPr>
+          <w:tblHeader w:val="false"/>
+        </w:trPr>
+        <w:tc>
+          <w:tcPr>
+            <w:tcW w:type="dxa" w:w="4819"/>
+            <w:tcBorders>
+              <w:top w:val="single" w:color="D4D4DC" w:sz="4"/>
+              <w:left w:val="single" w:color="D4D4DC" w:sz="4"/>
+              <w:bottom w:val="single" w:color="D4D4DC" w:sz="4"/>
+              <w:right w:val="single" w:color="D4D4DC" w:sz="4"/>
+            </w:tcBorders>
+            <w:tcMar>
+              <w:top w:type="dxa" w:w="60"/>
+              <w:left w:type="dxa" w:w="100"/>
+              <w:bottom w:type="dxa" w:w="60"/>
+              <w:right w:type="dxa" w:w="100"/>
+            </w:tcMar>
+          </w:tcPr>
+          <w:p>
+            <w:pPr>
+              <w:bidi/>
+              <w:spacing w:after="0"/>
+              <w:jc w:val="right"/>
+            </w:pPr>
+            <w:r>
+              <w:rPr>
+                <w:rFonts w:ascii="Arial" w:cs="Arial" w:eastAsia="Arial" w:hAnsi="Arial"/>
+                <w:b w:val="false"/>
+                <w:bCs w:val="false"/>
+                <w:sz w:val="20"/>
+                <w:szCs w:val="20"/>
+                <w:rtl/>
+              </w:rPr>
+              <w:t xml:space="preserve">שיווק</w:t>
+            </w:r>
+          </w:p>
+        </w:tc>
+        <w:tc>
+          <w:tcPr>
+            <w:tcW w:type="dxa" w:w="4819"/>
+            <w:tcBorders>
+              <w:top w:val="single" w:color="D4D4DC" w:sz="4"/>
+              <w:left w:val="single" w:color="D4D4DC" w:sz="4"/>
+              <w:bottom w:val="single" w:color="D4D4DC" w:sz="4"/>
+              <w:right w:val="single" w:color="D4D4DC" w:sz="4"/>
+            </w:tcBorders>
+            <w:tcMar>
+              <w:top w:type="dxa" w:w="60"/>
+              <w:left w:type="dxa" w:w="100"/>
+              <w:bottom w:type="dxa" w:w="60"/>
+              <w:right w:type="dxa" w:w="100"/>
+            </w:tcMar>
+          </w:tcPr>
+          <w:p>
+            <w:pPr>
+              <w:bidi/>
+              <w:spacing w:after="0"/>
+              <w:jc w:val="right"/>
+            </w:pPr>
+            <w:r>
+              <w:rPr>
+                <w:rFonts w:ascii="Arial" w:cs="Arial" w:eastAsia="Arial" w:hAnsi="Arial"/>
+                <w:b w:val="false"/>
+                <w:bCs w:val="false"/>
+                <w:sz w:val="20"/>
+                <w:szCs w:val="20"/>
+                <w:rtl/>
+              </w:rPr>
+              <w:t xml:space="preserve">שם, שורה קצרה, שלושה יתרונות וטקסט עמוד התחום, בשתי השפות</w:t>
+            </w:r>
+          </w:p>
+        </w:tc>
+      </w:tr>
+    </w:tbl>
+    <w:p>
+      <w:pPr>
+        <w:spacing w:after="120"/>
+      </w:pPr>
+    </w:p>
+    <w:p>
+      <w:pPr>
+        <w:bidi/>
+        <w:spacing w:after="120"/>
+        <w:jc w:val="right"/>
+      </w:pPr>
+      <w:r>
+        <w:rPr>
+          <w:rFonts w:ascii="Arial" w:cs="Arial" w:eastAsia="Arial" w:hAnsi="Arial"/>
+          <w:rtl/>
+        </w:rPr>
+        <w:t xml:space="preserve">לפתיחת קטגוריה או תת־קטגוריה חדשה: מריצים את המחולל (`pnpm vertical:new &lt;key&gt; --parent &lt;category&gt;`), ממלאים את הרשומה והטקסטים, והבדיקות מוודאות שהיא שלמה (שתי השפות, מחירים תקינים, הורה וסט מודולים מוכרים). מאותו רגע היא מופיעה מעצמה באתר השיווקי, במסע ההרשמה, בהקמת העסק, בטופס יצירת הקשר ובאפליקציות. קטגוריה במצב "מתוכנן" מוצגת באתר כ"בקרוב" עם אפשרות "עדכנו אותי", לפני שנפתחת להרשמה.</w:t>
+      </w:r>
+    </w:p>
+    <w:p>
+      <w:pPr>
+        <w:pStyle w:val="Heading2"/>
+        <w:bidi/>
+        <w:spacing w:after="140" w:before="280"/>
+        <w:jc w:val="right"/>
+      </w:pPr>
+      <w:r>
+        <w:rPr>
+          <w:rFonts w:ascii="Arial" w:cs="Arial" w:eastAsia="Arial" w:hAnsi="Arial"/>
+          <w:rtl/>
+        </w:rPr>
+        <w:t xml:space="preserve">4.3 קטגוריות עתידיות (קטלוג)</w:t>
+      </w:r>
+    </w:p>
+    <w:p>
+      <w:pPr>
+        <w:bidi/>
+        <w:spacing w:after="120"/>
+        <w:jc w:val="right"/>
+      </w:pPr>
+      <w:r>
+        <w:rPr>
+          <w:rFonts w:ascii="Arial" w:cs="Arial" w:eastAsia="Arial" w:hAnsi="Arial"/>
+          <w:rtl/>
+        </w:rPr>
+        <w:t xml:space="preserve">אלה צריכות קודם יכולת חדשה אחת בליבה. כל יכולת נבנית פעם אחת בליבה ואז משרתת כל קטגוריה שצריכה אותה.</w:t>
       </w:r>
     </w:p>
     <w:tbl>
@@ -2949,7 +3910,7 @@
                 <w:szCs w:val="20"/>
                 <w:rtl/>
               </w:rPr>
-              <w:t xml:space="preserve">פריט</w:t>
+              <w:t xml:space="preserve">קטגוריה</w:t>
             </w:r>
           </w:p>
         </w:tc>
@@ -2985,7 +3946,7 @@
                 <w:szCs w:val="20"/>
                 <w:rtl/>
               </w:rPr>
-              <w:t xml:space="preserve">מה הוא מוסיף</w:t>
+              <w:t xml:space="preserve">דוגמאות</w:t>
             </w:r>
           </w:p>
         </w:tc>
@@ -3021,7 +3982,7 @@
                 <w:szCs w:val="20"/>
                 <w:rtl/>
               </w:rPr>
-              <w:t xml:space="preserve">לחודש (₪, זמני)</w:t>
+              <w:t xml:space="preserve">היכולת החדשה שנדרשת</w:t>
             </w:r>
           </w:p>
         </w:tc>
@@ -3061,7 +4022,7 @@
                 <w:szCs w:val="20"/>
                 <w:rtl/>
               </w:rPr>
-              <w:t xml:space="preserve">ליבה (חובה)</w:t>
+              <w:t xml:space="preserve">ספורט והזמנת מתקנים</w:t>
             </w:r>
           </w:p>
         </w:tc>
@@ -3096,7 +4057,7 @@
                 <w:szCs w:val="20"/>
                 <w:rtl/>
               </w:rPr>
-              <w:t xml:space="preserve">יומן, תורים, לקוחות, מנויים, מכירות, קבלות, דוחות, צוות, ימים סגורים, דירוגים</w:t>
+              <w:t xml:space="preserve">אקדמיות כדורגל, טניס ופאדל; מגרשים, חדרי חזרות וסטודיו, חדרי ישיבות לפי שעה</w:t>
             </w:r>
           </w:p>
         </w:tc>
@@ -3131,7 +4092,7 @@
                 <w:szCs w:val="20"/>
                 <w:rtl/>
               </w:rPr>
-              <w:t xml:space="preserve">99 / 149 / 249 לפי לקוחות פעילים (עד 100 / 300 / 1,000)</w:t>
+              <w:t xml:space="preserve">משאבים: הזמנת מגרש, חדר או חלל לפי שעה, עם או בלי איש צוות</w:t>
             </w:r>
           </w:p>
         </w:tc>
@@ -3171,7 +4132,7 @@
                 <w:szCs w:val="20"/>
                 <w:rtl/>
               </w:rPr>
-              <w:t xml:space="preserve">אפליקציית לקוחות</w:t>
+              <w:t xml:space="preserve">שירותי בית ושטח</w:t>
             </w:r>
           </w:p>
         </w:tc>
@@ -3206,7 +4167,7 @@
                 <w:szCs w:val="20"/>
                 <w:rtl/>
               </w:rPr>
-              <w:t xml:space="preserve">אפליקציה ממותגת: הזמנות, רכישה, עדכונים</w:t>
+              <w:t xml:space="preserve">ניקיון, מיזוג, חשמלאים, אינסטלטורים, הדברה</w:t>
             </w:r>
           </w:p>
         </w:tc>
@@ -3241,7 +4202,7 @@
                 <w:szCs w:val="20"/>
                 <w:rtl/>
               </w:rPr>
-              <w:t xml:space="preserve">49</w:t>
+              <w:t xml:space="preserve">עבודות בשטח: כתובת הלקוח, זמן נסיעה, שיבוץ טכנאי, הצעות מחיר</w:t>
             </w:r>
           </w:p>
         </w:tc>
@@ -3281,7 +4242,7 @@
                 <w:szCs w:val="20"/>
                 <w:rtl/>
               </w:rPr>
-              <w:t xml:space="preserve">AI בסיסי / מתקדם</w:t>
+              <w:t xml:space="preserve">שירותים לחיות מחמד</w:t>
             </w:r>
           </w:p>
         </w:tc>
@@ -3316,7 +4277,7 @@
                 <w:szCs w:val="20"/>
                 <w:rtl/>
               </w:rPr>
-              <w:t xml:space="preserve">העוזר עונה על שאלות; המתקדם גם מכין פעולות לאישור</w:t>
+              <w:t xml:space="preserve">מספרות כלבים, אילוף, פנסיון, דוג דיי־קר</w:t>
             </w:r>
           </w:p>
         </w:tc>
@@ -3351,7 +4312,7 @@
                 <w:szCs w:val="20"/>
                 <w:rtl/>
               </w:rPr>
-              <w:t xml:space="preserve">49 / 119</w:t>
+              <w:t xml:space="preserve">תלויים: כמה פרופילים תחת לקוח אחד (חיות מחמד; גם ילדים לילדים ונוער)</w:t>
             </w:r>
           </w:p>
         </w:tc>
@@ -3391,7 +4352,7 @@
                 <w:szCs w:val="20"/>
                 <w:rtl/>
               </w:rPr>
-              <w:t xml:space="preserve">CRM ולידים</w:t>
+              <w:t xml:space="preserve">ילדים ונוער (מלא)</w:t>
             </w:r>
           </w:p>
         </w:tc>
@@ -3426,7 +4387,7 @@
                 <w:szCs w:val="20"/>
                 <w:rtl/>
               </w:rPr>
-              <w:t xml:space="preserve">צינור לידים, טופס פנייה, מעקב, המרה ללקוח</w:t>
+              <w:t xml:space="preserve">מרכזי העשרה, קייטנות, ג'ימבורי</w:t>
             </w:r>
           </w:p>
         </w:tc>
@@ -3461,7 +4422,7 @@
                 <w:szCs w:val="20"/>
                 <w:rtl/>
               </w:rPr>
-              <w:t xml:space="preserve">39</w:t>
+              <w:t xml:space="preserve">תלויים וחשבונות הורים</w:t>
             </w:r>
           </w:p>
         </w:tc>
@@ -3501,7 +4462,7 @@
                 <w:szCs w:val="20"/>
                 <w:rtl/>
               </w:rPr>
-              <w:t xml:space="preserve">וואטסאפ ו־SMS</w:t>
+              <w:t xml:space="preserve">יצירה ואירועים</w:t>
             </w:r>
           </w:p>
         </w:tc>
@@ -3536,7 +4497,7 @@
                 <w:szCs w:val="20"/>
                 <w:rtl/>
               </w:rPr>
-              <w:t xml:space="preserve">תפוצות, תבניות, תזכורות אוטומטיות</w:t>
+              <w:t xml:space="preserve">צלמים ואולפנים, DJs, ספקי אירועים, אולמות קטנים</w:t>
             </w:r>
           </w:p>
         </w:tc>
@@ -3571,7 +4532,7 @@
                 <w:szCs w:val="20"/>
                 <w:rtl/>
               </w:rPr>
-              <w:t xml:space="preserve">29 (+ שימוש)</w:t>
+              <w:t xml:space="preserve">הצעות מחיר, מקדמות ופרויקטי אירוע</w:t>
             </w:r>
           </w:p>
         </w:tc>
@@ -3611,7 +4572,7 @@
                 <w:szCs w:val="20"/>
                 <w:rtl/>
               </w:rPr>
-              <w:t xml:space="preserve">סניף נוסף</w:t>
+              <w:t xml:space="preserve">שירותים מקצועיים</w:t>
             </w:r>
           </w:p>
         </w:tc>
@@ -3646,7 +4607,7 @@
                 <w:szCs w:val="20"/>
                 <w:rtl/>
               </w:rPr>
-              <w:t xml:space="preserve">כל סניף אחרי הראשון</w:t>
+              <w:t xml:space="preserve">יועצים, רואי חשבון, עורכי דין, סוכנויות</w:t>
             </w:r>
           </w:p>
         </w:tc>
@@ -3681,117 +4642,7 @@
                 <w:szCs w:val="20"/>
                 <w:rtl/>
               </w:rPr>
-              <w:t xml:space="preserve">29 לכל אחד</w:t>
-            </w:r>
-          </w:p>
-        </w:tc>
-      </w:tr>
-      <w:tr>
-        <w:trPr>
-          <w:tblHeader w:val="false"/>
-        </w:trPr>
-        <w:tc>
-          <w:tcPr>
-            <w:tcW w:type="dxa" w:w="3212"/>
-            <w:tcBorders>
-              <w:top w:val="single" w:color="D4D4DC" w:sz="4"/>
-              <w:left w:val="single" w:color="D4D4DC" w:sz="4"/>
-              <w:bottom w:val="single" w:color="D4D4DC" w:sz="4"/>
-              <w:right w:val="single" w:color="D4D4DC" w:sz="4"/>
-            </w:tcBorders>
-            <w:tcMar>
-              <w:top w:type="dxa" w:w="60"/>
-              <w:left w:type="dxa" w:w="100"/>
-              <w:bottom w:type="dxa" w:w="60"/>
-              <w:right w:type="dxa" w:w="100"/>
-            </w:tcMar>
-          </w:tcPr>
-          <w:p>
-            <w:pPr>
-              <w:bidi/>
-              <w:spacing w:after="0"/>
-              <w:jc w:val="right"/>
-            </w:pPr>
-            <w:r>
-              <w:rPr>
-                <w:rFonts w:ascii="Arial" w:cs="Arial" w:eastAsia="Arial" w:hAnsi="Arial"/>
-                <w:b w:val="false"/>
-                <w:bCs w:val="false"/>
-                <w:sz w:val="20"/>
-                <w:szCs w:val="20"/>
-                <w:rtl/>
-              </w:rPr>
-              <w:t xml:space="preserve">בקרוב</w:t>
-            </w:r>
-          </w:p>
-        </w:tc>
-        <w:tc>
-          <w:tcPr>
-            <w:tcW w:type="dxa" w:w="3212"/>
-            <w:tcBorders>
-              <w:top w:val="single" w:color="D4D4DC" w:sz="4"/>
-              <w:left w:val="single" w:color="D4D4DC" w:sz="4"/>
-              <w:bottom w:val="single" w:color="D4D4DC" w:sz="4"/>
-              <w:right w:val="single" w:color="D4D4DC" w:sz="4"/>
-            </w:tcBorders>
-            <w:tcMar>
-              <w:top w:type="dxa" w:w="60"/>
-              <w:left w:type="dxa" w:w="100"/>
-              <w:bottom w:type="dxa" w:w="60"/>
-              <w:right w:type="dxa" w:w="100"/>
-            </w:tcMar>
-          </w:tcPr>
-          <w:p>
-            <w:pPr>
-              <w:bidi/>
-              <w:spacing w:after="0"/>
-              <w:jc w:val="right"/>
-            </w:pPr>
-            <w:r>
-              <w:rPr>
-                <w:rFonts w:ascii="Arial" w:cs="Arial" w:eastAsia="Arial" w:hAnsi="Arial"/>
-                <w:b w:val="false"/>
-                <w:bCs w:val="false"/>
-                <w:sz w:val="20"/>
-                <w:szCs w:val="20"/>
-                <w:rtl/>
-              </w:rPr>
-              <w:t xml:space="preserve">אנליטיקה מתקדמת, סוכן כספים, סוכן שיווק</w:t>
-            </w:r>
-          </w:p>
-        </w:tc>
-        <w:tc>
-          <w:tcPr>
-            <w:tcW w:type="dxa" w:w="3214"/>
-            <w:tcBorders>
-              <w:top w:val="single" w:color="D4D4DC" w:sz="4"/>
-              <w:left w:val="single" w:color="D4D4DC" w:sz="4"/>
-              <w:bottom w:val="single" w:color="D4D4DC" w:sz="4"/>
-              <w:right w:val="single" w:color="D4D4DC" w:sz="4"/>
-            </w:tcBorders>
-            <w:tcMar>
-              <w:top w:type="dxa" w:w="60"/>
-              <w:left w:type="dxa" w:w="100"/>
-              <w:bottom w:type="dxa" w:w="60"/>
-              <w:right w:type="dxa" w:w="100"/>
-            </w:tcMar>
-          </w:tcPr>
-          <w:p>
-            <w:pPr>
-              <w:bidi/>
-              <w:spacing w:after="0"/>
-              <w:jc w:val="right"/>
-            </w:pPr>
-            <w:r>
-              <w:rPr>
-                <w:rFonts w:ascii="Arial" w:cs="Arial" w:eastAsia="Arial" w:hAnsi="Arial"/>
-                <w:b w:val="false"/>
-                <w:bCs w:val="false"/>
-                <w:sz w:val="20"/>
-                <w:szCs w:val="20"/>
-                <w:rtl/>
-              </w:rPr>
-              <w:t xml:space="preserve">—</w:t>
+              <w:t xml:space="preserve">מסמכים וריטיינרים, חיוב לפי זמן</w:t>
             </w:r>
           </w:p>
         </w:tc>
@@ -3813,64 +4664,7 @@
           <w:rFonts w:ascii="Arial" w:cs="Arial" w:eastAsia="Arial" w:hAnsi="Arial"/>
           <w:rtl/>
         </w:rPr>
-        <w:t xml:space="preserve">כללים:</w:t>
-      </w:r>
-    </w:p>
-    <w:p>
-      <w:pPr>
-        <w:pStyle w:val="ListParagraph"/>
-        <w:numPr>
-          <w:ilvl w:val="0"/>
-          <w:numId w:val="2"/>
-        </w:numPr>
-        <w:bidi/>
-        <w:spacing w:after="60"/>
-        <w:jc w:val="right"/>
-      </w:pPr>
-      <w:r>
-        <w:rPr>
-          <w:rFonts w:ascii="Arial" w:cs="Arial" w:eastAsia="Arial" w:hAnsi="Arial"/>
-          <w:rtl/>
-        </w:rPr>
-        <w:t xml:space="preserve">14 יום ניסיון בחינם, ואז חשבונית חודשית בסוף כל חודש, בחיוב לכרטיס השמור.</w:t>
-      </w:r>
-    </w:p>
-    <w:p>
-      <w:pPr>
-        <w:pStyle w:val="ListParagraph"/>
-        <w:numPr>
-          <w:ilvl w:val="0"/>
-          <w:numId w:val="2"/>
-        </w:numPr>
-        <w:bidi/>
-        <w:spacing w:after="60"/>
-        <w:jc w:val="right"/>
-      </w:pPr>
-      <w:r>
-        <w:rPr>
-          <w:rFonts w:ascii="Arial" w:cs="Arial" w:eastAsia="Arial" w:hAnsi="Arial"/>
-          <w:rtl/>
-        </w:rPr>
-        <w:t xml:space="preserve">מודולים שאין לעסק עדיין מופיעים בתפריט שלו, נעולים, עם הצצה קצרה למה הם עושים וכפתור להוספה; הוספה מעדכנת את החשבונית הבאה.</w:t>
-      </w:r>
-    </w:p>
-    <w:p>
-      <w:pPr>
-        <w:pStyle w:val="ListParagraph"/>
-        <w:numPr>
-          <w:ilvl w:val="0"/>
-          <w:numId w:val="2"/>
-        </w:numPr>
-        <w:bidi/>
-        <w:spacing w:after="60"/>
-        <w:jc w:val="right"/>
-      </w:pPr>
-      <w:r>
-        <w:rPr>
-          <w:rFonts w:ascii="Arial" w:cs="Arial" w:eastAsia="Arial" w:hAnsi="Arial"/>
-          <w:rtl/>
-        </w:rPr>
-        <w:t xml:space="preserve">השימוש (קרדיטים ל־AI, הודעות, אחסון) נמדד לכל עסק.</w:t>
+        <w:t xml:space="preserve">עד שקטגוריה נפתחת, עסקים שמתעניינים יכולים להשאיר פרטים בטופס יצירת הקשר, שמתעד את התחום.</w:t>
       </w:r>
     </w:p>
     <w:p>
@@ -3885,7 +4679,7 @@
           <w:rFonts w:ascii="Arial" w:cs="Arial" w:eastAsia="Arial" w:hAnsi="Arial"/>
           <w:rtl/>
         </w:rPr>
-        <w:t xml:space="preserve">6. מסע ההרשמה (האתר השיווקי)</w:t>
+        <w:t xml:space="preserve">5. מודולים ומחירים</w:t>
       </w:r>
     </w:p>
     <w:p>
@@ -3899,864 +4693,7 @@
           <w:rFonts w:ascii="Arial" w:cs="Arial" w:eastAsia="Arial" w:hAnsi="Arial"/>
           <w:rtl/>
         </w:rPr>
-        <w:t xml:space="preserve">המטרה: בעל עסק שמצא את MyBiz בגוגל (בטלפון, בטאבלט או במחשב) מבין את המוצר, משתכנע, ונרשם בכמה דקות מהנות.</w:t>
-      </w:r>
-    </w:p>
-    <w:p>
-      <w:pPr>
-        <w:pStyle w:val="ListParagraph"/>
-        <w:numPr>
-          <w:ilvl w:val="0"/>
-          <w:numId w:val="3"/>
-        </w:numPr>
-        <w:bidi/>
-        <w:spacing w:after="60"/>
-        <w:jc w:val="right"/>
-      </w:pPr>
-      <w:r>
-        <w:rPr>
-          <w:rFonts w:ascii="Arial" w:cs="Arial" w:eastAsia="Arial" w:hAnsi="Arial"/>
-          <w:rtl/>
-        </w:rPr>
-        <w:t xml:space="preserve">הגעה לאתר: בית, יכולות, תחומים, מחירים, אודות, צור קשר, עמודים משפטיים — עברית ואנגלית, בהיר וכהה, מהיר בטלפון.</w:t>
-      </w:r>
-    </w:p>
-    <w:p>
-      <w:pPr>
-        <w:pStyle w:val="ListParagraph"/>
-        <w:numPr>
-          <w:ilvl w:val="0"/>
-          <w:numId w:val="3"/>
-        </w:numPr>
-        <w:bidi/>
-        <w:spacing w:after="60"/>
-        <w:jc w:val="right"/>
-      </w:pPr>
-      <w:r>
-        <w:rPr>
-          <w:rFonts w:ascii="Arial" w:cs="Arial" w:eastAsia="Arial" w:hAnsi="Arial"/>
-          <w:rtl/>
-        </w:rPr>
-        <w:t xml:space="preserve">״מתחילים בחינם״: בונה שלב אחר שלב בסגנון הזמנת טיסת לואו־קוסט:</w:t>
-      </w:r>
-    </w:p>
-    <w:p>
-      <w:pPr>
-        <w:pStyle w:val="ListParagraph"/>
-        <w:numPr>
-          <w:ilvl w:val="1"/>
-          <w:numId w:val="3"/>
-        </w:numPr>
-        <w:bidi/>
-        <w:spacing w:after="60"/>
-        <w:jc w:val="right"/>
-      </w:pPr>
-      <w:r>
-        <w:rPr>
-          <w:rFonts w:ascii="Arial" w:cs="Arial" w:eastAsia="Arial" w:hAnsi="Arial"/>
-          <w:rtl/>
-        </w:rPr>
-        <w:t xml:space="preserve">על העסק: תחום, שם, גודל (לקוחות פעילים, עובדים, סניפים).</w:t>
-      </w:r>
-    </w:p>
-    <w:p>
-      <w:pPr>
-        <w:pStyle w:val="ListParagraph"/>
-        <w:numPr>
-          <w:ilvl w:val="1"/>
-          <w:numId w:val="3"/>
-        </w:numPr>
-        <w:bidi/>
-        <w:spacing w:after="60"/>
-        <w:jc w:val="right"/>
-      </w:pPr>
-      <w:r>
-        <w:rPr>
-          <w:rFonts w:ascii="Arial" w:cs="Arial" w:eastAsia="Arial" w:hAnsi="Arial"/>
-          <w:rtl/>
-        </w:rPr>
-        <w:t xml:space="preserve">הבסיס: מסלול הליבה שמתאים לגודל, עם מה שכלול בו.</w:t>
-      </w:r>
-    </w:p>
-    <w:p>
-      <w:pPr>
-        <w:pStyle w:val="ListParagraph"/>
-        <w:numPr>
-          <w:ilvl w:val="1"/>
-          <w:numId w:val="3"/>
-        </w:numPr>
-        <w:bidi/>
-        <w:spacing w:after="60"/>
-        <w:jc w:val="right"/>
-      </w:pPr>
-      <w:r>
-        <w:rPr>
-          <w:rFonts w:ascii="Arial" w:cs="Arial" w:eastAsia="Arial" w:hAnsi="Arial"/>
-          <w:rtl/>
-        </w:rPr>
-        <w:t xml:space="preserve">תוספות, אחת בכל מסך, כל אחת עם תועלת ברורה, תמונה של היכולת והמחיר (״להוסיף אפליקציה ללקוחות?״, ״עוזר AI שעונה תוך שניות?״, ״להפוך פניות ללקוחות עם CRM?״, ״תזכורות אוטומטיות בוואטסאפ?״).</w:t>
-      </w:r>
-    </w:p>
-    <w:p>
-      <w:pPr>
-        <w:pStyle w:val="ListParagraph"/>
-        <w:numPr>
-          <w:ilvl w:val="1"/>
-          <w:numId w:val="3"/>
-        </w:numPr>
-        <w:bidi/>
-        <w:spacing w:after="60"/>
-        <w:jc w:val="right"/>
-      </w:pPr>
-      <w:r>
-        <w:rPr>
-          <w:rFonts w:ascii="Arial" w:cs="Arial" w:eastAsia="Arial" w:hAnsi="Arial"/>
-          <w:rtl/>
-        </w:rPr>
-        <w:t xml:space="preserve">עגלה חיה שמלווה את המשתמש, עם הסכום החודשי ומה שחסך בתקופת הניסיון.</w:t>
-      </w:r>
-    </w:p>
-    <w:p>
-      <w:pPr>
-        <w:pStyle w:val="ListParagraph"/>
-        <w:numPr>
-          <w:ilvl w:val="1"/>
-          <w:numId w:val="3"/>
-        </w:numPr>
-        <w:bidi/>
-        <w:spacing w:after="60"/>
-        <w:jc w:val="right"/>
-      </w:pPr>
-      <w:r>
-        <w:rPr>
-          <w:rFonts w:ascii="Arial" w:cs="Arial" w:eastAsia="Arial" w:hAnsi="Arial"/>
-          <w:rtl/>
-        </w:rPr>
-        <w:t xml:space="preserve">סיכום: כל שורה, הסכום אחרי הניסיון, תאריך סיום הניסיון, תנאים.</w:t>
-      </w:r>
-    </w:p>
-    <w:p>
-      <w:pPr>
-        <w:pStyle w:val="ListParagraph"/>
-        <w:numPr>
-          <w:ilvl w:val="1"/>
-          <w:numId w:val="3"/>
-        </w:numPr>
-        <w:bidi/>
-        <w:spacing w:after="60"/>
-        <w:jc w:val="right"/>
-      </w:pPr>
-      <w:r>
-        <w:rPr>
-          <w:rFonts w:ascii="Arial" w:cs="Arial" w:eastAsia="Arial" w:hAnsi="Arial"/>
-          <w:rtl/>
-        </w:rPr>
-        <w:t xml:space="preserve">חשבון: אימייל וסיסמה (או המשך אם כבר מחובר).</w:t>
-      </w:r>
-    </w:p>
-    <w:p>
-      <w:pPr>
-        <w:pStyle w:val="ListParagraph"/>
-        <w:numPr>
-          <w:ilvl w:val="1"/>
-          <w:numId w:val="3"/>
-        </w:numPr>
-        <w:bidi/>
-        <w:spacing w:after="60"/>
-        <w:jc w:val="right"/>
-      </w:pPr>
-      <w:r>
-        <w:rPr>
-          <w:rFonts w:ascii="Arial" w:cs="Arial" w:eastAsia="Arial" w:hAnsi="Arial"/>
-          <w:rtl/>
-        </w:rPr>
-        <w:t xml:space="preserve">תשלום: כרטיס שמור לאחרי הניסיון (מדומה עד לבחירת ספק סליקה).</w:t>
-      </w:r>
-    </w:p>
-    <w:p>
-      <w:pPr>
-        <w:pStyle w:val="ListParagraph"/>
-        <w:numPr>
-          <w:ilvl w:val="1"/>
-          <w:numId w:val="3"/>
-        </w:numPr>
-        <w:bidi/>
-        <w:spacing w:after="60"/>
-        <w:jc w:val="right"/>
-      </w:pPr>
-      <w:r>
-        <w:rPr>
-          <w:rFonts w:ascii="Arial" w:cs="Arial" w:eastAsia="Arial" w:hAnsi="Arial"/>
-          <w:rtl/>
-        </w:rPr>
-        <w:t xml:space="preserve">סיום: העסק נוצר עם המודולים שנבחרו, והבעלים נוחת במערכת העסק עם רשימת צעדים ראשונים.</w:t>
-      </w:r>
-    </w:p>
-    <w:p>
-      <w:pPr>
-        <w:pStyle w:val="ListParagraph"/>
-        <w:numPr>
-          <w:ilvl w:val="0"/>
-          <w:numId w:val="3"/>
-        </w:numPr>
-        <w:bidi/>
-        <w:spacing w:after="60"/>
-        <w:jc w:val="right"/>
-      </w:pPr>
-      <w:r>
-        <w:rPr>
-          <w:rFonts w:ascii="Arial" w:cs="Arial" w:eastAsia="Arial" w:hAnsi="Arial"/>
-          <w:rtl/>
-        </w:rPr>
-        <w:t xml:space="preserve">אימייל ברוכים הבאים: נשלח מיד אחרי ההרשמה, עם המסלול, תאריכי הניסיון, קוד ההצטרפות של העסק, קישורים למערכת, לאפליקציית הלקוחות ולמדריך הצעדים הראשונים, ואיך מקבלים עזרה.</w:t>
-      </w:r>
-    </w:p>
-    <w:p>
-      <w:pPr>
-        <w:pStyle w:val="ListParagraph"/>
-        <w:numPr>
-          <w:ilvl w:val="0"/>
-          <w:numId w:val="3"/>
-        </w:numPr>
-        <w:bidi/>
-        <w:spacing w:after="60"/>
-        <w:jc w:val="right"/>
-      </w:pPr>
-      <w:r>
-        <w:rPr>
-          <w:rFonts w:ascii="Arial" w:cs="Arial" w:eastAsia="Arial" w:hAnsi="Arial"/>
-          <w:rtl/>
-        </w:rPr>
-        <w:t xml:space="preserve">מדריך צעדים ראשונים: עמוד ציבורי שמסביר את הצעדים הראשונים (מיתוג, שירותים, שעות, צוות, הזמנת לקוחות) עם קישורים.</w:t>
-      </w:r>
-    </w:p>
-    <w:p>
-      <w:pPr>
-        <w:pStyle w:val="Heading1"/>
-        <w:bidi/>
-        <w:spacing w:after="140" w:before="280"/>
-        <w:jc w:val="right"/>
-      </w:pPr>
-      <w:r>
-        <w:rPr>
-          <w:rFonts w:ascii="Arial" w:cs="Arial" w:eastAsia="Arial" w:hAnsi="Arial"/>
-          <w:rtl/>
-        </w:rPr>
-        <w:t xml:space="preserve">7. מערכת העסק באינטרנט (CRM)</w:t>
-      </w:r>
-    </w:p>
-    <w:p>
-      <w:pPr>
-        <w:bidi/>
-        <w:spacing w:after="120"/>
-        <w:jc w:val="right"/>
-      </w:pPr>
-      <w:r>
-        <w:rPr>
-          <w:rFonts w:ascii="Arial" w:cs="Arial" w:eastAsia="Arial" w:hAnsi="Arial"/>
-          <w:rtl/>
-        </w:rPr>
-        <w:t xml:space="preserve">מה שכבר בנוי (הכול בעברית ובאנגלית, בהיר וכהה, נגיש, מותאם לטלפון):</w:t>
-      </w:r>
-    </w:p>
-    <w:p>
-      <w:pPr>
-        <w:pStyle w:val="ListParagraph"/>
-        <w:numPr>
-          <w:ilvl w:val="0"/>
-          <w:numId w:val="2"/>
-        </w:numPr>
-        <w:bidi/>
-        <w:spacing w:after="60"/>
-        <w:jc w:val="right"/>
-      </w:pPr>
-      <w:r>
-        <w:rPr>
-          <w:rFonts w:ascii="Arial" w:cs="Arial" w:eastAsia="Arial" w:hAnsi="Arial"/>
-          <w:rtl/>
-        </w:rPr>
-        <w:t xml:space="preserve">דשבורד: המפגשים של היום, מדדים עם השוואה, גרפים שבועיים, תזכורות ניסיון וחיוב.</w:t>
-      </w:r>
-    </w:p>
-    <w:p>
-      <w:pPr>
-        <w:pStyle w:val="ListParagraph"/>
-        <w:numPr>
-          <w:ilvl w:val="0"/>
-          <w:numId w:val="2"/>
-        </w:numPr>
-        <w:bidi/>
-        <w:spacing w:after="60"/>
-        <w:jc w:val="right"/>
-      </w:pPr>
-      <w:r>
-        <w:rPr>
-          <w:rFonts w:ascii="Arial" w:cs="Arial" w:eastAsia="Arial" w:hAnsi="Arial"/>
-          <w:rtl/>
-        </w:rPr>
-        <w:t xml:space="preserve">יומן: תצוגת שבוע, מפגשים חד־פעמיים ושבועיים, עריכת סדרות, העתקת שבוע, ימים סגורים, תורים אישיים עם שעות עבודה וחופשות של עובדים, קביעת תור במקום.</w:t>
-      </w:r>
-    </w:p>
-    <w:p>
-      <w:pPr>
-        <w:pStyle w:val="ListParagraph"/>
-        <w:numPr>
-          <w:ilvl w:val="0"/>
-          <w:numId w:val="2"/>
-        </w:numPr>
-        <w:bidi/>
-        <w:spacing w:after="60"/>
-        <w:jc w:val="right"/>
-      </w:pPr>
-      <w:r>
-        <w:rPr>
-          <w:rFonts w:ascii="Arial" w:cs="Arial" w:eastAsia="Arial" w:hAnsi="Arial"/>
-          <w:rtl/>
-        </w:rPr>
-        <w:t xml:space="preserve">דף מפגש: רשימת משתתפים, רשימת המתנה, צ׳ק־אין, רישום לקוחות.</w:t>
-      </w:r>
-    </w:p>
-    <w:p>
-      <w:pPr>
-        <w:pStyle w:val="ListParagraph"/>
-        <w:numPr>
-          <w:ilvl w:val="0"/>
-          <w:numId w:val="2"/>
-        </w:numPr>
-        <w:bidi/>
-        <w:spacing w:after="60"/>
-        <w:jc w:val="right"/>
-      </w:pPr>
-      <w:r>
-        <w:rPr>
-          <w:rFonts w:ascii="Arial" w:cs="Arial" w:eastAsia="Arial" w:hAnsi="Arial"/>
-          <w:rtl/>
-        </w:rPr>
-        <w:t xml:space="preserve">לקוחות: חיפוש וסינון, כרטיס לקוח, פרטים לפי תחום, הערות ביקור, מנויים, הזמנות, הצהרת בריאות, דירוגים, הודעות, פרטיות (ייצוא / מחיקה), ייבוא מ־CSV / Excel.</w:t>
-      </w:r>
-    </w:p>
-    <w:p>
-      <w:pPr>
-        <w:pStyle w:val="ListParagraph"/>
-        <w:numPr>
-          <w:ilvl w:val="0"/>
-          <w:numId w:val="2"/>
-        </w:numPr>
-        <w:bidi/>
-        <w:spacing w:after="60"/>
-        <w:jc w:val="right"/>
-      </w:pPr>
-      <w:r>
-        <w:rPr>
-          <w:rFonts w:ascii="Arial" w:cs="Arial" w:eastAsia="Arial" w:hAnsi="Arial"/>
-          <w:rtl/>
-        </w:rPr>
-        <w:t xml:space="preserve">מנויים: מנויים וכרטיסיות, מכירה, הקפאה, קבלות; קודי הנחה.</w:t>
-      </w:r>
-    </w:p>
-    <w:p>
-      <w:pPr>
-        <w:pStyle w:val="ListParagraph"/>
-        <w:numPr>
-          <w:ilvl w:val="0"/>
-          <w:numId w:val="2"/>
-        </w:numPr>
-        <w:bidi/>
-        <w:spacing w:after="60"/>
-        <w:jc w:val="right"/>
-      </w:pPr>
-      <w:r>
-        <w:rPr>
-          <w:rFonts w:ascii="Arial" w:cs="Arial" w:eastAsia="Arial" w:hAnsi="Arial"/>
-          <w:rtl/>
-        </w:rPr>
-        <w:t xml:space="preserve">לידים (מודול CRM): לוח צינור, יומן פעילות, המרה, טופס פנייה ציבורי.</w:t>
-      </w:r>
-    </w:p>
-    <w:p>
-      <w:pPr>
-        <w:pStyle w:val="ListParagraph"/>
-        <w:numPr>
-          <w:ilvl w:val="0"/>
-          <w:numId w:val="2"/>
-        </w:numPr>
-        <w:bidi/>
-        <w:spacing w:after="60"/>
-        <w:jc w:val="right"/>
-      </w:pPr>
-      <w:r>
-        <w:rPr>
-          <w:rFonts w:ascii="Arial" w:cs="Arial" w:eastAsia="Arial" w:hAnsi="Arial"/>
-          <w:rtl/>
-        </w:rPr>
-        <w:t xml:space="preserve">הודעות (מודול וואטסאפ ו־SMS): תפוצות לקהלים, תבניות, הודעות ישירות, קישורי wa.me, תזכורות אוטומטיות.</w:t>
-      </w:r>
-    </w:p>
-    <w:p>
-      <w:pPr>
-        <w:pStyle w:val="ListParagraph"/>
-        <w:numPr>
-          <w:ilvl w:val="0"/>
-          <w:numId w:val="2"/>
-        </w:numPr>
-        <w:bidi/>
-        <w:spacing w:after="60"/>
-        <w:jc w:val="right"/>
-      </w:pPr>
-      <w:r>
-        <w:rPr>
-          <w:rFonts w:ascii="Arial" w:cs="Arial" w:eastAsia="Arial" w:hAnsi="Arial"/>
-          <w:rtl/>
-        </w:rPr>
-        <w:t xml:space="preserve">דוחות: לפי שירות, איש צוות ושעה; לקוחות שכדאי לפנות אליהם; שביעות רצון.</w:t>
-      </w:r>
-    </w:p>
-    <w:p>
-      <w:pPr>
-        <w:pStyle w:val="ListParagraph"/>
-        <w:numPr>
-          <w:ilvl w:val="0"/>
-          <w:numId w:val="2"/>
-        </w:numPr>
-        <w:bidi/>
-        <w:spacing w:after="60"/>
-        <w:jc w:val="right"/>
-      </w:pPr>
-      <w:r>
-        <w:rPr>
-          <w:rFonts w:ascii="Arial" w:cs="Arial" w:eastAsia="Arial" w:hAnsi="Arial"/>
-          <w:rtl/>
-        </w:rPr>
-        <w:t xml:space="preserve">עוזר (מודול AI): שאלות במילים פשוטות, פעולות לאישור.</w:t>
-      </w:r>
-    </w:p>
-    <w:p>
-      <w:pPr>
-        <w:pStyle w:val="ListParagraph"/>
-        <w:numPr>
-          <w:ilvl w:val="0"/>
-          <w:numId w:val="2"/>
-        </w:numPr>
-        <w:bidi/>
-        <w:spacing w:after="60"/>
-        <w:jc w:val="right"/>
-      </w:pPr>
-      <w:r>
-        <w:rPr>
-          <w:rFonts w:ascii="Arial" w:cs="Arial" w:eastAsia="Arial" w:hAnsi="Arial"/>
-          <w:rtl/>
-        </w:rPr>
-        <w:t xml:space="preserve">צוות: הזמנות, תפקידים, תפקידים מותאמים, שעות עבודה, חופשות.</w:t>
-      </w:r>
-    </w:p>
-    <w:p>
-      <w:pPr>
-        <w:pStyle w:val="ListParagraph"/>
-        <w:numPr>
-          <w:ilvl w:val="0"/>
-          <w:numId w:val="2"/>
-        </w:numPr>
-        <w:bidi/>
-        <w:spacing w:after="60"/>
-        <w:jc w:val="right"/>
-      </w:pPr>
-      <w:r>
-        <w:rPr>
-          <w:rFonts w:ascii="Arial" w:cs="Arial" w:eastAsia="Arial" w:hAnsi="Arial"/>
-          <w:rtl/>
-        </w:rPr>
-        <w:t xml:space="preserve">הגדרות: פרטי העסק, מיתוג, כללי הזמנה, מודולים, חיוב (ניסיון, כרטיס, חשבוניות), גישת תמיכה.</w:t>
-      </w:r>
-    </w:p>
-    <w:p>
-      <w:pPr>
-        <w:pStyle w:val="ListParagraph"/>
-        <w:numPr>
-          <w:ilvl w:val="0"/>
-          <w:numId w:val="2"/>
-        </w:numPr>
-        <w:bidi/>
-        <w:spacing w:after="60"/>
-        <w:jc w:val="right"/>
-      </w:pPr>
-      <w:r>
-        <w:rPr>
-          <w:rFonts w:ascii="Arial" w:cs="Arial" w:eastAsia="Arial" w:hAnsi="Arial"/>
-          <w:rtl/>
-        </w:rPr>
-        <w:t xml:space="preserve">מכירות: קבלות לפי חודש, סיכום לפי אמצעי תשלום, ייצוא CSV לרואה החשבון.</w:t>
-      </w:r>
-    </w:p>
-    <w:p>
-      <w:pPr>
-        <w:pStyle w:val="ListParagraph"/>
-        <w:numPr>
-          <w:ilvl w:val="0"/>
-          <w:numId w:val="2"/>
-        </w:numPr>
-        <w:bidi/>
-        <w:spacing w:after="60"/>
-        <w:jc w:val="right"/>
-      </w:pPr>
-      <w:r>
-        <w:rPr>
-          <w:rFonts w:ascii="Arial" w:cs="Arial" w:eastAsia="Arial" w:hAnsi="Arial"/>
-          <w:rtl/>
-        </w:rPr>
-        <w:t xml:space="preserve">הפרופיל שלי: כל אחד קובע את השם שהצוות, הלקוחות והדוחות רואים.</w:t>
-      </w:r>
-    </w:p>
-    <w:p>
-      <w:pPr>
-        <w:pStyle w:val="ListParagraph"/>
-        <w:numPr>
-          <w:ilvl w:val="0"/>
-          <w:numId w:val="2"/>
-        </w:numPr>
-        <w:bidi/>
-        <w:spacing w:after="60"/>
-        <w:jc w:val="right"/>
-      </w:pPr>
-      <w:r>
-        <w:rPr>
-          <w:rFonts w:ascii="Arial" w:cs="Arial" w:eastAsia="Arial" w:hAnsi="Arial"/>
-          <w:rtl/>
-        </w:rPr>
-        <w:t xml:space="preserve">מודולים נעולים: מודולים שהעסק לא רכש נשארים בתפריט עם מנעול ופותחים הצצה — מה המודול עושה, תמונה, מה משתנה בחשבונית — עם ״הוספה לחבילה״ בלחיצה אחת.</w:t>
-      </w:r>
-    </w:p>
-    <w:p>
-      <w:pPr>
-        <w:pStyle w:val="ListParagraph"/>
-        <w:numPr>
-          <w:ilvl w:val="0"/>
-          <w:numId w:val="2"/>
-        </w:numPr>
-        <w:bidi/>
-        <w:spacing w:after="60"/>
-        <w:jc w:val="right"/>
-      </w:pPr>
-      <w:r>
-        <w:rPr>
-          <w:rFonts w:ascii="Arial" w:cs="Arial" w:eastAsia="Arial" w:hAnsi="Arial"/>
-          <w:rtl/>
-        </w:rPr>
-        <w:t xml:space="preserve">צעדים ראשונים: רשימת משימות בדשבורד לעסק חדש.</w:t>
-      </w:r>
-    </w:p>
-    <w:p>
-      <w:pPr>
-        <w:bidi/>
-        <w:spacing w:after="120"/>
-        <w:jc w:val="right"/>
-      </w:pPr>
-      <w:r>
-        <w:rPr>
-          <w:rFonts w:ascii="Arial" w:cs="Arial" w:eastAsia="Arial" w:hAnsi="Arial"/>
-          <w:rtl/>
-        </w:rPr>
-        <w:t xml:space="preserve">מעבר שלב 2: כל מסך נבדק בטלפון ובמחשב, בעברית/בהיר ובאנגלית/כהה — נגישות, שגיאות ופריסה (סריקה אוטומטית ומעבר ויזואלי).</w:t>
-      </w:r>
-    </w:p>
-    <w:p>
-      <w:pPr>
-        <w:pStyle w:val="Heading1"/>
-        <w:bidi/>
-        <w:spacing w:after="140" w:before="280"/>
-        <w:jc w:val="right"/>
-      </w:pPr>
-      <w:r>
-        <w:rPr>
-          <w:rFonts w:ascii="Arial" w:cs="Arial" w:eastAsia="Arial" w:hAnsi="Arial"/>
-          <w:rtl/>
-        </w:rPr>
-        <w:t xml:space="preserve">8. קונסולת MyBiz</w:t>
-      </w:r>
-    </w:p>
-    <w:p>
-      <w:pPr>
-        <w:bidi/>
-        <w:spacing w:after="120"/>
-        <w:jc w:val="right"/>
-      </w:pPr>
-      <w:r>
-        <w:rPr>
-          <w:rFonts w:ascii="Arial" w:cs="Arial" w:eastAsia="Arial" w:hAnsi="Arial"/>
-          <w:rtl/>
-        </w:rPr>
-        <w:t xml:space="preserve">בנוי: רשימת עסקים, דף עסק, שימוש ב־AI, פניות מהאתר, הכנסות מחיוב, גישת תמיכה מתועדת שהבעלים של העסק מאשרים.</w:t>
-      </w:r>
-    </w:p>
-    <w:p>
-      <w:pPr>
-        <w:bidi/>
-        <w:spacing w:after="120"/>
-        <w:jc w:val="right"/>
-      </w:pPr>
-      <w:r>
-        <w:rPr>
-          <w:rFonts w:ascii="Arial" w:cs="Arial" w:eastAsia="Arial" w:hAnsi="Arial"/>
-          <w:rtl/>
-        </w:rPr>
-        <w:t xml:space="preserve">מה נבנה בשלב 3:</w:t>
-      </w:r>
-    </w:p>
-    <w:p>
-      <w:pPr>
-        <w:pStyle w:val="ListParagraph"/>
-        <w:numPr>
-          <w:ilvl w:val="0"/>
-          <w:numId w:val="2"/>
-        </w:numPr>
-        <w:bidi/>
-        <w:spacing w:after="60"/>
-        <w:jc w:val="right"/>
-      </w:pPr>
-      <w:r>
-        <w:rPr>
-          <w:rFonts w:ascii="Arial" w:cs="Arial" w:eastAsia="Arial" w:hAnsi="Arial"/>
-          <w:rtl/>
-        </w:rPr>
-        <w:t xml:space="preserve">תפריט משלה — סקירה, עסקים, תיבת פניות, חיוב, צוות, יומן פעולות — וכל פריט מופיע רק למי שרשאי לפתוח אותו.</w:t>
-      </w:r>
-    </w:p>
-    <w:p>
-      <w:pPr>
-        <w:pStyle w:val="ListParagraph"/>
-        <w:numPr>
-          <w:ilvl w:val="0"/>
-          <w:numId w:val="2"/>
-        </w:numPr>
-        <w:bidi/>
-        <w:spacing w:after="60"/>
-        <w:jc w:val="right"/>
-      </w:pPr>
-      <w:r>
-        <w:rPr>
-          <w:rFonts w:ascii="Arial" w:cs="Arial" w:eastAsia="Arial" w:hAnsi="Arial"/>
-          <w:rtl/>
-        </w:rPr>
-        <w:t xml:space="preserve">צוות MyBiz: בעלים ראשי שאף אחד לא יכול להסיר, לשנות או להשהות (גם לא דרך גישה ישירה למסד הנתונים), בעלים (שותפים), מנהלים (שמנהלים עובדים עם ההרשאות שיש להם עצמם) ועובדים. מוסיפים אנשים לפי אימייל עוד לפני שהתחברו, ואפשר להשהות גישה במקום להסיר.</w:t>
-      </w:r>
-    </w:p>
-    <w:p>
-      <w:pPr>
-        <w:pStyle w:val="ListParagraph"/>
-        <w:numPr>
-          <w:ilvl w:val="0"/>
-          <w:numId w:val="2"/>
-        </w:numPr>
-        <w:bidi/>
-        <w:spacing w:after="60"/>
-        <w:jc w:val="right"/>
-      </w:pPr>
-      <w:r>
-        <w:rPr>
-          <w:rFonts w:ascii="Arial" w:cs="Arial" w:eastAsia="Arial" w:hAnsi="Arial"/>
-          <w:rtl/>
-        </w:rPr>
-        <w:t xml:space="preserve">הרשאות: צפייה בעסקים, עבודה בתוך עסקים, חיוב, תיבת פניות, שימוש, ניהול עובדים. כל רמה נותנת רק מה שיש לה, ורק בעלים מטפלים בבעלים ובמנהלים.</w:t>
-      </w:r>
-    </w:p>
-    <w:p>
-      <w:pPr>
-        <w:pStyle w:val="ListParagraph"/>
-        <w:numPr>
-          <w:ilvl w:val="0"/>
-          <w:numId w:val="2"/>
-        </w:numPr>
-        <w:bidi/>
-        <w:spacing w:after="60"/>
-        <w:jc w:val="right"/>
-      </w:pPr>
-      <w:r>
-        <w:rPr>
-          <w:rFonts w:ascii="Arial" w:cs="Arial" w:eastAsia="Arial" w:hAnsi="Arial"/>
-          <w:rtl/>
-        </w:rPr>
-        <w:t xml:space="preserve">עבודה בתוך עסק: מי שרשאי נכנס לכל עסק ועובד בו כמו מנהל, כדי לטפל בתלונה או לתקן טעות — אף פעם לא בקשות פרטיות. כל פנייה מופיעה ביומן של העסק, שהבעלים קוראים, ושינויים מסומנים. לאחרים עדיין נדרש אישור תמיכה מהבעלים, לצפייה בלבד.</w:t>
-      </w:r>
-    </w:p>
-    <w:p>
-      <w:pPr>
-        <w:pStyle w:val="ListParagraph"/>
-        <w:numPr>
-          <w:ilvl w:val="0"/>
-          <w:numId w:val="2"/>
-        </w:numPr>
-        <w:bidi/>
-        <w:spacing w:after="60"/>
-        <w:jc w:val="right"/>
-      </w:pPr>
-      <w:r>
-        <w:rPr>
-          <w:rFonts w:ascii="Arial" w:cs="Arial" w:eastAsia="Arial" w:hAnsi="Arial"/>
-          <w:rtl/>
-        </w:rPr>
-        <w:t xml:space="preserve">פעולות עבור הבעלים: הארכת ניסיון, שינוי חבילה, זיכוי חשבונית — כל אחת נרשמת בשני היומנים.</w:t>
-      </w:r>
-    </w:p>
-    <w:p>
-      <w:pPr>
-        <w:pStyle w:val="ListParagraph"/>
-        <w:numPr>
-          <w:ilvl w:val="0"/>
-          <w:numId w:val="2"/>
-        </w:numPr>
-        <w:bidi/>
-        <w:spacing w:after="60"/>
-        <w:jc w:val="right"/>
-      </w:pPr>
-      <w:r>
-        <w:rPr>
-          <w:rFonts w:ascii="Arial" w:cs="Arial" w:eastAsia="Arial" w:hAnsi="Arial"/>
-          <w:rtl/>
-        </w:rPr>
-        <w:t xml:space="preserve">תיבת פניות: פניות מהאתר והודעות שעסקים שולחים מההגדרות, עם סטטוס (חדשה, בטיפול, טופלה), מטפל והערות פנימיות.</w:t>
-      </w:r>
-    </w:p>
-    <w:p>
-      <w:pPr>
-        <w:pStyle w:val="ListParagraph"/>
-        <w:numPr>
-          <w:ilvl w:val="0"/>
-          <w:numId w:val="2"/>
-        </w:numPr>
-        <w:bidi/>
-        <w:spacing w:after="60"/>
-        <w:jc w:val="right"/>
-      </w:pPr>
-      <w:r>
-        <w:rPr>
-          <w:rFonts w:ascii="Arial" w:cs="Arial" w:eastAsia="Arial" w:hAnsi="Arial"/>
-          <w:rtl/>
-        </w:rPr>
-        <w:t xml:space="preserve">יומן פעולות (לבעלים בלבד): כל מה שצוות MyBiz עשה.</w:t>
-      </w:r>
-    </w:p>
-    <w:p>
-      <w:pPr>
-        <w:pStyle w:val="Heading1"/>
-        <w:bidi/>
-        <w:spacing w:after="140" w:before="280"/>
-        <w:jc w:val="right"/>
-      </w:pPr>
-      <w:r>
-        <w:rPr>
-          <w:rFonts w:ascii="Arial" w:cs="Arial" w:eastAsia="Arial" w:hAnsi="Arial"/>
-          <w:rtl/>
-        </w:rPr>
-        <w:t xml:space="preserve">9. אפליקציות</w:t>
-      </w:r>
-    </w:p>
-    <w:p>
-      <w:pPr>
-        <w:pStyle w:val="ListParagraph"/>
-        <w:numPr>
-          <w:ilvl w:val="0"/>
-          <w:numId w:val="2"/>
-        </w:numPr>
-        <w:bidi/>
-        <w:spacing w:after="60"/>
-        <w:jc w:val="right"/>
-      </w:pPr>
-      <w:r>
-        <w:rPr>
-          <w:rFonts w:ascii="Arial" w:cs="Arial" w:eastAsia="Arial" w:hAnsi="Arial"/>
-          <w:rtl/>
-        </w:rPr>
-        <w:t xml:space="preserve">אפליקציית לקוחות (בנויה, Expo; רצה גם בדפדפן): הצטרפות, בית, יומן ותורים, הזמנות ומנויים, רכישה עם קודי הנחה, קבלות, דירוגים, עדכונים, פרופיל, הצהרת בריאות.</w:t>
-      </w:r>
-    </w:p>
-    <w:p>
-      <w:pPr>
-        <w:pStyle w:val="ListParagraph"/>
-        <w:numPr>
-          <w:ilvl w:val="0"/>
-          <w:numId w:val="2"/>
-        </w:numPr>
-        <w:bidi/>
-        <w:spacing w:after="60"/>
-        <w:jc w:val="right"/>
-      </w:pPr>
-      <w:r>
-        <w:rPr>
-          <w:rFonts w:ascii="Arial" w:cs="Arial" w:eastAsia="Arial" w:hAnsi="Arial"/>
-          <w:rtl/>
-        </w:rPr>
-        <w:t xml:space="preserve">אפליקציית העסק (נבנתה בשלב 4): היום של הבעלים והעובדים בדרכים. היום — השיעורים של היום עם צ'ק-אין לכל לקוח רשום; לקוחות — חיפוש וכרטיס לקוח עם מנוי, ביקורים ופרטי קשר; מספרים — הנתונים המרכזיים של 30 הימים האחרונים; אני — פרופיל, שפה, ערכת נושא ומעבר בין עסקים. כל אחד רואה רק מה שההרשאות שלו מאפשרות.</w:t>
-      </w:r>
-    </w:p>
-    <w:p>
-      <w:pPr>
-        <w:pStyle w:val="ListParagraph"/>
-        <w:numPr>
-          <w:ilvl w:val="0"/>
-          <w:numId w:val="2"/>
-        </w:numPr>
-        <w:bidi/>
-        <w:spacing w:after="60"/>
-        <w:jc w:val="right"/>
-      </w:pPr>
-      <w:r>
-        <w:rPr>
-          <w:rFonts w:ascii="Arial" w:cs="Arial" w:eastAsia="Arial" w:hAnsi="Arial"/>
-          <w:rtl/>
-        </w:rPr>
-        <w:t xml:space="preserve">אפליקציית עובדי MyBiz (נבנתה בשלב 4): בית — מה דורש תשומת לב (פניות פתוחות, עסקים חדשים); עסקים — חיפוש וכרטיס עסק; תיבת פניות — טיפול בפניות (לקיחה, סטטוס, הערות); אני. כל עובד רואה רק מה שהדרג וההרשאות שלו מאפשרים.</w:t>
-      </w:r>
-    </w:p>
-    <w:p>
-      <w:pPr>
-        <w:pStyle w:val="ListParagraph"/>
-        <w:numPr>
-          <w:ilvl w:val="0"/>
-          <w:numId w:val="2"/>
-        </w:numPr>
-        <w:bidi/>
-        <w:spacing w:after="60"/>
-        <w:jc w:val="right"/>
-      </w:pPr>
-      <w:r>
-        <w:rPr>
-          <w:rFonts w:ascii="Arial" w:cs="Arial" w:eastAsia="Arial" w:hAnsi="Arial"/>
-          <w:rtl/>
-        </w:rPr>
-        <w:t xml:space="preserve">שלוש האפליקציות חולקות ערכה אחת (כניסה, ערכת נושא, שפה, ימין-לשמאל, רכיבים נגישים), כך שתיקון במקום אחד מגיע לכולן.</w:t>
-      </w:r>
-    </w:p>
-    <w:p>
-      <w:pPr>
-        <w:pStyle w:val="ListParagraph"/>
-        <w:numPr>
-          <w:ilvl w:val="0"/>
-          <w:numId w:val="2"/>
-        </w:numPr>
-        <w:bidi/>
-        <w:spacing w:after="60"/>
-        <w:jc w:val="right"/>
-      </w:pPr>
-      <w:r>
-        <w:rPr>
-          <w:rFonts w:ascii="Arial" w:cs="Arial" w:eastAsia="Arial" w:hAnsi="Arial"/>
-          <w:rtl/>
-        </w:rPr>
-        <w:t xml:space="preserve">נשאר: ליטוש אחרון של אפליקציית הלקוחות ובניות לחנויות האפליקציות (בעלייה לאוויר).</w:t>
-      </w:r>
-    </w:p>
-    <w:p>
-      <w:pPr>
-        <w:pStyle w:val="Heading1"/>
-        <w:bidi/>
-        <w:spacing w:after="140" w:before="280"/>
-        <w:jc w:val="right"/>
-      </w:pPr>
-      <w:r>
-        <w:rPr>
-          <w:rFonts w:ascii="Arial" w:cs="Arial" w:eastAsia="Arial" w:hAnsi="Arial"/>
-          <w:rtl/>
-        </w:rPr>
-        <w:t xml:space="preserve">10. שירותים מדומים (עד העלייה לאוויר)</w:t>
+        <w:t xml:space="preserve">מנוי = ליבה + מודולים. המחירים זמניים עד לסגירת התמחור.</w:t>
       </w:r>
     </w:p>
     <w:tbl>
@@ -4813,7 +4750,7 @@
                 <w:szCs w:val="20"/>
                 <w:rtl/>
               </w:rPr>
-              <w:t xml:space="preserve">שירות</w:t>
+              <w:t xml:space="preserve">פריט</w:t>
             </w:r>
           </w:p>
         </w:tc>
@@ -4849,7 +4786,7 @@
                 <w:szCs w:val="20"/>
                 <w:rtl/>
               </w:rPr>
-              <w:t xml:space="preserve">עכשיו</w:t>
+              <w:t xml:space="preserve">מה הוא מוסיף</w:t>
             </w:r>
           </w:p>
         </w:tc>
@@ -4885,7 +4822,7 @@
                 <w:szCs w:val="20"/>
                 <w:rtl/>
               </w:rPr>
-              <w:t xml:space="preserve">בעלייה לאוויר</w:t>
+              <w:t xml:space="preserve">לחודש (₪, זמני)</w:t>
             </w:r>
           </w:p>
         </w:tc>
@@ -4925,7 +4862,7 @@
                 <w:szCs w:val="20"/>
                 <w:rtl/>
               </w:rPr>
-              <w:t xml:space="preserve">תשלומים בכרטיס (לקוחות ומנויים)</w:t>
+              <w:t xml:space="preserve">ליבה (חובה)</w:t>
             </w:r>
           </w:p>
         </w:tc>
@@ -4960,7 +4897,7 @@
                 <w:szCs w:val="20"/>
                 <w:rtl/>
               </w:rPr>
-              <w:t xml:space="preserve">כרטיס בדיקה מדומה, מסכים ותהליכים אמיתיים</w:t>
+              <w:t xml:space="preserve">יומן, תורים, לקוחות, מנויים, מכירות, קבלות, דוחות, צוות, ימים סגורים, דירוגים</w:t>
             </w:r>
           </w:p>
         </w:tc>
@@ -4995,7 +4932,7 @@
                 <w:szCs w:val="20"/>
                 <w:rtl/>
               </w:rPr>
-              <w:t xml:space="preserve">ספק סליקה ישראלי (Cardcom / Grow / PayPlus / Tranzila)</w:t>
+              <w:t xml:space="preserve">99 / 149 / 249 לפי לקוחות פעילים (עד 100 / 300 / 1,000)</w:t>
             </w:r>
           </w:p>
         </w:tc>
@@ -5035,7 +4972,7 @@
                 <w:szCs w:val="20"/>
                 <w:rtl/>
               </w:rPr>
-              <w:t xml:space="preserve">חשבוניות וקבלות</w:t>
+              <w:t xml:space="preserve">אפליקציית לקוחות</w:t>
             </w:r>
           </w:p>
         </w:tc>
@@ -5070,7 +5007,7 @@
                 <w:szCs w:val="20"/>
                 <w:rtl/>
               </w:rPr>
-              <w:t xml:space="preserve">מסמכים לדוגמה ממוספרים</w:t>
+              <w:t xml:space="preserve">אפליקציה ממותגת: הזמנות, רכישה, עדכונים</w:t>
             </w:r>
           </w:p>
         </w:tc>
@@ -5105,7 +5042,7 @@
                 <w:szCs w:val="20"/>
                 <w:rtl/>
               </w:rPr>
-              <w:t xml:space="preserve">ספק חשבוניות (Morning / iCount / EZcount)</w:t>
+              <w:t xml:space="preserve">49</w:t>
             </w:r>
           </w:p>
         </w:tc>
@@ -5145,7 +5082,7 @@
                 <w:szCs w:val="20"/>
                 <w:rtl/>
               </w:rPr>
-              <w:t xml:space="preserve">עוזר AI</w:t>
+              <w:t xml:space="preserve">AI בסיסי / מתקדם</w:t>
             </w:r>
           </w:p>
         </w:tc>
@@ -5180,7 +5117,7 @@
                 <w:szCs w:val="20"/>
                 <w:rtl/>
               </w:rPr>
-              <w:t xml:space="preserve">מצב הדגמה עם תשובות מהנתונים האמיתיים</w:t>
+              <w:t xml:space="preserve">העוזר עונה על שאלות; המתקדם גם מכין פעולות לאישור</w:t>
             </w:r>
           </w:p>
         </w:tc>
@@ -5215,7 +5152,7 @@
                 <w:szCs w:val="20"/>
                 <w:rtl/>
               </w:rPr>
-              <w:t xml:space="preserve">מפתח Claude API</w:t>
+              <w:t xml:space="preserve">49 / 119</w:t>
             </w:r>
           </w:p>
         </w:tc>
@@ -5255,7 +5192,7 @@
                 <w:szCs w:val="20"/>
                 <w:rtl/>
               </w:rPr>
-              <w:t xml:space="preserve">אימייל</w:t>
+              <w:t xml:space="preserve">CRM ולידים</w:t>
             </w:r>
           </w:p>
         </w:tc>
@@ -5290,7 +5227,7 @@
                 <w:szCs w:val="20"/>
                 <w:rtl/>
               </w:rPr>
-              <w:t xml:space="preserve">Gmail SMTP (אב־טיפוס)</w:t>
+              <w:t xml:space="preserve">צינור לידים, טופס פנייה, מעקב, המרה ללקוח</w:t>
             </w:r>
           </w:p>
         </w:tc>
@@ -5325,7 +5262,7 @@
                 <w:szCs w:val="20"/>
                 <w:rtl/>
               </w:rPr>
-              <w:t xml:space="preserve">ספק אימייל ודומיין</w:t>
+              <w:t xml:space="preserve">39</w:t>
             </w:r>
           </w:p>
         </w:tc>
@@ -5365,7 +5302,7 @@
                 <w:szCs w:val="20"/>
                 <w:rtl/>
               </w:rPr>
-              <w:t xml:space="preserve">וואטסאפ / SMS</w:t>
+              <w:t xml:space="preserve">וואטסאפ ו־SMS</w:t>
             </w:r>
           </w:p>
         </w:tc>
@@ -5400,7 +5337,7 @@
                 <w:szCs w:val="20"/>
                 <w:rtl/>
               </w:rPr>
-              <w:t xml:space="preserve">נרשם ולא נשלח; קישורי wa.me חינמיים</w:t>
+              <w:t xml:space="preserve">תפוצות, תבניות, תזכורות אוטומטיות</w:t>
             </w:r>
           </w:p>
         </w:tc>
@@ -5435,7 +5372,227 @@
                 <w:szCs w:val="20"/>
                 <w:rtl/>
               </w:rPr>
-              <w:t xml:space="preserve">WhatsApp Business API / ספק SMS</w:t>
+              <w:t xml:space="preserve">29 (+ שימוש)</w:t>
+            </w:r>
+          </w:p>
+        </w:tc>
+      </w:tr>
+      <w:tr>
+        <w:trPr>
+          <w:tblHeader w:val="false"/>
+        </w:trPr>
+        <w:tc>
+          <w:tcPr>
+            <w:tcW w:type="dxa" w:w="3212"/>
+            <w:tcBorders>
+              <w:top w:val="single" w:color="D4D4DC" w:sz="4"/>
+              <w:left w:val="single" w:color="D4D4DC" w:sz="4"/>
+              <w:bottom w:val="single" w:color="D4D4DC" w:sz="4"/>
+              <w:right w:val="single" w:color="D4D4DC" w:sz="4"/>
+            </w:tcBorders>
+            <w:tcMar>
+              <w:top w:type="dxa" w:w="60"/>
+              <w:left w:type="dxa" w:w="100"/>
+              <w:bottom w:type="dxa" w:w="60"/>
+              <w:right w:type="dxa" w:w="100"/>
+            </w:tcMar>
+          </w:tcPr>
+          <w:p>
+            <w:pPr>
+              <w:bidi/>
+              <w:spacing w:after="0"/>
+              <w:jc w:val="right"/>
+            </w:pPr>
+            <w:r>
+              <w:rPr>
+                <w:rFonts w:ascii="Arial" w:cs="Arial" w:eastAsia="Arial" w:hAnsi="Arial"/>
+                <w:b w:val="false"/>
+                <w:bCs w:val="false"/>
+                <w:sz w:val="20"/>
+                <w:szCs w:val="20"/>
+                <w:rtl/>
+              </w:rPr>
+              <w:t xml:space="preserve">סניף נוסף</w:t>
+            </w:r>
+          </w:p>
+        </w:tc>
+        <w:tc>
+          <w:tcPr>
+            <w:tcW w:type="dxa" w:w="3212"/>
+            <w:tcBorders>
+              <w:top w:val="single" w:color="D4D4DC" w:sz="4"/>
+              <w:left w:val="single" w:color="D4D4DC" w:sz="4"/>
+              <w:bottom w:val="single" w:color="D4D4DC" w:sz="4"/>
+              <w:right w:val="single" w:color="D4D4DC" w:sz="4"/>
+            </w:tcBorders>
+            <w:tcMar>
+              <w:top w:type="dxa" w:w="60"/>
+              <w:left w:type="dxa" w:w="100"/>
+              <w:bottom w:type="dxa" w:w="60"/>
+              <w:right w:type="dxa" w:w="100"/>
+            </w:tcMar>
+          </w:tcPr>
+          <w:p>
+            <w:pPr>
+              <w:bidi/>
+              <w:spacing w:after="0"/>
+              <w:jc w:val="right"/>
+            </w:pPr>
+            <w:r>
+              <w:rPr>
+                <w:rFonts w:ascii="Arial" w:cs="Arial" w:eastAsia="Arial" w:hAnsi="Arial"/>
+                <w:b w:val="false"/>
+                <w:bCs w:val="false"/>
+                <w:sz w:val="20"/>
+                <w:szCs w:val="20"/>
+                <w:rtl/>
+              </w:rPr>
+              <w:t xml:space="preserve">כל סניף אחרי הראשון</w:t>
+            </w:r>
+          </w:p>
+        </w:tc>
+        <w:tc>
+          <w:tcPr>
+            <w:tcW w:type="dxa" w:w="3214"/>
+            <w:tcBorders>
+              <w:top w:val="single" w:color="D4D4DC" w:sz="4"/>
+              <w:left w:val="single" w:color="D4D4DC" w:sz="4"/>
+              <w:bottom w:val="single" w:color="D4D4DC" w:sz="4"/>
+              <w:right w:val="single" w:color="D4D4DC" w:sz="4"/>
+            </w:tcBorders>
+            <w:tcMar>
+              <w:top w:type="dxa" w:w="60"/>
+              <w:left w:type="dxa" w:w="100"/>
+              <w:bottom w:type="dxa" w:w="60"/>
+              <w:right w:type="dxa" w:w="100"/>
+            </w:tcMar>
+          </w:tcPr>
+          <w:p>
+            <w:pPr>
+              <w:bidi/>
+              <w:spacing w:after="0"/>
+              <w:jc w:val="right"/>
+            </w:pPr>
+            <w:r>
+              <w:rPr>
+                <w:rFonts w:ascii="Arial" w:cs="Arial" w:eastAsia="Arial" w:hAnsi="Arial"/>
+                <w:b w:val="false"/>
+                <w:bCs w:val="false"/>
+                <w:sz w:val="20"/>
+                <w:szCs w:val="20"/>
+                <w:rtl/>
+              </w:rPr>
+              <w:t xml:space="preserve">29 לכל אחד</w:t>
+            </w:r>
+          </w:p>
+        </w:tc>
+      </w:tr>
+      <w:tr>
+        <w:trPr>
+          <w:tblHeader w:val="false"/>
+        </w:trPr>
+        <w:tc>
+          <w:tcPr>
+            <w:tcW w:type="dxa" w:w="3212"/>
+            <w:tcBorders>
+              <w:top w:val="single" w:color="D4D4DC" w:sz="4"/>
+              <w:left w:val="single" w:color="D4D4DC" w:sz="4"/>
+              <w:bottom w:val="single" w:color="D4D4DC" w:sz="4"/>
+              <w:right w:val="single" w:color="D4D4DC" w:sz="4"/>
+            </w:tcBorders>
+            <w:tcMar>
+              <w:top w:type="dxa" w:w="60"/>
+              <w:left w:type="dxa" w:w="100"/>
+              <w:bottom w:type="dxa" w:w="60"/>
+              <w:right w:type="dxa" w:w="100"/>
+            </w:tcMar>
+          </w:tcPr>
+          <w:p>
+            <w:pPr>
+              <w:bidi/>
+              <w:spacing w:after="0"/>
+              <w:jc w:val="right"/>
+            </w:pPr>
+            <w:r>
+              <w:rPr>
+                <w:rFonts w:ascii="Arial" w:cs="Arial" w:eastAsia="Arial" w:hAnsi="Arial"/>
+                <w:b w:val="false"/>
+                <w:bCs w:val="false"/>
+                <w:sz w:val="20"/>
+                <w:szCs w:val="20"/>
+                <w:rtl/>
+              </w:rPr>
+              <w:t xml:space="preserve">בקרוב</w:t>
+            </w:r>
+          </w:p>
+        </w:tc>
+        <w:tc>
+          <w:tcPr>
+            <w:tcW w:type="dxa" w:w="3212"/>
+            <w:tcBorders>
+              <w:top w:val="single" w:color="D4D4DC" w:sz="4"/>
+              <w:left w:val="single" w:color="D4D4DC" w:sz="4"/>
+              <w:bottom w:val="single" w:color="D4D4DC" w:sz="4"/>
+              <w:right w:val="single" w:color="D4D4DC" w:sz="4"/>
+            </w:tcBorders>
+            <w:tcMar>
+              <w:top w:type="dxa" w:w="60"/>
+              <w:left w:type="dxa" w:w="100"/>
+              <w:bottom w:type="dxa" w:w="60"/>
+              <w:right w:type="dxa" w:w="100"/>
+            </w:tcMar>
+          </w:tcPr>
+          <w:p>
+            <w:pPr>
+              <w:bidi/>
+              <w:spacing w:after="0"/>
+              <w:jc w:val="right"/>
+            </w:pPr>
+            <w:r>
+              <w:rPr>
+                <w:rFonts w:ascii="Arial" w:cs="Arial" w:eastAsia="Arial" w:hAnsi="Arial"/>
+                <w:b w:val="false"/>
+                <w:bCs w:val="false"/>
+                <w:sz w:val="20"/>
+                <w:szCs w:val="20"/>
+                <w:rtl/>
+              </w:rPr>
+              <w:t xml:space="preserve">אנליטיקה מתקדמת, סוכן כספים, סוכן שיווק</w:t>
+            </w:r>
+          </w:p>
+        </w:tc>
+        <w:tc>
+          <w:tcPr>
+            <w:tcW w:type="dxa" w:w="3214"/>
+            <w:tcBorders>
+              <w:top w:val="single" w:color="D4D4DC" w:sz="4"/>
+              <w:left w:val="single" w:color="D4D4DC" w:sz="4"/>
+              <w:bottom w:val="single" w:color="D4D4DC" w:sz="4"/>
+              <w:right w:val="single" w:color="D4D4DC" w:sz="4"/>
+            </w:tcBorders>
+            <w:tcMar>
+              <w:top w:type="dxa" w:w="60"/>
+              <w:left w:type="dxa" w:w="100"/>
+              <w:bottom w:type="dxa" w:w="60"/>
+              <w:right w:type="dxa" w:w="100"/>
+            </w:tcMar>
+          </w:tcPr>
+          <w:p>
+            <w:pPr>
+              <w:bidi/>
+              <w:spacing w:after="0"/>
+              <w:jc w:val="right"/>
+            </w:pPr>
+            <w:r>
+              <w:rPr>
+                <w:rFonts w:ascii="Arial" w:cs="Arial" w:eastAsia="Arial" w:hAnsi="Arial"/>
+                <w:b w:val="false"/>
+                <w:bCs w:val="false"/>
+                <w:sz w:val="20"/>
+                <w:szCs w:val="20"/>
+                <w:rtl/>
+              </w:rPr>
+              <w:t xml:space="preserve">—</w:t>
             </w:r>
           </w:p>
         </w:tc>
@@ -5457,22 +5614,7 @@
           <w:rFonts w:ascii="Arial" w:cs="Arial" w:eastAsia="Arial" w:hAnsi="Arial"/>
           <w:rtl/>
         </w:rPr>
-        <w:t xml:space="preserve">החלפת שירות מדומה בשירות אמיתי משנה רק את המתאם שלו; המסכים והנתונים נשארים.</w:t>
-      </w:r>
-    </w:p>
-    <w:p>
-      <w:pPr>
-        <w:pStyle w:val="Heading1"/>
-        <w:bidi/>
-        <w:spacing w:after="140" w:before="280"/>
-        <w:jc w:val="right"/>
-      </w:pPr>
-      <w:r>
-        <w:rPr>
-          <w:rFonts w:ascii="Arial" w:cs="Arial" w:eastAsia="Arial" w:hAnsi="Arial"/>
-          <w:rtl/>
-        </w:rPr>
-        <w:t xml:space="preserve">11. ארכיטקטורה ואיכות</w:t>
+        <w:t xml:space="preserve">כללים:</w:t>
       </w:r>
     </w:p>
     <w:p>
@@ -5491,7 +5633,7 @@
           <w:rFonts w:ascii="Arial" w:cs="Arial" w:eastAsia="Arial" w:hAnsi="Arial"/>
           <w:rtl/>
         </w:rPr>
-        <w:t xml:space="preserve">אינטרנט: Next.js (TypeScript), Tailwind. אפליקציות: Expo (React Native). שרת: FastAPI (Python). מסד נתונים, התחברות ואחסון: Supabase (Postgres).</w:t>
+        <w:t xml:space="preserve">14 יום ניסיון בחינם, ואז חשבונית חודשית בסוף כל חודש, בחיוב לכרטיס השמור.</w:t>
       </w:r>
     </w:p>
     <w:p>
@@ -5510,7 +5652,7 @@
           <w:rFonts w:ascii="Arial" w:cs="Arial" w:eastAsia="Arial" w:hAnsi="Arial"/>
           <w:rtl/>
         </w:rPr>
-        <w:t xml:space="preserve">הפרדה בין עסקים: כל שורה של עסק מסומנת במזהה העסק ומוגנת גם במסד הנתונים (Row Level Security) וגם בשרת.</w:t>
+        <w:t xml:space="preserve">מודולים שאין לעסק עדיין מופיעים בתפריט שלו, נעולים, עם הצצה קצרה למה הם עושים וכפתור להוספה; הוספה מעדכנת את החשבונית הבאה.</w:t>
       </w:r>
     </w:p>
     <w:p>
@@ -5529,7 +5671,293 @@
           <w:rFonts w:ascii="Arial" w:cs="Arial" w:eastAsia="Arial" w:hAnsi="Arial"/>
           <w:rtl/>
         </w:rPr>
-        <w:t xml:space="preserve">השרת הוא הסמכות; ה־AI פועל רק דרך כלים מאושרים, ופעולות רגישות מחכות לאישור של אדם.</w:t>
+        <w:t xml:space="preserve">השימוש (קרדיטים ל־AI, הודעות, אחסון) נמדד לכל עסק.</w:t>
+      </w:r>
+    </w:p>
+    <w:p>
+      <w:pPr>
+        <w:pStyle w:val="Heading1"/>
+        <w:bidi/>
+        <w:spacing w:after="140" w:before="280"/>
+        <w:jc w:val="right"/>
+      </w:pPr>
+      <w:r>
+        <w:rPr>
+          <w:rFonts w:ascii="Arial" w:cs="Arial" w:eastAsia="Arial" w:hAnsi="Arial"/>
+          <w:rtl/>
+        </w:rPr>
+        <w:t xml:space="preserve">6. מסע ההרשמה (האתר השיווקי)</w:t>
+      </w:r>
+    </w:p>
+    <w:p>
+      <w:pPr>
+        <w:bidi/>
+        <w:spacing w:after="120"/>
+        <w:jc w:val="right"/>
+      </w:pPr>
+      <w:r>
+        <w:rPr>
+          <w:rFonts w:ascii="Arial" w:cs="Arial" w:eastAsia="Arial" w:hAnsi="Arial"/>
+          <w:rtl/>
+        </w:rPr>
+        <w:t xml:space="preserve">המטרה: בעל עסק שמצא את MyBiz בגוגל (בטלפון, בטאבלט או במחשב) מבין את המוצר, משתכנע, ונרשם בכמה דקות מהנות.</w:t>
+      </w:r>
+    </w:p>
+    <w:p>
+      <w:pPr>
+        <w:pStyle w:val="ListParagraph"/>
+        <w:numPr>
+          <w:ilvl w:val="0"/>
+          <w:numId w:val="3"/>
+        </w:numPr>
+        <w:bidi/>
+        <w:spacing w:after="60"/>
+        <w:jc w:val="right"/>
+      </w:pPr>
+      <w:r>
+        <w:rPr>
+          <w:rFonts w:ascii="Arial" w:cs="Arial" w:eastAsia="Arial" w:hAnsi="Arial"/>
+          <w:rtl/>
+        </w:rPr>
+        <w:t xml:space="preserve">הגעה לאתר: בית, יכולות, תחומים, מחירים, אודות, צור קשר, עמודים משפטיים — עברית ואנגלית, בהיר וכהה, מהיר בטלפון.</w:t>
+      </w:r>
+    </w:p>
+    <w:p>
+      <w:pPr>
+        <w:pStyle w:val="ListParagraph"/>
+        <w:numPr>
+          <w:ilvl w:val="0"/>
+          <w:numId w:val="3"/>
+        </w:numPr>
+        <w:bidi/>
+        <w:spacing w:after="60"/>
+        <w:jc w:val="right"/>
+      </w:pPr>
+      <w:r>
+        <w:rPr>
+          <w:rFonts w:ascii="Arial" w:cs="Arial" w:eastAsia="Arial" w:hAnsi="Arial"/>
+          <w:rtl/>
+        </w:rPr>
+        <w:t xml:space="preserve">״מתחילים בחינם״: בונה שלב אחר שלב בסגנון הזמנת טיסת לואו־קוסט:</w:t>
+      </w:r>
+    </w:p>
+    <w:p>
+      <w:pPr>
+        <w:pStyle w:val="ListParagraph"/>
+        <w:numPr>
+          <w:ilvl w:val="1"/>
+          <w:numId w:val="3"/>
+        </w:numPr>
+        <w:bidi/>
+        <w:spacing w:after="60"/>
+        <w:jc w:val="right"/>
+      </w:pPr>
+      <w:r>
+        <w:rPr>
+          <w:rFonts w:ascii="Arial" w:cs="Arial" w:eastAsia="Arial" w:hAnsi="Arial"/>
+          <w:rtl/>
+        </w:rPr>
+        <w:t xml:space="preserve">על העסק: תחום, שם, גודל (לקוחות פעילים, עובדים, סניפים).</w:t>
+      </w:r>
+    </w:p>
+    <w:p>
+      <w:pPr>
+        <w:pStyle w:val="ListParagraph"/>
+        <w:numPr>
+          <w:ilvl w:val="1"/>
+          <w:numId w:val="3"/>
+        </w:numPr>
+        <w:bidi/>
+        <w:spacing w:after="60"/>
+        <w:jc w:val="right"/>
+      </w:pPr>
+      <w:r>
+        <w:rPr>
+          <w:rFonts w:ascii="Arial" w:cs="Arial" w:eastAsia="Arial" w:hAnsi="Arial"/>
+          <w:rtl/>
+        </w:rPr>
+        <w:t xml:space="preserve">הבסיס: מסלול הליבה שמתאים לגודל, עם מה שכלול בו.</w:t>
+      </w:r>
+    </w:p>
+    <w:p>
+      <w:pPr>
+        <w:pStyle w:val="ListParagraph"/>
+        <w:numPr>
+          <w:ilvl w:val="1"/>
+          <w:numId w:val="3"/>
+        </w:numPr>
+        <w:bidi/>
+        <w:spacing w:after="60"/>
+        <w:jc w:val="right"/>
+      </w:pPr>
+      <w:r>
+        <w:rPr>
+          <w:rFonts w:ascii="Arial" w:cs="Arial" w:eastAsia="Arial" w:hAnsi="Arial"/>
+          <w:rtl/>
+        </w:rPr>
+        <w:t xml:space="preserve">תוספות, אחת בכל מסך, כל אחת עם תועלת ברורה, תמונה של היכולת והמחיר (״להוסיף אפליקציה ללקוחות?״, ״עוזר AI שעונה תוך שניות?״, ״להפוך פניות ללקוחות עם CRM?״, ״תזכורות אוטומטיות בוואטסאפ?״).</w:t>
+      </w:r>
+    </w:p>
+    <w:p>
+      <w:pPr>
+        <w:pStyle w:val="ListParagraph"/>
+        <w:numPr>
+          <w:ilvl w:val="1"/>
+          <w:numId w:val="3"/>
+        </w:numPr>
+        <w:bidi/>
+        <w:spacing w:after="60"/>
+        <w:jc w:val="right"/>
+      </w:pPr>
+      <w:r>
+        <w:rPr>
+          <w:rFonts w:ascii="Arial" w:cs="Arial" w:eastAsia="Arial" w:hAnsi="Arial"/>
+          <w:rtl/>
+        </w:rPr>
+        <w:t xml:space="preserve">עגלה חיה שמלווה את המשתמש, עם הסכום החודשי ומה שחסך בתקופת הניסיון.</w:t>
+      </w:r>
+    </w:p>
+    <w:p>
+      <w:pPr>
+        <w:pStyle w:val="ListParagraph"/>
+        <w:numPr>
+          <w:ilvl w:val="1"/>
+          <w:numId w:val="3"/>
+        </w:numPr>
+        <w:bidi/>
+        <w:spacing w:after="60"/>
+        <w:jc w:val="right"/>
+      </w:pPr>
+      <w:r>
+        <w:rPr>
+          <w:rFonts w:ascii="Arial" w:cs="Arial" w:eastAsia="Arial" w:hAnsi="Arial"/>
+          <w:rtl/>
+        </w:rPr>
+        <w:t xml:space="preserve">סיכום: כל שורה, הסכום אחרי הניסיון, תאריך סיום הניסיון, תנאים.</w:t>
+      </w:r>
+    </w:p>
+    <w:p>
+      <w:pPr>
+        <w:pStyle w:val="ListParagraph"/>
+        <w:numPr>
+          <w:ilvl w:val="1"/>
+          <w:numId w:val="3"/>
+        </w:numPr>
+        <w:bidi/>
+        <w:spacing w:after="60"/>
+        <w:jc w:val="right"/>
+      </w:pPr>
+      <w:r>
+        <w:rPr>
+          <w:rFonts w:ascii="Arial" w:cs="Arial" w:eastAsia="Arial" w:hAnsi="Arial"/>
+          <w:rtl/>
+        </w:rPr>
+        <w:t xml:space="preserve">חשבון: אימייל וסיסמה (או המשך אם כבר מחובר).</w:t>
+      </w:r>
+    </w:p>
+    <w:p>
+      <w:pPr>
+        <w:pStyle w:val="ListParagraph"/>
+        <w:numPr>
+          <w:ilvl w:val="1"/>
+          <w:numId w:val="3"/>
+        </w:numPr>
+        <w:bidi/>
+        <w:spacing w:after="60"/>
+        <w:jc w:val="right"/>
+      </w:pPr>
+      <w:r>
+        <w:rPr>
+          <w:rFonts w:ascii="Arial" w:cs="Arial" w:eastAsia="Arial" w:hAnsi="Arial"/>
+          <w:rtl/>
+        </w:rPr>
+        <w:t xml:space="preserve">תשלום: כרטיס שמור לאחרי הניסיון (מדומה עד לבחירת ספק סליקה).</w:t>
+      </w:r>
+    </w:p>
+    <w:p>
+      <w:pPr>
+        <w:pStyle w:val="ListParagraph"/>
+        <w:numPr>
+          <w:ilvl w:val="1"/>
+          <w:numId w:val="3"/>
+        </w:numPr>
+        <w:bidi/>
+        <w:spacing w:after="60"/>
+        <w:jc w:val="right"/>
+      </w:pPr>
+      <w:r>
+        <w:rPr>
+          <w:rFonts w:ascii="Arial" w:cs="Arial" w:eastAsia="Arial" w:hAnsi="Arial"/>
+          <w:rtl/>
+        </w:rPr>
+        <w:t xml:space="preserve">סיום: העסק נוצר עם המודולים שנבחרו, והבעלים נוחת במערכת העסק עם רשימת צעדים ראשונים.</w:t>
+      </w:r>
+    </w:p>
+    <w:p>
+      <w:pPr>
+        <w:pStyle w:val="ListParagraph"/>
+        <w:numPr>
+          <w:ilvl w:val="0"/>
+          <w:numId w:val="3"/>
+        </w:numPr>
+        <w:bidi/>
+        <w:spacing w:after="60"/>
+        <w:jc w:val="right"/>
+      </w:pPr>
+      <w:r>
+        <w:rPr>
+          <w:rFonts w:ascii="Arial" w:cs="Arial" w:eastAsia="Arial" w:hAnsi="Arial"/>
+          <w:rtl/>
+        </w:rPr>
+        <w:t xml:space="preserve">אימייל ברוכים הבאים: נשלח מיד אחרי ההרשמה, עם המסלול, תאריכי הניסיון, קוד ההצטרפות של העסק, קישורים למערכת, לאפליקציית הלקוחות ולמדריך הצעדים הראשונים, ואיך מקבלים עזרה.</w:t>
+      </w:r>
+    </w:p>
+    <w:p>
+      <w:pPr>
+        <w:pStyle w:val="ListParagraph"/>
+        <w:numPr>
+          <w:ilvl w:val="0"/>
+          <w:numId w:val="3"/>
+        </w:numPr>
+        <w:bidi/>
+        <w:spacing w:after="60"/>
+        <w:jc w:val="right"/>
+      </w:pPr>
+      <w:r>
+        <w:rPr>
+          <w:rFonts w:ascii="Arial" w:cs="Arial" w:eastAsia="Arial" w:hAnsi="Arial"/>
+          <w:rtl/>
+        </w:rPr>
+        <w:t xml:space="preserve">מדריך צעדים ראשונים: עמוד ציבורי שמסביר את הצעדים הראשונים (מיתוג, שירותים, שעות, צוות, הזמנת לקוחות) עם קישורים.</w:t>
+      </w:r>
+    </w:p>
+    <w:p>
+      <w:pPr>
+        <w:pStyle w:val="Heading1"/>
+        <w:bidi/>
+        <w:spacing w:after="140" w:before="280"/>
+        <w:jc w:val="right"/>
+      </w:pPr>
+      <w:r>
+        <w:rPr>
+          <w:rFonts w:ascii="Arial" w:cs="Arial" w:eastAsia="Arial" w:hAnsi="Arial"/>
+          <w:rtl/>
+        </w:rPr>
+        <w:t xml:space="preserve">7. מערכת העסק באינטרנט (CRM)</w:t>
+      </w:r>
+    </w:p>
+    <w:p>
+      <w:pPr>
+        <w:bidi/>
+        <w:spacing w:after="120"/>
+        <w:jc w:val="right"/>
+      </w:pPr>
+      <w:r>
+        <w:rPr>
+          <w:rFonts w:ascii="Arial" w:cs="Arial" w:eastAsia="Arial" w:hAnsi="Arial"/>
+          <w:rtl/>
+        </w:rPr>
+        <w:t xml:space="preserve">מה שכבר בנוי (הכול בעברית ובאנגלית, בהיר וכהה, נגיש, מותאם לטלפון):</w:t>
       </w:r>
     </w:p>
     <w:p>
@@ -5548,7 +5976,7 @@
           <w:rFonts w:ascii="Arial" w:cs="Arial" w:eastAsia="Arial" w:hAnsi="Arial"/>
           <w:rtl/>
         </w:rPr>
-        <w:t xml:space="preserve">כסף ביחידות קטנות עם מטבע; זמנים נשמרים ב־UTC ומוצגים באזור הזמן של העסק.</w:t>
+        <w:t xml:space="preserve">דשבורד: המפגשים של היום, מדדים עם השוואה, גרפים שבועיים, תזכורות ניסיון וחיוב.</w:t>
       </w:r>
     </w:p>
     <w:p>
@@ -5567,7 +5995,7 @@
           <w:rFonts w:ascii="Arial" w:cs="Arial" w:eastAsia="Arial" w:hAnsi="Arial"/>
           <w:rtl/>
         </w:rPr>
-        <w:t xml:space="preserve">עברית ואנגלית עם תצוגה מימין לשמאל; מצב כהה; נגישות (WCAG AA, ת״י 5568) שנבדקת אוטומטית.</w:t>
+        <w:t xml:space="preserve">יומן: תצוגת שבוע, מפגשים חד־פעמיים ושבועיים, עריכת סדרות, העתקת שבוע, ימים סגורים, תורים אישיים עם שעות עבודה וחופשות של עובדים, קביעת תור במקום.</w:t>
       </w:r>
     </w:p>
     <w:p>
@@ -5586,7 +6014,7 @@
           <w:rFonts w:ascii="Arial" w:cs="Arial" w:eastAsia="Arial" w:hAnsi="Arial"/>
           <w:rtl/>
         </w:rPr>
-        <w:t xml:space="preserve">בדיקות: בדיקות שרת לכל יכולת, בדיקות דפדפן מקצה לקצה לכל תהליך, CI על כל שינוי.</w:t>
+        <w:t xml:space="preserve">דף מפגש: רשימת משתתפים, רשימת המתנה, צ׳ק־אין, רישום לקוחות.</w:t>
       </w:r>
     </w:p>
     <w:p>
@@ -5605,7 +6033,230 @@
           <w:rFonts w:ascii="Arial" w:cs="Arial" w:eastAsia="Arial" w:hAnsi="Arial"/>
           <w:rtl/>
         </w:rPr>
-        <w:t xml:space="preserve">פרטיות: חוק הגנת הפרטיות (תיקון 13): ייצוא ומחיקה לפי בקשה, מינימום נתונים, יומן ביקורת.</w:t>
+        <w:t xml:space="preserve">לקוחות: חיפוש וסינון, כרטיס לקוח, פרטים לפי תחום, הערות ביקור, מנויים, הזמנות, הצהרת בריאות, דירוגים, הודעות, פרטיות (ייצוא / מחיקה), ייבוא מ־CSV / Excel.</w:t>
+      </w:r>
+    </w:p>
+    <w:p>
+      <w:pPr>
+        <w:pStyle w:val="ListParagraph"/>
+        <w:numPr>
+          <w:ilvl w:val="0"/>
+          <w:numId w:val="2"/>
+        </w:numPr>
+        <w:bidi/>
+        <w:spacing w:after="60"/>
+        <w:jc w:val="right"/>
+      </w:pPr>
+      <w:r>
+        <w:rPr>
+          <w:rFonts w:ascii="Arial" w:cs="Arial" w:eastAsia="Arial" w:hAnsi="Arial"/>
+          <w:rtl/>
+        </w:rPr>
+        <w:t xml:space="preserve">מנויים: מנויים וכרטיסיות, מכירה, הקפאה, קבלות; קודי הנחה.</w:t>
+      </w:r>
+    </w:p>
+    <w:p>
+      <w:pPr>
+        <w:pStyle w:val="ListParagraph"/>
+        <w:numPr>
+          <w:ilvl w:val="0"/>
+          <w:numId w:val="2"/>
+        </w:numPr>
+        <w:bidi/>
+        <w:spacing w:after="60"/>
+        <w:jc w:val="right"/>
+      </w:pPr>
+      <w:r>
+        <w:rPr>
+          <w:rFonts w:ascii="Arial" w:cs="Arial" w:eastAsia="Arial" w:hAnsi="Arial"/>
+          <w:rtl/>
+        </w:rPr>
+        <w:t xml:space="preserve">לידים (מודול CRM): לוח צינור, יומן פעילות, המרה, טופס פנייה ציבורי.</w:t>
+      </w:r>
+    </w:p>
+    <w:p>
+      <w:pPr>
+        <w:pStyle w:val="ListParagraph"/>
+        <w:numPr>
+          <w:ilvl w:val="0"/>
+          <w:numId w:val="2"/>
+        </w:numPr>
+        <w:bidi/>
+        <w:spacing w:after="60"/>
+        <w:jc w:val="right"/>
+      </w:pPr>
+      <w:r>
+        <w:rPr>
+          <w:rFonts w:ascii="Arial" w:cs="Arial" w:eastAsia="Arial" w:hAnsi="Arial"/>
+          <w:rtl/>
+        </w:rPr>
+        <w:t xml:space="preserve">הודעות (מודול וואטסאפ ו־SMS): תפוצות לקהלים, תבניות, הודעות ישירות, קישורי wa.me, תזכורות אוטומטיות.</w:t>
+      </w:r>
+    </w:p>
+    <w:p>
+      <w:pPr>
+        <w:pStyle w:val="ListParagraph"/>
+        <w:numPr>
+          <w:ilvl w:val="0"/>
+          <w:numId w:val="2"/>
+        </w:numPr>
+        <w:bidi/>
+        <w:spacing w:after="60"/>
+        <w:jc w:val="right"/>
+      </w:pPr>
+      <w:r>
+        <w:rPr>
+          <w:rFonts w:ascii="Arial" w:cs="Arial" w:eastAsia="Arial" w:hAnsi="Arial"/>
+          <w:rtl/>
+        </w:rPr>
+        <w:t xml:space="preserve">דוחות: לפי שירות, איש צוות ושעה; לקוחות שכדאי לפנות אליהם; שביעות רצון.</w:t>
+      </w:r>
+    </w:p>
+    <w:p>
+      <w:pPr>
+        <w:pStyle w:val="ListParagraph"/>
+        <w:numPr>
+          <w:ilvl w:val="0"/>
+          <w:numId w:val="2"/>
+        </w:numPr>
+        <w:bidi/>
+        <w:spacing w:after="60"/>
+        <w:jc w:val="right"/>
+      </w:pPr>
+      <w:r>
+        <w:rPr>
+          <w:rFonts w:ascii="Arial" w:cs="Arial" w:eastAsia="Arial" w:hAnsi="Arial"/>
+          <w:rtl/>
+        </w:rPr>
+        <w:t xml:space="preserve">עוזר (מודול AI): שאלות במילים פשוטות, פעולות לאישור.</w:t>
+      </w:r>
+    </w:p>
+    <w:p>
+      <w:pPr>
+        <w:pStyle w:val="ListParagraph"/>
+        <w:numPr>
+          <w:ilvl w:val="0"/>
+          <w:numId w:val="2"/>
+        </w:numPr>
+        <w:bidi/>
+        <w:spacing w:after="60"/>
+        <w:jc w:val="right"/>
+      </w:pPr>
+      <w:r>
+        <w:rPr>
+          <w:rFonts w:ascii="Arial" w:cs="Arial" w:eastAsia="Arial" w:hAnsi="Arial"/>
+          <w:rtl/>
+        </w:rPr>
+        <w:t xml:space="preserve">צוות: הזמנות, תפקידים, תפקידים מותאמים, שעות עבודה, חופשות.</w:t>
+      </w:r>
+    </w:p>
+    <w:p>
+      <w:pPr>
+        <w:pStyle w:val="ListParagraph"/>
+        <w:numPr>
+          <w:ilvl w:val="0"/>
+          <w:numId w:val="2"/>
+        </w:numPr>
+        <w:bidi/>
+        <w:spacing w:after="60"/>
+        <w:jc w:val="right"/>
+      </w:pPr>
+      <w:r>
+        <w:rPr>
+          <w:rFonts w:ascii="Arial" w:cs="Arial" w:eastAsia="Arial" w:hAnsi="Arial"/>
+          <w:rtl/>
+        </w:rPr>
+        <w:t xml:space="preserve">הגדרות: פרטי העסק, מיתוג, כללי הזמנה, מודולים, חיוב (ניסיון, כרטיס, חשבוניות), גישת תמיכה.</w:t>
+      </w:r>
+    </w:p>
+    <w:p>
+      <w:pPr>
+        <w:pStyle w:val="ListParagraph"/>
+        <w:numPr>
+          <w:ilvl w:val="0"/>
+          <w:numId w:val="2"/>
+        </w:numPr>
+        <w:bidi/>
+        <w:spacing w:after="60"/>
+        <w:jc w:val="right"/>
+      </w:pPr>
+      <w:r>
+        <w:rPr>
+          <w:rFonts w:ascii="Arial" w:cs="Arial" w:eastAsia="Arial" w:hAnsi="Arial"/>
+          <w:rtl/>
+        </w:rPr>
+        <w:t xml:space="preserve">מכירות: קבלות לפי חודש, סיכום לפי אמצעי תשלום, ייצוא CSV לרואה החשבון.</w:t>
+      </w:r>
+    </w:p>
+    <w:p>
+      <w:pPr>
+        <w:pStyle w:val="ListParagraph"/>
+        <w:numPr>
+          <w:ilvl w:val="0"/>
+          <w:numId w:val="2"/>
+        </w:numPr>
+        <w:bidi/>
+        <w:spacing w:after="60"/>
+        <w:jc w:val="right"/>
+      </w:pPr>
+      <w:r>
+        <w:rPr>
+          <w:rFonts w:ascii="Arial" w:cs="Arial" w:eastAsia="Arial" w:hAnsi="Arial"/>
+          <w:rtl/>
+        </w:rPr>
+        <w:t xml:space="preserve">הפרופיל שלי: כל אחד קובע את השם שהצוות, הלקוחות והדוחות רואים.</w:t>
+      </w:r>
+    </w:p>
+    <w:p>
+      <w:pPr>
+        <w:pStyle w:val="ListParagraph"/>
+        <w:numPr>
+          <w:ilvl w:val="0"/>
+          <w:numId w:val="2"/>
+        </w:numPr>
+        <w:bidi/>
+        <w:spacing w:after="60"/>
+        <w:jc w:val="right"/>
+      </w:pPr>
+      <w:r>
+        <w:rPr>
+          <w:rFonts w:ascii="Arial" w:cs="Arial" w:eastAsia="Arial" w:hAnsi="Arial"/>
+          <w:rtl/>
+        </w:rPr>
+        <w:t xml:space="preserve">מודולים נעולים: מודולים שהעסק לא רכש נשארים בתפריט עם מנעול ופותחים הצצה — מה המודול עושה, תמונה, מה משתנה בחשבונית — עם ״הוספה לחבילה״ בלחיצה אחת.</w:t>
+      </w:r>
+    </w:p>
+    <w:p>
+      <w:pPr>
+        <w:pStyle w:val="ListParagraph"/>
+        <w:numPr>
+          <w:ilvl w:val="0"/>
+          <w:numId w:val="2"/>
+        </w:numPr>
+        <w:bidi/>
+        <w:spacing w:after="60"/>
+        <w:jc w:val="right"/>
+      </w:pPr>
+      <w:r>
+        <w:rPr>
+          <w:rFonts w:ascii="Arial" w:cs="Arial" w:eastAsia="Arial" w:hAnsi="Arial"/>
+          <w:rtl/>
+        </w:rPr>
+        <w:t xml:space="preserve">צעדים ראשונים: רשימת משימות בדשבורד לעסק חדש.</w:t>
+      </w:r>
+    </w:p>
+    <w:p>
+      <w:pPr>
+        <w:bidi/>
+        <w:spacing w:after="120"/>
+        <w:jc w:val="right"/>
+      </w:pPr>
+      <w:r>
+        <w:rPr>
+          <w:rFonts w:ascii="Arial" w:cs="Arial" w:eastAsia="Arial" w:hAnsi="Arial"/>
+          <w:rtl/>
+        </w:rPr>
+        <w:t xml:space="preserve">מעבר שלב 2: כל מסך נבדק בטלפון ובמחשב, בעברית/בהיר ובאנגלית/כהה — נגישות, שגיאות ופריסה (סריקה אוטומטית ומעבר ויזואלי).</w:t>
       </w:r>
     </w:p>
     <w:p>
@@ -5620,7 +6271,293 @@
           <w:rFonts w:ascii="Arial" w:cs="Arial" w:eastAsia="Arial" w:hAnsi="Arial"/>
           <w:rtl/>
         </w:rPr>
-        <w:t xml:space="preserve">12. מפת דרכים</w:t>
+        <w:t xml:space="preserve">8. קונסולת MyBiz</w:t>
+      </w:r>
+    </w:p>
+    <w:p>
+      <w:pPr>
+        <w:bidi/>
+        <w:spacing w:after="120"/>
+        <w:jc w:val="right"/>
+      </w:pPr>
+      <w:r>
+        <w:rPr>
+          <w:rFonts w:ascii="Arial" w:cs="Arial" w:eastAsia="Arial" w:hAnsi="Arial"/>
+          <w:rtl/>
+        </w:rPr>
+        <w:t xml:space="preserve">בנוי: רשימת עסקים, דף עסק, שימוש ב־AI, פניות מהאתר, הכנסות מחיוב, גישת תמיכה מתועדת שהבעלים של העסק מאשרים.</w:t>
+      </w:r>
+    </w:p>
+    <w:p>
+      <w:pPr>
+        <w:bidi/>
+        <w:spacing w:after="120"/>
+        <w:jc w:val="right"/>
+      </w:pPr>
+      <w:r>
+        <w:rPr>
+          <w:rFonts w:ascii="Arial" w:cs="Arial" w:eastAsia="Arial" w:hAnsi="Arial"/>
+          <w:rtl/>
+        </w:rPr>
+        <w:t xml:space="preserve">מה נבנה בשלב 3:</w:t>
+      </w:r>
+    </w:p>
+    <w:p>
+      <w:pPr>
+        <w:pStyle w:val="ListParagraph"/>
+        <w:numPr>
+          <w:ilvl w:val="0"/>
+          <w:numId w:val="2"/>
+        </w:numPr>
+        <w:bidi/>
+        <w:spacing w:after="60"/>
+        <w:jc w:val="right"/>
+      </w:pPr>
+      <w:r>
+        <w:rPr>
+          <w:rFonts w:ascii="Arial" w:cs="Arial" w:eastAsia="Arial" w:hAnsi="Arial"/>
+          <w:rtl/>
+        </w:rPr>
+        <w:t xml:space="preserve">תפריט משלה — סקירה, עסקים, תיבת פניות, חיוב, צוות, יומן פעולות — וכל פריט מופיע רק למי שרשאי לפתוח אותו.</w:t>
+      </w:r>
+    </w:p>
+    <w:p>
+      <w:pPr>
+        <w:pStyle w:val="ListParagraph"/>
+        <w:numPr>
+          <w:ilvl w:val="0"/>
+          <w:numId w:val="2"/>
+        </w:numPr>
+        <w:bidi/>
+        <w:spacing w:after="60"/>
+        <w:jc w:val="right"/>
+      </w:pPr>
+      <w:r>
+        <w:rPr>
+          <w:rFonts w:ascii="Arial" w:cs="Arial" w:eastAsia="Arial" w:hAnsi="Arial"/>
+          <w:rtl/>
+        </w:rPr>
+        <w:t xml:space="preserve">צוות MyBiz: בעלים ראשי שאף אחד לא יכול להסיר, לשנות או להשהות (גם לא דרך גישה ישירה למסד הנתונים), בעלים (שותפים), מנהלים (שמנהלים עובדים עם ההרשאות שיש להם עצמם) ועובדים. מוסיפים אנשים לפי אימייל עוד לפני שהתחברו, ואפשר להשהות גישה במקום להסיר.</w:t>
+      </w:r>
+    </w:p>
+    <w:p>
+      <w:pPr>
+        <w:pStyle w:val="ListParagraph"/>
+        <w:numPr>
+          <w:ilvl w:val="0"/>
+          <w:numId w:val="2"/>
+        </w:numPr>
+        <w:bidi/>
+        <w:spacing w:after="60"/>
+        <w:jc w:val="right"/>
+      </w:pPr>
+      <w:r>
+        <w:rPr>
+          <w:rFonts w:ascii="Arial" w:cs="Arial" w:eastAsia="Arial" w:hAnsi="Arial"/>
+          <w:rtl/>
+        </w:rPr>
+        <w:t xml:space="preserve">הרשאות: צפייה בעסקים, עבודה בתוך עסקים, חיוב, תיבת פניות, שימוש, ניהול עובדים. כל רמה נותנת רק מה שיש לה, ורק בעלים מטפלים בבעלים ובמנהלים.</w:t>
+      </w:r>
+    </w:p>
+    <w:p>
+      <w:pPr>
+        <w:pStyle w:val="ListParagraph"/>
+        <w:numPr>
+          <w:ilvl w:val="0"/>
+          <w:numId w:val="2"/>
+        </w:numPr>
+        <w:bidi/>
+        <w:spacing w:after="60"/>
+        <w:jc w:val="right"/>
+      </w:pPr>
+      <w:r>
+        <w:rPr>
+          <w:rFonts w:ascii="Arial" w:cs="Arial" w:eastAsia="Arial" w:hAnsi="Arial"/>
+          <w:rtl/>
+        </w:rPr>
+        <w:t xml:space="preserve">עבודה בתוך עסק: מי שרשאי נכנס לכל עסק ועובד בו כמו מנהל, כדי לטפל בתלונה או לתקן טעות — אף פעם לא בקשות פרטיות. כל פנייה מופיעה ביומן של העסק, שהבעלים קוראים, ושינויים מסומנים. לאחרים עדיין נדרש אישור תמיכה מהבעלים, לצפייה בלבד.</w:t>
+      </w:r>
+    </w:p>
+    <w:p>
+      <w:pPr>
+        <w:pStyle w:val="ListParagraph"/>
+        <w:numPr>
+          <w:ilvl w:val="0"/>
+          <w:numId w:val="2"/>
+        </w:numPr>
+        <w:bidi/>
+        <w:spacing w:after="60"/>
+        <w:jc w:val="right"/>
+      </w:pPr>
+      <w:r>
+        <w:rPr>
+          <w:rFonts w:ascii="Arial" w:cs="Arial" w:eastAsia="Arial" w:hAnsi="Arial"/>
+          <w:rtl/>
+        </w:rPr>
+        <w:t xml:space="preserve">פעולות עבור הבעלים: הארכת ניסיון, שינוי חבילה, זיכוי חשבונית — כל אחת נרשמת בשני היומנים.</w:t>
+      </w:r>
+    </w:p>
+    <w:p>
+      <w:pPr>
+        <w:pStyle w:val="ListParagraph"/>
+        <w:numPr>
+          <w:ilvl w:val="0"/>
+          <w:numId w:val="2"/>
+        </w:numPr>
+        <w:bidi/>
+        <w:spacing w:after="60"/>
+        <w:jc w:val="right"/>
+      </w:pPr>
+      <w:r>
+        <w:rPr>
+          <w:rFonts w:ascii="Arial" w:cs="Arial" w:eastAsia="Arial" w:hAnsi="Arial"/>
+          <w:rtl/>
+        </w:rPr>
+        <w:t xml:space="preserve">תיבת פניות: פניות מהאתר והודעות שעסקים שולחים מההגדרות, עם סטטוס (חדשה, בטיפול, טופלה), מטפל והערות פנימיות.</w:t>
+      </w:r>
+    </w:p>
+    <w:p>
+      <w:pPr>
+        <w:pStyle w:val="ListParagraph"/>
+        <w:numPr>
+          <w:ilvl w:val="0"/>
+          <w:numId w:val="2"/>
+        </w:numPr>
+        <w:bidi/>
+        <w:spacing w:after="60"/>
+        <w:jc w:val="right"/>
+      </w:pPr>
+      <w:r>
+        <w:rPr>
+          <w:rFonts w:ascii="Arial" w:cs="Arial" w:eastAsia="Arial" w:hAnsi="Arial"/>
+          <w:rtl/>
+        </w:rPr>
+        <w:t xml:space="preserve">יומן פעולות (לבעלים בלבד): כל מה שצוות MyBiz עשה.</w:t>
+      </w:r>
+    </w:p>
+    <w:p>
+      <w:pPr>
+        <w:pStyle w:val="Heading1"/>
+        <w:bidi/>
+        <w:spacing w:after="140" w:before="280"/>
+        <w:jc w:val="right"/>
+      </w:pPr>
+      <w:r>
+        <w:rPr>
+          <w:rFonts w:ascii="Arial" w:cs="Arial" w:eastAsia="Arial" w:hAnsi="Arial"/>
+          <w:rtl/>
+        </w:rPr>
+        <w:t xml:space="preserve">9. אפליקציות</w:t>
+      </w:r>
+    </w:p>
+    <w:p>
+      <w:pPr>
+        <w:pStyle w:val="ListParagraph"/>
+        <w:numPr>
+          <w:ilvl w:val="0"/>
+          <w:numId w:val="2"/>
+        </w:numPr>
+        <w:bidi/>
+        <w:spacing w:after="60"/>
+        <w:jc w:val="right"/>
+      </w:pPr>
+      <w:r>
+        <w:rPr>
+          <w:rFonts w:ascii="Arial" w:cs="Arial" w:eastAsia="Arial" w:hAnsi="Arial"/>
+          <w:rtl/>
+        </w:rPr>
+        <w:t xml:space="preserve">אפליקציית לקוחות (בנויה, Expo; רצה גם בדפדפן): הצטרפות, בית, יומן ותורים, הזמנות ומנויים, רכישה עם קודי הנחה, קבלות, דירוגים, עדכונים, פרופיל, הצהרת בריאות.</w:t>
+      </w:r>
+    </w:p>
+    <w:p>
+      <w:pPr>
+        <w:pStyle w:val="ListParagraph"/>
+        <w:numPr>
+          <w:ilvl w:val="0"/>
+          <w:numId w:val="2"/>
+        </w:numPr>
+        <w:bidi/>
+        <w:spacing w:after="60"/>
+        <w:jc w:val="right"/>
+      </w:pPr>
+      <w:r>
+        <w:rPr>
+          <w:rFonts w:ascii="Arial" w:cs="Arial" w:eastAsia="Arial" w:hAnsi="Arial"/>
+          <w:rtl/>
+        </w:rPr>
+        <w:t xml:space="preserve">אפליקציית העסק (נבנתה בשלב 4): היום של הבעלים והעובדים בדרכים. היום — השיעורים של היום עם צ'ק-אין לכל לקוח רשום; לקוחות — חיפוש וכרטיס לקוח עם מנוי, ביקורים ופרטי קשר; מספרים — הנתונים המרכזיים של 30 הימים האחרונים; אני — פרופיל, שפה, ערכת נושא ומעבר בין עסקים. כל אחד רואה רק מה שההרשאות שלו מאפשרות.</w:t>
+      </w:r>
+    </w:p>
+    <w:p>
+      <w:pPr>
+        <w:pStyle w:val="ListParagraph"/>
+        <w:numPr>
+          <w:ilvl w:val="0"/>
+          <w:numId w:val="2"/>
+        </w:numPr>
+        <w:bidi/>
+        <w:spacing w:after="60"/>
+        <w:jc w:val="right"/>
+      </w:pPr>
+      <w:r>
+        <w:rPr>
+          <w:rFonts w:ascii="Arial" w:cs="Arial" w:eastAsia="Arial" w:hAnsi="Arial"/>
+          <w:rtl/>
+        </w:rPr>
+        <w:t xml:space="preserve">אפליקציית עובדי MyBiz (נבנתה בשלב 4): בית — מה דורש תשומת לב (פניות פתוחות, עסקים חדשים); עסקים — חיפוש וכרטיס עסק; תיבת פניות — טיפול בפניות (לקיחה, סטטוס, הערות); אני. כל עובד רואה רק מה שהדרג וההרשאות שלו מאפשרים.</w:t>
+      </w:r>
+    </w:p>
+    <w:p>
+      <w:pPr>
+        <w:pStyle w:val="ListParagraph"/>
+        <w:numPr>
+          <w:ilvl w:val="0"/>
+          <w:numId w:val="2"/>
+        </w:numPr>
+        <w:bidi/>
+        <w:spacing w:after="60"/>
+        <w:jc w:val="right"/>
+      </w:pPr>
+      <w:r>
+        <w:rPr>
+          <w:rFonts w:ascii="Arial" w:cs="Arial" w:eastAsia="Arial" w:hAnsi="Arial"/>
+          <w:rtl/>
+        </w:rPr>
+        <w:t xml:space="preserve">שלוש האפליקציות חולקות ערכה אחת (כניסה, ערכת נושא, שפה, ימין-לשמאל, רכיבים נגישים), כך שתיקון במקום אחד מגיע לכולן.</w:t>
+      </w:r>
+    </w:p>
+    <w:p>
+      <w:pPr>
+        <w:pStyle w:val="ListParagraph"/>
+        <w:numPr>
+          <w:ilvl w:val="0"/>
+          <w:numId w:val="2"/>
+        </w:numPr>
+        <w:bidi/>
+        <w:spacing w:after="60"/>
+        <w:jc w:val="right"/>
+      </w:pPr>
+      <w:r>
+        <w:rPr>
+          <w:rFonts w:ascii="Arial" w:cs="Arial" w:eastAsia="Arial" w:hAnsi="Arial"/>
+          <w:rtl/>
+        </w:rPr>
+        <w:t xml:space="preserve">נשאר: ליטוש אחרון של אפליקציית הלקוחות ובניות לחנויות האפליקציות (בעלייה לאוויר).</w:t>
+      </w:r>
+    </w:p>
+    <w:p>
+      <w:pPr>
+        <w:pStyle w:val="Heading1"/>
+        <w:bidi/>
+        <w:spacing w:after="140" w:before="280"/>
+        <w:jc w:val="right"/>
+      </w:pPr>
+      <w:r>
+        <w:rPr>
+          <w:rFonts w:ascii="Arial" w:cs="Arial" w:eastAsia="Arial" w:hAnsi="Arial"/>
+          <w:rtl/>
+        </w:rPr>
+        <w:t xml:space="preserve">10. שירותים מדומים (עד העלייה לאוויר)</w:t>
       </w:r>
     </w:p>
     <w:tbl>
@@ -5677,7 +6614,7 @@
                 <w:szCs w:val="20"/>
                 <w:rtl/>
               </w:rPr>
-              <w:t xml:space="preserve">שלב</w:t>
+              <w:t xml:space="preserve">שירות</w:t>
             </w:r>
           </w:p>
         </w:tc>
@@ -5713,7 +6650,7 @@
                 <w:szCs w:val="20"/>
                 <w:rtl/>
               </w:rPr>
-              <w:t xml:space="preserve">תוכן</w:t>
+              <w:t xml:space="preserve">עכשיו</w:t>
             </w:r>
           </w:p>
         </w:tc>
@@ -5749,7 +6686,7 @@
                 <w:szCs w:val="20"/>
                 <w:rtl/>
               </w:rPr>
-              <w:t xml:space="preserve">סטטוס</w:t>
+              <w:t xml:space="preserve">בעלייה לאוויר</w:t>
             </w:r>
           </w:p>
         </w:tc>
@@ -5789,7 +6726,7 @@
                 <w:szCs w:val="20"/>
                 <w:rtl/>
               </w:rPr>
-              <w:t xml:space="preserve">תשתית</w:t>
+              <w:t xml:space="preserve">תשלומים בכרטיס (לקוחות ומנויים)</w:t>
             </w:r>
           </w:p>
         </w:tc>
@@ -5824,7 +6761,7 @@
                 <w:szCs w:val="20"/>
                 <w:rtl/>
               </w:rPr>
-              <w:t xml:space="preserve">ליבה, תחומים, יומן, לקוחות, מנויים, אפליקציית לקוחות, AI, דוחות, מודולים, חיוב, CRM, הודעות, דירוגים, קודי הנחה</w:t>
+              <w:t xml:space="preserve">כרטיס בדיקה מדומה, מסכים ותהליכים אמיתיים</w:t>
             </w:r>
           </w:p>
         </w:tc>
@@ -5859,7 +6796,7 @@
                 <w:szCs w:val="20"/>
                 <w:rtl/>
               </w:rPr>
-              <w:t xml:space="preserve">הושלם</w:t>
+              <w:t xml:space="preserve">ספק סליקה ישראלי (Cardcom / Grow / PayPlus / Tranzila)</w:t>
             </w:r>
           </w:p>
         </w:tc>
@@ -5899,7 +6836,7 @@
                 <w:szCs w:val="20"/>
                 <w:rtl/>
               </w:rPr>
-              <w:t xml:space="preserve">1 — אתר שיווקי</w:t>
+              <w:t xml:space="preserve">חשבוניות וקבלות</w:t>
             </w:r>
           </w:p>
         </w:tc>
@@ -5934,7 +6871,7 @@
                 <w:szCs w:val="20"/>
                 <w:rtl/>
               </w:rPr>
-              <w:t xml:space="preserve">אתר מלא ומסע הרשמה עם עגלה, סיכום, תשלום, אימייל ברוכים הבאים, מדריך</w:t>
+              <w:t xml:space="preserve">מסמכים לדוגמה ממוספרים</w:t>
             </w:r>
           </w:p>
         </w:tc>
@@ -5969,7 +6906,7 @@
                 <w:szCs w:val="20"/>
                 <w:rtl/>
               </w:rPr>
-              <w:t xml:space="preserve">הושלם</w:t>
+              <w:t xml:space="preserve">ספק חשבוניות (Morning / iCount / EZcount)</w:t>
             </w:r>
           </w:p>
         </w:tc>
@@ -6009,7 +6946,7 @@
                 <w:szCs w:val="20"/>
                 <w:rtl/>
               </w:rPr>
-              <w:t xml:space="preserve">2 — מערכת העסק</w:t>
+              <w:t xml:space="preserve">עוזר AI</w:t>
             </w:r>
           </w:p>
         </w:tc>
@@ -6044,7 +6981,7 @@
                 <w:szCs w:val="20"/>
                 <w:rtl/>
               </w:rPr>
-              <w:t xml:space="preserve">מודולים נעולים עם הצצה והוספה; מעבר מלא וליטוש; מכירות; פרופילים</w:t>
+              <w:t xml:space="preserve">מצב הדגמה עם תשובות מהנתונים האמיתיים</w:t>
             </w:r>
           </w:p>
         </w:tc>
@@ -6079,7 +7016,7 @@
                 <w:szCs w:val="20"/>
                 <w:rtl/>
               </w:rPr>
-              <w:t xml:space="preserve">הושלם</w:t>
+              <w:t xml:space="preserve">מפתח Claude API</w:t>
             </w:r>
           </w:p>
         </w:tc>
@@ -6119,7 +7056,7 @@
                 <w:szCs w:val="20"/>
                 <w:rtl/>
               </w:rPr>
-              <w:t xml:space="preserve">3 — קונסולת MyBiz</w:t>
+              <w:t xml:space="preserve">אימייל</w:t>
             </w:r>
           </w:p>
         </w:tc>
@@ -6154,7 +7091,7 @@
                 <w:szCs w:val="20"/>
                 <w:rtl/>
               </w:rPr>
-              <w:t xml:space="preserve">רמות צוות והרשאות, שקיפות ופעולות מלאות, תיבת תמיכה</w:t>
+              <w:t xml:space="preserve">Gmail SMTP (אב־טיפוס)</w:t>
             </w:r>
           </w:p>
         </w:tc>
@@ -6189,7 +7126,7 @@
                 <w:szCs w:val="20"/>
                 <w:rtl/>
               </w:rPr>
-              <w:t xml:space="preserve">הושלם</w:t>
+              <w:t xml:space="preserve">ספק אימייל ודומיין</w:t>
             </w:r>
           </w:p>
         </w:tc>
@@ -6229,7 +7166,7 @@
                 <w:szCs w:val="20"/>
                 <w:rtl/>
               </w:rPr>
-              <w:t xml:space="preserve">4 — אפליקציות</w:t>
+              <w:t xml:space="preserve">וואטסאפ / SMS</w:t>
             </w:r>
           </w:p>
         </w:tc>
@@ -6264,7 +7201,7 @@
                 <w:szCs w:val="20"/>
                 <w:rtl/>
               </w:rPr>
-              <w:t xml:space="preserve">אפליקציית העסק ואפליקציית עובדי MyBiz נבנו, ערכת אפליקציות משותפת; נשאר: ליטוש אפליקציית הלקוחות ובניות לחנויות</w:t>
+              <w:t xml:space="preserve">נרשם ולא נשלח; קישורי wa.me חינמיים</w:t>
             </w:r>
           </w:p>
         </w:tc>
@@ -6299,7 +7236,321 @@
                 <w:szCs w:val="20"/>
                 <w:rtl/>
               </w:rPr>
-              <w:t xml:space="preserve">כמעט הושלם</w:t>
+              <w:t xml:space="preserve">WhatsApp Business API / ספק SMS</w:t>
+            </w:r>
+          </w:p>
+        </w:tc>
+      </w:tr>
+    </w:tbl>
+    <w:p>
+      <w:pPr>
+        <w:spacing w:after="120"/>
+      </w:pPr>
+    </w:p>
+    <w:p>
+      <w:pPr>
+        <w:bidi/>
+        <w:spacing w:after="120"/>
+        <w:jc w:val="right"/>
+      </w:pPr>
+      <w:r>
+        <w:rPr>
+          <w:rFonts w:ascii="Arial" w:cs="Arial" w:eastAsia="Arial" w:hAnsi="Arial"/>
+          <w:rtl/>
+        </w:rPr>
+        <w:t xml:space="preserve">החלפת שירות מדומה בשירות אמיתי משנה רק את המתאם שלו; המסכים והנתונים נשארים.</w:t>
+      </w:r>
+    </w:p>
+    <w:p>
+      <w:pPr>
+        <w:pStyle w:val="Heading1"/>
+        <w:bidi/>
+        <w:spacing w:after="140" w:before="280"/>
+        <w:jc w:val="right"/>
+      </w:pPr>
+      <w:r>
+        <w:rPr>
+          <w:rFonts w:ascii="Arial" w:cs="Arial" w:eastAsia="Arial" w:hAnsi="Arial"/>
+          <w:rtl/>
+        </w:rPr>
+        <w:t xml:space="preserve">11. ארכיטקטורה ואיכות</w:t>
+      </w:r>
+    </w:p>
+    <w:p>
+      <w:pPr>
+        <w:pStyle w:val="ListParagraph"/>
+        <w:numPr>
+          <w:ilvl w:val="0"/>
+          <w:numId w:val="2"/>
+        </w:numPr>
+        <w:bidi/>
+        <w:spacing w:after="60"/>
+        <w:jc w:val="right"/>
+      </w:pPr>
+      <w:r>
+        <w:rPr>
+          <w:rFonts w:ascii="Arial" w:cs="Arial" w:eastAsia="Arial" w:hAnsi="Arial"/>
+          <w:rtl/>
+        </w:rPr>
+        <w:t xml:space="preserve">אינטרנט: Next.js (TypeScript), Tailwind. אפליקציות: Expo (React Native). שרת: FastAPI (Python). מסד נתונים, התחברות ואחסון: Supabase (Postgres).</w:t>
+      </w:r>
+    </w:p>
+    <w:p>
+      <w:pPr>
+        <w:pStyle w:val="ListParagraph"/>
+        <w:numPr>
+          <w:ilvl w:val="0"/>
+          <w:numId w:val="2"/>
+        </w:numPr>
+        <w:bidi/>
+        <w:spacing w:after="60"/>
+        <w:jc w:val="right"/>
+      </w:pPr>
+      <w:r>
+        <w:rPr>
+          <w:rFonts w:ascii="Arial" w:cs="Arial" w:eastAsia="Arial" w:hAnsi="Arial"/>
+          <w:rtl/>
+        </w:rPr>
+        <w:t xml:space="preserve">הפרדה בין עסקים: כל שורה של עסק מסומנת במזהה העסק ומוגנת גם במסד הנתונים (Row Level Security) וגם בשרת.</w:t>
+      </w:r>
+    </w:p>
+    <w:p>
+      <w:pPr>
+        <w:pStyle w:val="ListParagraph"/>
+        <w:numPr>
+          <w:ilvl w:val="0"/>
+          <w:numId w:val="2"/>
+        </w:numPr>
+        <w:bidi/>
+        <w:spacing w:after="60"/>
+        <w:jc w:val="right"/>
+      </w:pPr>
+      <w:r>
+        <w:rPr>
+          <w:rFonts w:ascii="Arial" w:cs="Arial" w:eastAsia="Arial" w:hAnsi="Arial"/>
+          <w:rtl/>
+        </w:rPr>
+        <w:t xml:space="preserve">השרת הוא הסמכות; ה־AI פועל רק דרך כלים מאושרים, ופעולות רגישות מחכות לאישור של אדם.</w:t>
+      </w:r>
+    </w:p>
+    <w:p>
+      <w:pPr>
+        <w:pStyle w:val="ListParagraph"/>
+        <w:numPr>
+          <w:ilvl w:val="0"/>
+          <w:numId w:val="2"/>
+        </w:numPr>
+        <w:bidi/>
+        <w:spacing w:after="60"/>
+        <w:jc w:val="right"/>
+      </w:pPr>
+      <w:r>
+        <w:rPr>
+          <w:rFonts w:ascii="Arial" w:cs="Arial" w:eastAsia="Arial" w:hAnsi="Arial"/>
+          <w:rtl/>
+        </w:rPr>
+        <w:t xml:space="preserve">כסף ביחידות קטנות עם מטבע; זמנים נשמרים ב־UTC ומוצגים באזור הזמן של העסק.</w:t>
+      </w:r>
+    </w:p>
+    <w:p>
+      <w:pPr>
+        <w:pStyle w:val="ListParagraph"/>
+        <w:numPr>
+          <w:ilvl w:val="0"/>
+          <w:numId w:val="2"/>
+        </w:numPr>
+        <w:bidi/>
+        <w:spacing w:after="60"/>
+        <w:jc w:val="right"/>
+      </w:pPr>
+      <w:r>
+        <w:rPr>
+          <w:rFonts w:ascii="Arial" w:cs="Arial" w:eastAsia="Arial" w:hAnsi="Arial"/>
+          <w:rtl/>
+        </w:rPr>
+        <w:t xml:space="preserve">עברית ואנגלית עם תצוגה מימין לשמאל; מצב כהה; נגישות (WCAG AA, ת״י 5568) שנבדקת אוטומטית.</w:t>
+      </w:r>
+    </w:p>
+    <w:p>
+      <w:pPr>
+        <w:pStyle w:val="ListParagraph"/>
+        <w:numPr>
+          <w:ilvl w:val="0"/>
+          <w:numId w:val="2"/>
+        </w:numPr>
+        <w:bidi/>
+        <w:spacing w:after="60"/>
+        <w:jc w:val="right"/>
+      </w:pPr>
+      <w:r>
+        <w:rPr>
+          <w:rFonts w:ascii="Arial" w:cs="Arial" w:eastAsia="Arial" w:hAnsi="Arial"/>
+          <w:rtl/>
+        </w:rPr>
+        <w:t xml:space="preserve">בדיקות: בדיקות שרת לכל יכולת, בדיקות דפדפן מקצה לקצה לכל תהליך, CI על כל שינוי.</w:t>
+      </w:r>
+    </w:p>
+    <w:p>
+      <w:pPr>
+        <w:pStyle w:val="ListParagraph"/>
+        <w:numPr>
+          <w:ilvl w:val="0"/>
+          <w:numId w:val="2"/>
+        </w:numPr>
+        <w:bidi/>
+        <w:spacing w:after="60"/>
+        <w:jc w:val="right"/>
+      </w:pPr>
+      <w:r>
+        <w:rPr>
+          <w:rFonts w:ascii="Arial" w:cs="Arial" w:eastAsia="Arial" w:hAnsi="Arial"/>
+          <w:rtl/>
+        </w:rPr>
+        <w:t xml:space="preserve">פרטיות: חוק הגנת הפרטיות (תיקון 13): ייצוא ומחיקה לפי בקשה, מינימום נתונים, יומן ביקורת.</w:t>
+      </w:r>
+    </w:p>
+    <w:p>
+      <w:pPr>
+        <w:pStyle w:val="Heading1"/>
+        <w:bidi/>
+        <w:spacing w:after="140" w:before="280"/>
+        <w:jc w:val="right"/>
+      </w:pPr>
+      <w:r>
+        <w:rPr>
+          <w:rFonts w:ascii="Arial" w:cs="Arial" w:eastAsia="Arial" w:hAnsi="Arial"/>
+          <w:rtl/>
+        </w:rPr>
+        <w:t xml:space="preserve">12. מפת דרכים</w:t>
+      </w:r>
+    </w:p>
+    <w:tbl>
+      <w:tblPr>
+        <w:bidiVisual/>
+        <w:tblW w:type="dxa" w:w="9638"/>
+        <w:tblBorders>
+          <w:top w:val="single" w:color="auto" w:sz="4"/>
+          <w:left w:val="single" w:color="auto" w:sz="4"/>
+          <w:bottom w:val="single" w:color="auto" w:sz="4"/>
+          <w:right w:val="single" w:color="auto" w:sz="4"/>
+          <w:insideH w:val="single" w:color="auto" w:sz="4"/>
+          <w:insideV w:val="single" w:color="auto" w:sz="4"/>
+        </w:tblBorders>
+      </w:tblPr>
+      <w:tblGrid>
+        <w:gridCol w:w="3212"/>
+        <w:gridCol w:w="3212"/>
+        <w:gridCol w:w="3214"/>
+      </w:tblGrid>
+      <w:tr>
+        <w:trPr>
+          <w:tblHeader/>
+        </w:trPr>
+        <w:tc>
+          <w:tcPr>
+            <w:tcW w:type="dxa" w:w="3212"/>
+            <w:tcBorders>
+              <w:top w:val="single" w:color="D4D4DC" w:sz="4"/>
+              <w:left w:val="single" w:color="D4D4DC" w:sz="4"/>
+              <w:bottom w:val="single" w:color="D4D4DC" w:sz="4"/>
+              <w:right w:val="single" w:color="D4D4DC" w:sz="4"/>
+            </w:tcBorders>
+            <w:shd w:fill="EEF0FF" w:color="auto" w:val="clear"/>
+            <w:tcMar>
+              <w:top w:type="dxa" w:w="60"/>
+              <w:left w:type="dxa" w:w="100"/>
+              <w:bottom w:type="dxa" w:w="60"/>
+              <w:right w:type="dxa" w:w="100"/>
+            </w:tcMar>
+          </w:tcPr>
+          <w:p>
+            <w:pPr>
+              <w:bidi/>
+              <w:spacing w:after="0"/>
+              <w:jc w:val="right"/>
+            </w:pPr>
+            <w:r>
+              <w:rPr>
+                <w:rFonts w:ascii="Arial" w:cs="Arial" w:eastAsia="Arial" w:hAnsi="Arial"/>
+                <w:b/>
+                <w:bCs/>
+                <w:sz w:val="20"/>
+                <w:szCs w:val="20"/>
+                <w:rtl/>
+              </w:rPr>
+              <w:t xml:space="preserve">שלב</w:t>
+            </w:r>
+          </w:p>
+        </w:tc>
+        <w:tc>
+          <w:tcPr>
+            <w:tcW w:type="dxa" w:w="3212"/>
+            <w:tcBorders>
+              <w:top w:val="single" w:color="D4D4DC" w:sz="4"/>
+              <w:left w:val="single" w:color="D4D4DC" w:sz="4"/>
+              <w:bottom w:val="single" w:color="D4D4DC" w:sz="4"/>
+              <w:right w:val="single" w:color="D4D4DC" w:sz="4"/>
+            </w:tcBorders>
+            <w:shd w:fill="EEF0FF" w:color="auto" w:val="clear"/>
+            <w:tcMar>
+              <w:top w:type="dxa" w:w="60"/>
+              <w:left w:type="dxa" w:w="100"/>
+              <w:bottom w:type="dxa" w:w="60"/>
+              <w:right w:type="dxa" w:w="100"/>
+            </w:tcMar>
+          </w:tcPr>
+          <w:p>
+            <w:pPr>
+              <w:bidi/>
+              <w:spacing w:after="0"/>
+              <w:jc w:val="right"/>
+            </w:pPr>
+            <w:r>
+              <w:rPr>
+                <w:rFonts w:ascii="Arial" w:cs="Arial" w:eastAsia="Arial" w:hAnsi="Arial"/>
+                <w:b/>
+                <w:bCs/>
+                <w:sz w:val="20"/>
+                <w:szCs w:val="20"/>
+                <w:rtl/>
+              </w:rPr>
+              <w:t xml:space="preserve">תוכן</w:t>
+            </w:r>
+          </w:p>
+        </w:tc>
+        <w:tc>
+          <w:tcPr>
+            <w:tcW w:type="dxa" w:w="3214"/>
+            <w:tcBorders>
+              <w:top w:val="single" w:color="D4D4DC" w:sz="4"/>
+              <w:left w:val="single" w:color="D4D4DC" w:sz="4"/>
+              <w:bottom w:val="single" w:color="D4D4DC" w:sz="4"/>
+              <w:right w:val="single" w:color="D4D4DC" w:sz="4"/>
+            </w:tcBorders>
+            <w:shd w:fill="EEF0FF" w:color="auto" w:val="clear"/>
+            <w:tcMar>
+              <w:top w:type="dxa" w:w="60"/>
+              <w:left w:type="dxa" w:w="100"/>
+              <w:bottom w:type="dxa" w:w="60"/>
+              <w:right w:type="dxa" w:w="100"/>
+            </w:tcMar>
+          </w:tcPr>
+          <w:p>
+            <w:pPr>
+              <w:bidi/>
+              <w:spacing w:after="0"/>
+              <w:jc w:val="right"/>
+            </w:pPr>
+            <w:r>
+              <w:rPr>
+                <w:rFonts w:ascii="Arial" w:cs="Arial" w:eastAsia="Arial" w:hAnsi="Arial"/>
+                <w:b/>
+                <w:bCs/>
+                <w:sz w:val="20"/>
+                <w:szCs w:val="20"/>
+                <w:rtl/>
+              </w:rPr>
+              <w:t xml:space="preserve">סטטוס</w:t>
             </w:r>
           </w:p>
         </w:tc>
@@ -6339,6 +7590,776 @@
                 <w:szCs w:val="20"/>
                 <w:rtl/>
               </w:rPr>
+              <w:t xml:space="preserve">תשתית</w:t>
+            </w:r>
+          </w:p>
+        </w:tc>
+        <w:tc>
+          <w:tcPr>
+            <w:tcW w:type="dxa" w:w="3212"/>
+            <w:tcBorders>
+              <w:top w:val="single" w:color="D4D4DC" w:sz="4"/>
+              <w:left w:val="single" w:color="D4D4DC" w:sz="4"/>
+              <w:bottom w:val="single" w:color="D4D4DC" w:sz="4"/>
+              <w:right w:val="single" w:color="D4D4DC" w:sz="4"/>
+            </w:tcBorders>
+            <w:tcMar>
+              <w:top w:type="dxa" w:w="60"/>
+              <w:left w:type="dxa" w:w="100"/>
+              <w:bottom w:type="dxa" w:w="60"/>
+              <w:right w:type="dxa" w:w="100"/>
+            </w:tcMar>
+          </w:tcPr>
+          <w:p>
+            <w:pPr>
+              <w:bidi/>
+              <w:spacing w:after="0"/>
+              <w:jc w:val="right"/>
+            </w:pPr>
+            <w:r>
+              <w:rPr>
+                <w:rFonts w:ascii="Arial" w:cs="Arial" w:eastAsia="Arial" w:hAnsi="Arial"/>
+                <w:b w:val="false"/>
+                <w:bCs w:val="false"/>
+                <w:sz w:val="20"/>
+                <w:szCs w:val="20"/>
+                <w:rtl/>
+              </w:rPr>
+              <w:t xml:space="preserve">ליבה, תחומים, יומן, לקוחות, מנויים, אפליקציית לקוחות, AI, דוחות, מודולים, חיוב, CRM, הודעות, דירוגים, קודי הנחה</w:t>
+            </w:r>
+          </w:p>
+        </w:tc>
+        <w:tc>
+          <w:tcPr>
+            <w:tcW w:type="dxa" w:w="3214"/>
+            <w:tcBorders>
+              <w:top w:val="single" w:color="D4D4DC" w:sz="4"/>
+              <w:left w:val="single" w:color="D4D4DC" w:sz="4"/>
+              <w:bottom w:val="single" w:color="D4D4DC" w:sz="4"/>
+              <w:right w:val="single" w:color="D4D4DC" w:sz="4"/>
+            </w:tcBorders>
+            <w:tcMar>
+              <w:top w:type="dxa" w:w="60"/>
+              <w:left w:type="dxa" w:w="100"/>
+              <w:bottom w:type="dxa" w:w="60"/>
+              <w:right w:type="dxa" w:w="100"/>
+            </w:tcMar>
+          </w:tcPr>
+          <w:p>
+            <w:pPr>
+              <w:bidi/>
+              <w:spacing w:after="0"/>
+              <w:jc w:val="right"/>
+            </w:pPr>
+            <w:r>
+              <w:rPr>
+                <w:rFonts w:ascii="Arial" w:cs="Arial" w:eastAsia="Arial" w:hAnsi="Arial"/>
+                <w:b w:val="false"/>
+                <w:bCs w:val="false"/>
+                <w:sz w:val="20"/>
+                <w:szCs w:val="20"/>
+                <w:rtl/>
+              </w:rPr>
+              <w:t xml:space="preserve">הושלם</w:t>
+            </w:r>
+          </w:p>
+        </w:tc>
+      </w:tr>
+      <w:tr>
+        <w:trPr>
+          <w:tblHeader w:val="false"/>
+        </w:trPr>
+        <w:tc>
+          <w:tcPr>
+            <w:tcW w:type="dxa" w:w="3212"/>
+            <w:tcBorders>
+              <w:top w:val="single" w:color="D4D4DC" w:sz="4"/>
+              <w:left w:val="single" w:color="D4D4DC" w:sz="4"/>
+              <w:bottom w:val="single" w:color="D4D4DC" w:sz="4"/>
+              <w:right w:val="single" w:color="D4D4DC" w:sz="4"/>
+            </w:tcBorders>
+            <w:tcMar>
+              <w:top w:type="dxa" w:w="60"/>
+              <w:left w:type="dxa" w:w="100"/>
+              <w:bottom w:type="dxa" w:w="60"/>
+              <w:right w:type="dxa" w:w="100"/>
+            </w:tcMar>
+          </w:tcPr>
+          <w:p>
+            <w:pPr>
+              <w:bidi/>
+              <w:spacing w:after="0"/>
+              <w:jc w:val="right"/>
+            </w:pPr>
+            <w:r>
+              <w:rPr>
+                <w:rFonts w:ascii="Arial" w:cs="Arial" w:eastAsia="Arial" w:hAnsi="Arial"/>
+                <w:b w:val="false"/>
+                <w:bCs w:val="false"/>
+                <w:sz w:val="20"/>
+                <w:szCs w:val="20"/>
+                <w:rtl/>
+              </w:rPr>
+              <w:t xml:space="preserve">1 — אתר שיווקי</w:t>
+            </w:r>
+          </w:p>
+        </w:tc>
+        <w:tc>
+          <w:tcPr>
+            <w:tcW w:type="dxa" w:w="3212"/>
+            <w:tcBorders>
+              <w:top w:val="single" w:color="D4D4DC" w:sz="4"/>
+              <w:left w:val="single" w:color="D4D4DC" w:sz="4"/>
+              <w:bottom w:val="single" w:color="D4D4DC" w:sz="4"/>
+              <w:right w:val="single" w:color="D4D4DC" w:sz="4"/>
+            </w:tcBorders>
+            <w:tcMar>
+              <w:top w:type="dxa" w:w="60"/>
+              <w:left w:type="dxa" w:w="100"/>
+              <w:bottom w:type="dxa" w:w="60"/>
+              <w:right w:type="dxa" w:w="100"/>
+            </w:tcMar>
+          </w:tcPr>
+          <w:p>
+            <w:pPr>
+              <w:bidi/>
+              <w:spacing w:after="0"/>
+              <w:jc w:val="right"/>
+            </w:pPr>
+            <w:r>
+              <w:rPr>
+                <w:rFonts w:ascii="Arial" w:cs="Arial" w:eastAsia="Arial" w:hAnsi="Arial"/>
+                <w:b w:val="false"/>
+                <w:bCs w:val="false"/>
+                <w:sz w:val="20"/>
+                <w:szCs w:val="20"/>
+                <w:rtl/>
+              </w:rPr>
+              <w:t xml:space="preserve">אתר מלא ומסע הרשמה עם עגלה, סיכום, תשלום, אימייל ברוכים הבאים, מדריך</w:t>
+            </w:r>
+          </w:p>
+        </w:tc>
+        <w:tc>
+          <w:tcPr>
+            <w:tcW w:type="dxa" w:w="3214"/>
+            <w:tcBorders>
+              <w:top w:val="single" w:color="D4D4DC" w:sz="4"/>
+              <w:left w:val="single" w:color="D4D4DC" w:sz="4"/>
+              <w:bottom w:val="single" w:color="D4D4DC" w:sz="4"/>
+              <w:right w:val="single" w:color="D4D4DC" w:sz="4"/>
+            </w:tcBorders>
+            <w:tcMar>
+              <w:top w:type="dxa" w:w="60"/>
+              <w:left w:type="dxa" w:w="100"/>
+              <w:bottom w:type="dxa" w:w="60"/>
+              <w:right w:type="dxa" w:w="100"/>
+            </w:tcMar>
+          </w:tcPr>
+          <w:p>
+            <w:pPr>
+              <w:bidi/>
+              <w:spacing w:after="0"/>
+              <w:jc w:val="right"/>
+            </w:pPr>
+            <w:r>
+              <w:rPr>
+                <w:rFonts w:ascii="Arial" w:cs="Arial" w:eastAsia="Arial" w:hAnsi="Arial"/>
+                <w:b w:val="false"/>
+                <w:bCs w:val="false"/>
+                <w:sz w:val="20"/>
+                <w:szCs w:val="20"/>
+                <w:rtl/>
+              </w:rPr>
+              <w:t xml:space="preserve">הושלם</w:t>
+            </w:r>
+          </w:p>
+        </w:tc>
+      </w:tr>
+      <w:tr>
+        <w:trPr>
+          <w:tblHeader w:val="false"/>
+        </w:trPr>
+        <w:tc>
+          <w:tcPr>
+            <w:tcW w:type="dxa" w:w="3212"/>
+            <w:tcBorders>
+              <w:top w:val="single" w:color="D4D4DC" w:sz="4"/>
+              <w:left w:val="single" w:color="D4D4DC" w:sz="4"/>
+              <w:bottom w:val="single" w:color="D4D4DC" w:sz="4"/>
+              <w:right w:val="single" w:color="D4D4DC" w:sz="4"/>
+            </w:tcBorders>
+            <w:tcMar>
+              <w:top w:type="dxa" w:w="60"/>
+              <w:left w:type="dxa" w:w="100"/>
+              <w:bottom w:type="dxa" w:w="60"/>
+              <w:right w:type="dxa" w:w="100"/>
+            </w:tcMar>
+          </w:tcPr>
+          <w:p>
+            <w:pPr>
+              <w:bidi/>
+              <w:spacing w:after="0"/>
+              <w:jc w:val="right"/>
+            </w:pPr>
+            <w:r>
+              <w:rPr>
+                <w:rFonts w:ascii="Arial" w:cs="Arial" w:eastAsia="Arial" w:hAnsi="Arial"/>
+                <w:b w:val="false"/>
+                <w:bCs w:val="false"/>
+                <w:sz w:val="20"/>
+                <w:szCs w:val="20"/>
+                <w:rtl/>
+              </w:rPr>
+              <w:t xml:space="preserve">2 — מערכת העסק</w:t>
+            </w:r>
+          </w:p>
+        </w:tc>
+        <w:tc>
+          <w:tcPr>
+            <w:tcW w:type="dxa" w:w="3212"/>
+            <w:tcBorders>
+              <w:top w:val="single" w:color="D4D4DC" w:sz="4"/>
+              <w:left w:val="single" w:color="D4D4DC" w:sz="4"/>
+              <w:bottom w:val="single" w:color="D4D4DC" w:sz="4"/>
+              <w:right w:val="single" w:color="D4D4DC" w:sz="4"/>
+            </w:tcBorders>
+            <w:tcMar>
+              <w:top w:type="dxa" w:w="60"/>
+              <w:left w:type="dxa" w:w="100"/>
+              <w:bottom w:type="dxa" w:w="60"/>
+              <w:right w:type="dxa" w:w="100"/>
+            </w:tcMar>
+          </w:tcPr>
+          <w:p>
+            <w:pPr>
+              <w:bidi/>
+              <w:spacing w:after="0"/>
+              <w:jc w:val="right"/>
+            </w:pPr>
+            <w:r>
+              <w:rPr>
+                <w:rFonts w:ascii="Arial" w:cs="Arial" w:eastAsia="Arial" w:hAnsi="Arial"/>
+                <w:b w:val="false"/>
+                <w:bCs w:val="false"/>
+                <w:sz w:val="20"/>
+                <w:szCs w:val="20"/>
+                <w:rtl/>
+              </w:rPr>
+              <w:t xml:space="preserve">מודולים נעולים עם הצצה והוספה; מעבר מלא וליטוש; מכירות; פרופילים</w:t>
+            </w:r>
+          </w:p>
+        </w:tc>
+        <w:tc>
+          <w:tcPr>
+            <w:tcW w:type="dxa" w:w="3214"/>
+            <w:tcBorders>
+              <w:top w:val="single" w:color="D4D4DC" w:sz="4"/>
+              <w:left w:val="single" w:color="D4D4DC" w:sz="4"/>
+              <w:bottom w:val="single" w:color="D4D4DC" w:sz="4"/>
+              <w:right w:val="single" w:color="D4D4DC" w:sz="4"/>
+            </w:tcBorders>
+            <w:tcMar>
+              <w:top w:type="dxa" w:w="60"/>
+              <w:left w:type="dxa" w:w="100"/>
+              <w:bottom w:type="dxa" w:w="60"/>
+              <w:right w:type="dxa" w:w="100"/>
+            </w:tcMar>
+          </w:tcPr>
+          <w:p>
+            <w:pPr>
+              <w:bidi/>
+              <w:spacing w:after="0"/>
+              <w:jc w:val="right"/>
+            </w:pPr>
+            <w:r>
+              <w:rPr>
+                <w:rFonts w:ascii="Arial" w:cs="Arial" w:eastAsia="Arial" w:hAnsi="Arial"/>
+                <w:b w:val="false"/>
+                <w:bCs w:val="false"/>
+                <w:sz w:val="20"/>
+                <w:szCs w:val="20"/>
+                <w:rtl/>
+              </w:rPr>
+              <w:t xml:space="preserve">הושלם</w:t>
+            </w:r>
+          </w:p>
+        </w:tc>
+      </w:tr>
+      <w:tr>
+        <w:trPr>
+          <w:tblHeader w:val="false"/>
+        </w:trPr>
+        <w:tc>
+          <w:tcPr>
+            <w:tcW w:type="dxa" w:w="3212"/>
+            <w:tcBorders>
+              <w:top w:val="single" w:color="D4D4DC" w:sz="4"/>
+              <w:left w:val="single" w:color="D4D4DC" w:sz="4"/>
+              <w:bottom w:val="single" w:color="D4D4DC" w:sz="4"/>
+              <w:right w:val="single" w:color="D4D4DC" w:sz="4"/>
+            </w:tcBorders>
+            <w:tcMar>
+              <w:top w:type="dxa" w:w="60"/>
+              <w:left w:type="dxa" w:w="100"/>
+              <w:bottom w:type="dxa" w:w="60"/>
+              <w:right w:type="dxa" w:w="100"/>
+            </w:tcMar>
+          </w:tcPr>
+          <w:p>
+            <w:pPr>
+              <w:bidi/>
+              <w:spacing w:after="0"/>
+              <w:jc w:val="right"/>
+            </w:pPr>
+            <w:r>
+              <w:rPr>
+                <w:rFonts w:ascii="Arial" w:cs="Arial" w:eastAsia="Arial" w:hAnsi="Arial"/>
+                <w:b w:val="false"/>
+                <w:bCs w:val="false"/>
+                <w:sz w:val="20"/>
+                <w:szCs w:val="20"/>
+                <w:rtl/>
+              </w:rPr>
+              <w:t xml:space="preserve">3 — קונסולת MyBiz</w:t>
+            </w:r>
+          </w:p>
+        </w:tc>
+        <w:tc>
+          <w:tcPr>
+            <w:tcW w:type="dxa" w:w="3212"/>
+            <w:tcBorders>
+              <w:top w:val="single" w:color="D4D4DC" w:sz="4"/>
+              <w:left w:val="single" w:color="D4D4DC" w:sz="4"/>
+              <w:bottom w:val="single" w:color="D4D4DC" w:sz="4"/>
+              <w:right w:val="single" w:color="D4D4DC" w:sz="4"/>
+            </w:tcBorders>
+            <w:tcMar>
+              <w:top w:type="dxa" w:w="60"/>
+              <w:left w:type="dxa" w:w="100"/>
+              <w:bottom w:type="dxa" w:w="60"/>
+              <w:right w:type="dxa" w:w="100"/>
+            </w:tcMar>
+          </w:tcPr>
+          <w:p>
+            <w:pPr>
+              <w:bidi/>
+              <w:spacing w:after="0"/>
+              <w:jc w:val="right"/>
+            </w:pPr>
+            <w:r>
+              <w:rPr>
+                <w:rFonts w:ascii="Arial" w:cs="Arial" w:eastAsia="Arial" w:hAnsi="Arial"/>
+                <w:b w:val="false"/>
+                <w:bCs w:val="false"/>
+                <w:sz w:val="20"/>
+                <w:szCs w:val="20"/>
+                <w:rtl/>
+              </w:rPr>
+              <w:t xml:space="preserve">רמות צוות והרשאות, שקיפות ופעולות מלאות, תיבת תמיכה</w:t>
+            </w:r>
+          </w:p>
+        </w:tc>
+        <w:tc>
+          <w:tcPr>
+            <w:tcW w:type="dxa" w:w="3214"/>
+            <w:tcBorders>
+              <w:top w:val="single" w:color="D4D4DC" w:sz="4"/>
+              <w:left w:val="single" w:color="D4D4DC" w:sz="4"/>
+              <w:bottom w:val="single" w:color="D4D4DC" w:sz="4"/>
+              <w:right w:val="single" w:color="D4D4DC" w:sz="4"/>
+            </w:tcBorders>
+            <w:tcMar>
+              <w:top w:type="dxa" w:w="60"/>
+              <w:left w:type="dxa" w:w="100"/>
+              <w:bottom w:type="dxa" w:w="60"/>
+              <w:right w:type="dxa" w:w="100"/>
+            </w:tcMar>
+          </w:tcPr>
+          <w:p>
+            <w:pPr>
+              <w:bidi/>
+              <w:spacing w:after="0"/>
+              <w:jc w:val="right"/>
+            </w:pPr>
+            <w:r>
+              <w:rPr>
+                <w:rFonts w:ascii="Arial" w:cs="Arial" w:eastAsia="Arial" w:hAnsi="Arial"/>
+                <w:b w:val="false"/>
+                <w:bCs w:val="false"/>
+                <w:sz w:val="20"/>
+                <w:szCs w:val="20"/>
+                <w:rtl/>
+              </w:rPr>
+              <w:t xml:space="preserve">הושלם</w:t>
+            </w:r>
+          </w:p>
+        </w:tc>
+      </w:tr>
+      <w:tr>
+        <w:trPr>
+          <w:tblHeader w:val="false"/>
+        </w:trPr>
+        <w:tc>
+          <w:tcPr>
+            <w:tcW w:type="dxa" w:w="3212"/>
+            <w:tcBorders>
+              <w:top w:val="single" w:color="D4D4DC" w:sz="4"/>
+              <w:left w:val="single" w:color="D4D4DC" w:sz="4"/>
+              <w:bottom w:val="single" w:color="D4D4DC" w:sz="4"/>
+              <w:right w:val="single" w:color="D4D4DC" w:sz="4"/>
+            </w:tcBorders>
+            <w:tcMar>
+              <w:top w:type="dxa" w:w="60"/>
+              <w:left w:type="dxa" w:w="100"/>
+              <w:bottom w:type="dxa" w:w="60"/>
+              <w:right w:type="dxa" w:w="100"/>
+            </w:tcMar>
+          </w:tcPr>
+          <w:p>
+            <w:pPr>
+              <w:bidi/>
+              <w:spacing w:after="0"/>
+              <w:jc w:val="right"/>
+            </w:pPr>
+            <w:r>
+              <w:rPr>
+                <w:rFonts w:ascii="Arial" w:cs="Arial" w:eastAsia="Arial" w:hAnsi="Arial"/>
+                <w:b w:val="false"/>
+                <w:bCs w:val="false"/>
+                <w:sz w:val="20"/>
+                <w:szCs w:val="20"/>
+                <w:rtl/>
+              </w:rPr>
+              <w:t xml:space="preserve">4 — אפליקציות</w:t>
+            </w:r>
+          </w:p>
+        </w:tc>
+        <w:tc>
+          <w:tcPr>
+            <w:tcW w:type="dxa" w:w="3212"/>
+            <w:tcBorders>
+              <w:top w:val="single" w:color="D4D4DC" w:sz="4"/>
+              <w:left w:val="single" w:color="D4D4DC" w:sz="4"/>
+              <w:bottom w:val="single" w:color="D4D4DC" w:sz="4"/>
+              <w:right w:val="single" w:color="D4D4DC" w:sz="4"/>
+            </w:tcBorders>
+            <w:tcMar>
+              <w:top w:type="dxa" w:w="60"/>
+              <w:left w:type="dxa" w:w="100"/>
+              <w:bottom w:type="dxa" w:w="60"/>
+              <w:right w:type="dxa" w:w="100"/>
+            </w:tcMar>
+          </w:tcPr>
+          <w:p>
+            <w:pPr>
+              <w:bidi/>
+              <w:spacing w:after="0"/>
+              <w:jc w:val="right"/>
+            </w:pPr>
+            <w:r>
+              <w:rPr>
+                <w:rFonts w:ascii="Arial" w:cs="Arial" w:eastAsia="Arial" w:hAnsi="Arial"/>
+                <w:b w:val="false"/>
+                <w:bCs w:val="false"/>
+                <w:sz w:val="20"/>
+                <w:szCs w:val="20"/>
+                <w:rtl/>
+              </w:rPr>
+              <w:t xml:space="preserve">אפליקציית העסק ואפליקציית עובדי MyBiz נבנו, ערכת אפליקציות משותפת; נשאר: ליטוש אפליקציית הלקוחות ובניות לחנויות</w:t>
+            </w:r>
+          </w:p>
+        </w:tc>
+        <w:tc>
+          <w:tcPr>
+            <w:tcW w:type="dxa" w:w="3214"/>
+            <w:tcBorders>
+              <w:top w:val="single" w:color="D4D4DC" w:sz="4"/>
+              <w:left w:val="single" w:color="D4D4DC" w:sz="4"/>
+              <w:bottom w:val="single" w:color="D4D4DC" w:sz="4"/>
+              <w:right w:val="single" w:color="D4D4DC" w:sz="4"/>
+            </w:tcBorders>
+            <w:tcMar>
+              <w:top w:type="dxa" w:w="60"/>
+              <w:left w:type="dxa" w:w="100"/>
+              <w:bottom w:type="dxa" w:w="60"/>
+              <w:right w:type="dxa" w:w="100"/>
+            </w:tcMar>
+          </w:tcPr>
+          <w:p>
+            <w:pPr>
+              <w:bidi/>
+              <w:spacing w:after="0"/>
+              <w:jc w:val="right"/>
+            </w:pPr>
+            <w:r>
+              <w:rPr>
+                <w:rFonts w:ascii="Arial" w:cs="Arial" w:eastAsia="Arial" w:hAnsi="Arial"/>
+                <w:b w:val="false"/>
+                <w:bCs w:val="false"/>
+                <w:sz w:val="20"/>
+                <w:szCs w:val="20"/>
+                <w:rtl/>
+              </w:rPr>
+              <w:t xml:space="preserve">כמעט הושלם</w:t>
+            </w:r>
+          </w:p>
+        </w:tc>
+      </w:tr>
+      <w:tr>
+        <w:trPr>
+          <w:tblHeader w:val="false"/>
+        </w:trPr>
+        <w:tc>
+          <w:tcPr>
+            <w:tcW w:type="dxa" w:w="3212"/>
+            <w:tcBorders>
+              <w:top w:val="single" w:color="D4D4DC" w:sz="4"/>
+              <w:left w:val="single" w:color="D4D4DC" w:sz="4"/>
+              <w:bottom w:val="single" w:color="D4D4DC" w:sz="4"/>
+              <w:right w:val="single" w:color="D4D4DC" w:sz="4"/>
+            </w:tcBorders>
+            <w:tcMar>
+              <w:top w:type="dxa" w:w="60"/>
+              <w:left w:type="dxa" w:w="100"/>
+              <w:bottom w:type="dxa" w:w="60"/>
+              <w:right w:type="dxa" w:w="100"/>
+            </w:tcMar>
+          </w:tcPr>
+          <w:p>
+            <w:pPr>
+              <w:bidi/>
+              <w:spacing w:after="0"/>
+              <w:jc w:val="right"/>
+            </w:pPr>
+            <w:r>
+              <w:rPr>
+                <w:rFonts w:ascii="Arial" w:cs="Arial" w:eastAsia="Arial" w:hAnsi="Arial"/>
+                <w:b w:val="false"/>
+                <w:bCs w:val="false"/>
+                <w:sz w:val="20"/>
+                <w:szCs w:val="20"/>
+                <w:rtl/>
+              </w:rPr>
+              <w:t xml:space="preserve">5 — תחומים</w:t>
+            </w:r>
+          </w:p>
+        </w:tc>
+        <w:tc>
+          <w:tcPr>
+            <w:tcW w:type="dxa" w:w="3212"/>
+            <w:tcBorders>
+              <w:top w:val="single" w:color="D4D4DC" w:sz="4"/>
+              <w:left w:val="single" w:color="D4D4DC" w:sz="4"/>
+              <w:bottom w:val="single" w:color="D4D4DC" w:sz="4"/>
+              <w:right w:val="single" w:color="D4D4DC" w:sz="4"/>
+            </w:tcBorders>
+            <w:tcMar>
+              <w:top w:type="dxa" w:w="60"/>
+              <w:left w:type="dxa" w:w="100"/>
+              <w:bottom w:type="dxa" w:w="60"/>
+              <w:right w:type="dxa" w:w="100"/>
+            </w:tcMar>
+          </w:tcPr>
+          <w:p>
+            <w:pPr>
+              <w:bidi/>
+              <w:spacing w:after="0"/>
+              <w:jc w:val="right"/>
+            </w:pPr>
+            <w:r>
+              <w:rPr>
+                <w:rFonts w:ascii="Arial" w:cs="Arial" w:eastAsia="Arial" w:hAnsi="Arial"/>
+                <w:b w:val="false"/>
+                <w:bCs w:val="false"/>
+                <w:sz w:val="20"/>
+                <w:szCs w:val="20"/>
+                <w:rtl/>
+              </w:rPr>
+              <w:t xml:space="preserve">תבנית הקטגוריה (קטגוריה ← תת־קטגוריה) בקטלוג משותף אחד; חמש הקטגוריות העיקריות עם תתי־הקטגוריות שלהן</w:t>
+            </w:r>
+          </w:p>
+        </w:tc>
+        <w:tc>
+          <w:tcPr>
+            <w:tcW w:type="dxa" w:w="3214"/>
+            <w:tcBorders>
+              <w:top w:val="single" w:color="D4D4DC" w:sz="4"/>
+              <w:left w:val="single" w:color="D4D4DC" w:sz="4"/>
+              <w:bottom w:val="single" w:color="D4D4DC" w:sz="4"/>
+              <w:right w:val="single" w:color="D4D4DC" w:sz="4"/>
+            </w:tcBorders>
+            <w:tcMar>
+              <w:top w:type="dxa" w:w="60"/>
+              <w:left w:type="dxa" w:w="100"/>
+              <w:bottom w:type="dxa" w:w="60"/>
+              <w:right w:type="dxa" w:w="100"/>
+            </w:tcMar>
+          </w:tcPr>
+          <w:p>
+            <w:pPr>
+              <w:bidi/>
+              <w:spacing w:after="0"/>
+              <w:jc w:val="right"/>
+            </w:pPr>
+            <w:r>
+              <w:rPr>
+                <w:rFonts w:ascii="Arial" w:cs="Arial" w:eastAsia="Arial" w:hAnsi="Arial"/>
+                <w:b w:val="false"/>
+                <w:bCs w:val="false"/>
+                <w:sz w:val="20"/>
+                <w:szCs w:val="20"/>
+                <w:rtl/>
+              </w:rPr>
+              <w:t xml:space="preserve">בעבודה</w:t>
+            </w:r>
+          </w:p>
+        </w:tc>
+      </w:tr>
+      <w:tr>
+        <w:trPr>
+          <w:tblHeader w:val="false"/>
+        </w:trPr>
+        <w:tc>
+          <w:tcPr>
+            <w:tcW w:type="dxa" w:w="3212"/>
+            <w:tcBorders>
+              <w:top w:val="single" w:color="D4D4DC" w:sz="4"/>
+              <w:left w:val="single" w:color="D4D4DC" w:sz="4"/>
+              <w:bottom w:val="single" w:color="D4D4DC" w:sz="4"/>
+              <w:right w:val="single" w:color="D4D4DC" w:sz="4"/>
+            </w:tcBorders>
+            <w:tcMar>
+              <w:top w:type="dxa" w:w="60"/>
+              <w:left w:type="dxa" w:w="100"/>
+              <w:bottom w:type="dxa" w:w="60"/>
+              <w:right w:type="dxa" w:w="100"/>
+            </w:tcMar>
+          </w:tcPr>
+          <w:p>
+            <w:pPr>
+              <w:bidi/>
+              <w:spacing w:after="0"/>
+              <w:jc w:val="right"/>
+            </w:pPr>
+            <w:r>
+              <w:rPr>
+                <w:rFonts w:ascii="Arial" w:cs="Arial" w:eastAsia="Arial" w:hAnsi="Arial"/>
+                <w:b w:val="false"/>
+                <w:bCs w:val="false"/>
+                <w:sz w:val="20"/>
+                <w:szCs w:val="20"/>
+                <w:rtl/>
+              </w:rPr>
+              <w:t xml:space="preserve">6 — קטגוריות נוספות</w:t>
+            </w:r>
+          </w:p>
+        </w:tc>
+        <w:tc>
+          <w:tcPr>
+            <w:tcW w:type="dxa" w:w="3212"/>
+            <w:tcBorders>
+              <w:top w:val="single" w:color="D4D4DC" w:sz="4"/>
+              <w:left w:val="single" w:color="D4D4DC" w:sz="4"/>
+              <w:bottom w:val="single" w:color="D4D4DC" w:sz="4"/>
+              <w:right w:val="single" w:color="D4D4DC" w:sz="4"/>
+            </w:tcBorders>
+            <w:tcMar>
+              <w:top w:type="dxa" w:w="60"/>
+              <w:left w:type="dxa" w:w="100"/>
+              <w:bottom w:type="dxa" w:w="60"/>
+              <w:right w:type="dxa" w:w="100"/>
+            </w:tcMar>
+          </w:tcPr>
+          <w:p>
+            <w:pPr>
+              <w:bidi/>
+              <w:spacing w:after="0"/>
+              <w:jc w:val="right"/>
+            </w:pPr>
+            <w:r>
+              <w:rPr>
+                <w:rFonts w:ascii="Arial" w:cs="Arial" w:eastAsia="Arial" w:hAnsi="Arial"/>
+                <w:b w:val="false"/>
+                <w:bCs w:val="false"/>
+                <w:sz w:val="20"/>
+                <w:szCs w:val="20"/>
+                <w:rtl/>
+              </w:rPr>
+              <w:t xml:space="preserve">יכולות ליבה לקטגוריות העתידיות (משאבים, עבודות בשטח, תלויים, הצעות מחיר ומקדמות), שכל אחת פותחת את הקטגוריות שלה</w:t>
+            </w:r>
+          </w:p>
+        </w:tc>
+        <w:tc>
+          <w:tcPr>
+            <w:tcW w:type="dxa" w:w="3214"/>
+            <w:tcBorders>
+              <w:top w:val="single" w:color="D4D4DC" w:sz="4"/>
+              <w:left w:val="single" w:color="D4D4DC" w:sz="4"/>
+              <w:bottom w:val="single" w:color="D4D4DC" w:sz="4"/>
+              <w:right w:val="single" w:color="D4D4DC" w:sz="4"/>
+            </w:tcBorders>
+            <w:tcMar>
+              <w:top w:type="dxa" w:w="60"/>
+              <w:left w:type="dxa" w:w="100"/>
+              <w:bottom w:type="dxa" w:w="60"/>
+              <w:right w:type="dxa" w:w="100"/>
+            </w:tcMar>
+          </w:tcPr>
+          <w:p>
+            <w:pPr>
+              <w:bidi/>
+              <w:spacing w:after="0"/>
+              <w:jc w:val="right"/>
+            </w:pPr>
+            <w:r>
+              <w:rPr>
+                <w:rFonts w:ascii="Arial" w:cs="Arial" w:eastAsia="Arial" w:hAnsi="Arial"/>
+                <w:b w:val="false"/>
+                <w:bCs w:val="false"/>
+                <w:sz w:val="20"/>
+                <w:szCs w:val="20"/>
+                <w:rtl/>
+              </w:rPr>
+              <w:t xml:space="preserve">מתוכנן</w:t>
+            </w:r>
+          </w:p>
+        </w:tc>
+      </w:tr>
+      <w:tr>
+        <w:trPr>
+          <w:tblHeader w:val="false"/>
+        </w:trPr>
+        <w:tc>
+          <w:tcPr>
+            <w:tcW w:type="dxa" w:w="3212"/>
+            <w:tcBorders>
+              <w:top w:val="single" w:color="D4D4DC" w:sz="4"/>
+              <w:left w:val="single" w:color="D4D4DC" w:sz="4"/>
+              <w:bottom w:val="single" w:color="D4D4DC" w:sz="4"/>
+              <w:right w:val="single" w:color="D4D4DC" w:sz="4"/>
+            </w:tcBorders>
+            <w:tcMar>
+              <w:top w:type="dxa" w:w="60"/>
+              <w:left w:type="dxa" w:w="100"/>
+              <w:bottom w:type="dxa" w:w="60"/>
+              <w:right w:type="dxa" w:w="100"/>
+            </w:tcMar>
+          </w:tcPr>
+          <w:p>
+            <w:pPr>
+              <w:bidi/>
+              <w:spacing w:after="0"/>
+              <w:jc w:val="right"/>
+            </w:pPr>
+            <w:r>
+              <w:rPr>
+                <w:rFonts w:ascii="Arial" w:cs="Arial" w:eastAsia="Arial" w:hAnsi="Arial"/>
+                <w:b w:val="false"/>
+                <w:bCs w:val="false"/>
+                <w:sz w:val="20"/>
+                <w:szCs w:val="20"/>
+                <w:rtl/>
+              </w:rPr>
               <w:t xml:space="preserve">עלייה לאוויר</w:t>
             </w:r>
           </w:p>
@@ -6419,6 +8440,20 @@
       <w:pPr>
         <w:spacing w:after="120"/>
       </w:pPr>
+    </w:p>
+    <w:p>
+      <w:pPr>
+        <w:bidi/>
+        <w:spacing w:after="120"/>
+        <w:jc w:val="right"/>
+      </w:pPr>
+      <w:r>
+        <w:rPr>
+          <w:rFonts w:ascii="Arial" w:cs="Arial" w:eastAsia="Arial" w:hAnsi="Arial"/>
+          <w:rtl/>
+        </w:rPr>
+        <w:t xml:space="preserve">הסטטוס החי של העבודה — מה הושלם, מה בעבודה ומה הבא — מנוהל ב-`docs/STATUS.md` וב-Issues של המאגר ב-GitHub, ומתעדכן עם כל שינוי שממוזג.</w:t>
+      </w:r>
     </w:p>
     <w:p>
       <w:pPr>

--- a/docs/spec/MyBiz-Spec-he.docx
+++ b/docs/spec/MyBiz-Spec-he.docx
@@ -8210,7 +8210,7 @@
                 <w:szCs w:val="20"/>
                 <w:rtl/>
               </w:rPr>
-              <w:t xml:space="preserve">בעבודה</w:t>
+              <w:t xml:space="preserve">הושלם</w:t>
             </w:r>
           </w:p>
         </w:tc>

--- a/docs/spec/MyBiz-Spec-he.docx
+++ b/docs/spec/MyBiz-Spec-he.docx
@@ -57,7 +57,7 @@
           <w:rFonts w:ascii="Arial" w:cs="Arial" w:eastAsia="Arial" w:hAnsi="Arial"/>
           <w:rtl/>
         </w:rPr>
-        <w:t xml:space="preserve">MyBiz היא מערכת הפעלה לעסקי שירות קטנים ובינוניים: סטודיואים וחדרי כושר, מספרות ומכוני יופי, קליניקות, מוסכים ועוד. פלטפורמה אחת מנהלת את העסק ביום־יום — יומן ותורים, לקוחות, מנויים ותשלומים, לידים, הודעות, דוחות ועוזר AI — ונותנת לכל עסק אפליקציה ממותגת משלו ללקוחות שלו.</w:t>
+        <w:t xml:space="preserve">MyBiz היא מערכת הפעלה לעסקי שירות קטנים ובינוניים: כושר ואימון, יופי וספא, קליניקות ובריאות, חוגים ושיעורים, שירותי רכב ועוד — כולם ברמה שווה. פלטפורמה אחת מנהלת את העסק ביום־יום — יומן ותורים, לקוחות, מנויים ותשלומים, לידים, הודעות, דוחות ועוזר AI — ונותנת לכל עסק אפליקציה ממותגת משלו ללקוחות שלו.</w:t>
       </w:r>
     </w:p>
     <w:p>
@@ -1918,7 +1918,120 @@
           <w:rFonts w:ascii="Arial" w:cs="Arial" w:eastAsia="Arial" w:hAnsi="Arial"/>
           <w:rtl/>
         </w:rPr>
-        <w:t xml:space="preserve">4. תחומים (חבילות תחום)</w:t>
+        <w:t xml:space="preserve">4. תחומים: קטגוריות ותתי־קטגוריות</w:t>
+      </w:r>
+    </w:p>
+    <w:p>
+      <w:pPr>
+        <w:bidi/>
+        <w:spacing w:after="120"/>
+        <w:jc w:val="right"/>
+      </w:pPr>
+      <w:r>
+        <w:rPr>
+          <w:rFonts w:ascii="Arial" w:cs="Arial" w:eastAsia="Arial" w:hAnsi="Arial"/>
+          <w:rtl/>
+        </w:rPr>
+        <w:t xml:space="preserve">סטודיו הכושר היה אב הטיפוס. מעכשיו כל התחומים ברמה שווה: אין תחום "ראשי", והליבה אף פעם לא שואלת לאיזה תחום שייך העסק. התחומים מאורגנים בשתי רמות:</w:t>
+      </w:r>
+    </w:p>
+    <w:p>
+      <w:pPr>
+        <w:pStyle w:val="ListParagraph"/>
+        <w:numPr>
+          <w:ilvl w:val="0"/>
+          <w:numId w:val="2"/>
+        </w:numPr>
+        <w:bidi/>
+        <w:spacing w:after="60"/>
+        <w:jc w:val="right"/>
+      </w:pPr>
+      <w:r>
+        <w:rPr>
+          <w:rFonts w:ascii="Arial" w:cs="Arial" w:eastAsia="Arial" w:hAnsi="Arial"/>
+          <w:b/>
+          <w:bCs/>
+          <w:rtl/>
+        </w:rPr>
+        <w:t xml:space="preserve">קטגוריה</w:t>
+      </w:r>
+      <w:r>
+        <w:rPr>
+          <w:rFonts w:ascii="Arial" w:cs="Arial" w:eastAsia="Arial" w:hAnsi="Arial"/>
+          <w:rtl/>
+        </w:rPr>
+        <w:t xml:space="preserve">: משפחה של עסקים שעובדים באותה צורה, למשל "יופי וספא". היא קובעת את ברירות המחדל המשותפות: איך קוראים ללקוחות, איך מזמינים (שיעורים קבוצתיים, תורים אישיים או שניהם), מדיניות ביטול, האם צריך מנוי כדי להזמין, הצהרת בריאות, פרטי הלקוח שהעסק שומר, ושירותים ומנויים לפתיחה.</w:t>
+      </w:r>
+    </w:p>
+    <w:p>
+      <w:pPr>
+        <w:pStyle w:val="ListParagraph"/>
+        <w:numPr>
+          <w:ilvl w:val="0"/>
+          <w:numId w:val="2"/>
+        </w:numPr>
+        <w:bidi/>
+        <w:spacing w:after="60"/>
+        <w:jc w:val="right"/>
+      </w:pPr>
+      <w:r>
+        <w:rPr>
+          <w:rFonts w:ascii="Arial" w:cs="Arial" w:eastAsia="Arial" w:hAnsi="Arial"/>
+          <w:b/>
+          <w:bCs/>
+          <w:rtl/>
+        </w:rPr>
+        <w:t xml:space="preserve">תת־קטגוריה</w:t>
+      </w:r>
+      <w:r>
+        <w:rPr>
+          <w:rFonts w:ascii="Arial" w:cs="Arial" w:eastAsia="Arial" w:hAnsi="Arial"/>
+          <w:rtl/>
+        </w:rPr>
+        <w:t xml:space="preserve">: סוג מסוים של עסק בתוך המשפחה, למשל "ברברשופ" או "סטודיו לציפורניים". היא יורשת הכל מהקטגוריה ומשנה רק את מה ששונה — בדרך כלל השם, השירותים לפתיחה ולפעמים פרט לקוח נוסף. כשצריך, לתת־קטגוריה יכולות להיות תתי־קטגוריות משלה.</w:t>
+      </w:r>
+    </w:p>
+    <w:p>
+      <w:pPr>
+        <w:bidi/>
+        <w:spacing w:after="120"/>
+        <w:jc w:val="right"/>
+      </w:pPr>
+      <w:r>
+        <w:rPr>
+          <w:rFonts w:ascii="Arial" w:cs="Arial" w:eastAsia="Arial" w:hAnsi="Arial"/>
+          <w:rtl/>
+        </w:rPr>
+        <w:t xml:space="preserve">עסק בוחר את תת־הקטגוריה שלו (או רק את הקטגוריה) בהרשמה. הבחירה קובעת את נקודת ההתחלה, והכל נשאר ניתן לעריכה אחר כך.</w:t>
+      </w:r>
+    </w:p>
+    <w:p>
+      <w:pPr>
+        <w:pStyle w:val="Heading2"/>
+        <w:bidi/>
+        <w:spacing w:after="140" w:before="280"/>
+        <w:jc w:val="right"/>
+      </w:pPr>
+      <w:r>
+        <w:rPr>
+          <w:rFonts w:ascii="Arial" w:cs="Arial" w:eastAsia="Arial" w:hAnsi="Arial"/>
+          <w:rtl/>
+        </w:rPr>
+        <w:t xml:space="preserve">4.1 חמש הקטגוריות העיקריות</w:t>
+      </w:r>
+    </w:p>
+    <w:p>
+      <w:pPr>
+        <w:bidi/>
+        <w:spacing w:after="120"/>
+        <w:jc w:val="right"/>
+      </w:pPr>
+      <w:r>
+        <w:rPr>
+          <w:rFonts w:ascii="Arial" w:cs="Arial" w:eastAsia="Arial" w:hAnsi="Arial"/>
+          <w:rtl/>
+        </w:rPr>
+        <w:t xml:space="preserve">נבחרו כי הליבה של היום כבר משרתת אותן במלואן (יומן, תורים, מנויים, אפליקציית לקוחות), ויחד הן מכסות את רוב עסקי השירות בישראל.</w:t>
       </w:r>
     </w:p>
     <w:tbl>
@@ -1977,7 +2090,7 @@
                 <w:szCs w:val="20"/>
                 <w:rtl/>
               </w:rPr>
-              <w:t xml:space="preserve">חבילה</w:t>
+              <w:t xml:space="preserve">קטגוריה</w:t>
             </w:r>
           </w:p>
         </w:tc>
@@ -2013,7 +2126,7 @@
                 <w:szCs w:val="20"/>
                 <w:rtl/>
               </w:rPr>
-              <w:t xml:space="preserve">הלקוחות הם</w:t>
+              <w:t xml:space="preserve">תתי־קטגוריות</w:t>
             </w:r>
           </w:p>
         </w:tc>
@@ -2049,7 +2162,7 @@
                 <w:szCs w:val="20"/>
                 <w:rtl/>
               </w:rPr>
-              <w:t xml:space="preserve">הזמנה</w:t>
+              <w:t xml:space="preserve">הלקוחות הם</w:t>
             </w:r>
           </w:p>
         </w:tc>
@@ -2085,7 +2198,7 @@
                 <w:szCs w:val="20"/>
                 <w:rtl/>
               </w:rPr>
-              <w:t xml:space="preserve">תוכן מוכן</w:t>
+              <w:t xml:space="preserve">הזמנה</w:t>
             </w:r>
           </w:p>
         </w:tc>
@@ -2121,7 +2234,7 @@
                 <w:szCs w:val="20"/>
                 <w:rtl/>
               </w:rPr>
-              <w:t xml:space="preserve">פרטי לקוח נוספים</w:t>
+              <w:t xml:space="preserve">פרטי לקוח אופייניים</w:t>
             </w:r>
           </w:p>
         </w:tc>
@@ -2161,7 +2274,7 @@
                 <w:szCs w:val="20"/>
                 <w:rtl/>
               </w:rPr>
-              <w:t xml:space="preserve">כושר</w:t>
+              <w:t xml:space="preserve">כושר ואימון</w:t>
             </w:r>
           </w:p>
         </w:tc>
@@ -2196,6 +2309,41 @@
                 <w:szCs w:val="20"/>
                 <w:rtl/>
               </w:rPr>
+              <w:t xml:space="preserve">חדר כושר, סטודיו לפילאטיס, סטודיו ליוגה, CrossFit, אימון פונקציונלי, מאמן אישי</w:t>
+            </w:r>
+          </w:p>
+        </w:tc>
+        <w:tc>
+          <w:tcPr>
+            <w:tcW w:type="dxa" w:w="1927"/>
+            <w:tcBorders>
+              <w:top w:val="single" w:color="D4D4DC" w:sz="4"/>
+              <w:left w:val="single" w:color="D4D4DC" w:sz="4"/>
+              <w:bottom w:val="single" w:color="D4D4DC" w:sz="4"/>
+              <w:right w:val="single" w:color="D4D4DC" w:sz="4"/>
+            </w:tcBorders>
+            <w:tcMar>
+              <w:top w:type="dxa" w:w="60"/>
+              <w:left w:type="dxa" w:w="100"/>
+              <w:bottom w:type="dxa" w:w="60"/>
+              <w:right w:type="dxa" w:w="100"/>
+            </w:tcMar>
+          </w:tcPr>
+          <w:p>
+            <w:pPr>
+              <w:bidi/>
+              <w:spacing w:after="0"/>
+              <w:jc w:val="right"/>
+            </w:pPr>
+            <w:r>
+              <w:rPr>
+                <w:rFonts w:ascii="Arial" w:cs="Arial" w:eastAsia="Arial" w:hAnsi="Arial"/>
+                <w:b w:val="false"/>
+                <w:bCs w:val="false"/>
+                <w:sz w:val="20"/>
+                <w:szCs w:val="20"/>
+                <w:rtl/>
+              </w:rPr>
               <w:t xml:space="preserve">מתאמנים</w:t>
             </w:r>
           </w:p>
@@ -2231,42 +2379,7 @@
                 <w:szCs w:val="20"/>
                 <w:rtl/>
               </w:rPr>
-              <w:t xml:space="preserve">שיעורים קבוצתיים (+ אימונים אישיים)</w:t>
-            </w:r>
-          </w:p>
-        </w:tc>
-        <w:tc>
-          <w:tcPr>
-            <w:tcW w:type="dxa" w:w="1927"/>
-            <w:tcBorders>
-              <w:top w:val="single" w:color="D4D4DC" w:sz="4"/>
-              <w:left w:val="single" w:color="D4D4DC" w:sz="4"/>
-              <w:bottom w:val="single" w:color="D4D4DC" w:sz="4"/>
-              <w:right w:val="single" w:color="D4D4DC" w:sz="4"/>
-            </w:tcBorders>
-            <w:tcMar>
-              <w:top w:type="dxa" w:w="60"/>
-              <w:left w:type="dxa" w:w="100"/>
-              <w:bottom w:type="dxa" w:w="60"/>
-              <w:right w:type="dxa" w:w="100"/>
-            </w:tcMar>
-          </w:tcPr>
-          <w:p>
-            <w:pPr>
-              <w:bidi/>
-              <w:spacing w:after="0"/>
-              <w:jc w:val="right"/>
-            </w:pPr>
-            <w:r>
-              <w:rPr>
-                <w:rFonts w:ascii="Arial" w:cs="Arial" w:eastAsia="Arial" w:hAnsi="Arial"/>
-                <w:b w:val="false"/>
-                <w:bCs w:val="false"/>
-                <w:sz w:val="20"/>
-                <w:szCs w:val="20"/>
-                <w:rtl/>
-              </w:rPr>
-              <w:t xml:space="preserve">מנויים, כרטיסיות</w:t>
+              <w:t xml:space="preserve">שיעורים קבוצתיים, אימונים אישיים; מנויים וכרטיסיות</w:t>
             </w:r>
           </w:p>
         </w:tc>
@@ -2341,7 +2454,7 @@
                 <w:szCs w:val="20"/>
                 <w:rtl/>
               </w:rPr>
-              <w:t xml:space="preserve">יופי</w:t>
+              <w:t xml:space="preserve">יופי וספא</w:t>
             </w:r>
           </w:p>
         </w:tc>
@@ -2376,6 +2489,41 @@
                 <w:szCs w:val="20"/>
                 <w:rtl/>
               </w:rPr>
+              <w:t xml:space="preserve">מספרה, ברברשופ, קוסמטיקה וטיפולי פנים, ציפורניים, הסרת שיער בלייזר, ספא ועיסויים</w:t>
+            </w:r>
+          </w:p>
+        </w:tc>
+        <w:tc>
+          <w:tcPr>
+            <w:tcW w:type="dxa" w:w="1927"/>
+            <w:tcBorders>
+              <w:top w:val="single" w:color="D4D4DC" w:sz="4"/>
+              <w:left w:val="single" w:color="D4D4DC" w:sz="4"/>
+              <w:bottom w:val="single" w:color="D4D4DC" w:sz="4"/>
+              <w:right w:val="single" w:color="D4D4DC" w:sz="4"/>
+            </w:tcBorders>
+            <w:tcMar>
+              <w:top w:type="dxa" w:w="60"/>
+              <w:left w:type="dxa" w:w="100"/>
+              <w:bottom w:type="dxa" w:w="60"/>
+              <w:right w:type="dxa" w:w="100"/>
+            </w:tcMar>
+          </w:tcPr>
+          <w:p>
+            <w:pPr>
+              <w:bidi/>
+              <w:spacing w:after="0"/>
+              <w:jc w:val="right"/>
+            </w:pPr>
+            <w:r>
+              <w:rPr>
+                <w:rFonts w:ascii="Arial" w:cs="Arial" w:eastAsia="Arial" w:hAnsi="Arial"/>
+                <w:b w:val="false"/>
+                <w:bCs w:val="false"/>
+                <w:sz w:val="20"/>
+                <w:szCs w:val="20"/>
+                <w:rtl/>
+              </w:rPr>
               <w:t xml:space="preserve">לקוחות</w:t>
             </w:r>
           </w:p>
@@ -2417,41 +2565,6 @@
         </w:tc>
         <w:tc>
           <w:tcPr>
-            <w:tcW w:type="dxa" w:w="1927"/>
-            <w:tcBorders>
-              <w:top w:val="single" w:color="D4D4DC" w:sz="4"/>
-              <w:left w:val="single" w:color="D4D4DC" w:sz="4"/>
-              <w:bottom w:val="single" w:color="D4D4DC" w:sz="4"/>
-              <w:right w:val="single" w:color="D4D4DC" w:sz="4"/>
-            </w:tcBorders>
-            <w:tcMar>
-              <w:top w:type="dxa" w:w="60"/>
-              <w:left w:type="dxa" w:w="100"/>
-              <w:bottom w:type="dxa" w:w="60"/>
-              <w:right w:type="dxa" w:w="100"/>
-            </w:tcMar>
-          </w:tcPr>
-          <w:p>
-            <w:pPr>
-              <w:bidi/>
-              <w:spacing w:after="0"/>
-              <w:jc w:val="right"/>
-            </w:pPr>
-            <w:r>
-              <w:rPr>
-                <w:rFonts w:ascii="Arial" w:cs="Arial" w:eastAsia="Arial" w:hAnsi="Arial"/>
-                <w:b w:val="false"/>
-                <w:bCs w:val="false"/>
-                <w:sz w:val="20"/>
-                <w:szCs w:val="20"/>
-                <w:rtl/>
-              </w:rPr>
-              <w:t xml:space="preserve">תספורות, צבע, זקן</w:t>
-            </w:r>
-          </w:p>
-        </w:tc>
-        <w:tc>
-          <w:tcPr>
             <w:tcW w:type="dxa" w:w="1930"/>
             <w:tcBorders>
               <w:top w:val="single" w:color="D4D4DC" w:sz="4"/>
@@ -2481,7 +2594,7 @@
                 <w:szCs w:val="20"/>
                 <w:rtl/>
               </w:rPr>
-              <w:t xml:space="preserve">סוג שיער, נוסחת צבע, אלרגיות</w:t>
+              <w:t xml:space="preserve">סוג שיער, נוסחת צבע, סוג עור, רגישויות</w:t>
             </w:r>
           </w:p>
         </w:tc>
@@ -2521,7 +2634,7 @@
                 <w:szCs w:val="20"/>
                 <w:rtl/>
               </w:rPr>
-              <w:t xml:space="preserve">קליניקה</w:t>
+              <w:t xml:space="preserve">קליניקות ובריאות</w:t>
             </w:r>
           </w:p>
         </w:tc>
@@ -2556,6 +2669,41 @@
                 <w:szCs w:val="20"/>
                 <w:rtl/>
               </w:rPr>
+              <w:t xml:space="preserve">פיזיותרפיה ושיקום, מרפאת שיניים, תזונה, קליניקה אסתטית, טיפול ואימון אישי</w:t>
+            </w:r>
+          </w:p>
+        </w:tc>
+        <w:tc>
+          <w:tcPr>
+            <w:tcW w:type="dxa" w:w="1927"/>
+            <w:tcBorders>
+              <w:top w:val="single" w:color="D4D4DC" w:sz="4"/>
+              <w:left w:val="single" w:color="D4D4DC" w:sz="4"/>
+              <w:bottom w:val="single" w:color="D4D4DC" w:sz="4"/>
+              <w:right w:val="single" w:color="D4D4DC" w:sz="4"/>
+            </w:tcBorders>
+            <w:tcMar>
+              <w:top w:type="dxa" w:w="60"/>
+              <w:left w:type="dxa" w:w="100"/>
+              <w:bottom w:type="dxa" w:w="60"/>
+              <w:right w:type="dxa" w:w="100"/>
+            </w:tcMar>
+          </w:tcPr>
+          <w:p>
+            <w:pPr>
+              <w:bidi/>
+              <w:spacing w:after="0"/>
+              <w:jc w:val="right"/>
+            </w:pPr>
+            <w:r>
+              <w:rPr>
+                <w:rFonts w:ascii="Arial" w:cs="Arial" w:eastAsia="Arial" w:hAnsi="Arial"/>
+                <w:b w:val="false"/>
+                <w:bCs w:val="false"/>
+                <w:sz w:val="20"/>
+                <w:szCs w:val="20"/>
+                <w:rtl/>
+              </w:rPr>
               <w:t xml:space="preserve">מטופלים</w:t>
             </w:r>
           </w:p>
@@ -2591,42 +2739,7 @@
                 <w:szCs w:val="20"/>
                 <w:rtl/>
               </w:rPr>
-              <w:t xml:space="preserve">תורים</w:t>
-            </w:r>
-          </w:p>
-        </w:tc>
-        <w:tc>
-          <w:tcPr>
-            <w:tcW w:type="dxa" w:w="1927"/>
-            <w:tcBorders>
-              <w:top w:val="single" w:color="D4D4DC" w:sz="4"/>
-              <w:left w:val="single" w:color="D4D4DC" w:sz="4"/>
-              <w:bottom w:val="single" w:color="D4D4DC" w:sz="4"/>
-              <w:right w:val="single" w:color="D4D4DC" w:sz="4"/>
-            </w:tcBorders>
-            <w:tcMar>
-              <w:top w:type="dxa" w:w="60"/>
-              <w:left w:type="dxa" w:w="100"/>
-              <w:bottom w:type="dxa" w:w="60"/>
-              <w:right w:type="dxa" w:w="100"/>
-            </w:tcMar>
-          </w:tcPr>
-          <w:p>
-            <w:pPr>
-              <w:bidi/>
-              <w:spacing w:after="0"/>
-              <w:jc w:val="right"/>
-            </w:pPr>
-            <w:r>
-              <w:rPr>
-                <w:rFonts w:ascii="Arial" w:cs="Arial" w:eastAsia="Arial" w:hAnsi="Arial"/>
-                <w:b w:val="false"/>
-                <w:bCs w:val="false"/>
-                <w:sz w:val="20"/>
-                <w:szCs w:val="20"/>
-                <w:rtl/>
-              </w:rPr>
-              <w:t xml:space="preserve">פגישת היכרות, טיפול, מעקב</w:t>
+              <w:t xml:space="preserve">תורים, סדרות טיפולים</w:t>
             </w:r>
           </w:p>
         </w:tc>
@@ -2661,7 +2774,7 @@
                 <w:szCs w:val="20"/>
                 <w:rtl/>
               </w:rPr>
-              <w:t xml:space="preserve">ת״ז, קופת חולים, גורם מפנה, אלרגיות</w:t>
+              <w:t xml:space="preserve">תעודת זהות, קופת חולים, הופנה על ידי, רגישויות</w:t>
             </w:r>
           </w:p>
         </w:tc>
@@ -2701,7 +2814,7 @@
                 <w:szCs w:val="20"/>
                 <w:rtl/>
               </w:rPr>
-              <w:t xml:space="preserve">מוסך</w:t>
+              <w:t xml:space="preserve">חוגים ושיעורים</w:t>
             </w:r>
           </w:p>
         </w:tc>
@@ -2736,6 +2849,221 @@
                 <w:szCs w:val="20"/>
                 <w:rtl/>
               </w:rPr>
+              <w:t xml:space="preserve">ריקוד, אומנויות לחימה, מוזיקה, שיעורים פרטיים, חוגי ילדים</w:t>
+            </w:r>
+          </w:p>
+        </w:tc>
+        <w:tc>
+          <w:tcPr>
+            <w:tcW w:type="dxa" w:w="1927"/>
+            <w:tcBorders>
+              <w:top w:val="single" w:color="D4D4DC" w:sz="4"/>
+              <w:left w:val="single" w:color="D4D4DC" w:sz="4"/>
+              <w:bottom w:val="single" w:color="D4D4DC" w:sz="4"/>
+              <w:right w:val="single" w:color="D4D4DC" w:sz="4"/>
+            </w:tcBorders>
+            <w:tcMar>
+              <w:top w:type="dxa" w:w="60"/>
+              <w:left w:type="dxa" w:w="100"/>
+              <w:bottom w:type="dxa" w:w="60"/>
+              <w:right w:type="dxa" w:w="100"/>
+            </w:tcMar>
+          </w:tcPr>
+          <w:p>
+            <w:pPr>
+              <w:bidi/>
+              <w:spacing w:after="0"/>
+              <w:jc w:val="right"/>
+            </w:pPr>
+            <w:r>
+              <w:rPr>
+                <w:rFonts w:ascii="Arial" w:cs="Arial" w:eastAsia="Arial" w:hAnsi="Arial"/>
+                <w:b w:val="false"/>
+                <w:bCs w:val="false"/>
+                <w:sz w:val="20"/>
+                <w:szCs w:val="20"/>
+                <w:rtl/>
+              </w:rPr>
+              <w:t xml:space="preserve">תלמידים</w:t>
+            </w:r>
+          </w:p>
+        </w:tc>
+        <w:tc>
+          <w:tcPr>
+            <w:tcW w:type="dxa" w:w="1927"/>
+            <w:tcBorders>
+              <w:top w:val="single" w:color="D4D4DC" w:sz="4"/>
+              <w:left w:val="single" w:color="D4D4DC" w:sz="4"/>
+              <w:bottom w:val="single" w:color="D4D4DC" w:sz="4"/>
+              <w:right w:val="single" w:color="D4D4DC" w:sz="4"/>
+            </w:tcBorders>
+            <w:tcMar>
+              <w:top w:type="dxa" w:w="60"/>
+              <w:left w:type="dxa" w:w="100"/>
+              <w:bottom w:type="dxa" w:w="60"/>
+              <w:right w:type="dxa" w:w="100"/>
+            </w:tcMar>
+          </w:tcPr>
+          <w:p>
+            <w:pPr>
+              <w:bidi/>
+              <w:spacing w:after="0"/>
+              <w:jc w:val="right"/>
+            </w:pPr>
+            <w:r>
+              <w:rPr>
+                <w:rFonts w:ascii="Arial" w:cs="Arial" w:eastAsia="Arial" w:hAnsi="Arial"/>
+                <w:b w:val="false"/>
+                <w:bCs w:val="false"/>
+                <w:sz w:val="20"/>
+                <w:szCs w:val="20"/>
+                <w:rtl/>
+              </w:rPr>
+              <w:t xml:space="preserve">חוגים שבועיים ושיעורים פרטיים; מנויים לפי תקופה וחודש</w:t>
+            </w:r>
+          </w:p>
+        </w:tc>
+        <w:tc>
+          <w:tcPr>
+            <w:tcW w:type="dxa" w:w="1930"/>
+            <w:tcBorders>
+              <w:top w:val="single" w:color="D4D4DC" w:sz="4"/>
+              <w:left w:val="single" w:color="D4D4DC" w:sz="4"/>
+              <w:bottom w:val="single" w:color="D4D4DC" w:sz="4"/>
+              <w:right w:val="single" w:color="D4D4DC" w:sz="4"/>
+            </w:tcBorders>
+            <w:tcMar>
+              <w:top w:type="dxa" w:w="60"/>
+              <w:left w:type="dxa" w:w="100"/>
+              <w:bottom w:type="dxa" w:w="60"/>
+              <w:right w:type="dxa" w:w="100"/>
+            </w:tcMar>
+          </w:tcPr>
+          <w:p>
+            <w:pPr>
+              <w:bidi/>
+              <w:spacing w:after="0"/>
+              <w:jc w:val="right"/>
+            </w:pPr>
+            <w:r>
+              <w:rPr>
+                <w:rFonts w:ascii="Arial" w:cs="Arial" w:eastAsia="Arial" w:hAnsi="Arial"/>
+                <w:b w:val="false"/>
+                <w:bCs w:val="false"/>
+                <w:sz w:val="20"/>
+                <w:szCs w:val="20"/>
+                <w:rtl/>
+              </w:rPr>
+              <w:t xml:space="preserve">רמה, פרטי הורה (לילדים)</w:t>
+            </w:r>
+          </w:p>
+        </w:tc>
+      </w:tr>
+      <w:tr>
+        <w:trPr>
+          <w:tblHeader w:val="false"/>
+        </w:trPr>
+        <w:tc>
+          <w:tcPr>
+            <w:tcW w:type="dxa" w:w="1927"/>
+            <w:tcBorders>
+              <w:top w:val="single" w:color="D4D4DC" w:sz="4"/>
+              <w:left w:val="single" w:color="D4D4DC" w:sz="4"/>
+              <w:bottom w:val="single" w:color="D4D4DC" w:sz="4"/>
+              <w:right w:val="single" w:color="D4D4DC" w:sz="4"/>
+            </w:tcBorders>
+            <w:tcMar>
+              <w:top w:type="dxa" w:w="60"/>
+              <w:left w:type="dxa" w:w="100"/>
+              <w:bottom w:type="dxa" w:w="60"/>
+              <w:right w:type="dxa" w:w="100"/>
+            </w:tcMar>
+          </w:tcPr>
+          <w:p>
+            <w:pPr>
+              <w:bidi/>
+              <w:spacing w:after="0"/>
+              <w:jc w:val="right"/>
+            </w:pPr>
+            <w:r>
+              <w:rPr>
+                <w:rFonts w:ascii="Arial" w:cs="Arial" w:eastAsia="Arial" w:hAnsi="Arial"/>
+                <w:b w:val="false"/>
+                <w:bCs w:val="false"/>
+                <w:sz w:val="20"/>
+                <w:szCs w:val="20"/>
+                <w:rtl/>
+              </w:rPr>
+              <w:t xml:space="preserve">רכב</w:t>
+            </w:r>
+          </w:p>
+        </w:tc>
+        <w:tc>
+          <w:tcPr>
+            <w:tcW w:type="dxa" w:w="1927"/>
+            <w:tcBorders>
+              <w:top w:val="single" w:color="D4D4DC" w:sz="4"/>
+              <w:left w:val="single" w:color="D4D4DC" w:sz="4"/>
+              <w:bottom w:val="single" w:color="D4D4DC" w:sz="4"/>
+              <w:right w:val="single" w:color="D4D4DC" w:sz="4"/>
+            </w:tcBorders>
+            <w:tcMar>
+              <w:top w:type="dxa" w:w="60"/>
+              <w:left w:type="dxa" w:w="100"/>
+              <w:bottom w:type="dxa" w:w="60"/>
+              <w:right w:type="dxa" w:w="100"/>
+            </w:tcMar>
+          </w:tcPr>
+          <w:p>
+            <w:pPr>
+              <w:bidi/>
+              <w:spacing w:after="0"/>
+              <w:jc w:val="right"/>
+            </w:pPr>
+            <w:r>
+              <w:rPr>
+                <w:rFonts w:ascii="Arial" w:cs="Arial" w:eastAsia="Arial" w:hAnsi="Arial"/>
+                <w:b w:val="false"/>
+                <w:bCs w:val="false"/>
+                <w:sz w:val="20"/>
+                <w:szCs w:val="20"/>
+                <w:rtl/>
+              </w:rPr>
+              <w:t xml:space="preserve">מוסך, דיטיילינג ושטיפה, צמיגים</w:t>
+            </w:r>
+          </w:p>
+        </w:tc>
+        <w:tc>
+          <w:tcPr>
+            <w:tcW w:type="dxa" w:w="1927"/>
+            <w:tcBorders>
+              <w:top w:val="single" w:color="D4D4DC" w:sz="4"/>
+              <w:left w:val="single" w:color="D4D4DC" w:sz="4"/>
+              <w:bottom w:val="single" w:color="D4D4DC" w:sz="4"/>
+              <w:right w:val="single" w:color="D4D4DC" w:sz="4"/>
+            </w:tcBorders>
+            <w:tcMar>
+              <w:top w:type="dxa" w:w="60"/>
+              <w:left w:type="dxa" w:w="100"/>
+              <w:bottom w:type="dxa" w:w="60"/>
+              <w:right w:type="dxa" w:w="100"/>
+            </w:tcMar>
+          </w:tcPr>
+          <w:p>
+            <w:pPr>
+              <w:bidi/>
+              <w:spacing w:after="0"/>
+              <w:jc w:val="right"/>
+            </w:pPr>
+            <w:r>
+              <w:rPr>
+                <w:rFonts w:ascii="Arial" w:cs="Arial" w:eastAsia="Arial" w:hAnsi="Arial"/>
+                <w:b w:val="false"/>
+                <w:bCs w:val="false"/>
+                <w:sz w:val="20"/>
+                <w:szCs w:val="20"/>
+                <w:rtl/>
+              </w:rPr>
               <w:t xml:space="preserve">לקוחות</w:t>
             </w:r>
           </w:p>
@@ -2777,41 +3105,6 @@
         </w:tc>
         <w:tc>
           <w:tcPr>
-            <w:tcW w:type="dxa" w:w="1927"/>
-            <w:tcBorders>
-              <w:top w:val="single" w:color="D4D4DC" w:sz="4"/>
-              <w:left w:val="single" w:color="D4D4DC" w:sz="4"/>
-              <w:bottom w:val="single" w:color="D4D4DC" w:sz="4"/>
-              <w:right w:val="single" w:color="D4D4DC" w:sz="4"/>
-            </w:tcBorders>
-            <w:tcMar>
-              <w:top w:type="dxa" w:w="60"/>
-              <w:left w:type="dxa" w:w="100"/>
-              <w:bottom w:type="dxa" w:w="60"/>
-              <w:right w:type="dxa" w:w="100"/>
-            </w:tcMar>
-          </w:tcPr>
-          <w:p>
-            <w:pPr>
-              <w:bidi/>
-              <w:spacing w:after="0"/>
-              <w:jc w:val="right"/>
-            </w:pPr>
-            <w:r>
-              <w:rPr>
-                <w:rFonts w:ascii="Arial" w:cs="Arial" w:eastAsia="Arial" w:hAnsi="Arial"/>
-                <w:b w:val="false"/>
-                <w:bCs w:val="false"/>
-                <w:sz w:val="20"/>
-                <w:szCs w:val="20"/>
-                <w:rtl/>
-              </w:rPr>
-              <w:t xml:space="preserve">טיפול תקופתי, החלפת שמן, אבחון</w:t>
-            </w:r>
-          </w:p>
-        </w:tc>
-        <w:tc>
-          <w:tcPr>
             <w:tcW w:type="dxa" w:w="1930"/>
             <w:tcBorders>
               <w:top w:val="single" w:color="D4D4DC" w:sz="4"/>
@@ -2841,7 +3134,7 @@
                 <w:szCs w:val="20"/>
                 <w:rtl/>
               </w:rPr>
-              <w:t xml:space="preserve">מספר רישוי, יצרן, דגם, שנה, קילומטראז׳, טסט הבא</w:t>
+              <w:t xml:space="preserve">מספר רכב, יצרן, דגם, שנה, קילומטראז', טסט הבא</w:t>
             </w:r>
           </w:p>
         </w:tc>
@@ -2863,12 +3156,12 @@
           <w:rFonts w:ascii="Arial" w:cs="Arial" w:eastAsia="Arial" w:hAnsi="Arial"/>
           <w:rtl/>
         </w:rPr>
-        <w:t xml:space="preserve">הוספת תחום = הוספת חבילה: מילים, שירותים ומנויים מוכנים, פרטי לקוח, מדיניות.</w:t>
-      </w:r>
-    </w:p>
-    <w:p>
-      <w:pPr>
-        <w:pStyle w:val="Heading1"/>
+        <w:t xml:space="preserve">כמה תחומים מהרשימה המקורית נמצאים בתוך אלה כתתי־קטגוריות: וולנס וספא (יופי וספא); שיקום, תזונה, טיפול ואימון אישי (קליניקות ובריאות); חינוך, ריקוד, מוזיקה וחוגי ילדים (חוגים ושיעורים).</w:t>
+      </w:r>
+    </w:p>
+    <w:p>
+      <w:pPr>
+        <w:pStyle w:val="Heading2"/>
         <w:bidi/>
         <w:spacing w:after="140" w:before="280"/>
         <w:jc w:val="right"/>
@@ -2878,7 +3171,7 @@
           <w:rFonts w:ascii="Arial" w:cs="Arial" w:eastAsia="Arial" w:hAnsi="Arial"/>
           <w:rtl/>
         </w:rPr>
-        <w:t xml:space="preserve">5. מודולים ומחירים</w:t>
+        <w:t xml:space="preserve">4.2 תבנית הקטגוריה</w:t>
       </w:r>
     </w:p>
     <w:p>
@@ -2892,7 +3185,675 @@
           <w:rFonts w:ascii="Arial" w:cs="Arial" w:eastAsia="Arial" w:hAnsi="Arial"/>
           <w:rtl/>
         </w:rPr>
-        <w:t xml:space="preserve">מנוי = ליבה + מודולים. המחירים זמניים עד לסגירת התמחור.</w:t>
+        <w:t xml:space="preserve">כל קטגוריה ותת־קטגוריה היא רשומה אחת בקטלוג משותף שהשרת, האתר והאפליקציות קוראים ממנו, כך שהוספה אף פעם לא דורשת שינוי קוד ברחבי המערכת. רשומה כוללת:</w:t>
+      </w:r>
+    </w:p>
+    <w:tbl>
+      <w:tblPr>
+        <w:bidiVisual/>
+        <w:tblW w:type="dxa" w:w="9638"/>
+        <w:tblBorders>
+          <w:top w:val="single" w:color="auto" w:sz="4"/>
+          <w:left w:val="single" w:color="auto" w:sz="4"/>
+          <w:bottom w:val="single" w:color="auto" w:sz="4"/>
+          <w:right w:val="single" w:color="auto" w:sz="4"/>
+          <w:insideH w:val="single" w:color="auto" w:sz="4"/>
+          <w:insideV w:val="single" w:color="auto" w:sz="4"/>
+        </w:tblBorders>
+      </w:tblPr>
+      <w:tblGrid>
+        <w:gridCol w:w="4819"/>
+        <w:gridCol w:w="4819"/>
+      </w:tblGrid>
+      <w:tr>
+        <w:trPr>
+          <w:tblHeader/>
+        </w:trPr>
+        <w:tc>
+          <w:tcPr>
+            <w:tcW w:type="dxa" w:w="4819"/>
+            <w:tcBorders>
+              <w:top w:val="single" w:color="D4D4DC" w:sz="4"/>
+              <w:left w:val="single" w:color="D4D4DC" w:sz="4"/>
+              <w:bottom w:val="single" w:color="D4D4DC" w:sz="4"/>
+              <w:right w:val="single" w:color="D4D4DC" w:sz="4"/>
+            </w:tcBorders>
+            <w:shd w:fill="EEF0FF" w:color="auto" w:val="clear"/>
+            <w:tcMar>
+              <w:top w:type="dxa" w:w="60"/>
+              <w:left w:type="dxa" w:w="100"/>
+              <w:bottom w:type="dxa" w:w="60"/>
+              <w:right w:type="dxa" w:w="100"/>
+            </w:tcMar>
+          </w:tcPr>
+          <w:p>
+            <w:pPr>
+              <w:bidi/>
+              <w:spacing w:after="0"/>
+              <w:jc w:val="right"/>
+            </w:pPr>
+            <w:r>
+              <w:rPr>
+                <w:rFonts w:ascii="Arial" w:cs="Arial" w:eastAsia="Arial" w:hAnsi="Arial"/>
+                <w:b/>
+                <w:bCs/>
+                <w:sz w:val="20"/>
+                <w:szCs w:val="20"/>
+                <w:rtl/>
+              </w:rPr>
+              <w:t xml:space="preserve">חלק</w:t>
+            </w:r>
+          </w:p>
+        </w:tc>
+        <w:tc>
+          <w:tcPr>
+            <w:tcW w:type="dxa" w:w="4819"/>
+            <w:tcBorders>
+              <w:top w:val="single" w:color="D4D4DC" w:sz="4"/>
+              <w:left w:val="single" w:color="D4D4DC" w:sz="4"/>
+              <w:bottom w:val="single" w:color="D4D4DC" w:sz="4"/>
+              <w:right w:val="single" w:color="D4D4DC" w:sz="4"/>
+            </w:tcBorders>
+            <w:shd w:fill="EEF0FF" w:color="auto" w:val="clear"/>
+            <w:tcMar>
+              <w:top w:type="dxa" w:w="60"/>
+              <w:left w:type="dxa" w:w="100"/>
+              <w:bottom w:type="dxa" w:w="60"/>
+              <w:right w:type="dxa" w:w="100"/>
+            </w:tcMar>
+          </w:tcPr>
+          <w:p>
+            <w:pPr>
+              <w:bidi/>
+              <w:spacing w:after="0"/>
+              <w:jc w:val="right"/>
+            </w:pPr>
+            <w:r>
+              <w:rPr>
+                <w:rFonts w:ascii="Arial" w:cs="Arial" w:eastAsia="Arial" w:hAnsi="Arial"/>
+                <w:b/>
+                <w:bCs/>
+                <w:sz w:val="20"/>
+                <w:szCs w:val="20"/>
+                <w:rtl/>
+              </w:rPr>
+              <w:t xml:space="preserve">מה הוא קובע</w:t>
+            </w:r>
+          </w:p>
+        </w:tc>
+      </w:tr>
+      <w:tr>
+        <w:trPr>
+          <w:tblHeader w:val="false"/>
+        </w:trPr>
+        <w:tc>
+          <w:tcPr>
+            <w:tcW w:type="dxa" w:w="4819"/>
+            <w:tcBorders>
+              <w:top w:val="single" w:color="D4D4DC" w:sz="4"/>
+              <w:left w:val="single" w:color="D4D4DC" w:sz="4"/>
+              <w:bottom w:val="single" w:color="D4D4DC" w:sz="4"/>
+              <w:right w:val="single" w:color="D4D4DC" w:sz="4"/>
+            </w:tcBorders>
+            <w:tcMar>
+              <w:top w:type="dxa" w:w="60"/>
+              <w:left w:type="dxa" w:w="100"/>
+              <w:bottom w:type="dxa" w:w="60"/>
+              <w:right w:type="dxa" w:w="100"/>
+            </w:tcMar>
+          </w:tcPr>
+          <w:p>
+            <w:pPr>
+              <w:bidi/>
+              <w:spacing w:after="0"/>
+              <w:jc w:val="right"/>
+            </w:pPr>
+            <w:r>
+              <w:rPr>
+                <w:rFonts w:ascii="Arial" w:cs="Arial" w:eastAsia="Arial" w:hAnsi="Arial"/>
+                <w:b w:val="false"/>
+                <w:bCs w:val="false"/>
+                <w:sz w:val="20"/>
+                <w:szCs w:val="20"/>
+                <w:rtl/>
+              </w:rPr>
+              <w:t xml:space="preserve">זהות</w:t>
+            </w:r>
+          </w:p>
+        </w:tc>
+        <w:tc>
+          <w:tcPr>
+            <w:tcW w:type="dxa" w:w="4819"/>
+            <w:tcBorders>
+              <w:top w:val="single" w:color="D4D4DC" w:sz="4"/>
+              <w:left w:val="single" w:color="D4D4DC" w:sz="4"/>
+              <w:bottom w:val="single" w:color="D4D4DC" w:sz="4"/>
+              <w:right w:val="single" w:color="D4D4DC" w:sz="4"/>
+            </w:tcBorders>
+            <w:tcMar>
+              <w:top w:type="dxa" w:w="60"/>
+              <w:left w:type="dxa" w:w="100"/>
+              <w:bottom w:type="dxa" w:w="60"/>
+              <w:right w:type="dxa" w:w="100"/>
+            </w:tcMar>
+          </w:tcPr>
+          <w:p>
+            <w:pPr>
+              <w:bidi/>
+              <w:spacing w:after="0"/>
+              <w:jc w:val="right"/>
+            </w:pPr>
+            <w:r>
+              <w:rPr>
+                <w:rFonts w:ascii="Arial" w:cs="Arial" w:eastAsia="Arial" w:hAnsi="Arial"/>
+                <w:b w:val="false"/>
+                <w:bCs w:val="false"/>
+                <w:sz w:val="20"/>
+                <w:szCs w:val="20"/>
+                <w:rtl/>
+              </w:rPr>
+              <w:t xml:space="preserve">מפתח, הורה (לתת־קטגוריה), אייקון וצבע, מצב (פעיל, בטא, מתוכנן)</w:t>
+            </w:r>
+          </w:p>
+        </w:tc>
+      </w:tr>
+      <w:tr>
+        <w:trPr>
+          <w:tblHeader w:val="false"/>
+        </w:trPr>
+        <w:tc>
+          <w:tcPr>
+            <w:tcW w:type="dxa" w:w="4819"/>
+            <w:tcBorders>
+              <w:top w:val="single" w:color="D4D4DC" w:sz="4"/>
+              <w:left w:val="single" w:color="D4D4DC" w:sz="4"/>
+              <w:bottom w:val="single" w:color="D4D4DC" w:sz="4"/>
+              <w:right w:val="single" w:color="D4D4DC" w:sz="4"/>
+            </w:tcBorders>
+            <w:tcMar>
+              <w:top w:type="dxa" w:w="60"/>
+              <w:left w:type="dxa" w:w="100"/>
+              <w:bottom w:type="dxa" w:w="60"/>
+              <w:right w:type="dxa" w:w="100"/>
+            </w:tcMar>
+          </w:tcPr>
+          <w:p>
+            <w:pPr>
+              <w:bidi/>
+              <w:spacing w:after="0"/>
+              <w:jc w:val="right"/>
+            </w:pPr>
+            <w:r>
+              <w:rPr>
+                <w:rFonts w:ascii="Arial" w:cs="Arial" w:eastAsia="Arial" w:hAnsi="Arial"/>
+                <w:b w:val="false"/>
+                <w:bCs w:val="false"/>
+                <w:sz w:val="20"/>
+                <w:szCs w:val="20"/>
+                <w:rtl/>
+              </w:rPr>
+              <w:t xml:space="preserve">מילים</w:t>
+            </w:r>
+          </w:p>
+        </w:tc>
+        <w:tc>
+          <w:tcPr>
+            <w:tcW w:type="dxa" w:w="4819"/>
+            <w:tcBorders>
+              <w:top w:val="single" w:color="D4D4DC" w:sz="4"/>
+              <w:left w:val="single" w:color="D4D4DC" w:sz="4"/>
+              <w:bottom w:val="single" w:color="D4D4DC" w:sz="4"/>
+              <w:right w:val="single" w:color="D4D4DC" w:sz="4"/>
+            </w:tcBorders>
+            <w:tcMar>
+              <w:top w:type="dxa" w:w="60"/>
+              <w:left w:type="dxa" w:w="100"/>
+              <w:bottom w:type="dxa" w:w="60"/>
+              <w:right w:type="dxa" w:w="100"/>
+            </w:tcMar>
+          </w:tcPr>
+          <w:p>
+            <w:pPr>
+              <w:bidi/>
+              <w:spacing w:after="0"/>
+              <w:jc w:val="right"/>
+            </w:pPr>
+            <w:r>
+              <w:rPr>
+                <w:rFonts w:ascii="Arial" w:cs="Arial" w:eastAsia="Arial" w:hAnsi="Arial"/>
+                <w:b w:val="false"/>
+                <w:bCs w:val="false"/>
+                <w:sz w:val="20"/>
+                <w:szCs w:val="20"/>
+                <w:rtl/>
+              </w:rPr>
+              <w:t xml:space="preserve">איך קוראים ללקוחות וכל מילה תחומית בממשק, בעברית ובאנגלית</w:t>
+            </w:r>
+          </w:p>
+        </w:tc>
+      </w:tr>
+      <w:tr>
+        <w:trPr>
+          <w:tblHeader w:val="false"/>
+        </w:trPr>
+        <w:tc>
+          <w:tcPr>
+            <w:tcW w:type="dxa" w:w="4819"/>
+            <w:tcBorders>
+              <w:top w:val="single" w:color="D4D4DC" w:sz="4"/>
+              <w:left w:val="single" w:color="D4D4DC" w:sz="4"/>
+              <w:bottom w:val="single" w:color="D4D4DC" w:sz="4"/>
+              <w:right w:val="single" w:color="D4D4DC" w:sz="4"/>
+            </w:tcBorders>
+            <w:tcMar>
+              <w:top w:type="dxa" w:w="60"/>
+              <w:left w:type="dxa" w:w="100"/>
+              <w:bottom w:type="dxa" w:w="60"/>
+              <w:right w:type="dxa" w:w="100"/>
+            </w:tcMar>
+          </w:tcPr>
+          <w:p>
+            <w:pPr>
+              <w:bidi/>
+              <w:spacing w:after="0"/>
+              <w:jc w:val="right"/>
+            </w:pPr>
+            <w:r>
+              <w:rPr>
+                <w:rFonts w:ascii="Arial" w:cs="Arial" w:eastAsia="Arial" w:hAnsi="Arial"/>
+                <w:b w:val="false"/>
+                <w:bCs w:val="false"/>
+                <w:sz w:val="20"/>
+                <w:szCs w:val="20"/>
+                <w:rtl/>
+              </w:rPr>
+              <w:t xml:space="preserve">הזמנה</w:t>
+            </w:r>
+          </w:p>
+        </w:tc>
+        <w:tc>
+          <w:tcPr>
+            <w:tcW w:type="dxa" w:w="4819"/>
+            <w:tcBorders>
+              <w:top w:val="single" w:color="D4D4DC" w:sz="4"/>
+              <w:left w:val="single" w:color="D4D4DC" w:sz="4"/>
+              <w:bottom w:val="single" w:color="D4D4DC" w:sz="4"/>
+              <w:right w:val="single" w:color="D4D4DC" w:sz="4"/>
+            </w:tcBorders>
+            <w:tcMar>
+              <w:top w:type="dxa" w:w="60"/>
+              <w:left w:type="dxa" w:w="100"/>
+              <w:bottom w:type="dxa" w:w="60"/>
+              <w:right w:type="dxa" w:w="100"/>
+            </w:tcMar>
+          </w:tcPr>
+          <w:p>
+            <w:pPr>
+              <w:bidi/>
+              <w:spacing w:after="0"/>
+              <w:jc w:val="right"/>
+            </w:pPr>
+            <w:r>
+              <w:rPr>
+                <w:rFonts w:ascii="Arial" w:cs="Arial" w:eastAsia="Arial" w:hAnsi="Arial"/>
+                <w:b w:val="false"/>
+                <w:bCs w:val="false"/>
+                <w:sz w:val="20"/>
+                <w:szCs w:val="20"/>
+                <w:rtl/>
+              </w:rPr>
+              <w:t xml:space="preserve">סוגי הזמנה, חלון ביטול, מנוי נדרש להזמנה, הצהרת בריאות</w:t>
+            </w:r>
+          </w:p>
+        </w:tc>
+      </w:tr>
+      <w:tr>
+        <w:trPr>
+          <w:tblHeader w:val="false"/>
+        </w:trPr>
+        <w:tc>
+          <w:tcPr>
+            <w:tcW w:type="dxa" w:w="4819"/>
+            <w:tcBorders>
+              <w:top w:val="single" w:color="D4D4DC" w:sz="4"/>
+              <w:left w:val="single" w:color="D4D4DC" w:sz="4"/>
+              <w:bottom w:val="single" w:color="D4D4DC" w:sz="4"/>
+              <w:right w:val="single" w:color="D4D4DC" w:sz="4"/>
+            </w:tcBorders>
+            <w:tcMar>
+              <w:top w:type="dxa" w:w="60"/>
+              <w:left w:type="dxa" w:w="100"/>
+              <w:bottom w:type="dxa" w:w="60"/>
+              <w:right w:type="dxa" w:w="100"/>
+            </w:tcMar>
+          </w:tcPr>
+          <w:p>
+            <w:pPr>
+              <w:bidi/>
+              <w:spacing w:after="0"/>
+              <w:jc w:val="right"/>
+            </w:pPr>
+            <w:r>
+              <w:rPr>
+                <w:rFonts w:ascii="Arial" w:cs="Arial" w:eastAsia="Arial" w:hAnsi="Arial"/>
+                <w:b w:val="false"/>
+                <w:bCs w:val="false"/>
+                <w:sz w:val="20"/>
+                <w:szCs w:val="20"/>
+                <w:rtl/>
+              </w:rPr>
+              <w:t xml:space="preserve">תוכן לפתיחה</w:t>
+            </w:r>
+          </w:p>
+        </w:tc>
+        <w:tc>
+          <w:tcPr>
+            <w:tcW w:type="dxa" w:w="4819"/>
+            <w:tcBorders>
+              <w:top w:val="single" w:color="D4D4DC" w:sz="4"/>
+              <w:left w:val="single" w:color="D4D4DC" w:sz="4"/>
+              <w:bottom w:val="single" w:color="D4D4DC" w:sz="4"/>
+              <w:right w:val="single" w:color="D4D4DC" w:sz="4"/>
+            </w:tcBorders>
+            <w:tcMar>
+              <w:top w:type="dxa" w:w="60"/>
+              <w:left w:type="dxa" w:w="100"/>
+              <w:bottom w:type="dxa" w:w="60"/>
+              <w:right w:type="dxa" w:w="100"/>
+            </w:tcMar>
+          </w:tcPr>
+          <w:p>
+            <w:pPr>
+              <w:bidi/>
+              <w:spacing w:after="0"/>
+              <w:jc w:val="right"/>
+            </w:pPr>
+            <w:r>
+              <w:rPr>
+                <w:rFonts w:ascii="Arial" w:cs="Arial" w:eastAsia="Arial" w:hAnsi="Arial"/>
+                <w:b w:val="false"/>
+                <w:bCs w:val="false"/>
+                <w:sz w:val="20"/>
+                <w:szCs w:val="20"/>
+                <w:rtl/>
+              </w:rPr>
+              <w:t xml:space="preserve">שירותים (שם, משך, מחיר לכל מטבע, צבע) ומנויים (מנוי או כרטיסייה)</w:t>
+            </w:r>
+          </w:p>
+        </w:tc>
+      </w:tr>
+      <w:tr>
+        <w:trPr>
+          <w:tblHeader w:val="false"/>
+        </w:trPr>
+        <w:tc>
+          <w:tcPr>
+            <w:tcW w:type="dxa" w:w="4819"/>
+            <w:tcBorders>
+              <w:top w:val="single" w:color="D4D4DC" w:sz="4"/>
+              <w:left w:val="single" w:color="D4D4DC" w:sz="4"/>
+              <w:bottom w:val="single" w:color="D4D4DC" w:sz="4"/>
+              <w:right w:val="single" w:color="D4D4DC" w:sz="4"/>
+            </w:tcBorders>
+            <w:tcMar>
+              <w:top w:type="dxa" w:w="60"/>
+              <w:left w:type="dxa" w:w="100"/>
+              <w:bottom w:type="dxa" w:w="60"/>
+              <w:right w:type="dxa" w:w="100"/>
+            </w:tcMar>
+          </w:tcPr>
+          <w:p>
+            <w:pPr>
+              <w:bidi/>
+              <w:spacing w:after="0"/>
+              <w:jc w:val="right"/>
+            </w:pPr>
+            <w:r>
+              <w:rPr>
+                <w:rFonts w:ascii="Arial" w:cs="Arial" w:eastAsia="Arial" w:hAnsi="Arial"/>
+                <w:b w:val="false"/>
+                <w:bCs w:val="false"/>
+                <w:sz w:val="20"/>
+                <w:szCs w:val="20"/>
+                <w:rtl/>
+              </w:rPr>
+              <w:t xml:space="preserve">פרטי לקוח</w:t>
+            </w:r>
+          </w:p>
+        </w:tc>
+        <w:tc>
+          <w:tcPr>
+            <w:tcW w:type="dxa" w:w="4819"/>
+            <w:tcBorders>
+              <w:top w:val="single" w:color="D4D4DC" w:sz="4"/>
+              <w:left w:val="single" w:color="D4D4DC" w:sz="4"/>
+              <w:bottom w:val="single" w:color="D4D4DC" w:sz="4"/>
+              <w:right w:val="single" w:color="D4D4DC" w:sz="4"/>
+            </w:tcBorders>
+            <w:tcMar>
+              <w:top w:type="dxa" w:w="60"/>
+              <w:left w:type="dxa" w:w="100"/>
+              <w:bottom w:type="dxa" w:w="60"/>
+              <w:right w:type="dxa" w:w="100"/>
+            </w:tcMar>
+          </w:tcPr>
+          <w:p>
+            <w:pPr>
+              <w:bidi/>
+              <w:spacing w:after="0"/>
+              <w:jc w:val="right"/>
+            </w:pPr>
+            <w:r>
+              <w:rPr>
+                <w:rFonts w:ascii="Arial" w:cs="Arial" w:eastAsia="Arial" w:hAnsi="Arial"/>
+                <w:b w:val="false"/>
+                <w:bCs w:val="false"/>
+                <w:sz w:val="20"/>
+                <w:szCs w:val="20"/>
+                <w:rtl/>
+              </w:rPr>
+              <w:t xml:space="preserve">שדות נוספים שהעסק שומר (טקסט, מספר, תאריך, בחירה)</w:t>
+            </w:r>
+          </w:p>
+        </w:tc>
+      </w:tr>
+      <w:tr>
+        <w:trPr>
+          <w:tblHeader w:val="false"/>
+        </w:trPr>
+        <w:tc>
+          <w:tcPr>
+            <w:tcW w:type="dxa" w:w="4819"/>
+            <w:tcBorders>
+              <w:top w:val="single" w:color="D4D4DC" w:sz="4"/>
+              <w:left w:val="single" w:color="D4D4DC" w:sz="4"/>
+              <w:bottom w:val="single" w:color="D4D4DC" w:sz="4"/>
+              <w:right w:val="single" w:color="D4D4DC" w:sz="4"/>
+            </w:tcBorders>
+            <w:tcMar>
+              <w:top w:type="dxa" w:w="60"/>
+              <w:left w:type="dxa" w:w="100"/>
+              <w:bottom w:type="dxa" w:w="60"/>
+              <w:right w:type="dxa" w:w="100"/>
+            </w:tcMar>
+          </w:tcPr>
+          <w:p>
+            <w:pPr>
+              <w:bidi/>
+              <w:spacing w:after="0"/>
+              <w:jc w:val="right"/>
+            </w:pPr>
+            <w:r>
+              <w:rPr>
+                <w:rFonts w:ascii="Arial" w:cs="Arial" w:eastAsia="Arial" w:hAnsi="Arial"/>
+                <w:b w:val="false"/>
+                <w:bCs w:val="false"/>
+                <w:sz w:val="20"/>
+                <w:szCs w:val="20"/>
+                <w:rtl/>
+              </w:rPr>
+              <w:t xml:space="preserve">מודולים</w:t>
+            </w:r>
+          </w:p>
+        </w:tc>
+        <w:tc>
+          <w:tcPr>
+            <w:tcW w:type="dxa" w:w="4819"/>
+            <w:tcBorders>
+              <w:top w:val="single" w:color="D4D4DC" w:sz="4"/>
+              <w:left w:val="single" w:color="D4D4DC" w:sz="4"/>
+              <w:bottom w:val="single" w:color="D4D4DC" w:sz="4"/>
+              <w:right w:val="single" w:color="D4D4DC" w:sz="4"/>
+            </w:tcBorders>
+            <w:tcMar>
+              <w:top w:type="dxa" w:w="60"/>
+              <w:left w:type="dxa" w:w="100"/>
+              <w:bottom w:type="dxa" w:w="60"/>
+              <w:right w:type="dxa" w:w="100"/>
+            </w:tcMar>
+          </w:tcPr>
+          <w:p>
+            <w:pPr>
+              <w:bidi/>
+              <w:spacing w:after="0"/>
+              <w:jc w:val="right"/>
+            </w:pPr>
+            <w:r>
+              <w:rPr>
+                <w:rFonts w:ascii="Arial" w:cs="Arial" w:eastAsia="Arial" w:hAnsi="Arial"/>
+                <w:b w:val="false"/>
+                <w:bCs w:val="false"/>
+                <w:sz w:val="20"/>
+                <w:szCs w:val="20"/>
+                <w:rtl/>
+              </w:rPr>
+              <w:t xml:space="preserve">סט המודולים המומלץ להתחלה</w:t>
+            </w:r>
+          </w:p>
+        </w:tc>
+      </w:tr>
+      <w:tr>
+        <w:trPr>
+          <w:tblHeader w:val="false"/>
+        </w:trPr>
+        <w:tc>
+          <w:tcPr>
+            <w:tcW w:type="dxa" w:w="4819"/>
+            <w:tcBorders>
+              <w:top w:val="single" w:color="D4D4DC" w:sz="4"/>
+              <w:left w:val="single" w:color="D4D4DC" w:sz="4"/>
+              <w:bottom w:val="single" w:color="D4D4DC" w:sz="4"/>
+              <w:right w:val="single" w:color="D4D4DC" w:sz="4"/>
+            </w:tcBorders>
+            <w:tcMar>
+              <w:top w:type="dxa" w:w="60"/>
+              <w:left w:type="dxa" w:w="100"/>
+              <w:bottom w:type="dxa" w:w="60"/>
+              <w:right w:type="dxa" w:w="100"/>
+            </w:tcMar>
+          </w:tcPr>
+          <w:p>
+            <w:pPr>
+              <w:bidi/>
+              <w:spacing w:after="0"/>
+              <w:jc w:val="right"/>
+            </w:pPr>
+            <w:r>
+              <w:rPr>
+                <w:rFonts w:ascii="Arial" w:cs="Arial" w:eastAsia="Arial" w:hAnsi="Arial"/>
+                <w:b w:val="false"/>
+                <w:bCs w:val="false"/>
+                <w:sz w:val="20"/>
+                <w:szCs w:val="20"/>
+                <w:rtl/>
+              </w:rPr>
+              <w:t xml:space="preserve">שיווק</w:t>
+            </w:r>
+          </w:p>
+        </w:tc>
+        <w:tc>
+          <w:tcPr>
+            <w:tcW w:type="dxa" w:w="4819"/>
+            <w:tcBorders>
+              <w:top w:val="single" w:color="D4D4DC" w:sz="4"/>
+              <w:left w:val="single" w:color="D4D4DC" w:sz="4"/>
+              <w:bottom w:val="single" w:color="D4D4DC" w:sz="4"/>
+              <w:right w:val="single" w:color="D4D4DC" w:sz="4"/>
+            </w:tcBorders>
+            <w:tcMar>
+              <w:top w:type="dxa" w:w="60"/>
+              <w:left w:type="dxa" w:w="100"/>
+              <w:bottom w:type="dxa" w:w="60"/>
+              <w:right w:type="dxa" w:w="100"/>
+            </w:tcMar>
+          </w:tcPr>
+          <w:p>
+            <w:pPr>
+              <w:bidi/>
+              <w:spacing w:after="0"/>
+              <w:jc w:val="right"/>
+            </w:pPr>
+            <w:r>
+              <w:rPr>
+                <w:rFonts w:ascii="Arial" w:cs="Arial" w:eastAsia="Arial" w:hAnsi="Arial"/>
+                <w:b w:val="false"/>
+                <w:bCs w:val="false"/>
+                <w:sz w:val="20"/>
+                <w:szCs w:val="20"/>
+                <w:rtl/>
+              </w:rPr>
+              <w:t xml:space="preserve">שם, שורה קצרה, שלושה יתרונות וטקסט עמוד התחום, בשתי השפות</w:t>
+            </w:r>
+          </w:p>
+        </w:tc>
+      </w:tr>
+    </w:tbl>
+    <w:p>
+      <w:pPr>
+        <w:spacing w:after="120"/>
+      </w:pPr>
+    </w:p>
+    <w:p>
+      <w:pPr>
+        <w:bidi/>
+        <w:spacing w:after="120"/>
+        <w:jc w:val="right"/>
+      </w:pPr>
+      <w:r>
+        <w:rPr>
+          <w:rFonts w:ascii="Arial" w:cs="Arial" w:eastAsia="Arial" w:hAnsi="Arial"/>
+          <w:rtl/>
+        </w:rPr>
+        <w:t xml:space="preserve">לפתיחת קטגוריה או תת־קטגוריה חדשה: מריצים את המחולל (`pnpm vertical:new &lt;key&gt; --parent &lt;category&gt;`), ממלאים את הרשומה והטקסטים, והבדיקות מוודאות שהיא שלמה (שתי השפות, מחירים תקינים, הורה וסט מודולים מוכרים). מאותו רגע היא מופיעה מעצמה באתר השיווקי, במסע ההרשמה, בהקמת העסק, בטופס יצירת הקשר ובאפליקציות. קטגוריה במצב "מתוכנן" מוצגת באתר כ"בקרוב" עם אפשרות "עדכנו אותי", לפני שנפתחת להרשמה.</w:t>
+      </w:r>
+    </w:p>
+    <w:p>
+      <w:pPr>
+        <w:pStyle w:val="Heading2"/>
+        <w:bidi/>
+        <w:spacing w:after="140" w:before="280"/>
+        <w:jc w:val="right"/>
+      </w:pPr>
+      <w:r>
+        <w:rPr>
+          <w:rFonts w:ascii="Arial" w:cs="Arial" w:eastAsia="Arial" w:hAnsi="Arial"/>
+          <w:rtl/>
+        </w:rPr>
+        <w:t xml:space="preserve">4.3 קטגוריות עתידיות (קטלוג)</w:t>
+      </w:r>
+    </w:p>
+    <w:p>
+      <w:pPr>
+        <w:bidi/>
+        <w:spacing w:after="120"/>
+        <w:jc w:val="right"/>
+      </w:pPr>
+      <w:r>
+        <w:rPr>
+          <w:rFonts w:ascii="Arial" w:cs="Arial" w:eastAsia="Arial" w:hAnsi="Arial"/>
+          <w:rtl/>
+        </w:rPr>
+        <w:t xml:space="preserve">אלה צריכות קודם יכולת חדשה אחת בליבה. כל יכולת נבנית פעם אחת בליבה ואז משרתת כל קטגוריה שצריכה אותה.</w:t>
       </w:r>
     </w:p>
     <w:tbl>
@@ -2949,7 +3910,7 @@
                 <w:szCs w:val="20"/>
                 <w:rtl/>
               </w:rPr>
-              <w:t xml:space="preserve">פריט</w:t>
+              <w:t xml:space="preserve">קטגוריה</w:t>
             </w:r>
           </w:p>
         </w:tc>
@@ -2985,7 +3946,7 @@
                 <w:szCs w:val="20"/>
                 <w:rtl/>
               </w:rPr>
-              <w:t xml:space="preserve">מה הוא מוסיף</w:t>
+              <w:t xml:space="preserve">דוגמאות</w:t>
             </w:r>
           </w:p>
         </w:tc>
@@ -3021,7 +3982,7 @@
                 <w:szCs w:val="20"/>
                 <w:rtl/>
               </w:rPr>
-              <w:t xml:space="preserve">לחודש (₪, זמני)</w:t>
+              <w:t xml:space="preserve">היכולת החדשה שנדרשת</w:t>
             </w:r>
           </w:p>
         </w:tc>
@@ -3061,7 +4022,7 @@
                 <w:szCs w:val="20"/>
                 <w:rtl/>
               </w:rPr>
-              <w:t xml:space="preserve">ליבה (חובה)</w:t>
+              <w:t xml:space="preserve">ספורט והזמנת מתקנים</w:t>
             </w:r>
           </w:p>
         </w:tc>
@@ -3096,7 +4057,7 @@
                 <w:szCs w:val="20"/>
                 <w:rtl/>
               </w:rPr>
-              <w:t xml:space="preserve">יומן, תורים, לקוחות, מנויים, מכירות, קבלות, דוחות, צוות, ימים סגורים, דירוגים</w:t>
+              <w:t xml:space="preserve">אקדמיות כדורגל, טניס ופאדל; מגרשים, חדרי חזרות וסטודיו, חדרי ישיבות לפי שעה</w:t>
             </w:r>
           </w:p>
         </w:tc>
@@ -3131,7 +4092,7 @@
                 <w:szCs w:val="20"/>
                 <w:rtl/>
               </w:rPr>
-              <w:t xml:space="preserve">99 / 149 / 249 לפי לקוחות פעילים (עד 100 / 300 / 1,000)</w:t>
+              <w:t xml:space="preserve">משאבים: הזמנת מגרש, חדר או חלל לפי שעה, עם או בלי איש צוות</w:t>
             </w:r>
           </w:p>
         </w:tc>
@@ -3171,7 +4132,7 @@
                 <w:szCs w:val="20"/>
                 <w:rtl/>
               </w:rPr>
-              <w:t xml:space="preserve">אפליקציית לקוחות</w:t>
+              <w:t xml:space="preserve">שירותי בית ושטח</w:t>
             </w:r>
           </w:p>
         </w:tc>
@@ -3206,7 +4167,7 @@
                 <w:szCs w:val="20"/>
                 <w:rtl/>
               </w:rPr>
-              <w:t xml:space="preserve">אפליקציה ממותגת: הזמנות, רכישה, עדכונים</w:t>
+              <w:t xml:space="preserve">ניקיון, מיזוג, חשמלאים, אינסטלטורים, הדברה</w:t>
             </w:r>
           </w:p>
         </w:tc>
@@ -3241,7 +4202,7 @@
                 <w:szCs w:val="20"/>
                 <w:rtl/>
               </w:rPr>
-              <w:t xml:space="preserve">49</w:t>
+              <w:t xml:space="preserve">עבודות בשטח: כתובת הלקוח, זמן נסיעה, שיבוץ טכנאי, הצעות מחיר</w:t>
             </w:r>
           </w:p>
         </w:tc>
@@ -3281,7 +4242,7 @@
                 <w:szCs w:val="20"/>
                 <w:rtl/>
               </w:rPr>
-              <w:t xml:space="preserve">AI בסיסי / מתקדם</w:t>
+              <w:t xml:space="preserve">שירותים לחיות מחמד</w:t>
             </w:r>
           </w:p>
         </w:tc>
@@ -3316,7 +4277,7 @@
                 <w:szCs w:val="20"/>
                 <w:rtl/>
               </w:rPr>
-              <w:t xml:space="preserve">העוזר עונה על שאלות; המתקדם גם מכין פעולות לאישור</w:t>
+              <w:t xml:space="preserve">מספרות כלבים, אילוף, פנסיון, דוג דיי־קר</w:t>
             </w:r>
           </w:p>
         </w:tc>
@@ -3351,7 +4312,7 @@
                 <w:szCs w:val="20"/>
                 <w:rtl/>
               </w:rPr>
-              <w:t xml:space="preserve">49 / 119</w:t>
+              <w:t xml:space="preserve">תלויים: כמה פרופילים תחת לקוח אחד (חיות מחמד; גם ילדים לילדים ונוער)</w:t>
             </w:r>
           </w:p>
         </w:tc>
@@ -3391,7 +4352,7 @@
                 <w:szCs w:val="20"/>
                 <w:rtl/>
               </w:rPr>
-              <w:t xml:space="preserve">CRM ולידים</w:t>
+              <w:t xml:space="preserve">ילדים ונוער (מלא)</w:t>
             </w:r>
           </w:p>
         </w:tc>
@@ -3426,7 +4387,7 @@
                 <w:szCs w:val="20"/>
                 <w:rtl/>
               </w:rPr>
-              <w:t xml:space="preserve">צינור לידים, טופס פנייה, מעקב, המרה ללקוח</w:t>
+              <w:t xml:space="preserve">מרכזי העשרה, קייטנות, ג'ימבורי</w:t>
             </w:r>
           </w:p>
         </w:tc>
@@ -3461,7 +4422,7 @@
                 <w:szCs w:val="20"/>
                 <w:rtl/>
               </w:rPr>
-              <w:t xml:space="preserve">39</w:t>
+              <w:t xml:space="preserve">תלויים וחשבונות הורים</w:t>
             </w:r>
           </w:p>
         </w:tc>
@@ -3501,7 +4462,7 @@
                 <w:szCs w:val="20"/>
                 <w:rtl/>
               </w:rPr>
-              <w:t xml:space="preserve">וואטסאפ ו־SMS</w:t>
+              <w:t xml:space="preserve">יצירה ואירועים</w:t>
             </w:r>
           </w:p>
         </w:tc>
@@ -3536,7 +4497,7 @@
                 <w:szCs w:val="20"/>
                 <w:rtl/>
               </w:rPr>
-              <w:t xml:space="preserve">תפוצות, תבניות, תזכורות אוטומטיות</w:t>
+              <w:t xml:space="preserve">צלמים ואולפנים, DJs, ספקי אירועים, אולמות קטנים</w:t>
             </w:r>
           </w:p>
         </w:tc>
@@ -3571,7 +4532,7 @@
                 <w:szCs w:val="20"/>
                 <w:rtl/>
               </w:rPr>
-              <w:t xml:space="preserve">29 (+ שימוש)</w:t>
+              <w:t xml:space="preserve">הצעות מחיר, מקדמות ופרויקטי אירוע</w:t>
             </w:r>
           </w:p>
         </w:tc>
@@ -3611,7 +4572,7 @@
                 <w:szCs w:val="20"/>
                 <w:rtl/>
               </w:rPr>
-              <w:t xml:space="preserve">סניף נוסף</w:t>
+              <w:t xml:space="preserve">שירותים מקצועיים</w:t>
             </w:r>
           </w:p>
         </w:tc>
@@ -3646,7 +4607,7 @@
                 <w:szCs w:val="20"/>
                 <w:rtl/>
               </w:rPr>
-              <w:t xml:space="preserve">כל סניף אחרי הראשון</w:t>
+              <w:t xml:space="preserve">יועצים, רואי חשבון, עורכי דין, סוכנויות</w:t>
             </w:r>
           </w:p>
         </w:tc>
@@ -3681,117 +4642,7 @@
                 <w:szCs w:val="20"/>
                 <w:rtl/>
               </w:rPr>
-              <w:t xml:space="preserve">29 לכל אחד</w:t>
-            </w:r>
-          </w:p>
-        </w:tc>
-      </w:tr>
-      <w:tr>
-        <w:trPr>
-          <w:tblHeader w:val="false"/>
-        </w:trPr>
-        <w:tc>
-          <w:tcPr>
-            <w:tcW w:type="dxa" w:w="3212"/>
-            <w:tcBorders>
-              <w:top w:val="single" w:color="D4D4DC" w:sz="4"/>
-              <w:left w:val="single" w:color="D4D4DC" w:sz="4"/>
-              <w:bottom w:val="single" w:color="D4D4DC" w:sz="4"/>
-              <w:right w:val="single" w:color="D4D4DC" w:sz="4"/>
-            </w:tcBorders>
-            <w:tcMar>
-              <w:top w:type="dxa" w:w="60"/>
-              <w:left w:type="dxa" w:w="100"/>
-              <w:bottom w:type="dxa" w:w="60"/>
-              <w:right w:type="dxa" w:w="100"/>
-            </w:tcMar>
-          </w:tcPr>
-          <w:p>
-            <w:pPr>
-              <w:bidi/>
-              <w:spacing w:after="0"/>
-              <w:jc w:val="right"/>
-            </w:pPr>
-            <w:r>
-              <w:rPr>
-                <w:rFonts w:ascii="Arial" w:cs="Arial" w:eastAsia="Arial" w:hAnsi="Arial"/>
-                <w:b w:val="false"/>
-                <w:bCs w:val="false"/>
-                <w:sz w:val="20"/>
-                <w:szCs w:val="20"/>
-                <w:rtl/>
-              </w:rPr>
-              <w:t xml:space="preserve">בקרוב</w:t>
-            </w:r>
-          </w:p>
-        </w:tc>
-        <w:tc>
-          <w:tcPr>
-            <w:tcW w:type="dxa" w:w="3212"/>
-            <w:tcBorders>
-              <w:top w:val="single" w:color="D4D4DC" w:sz="4"/>
-              <w:left w:val="single" w:color="D4D4DC" w:sz="4"/>
-              <w:bottom w:val="single" w:color="D4D4DC" w:sz="4"/>
-              <w:right w:val="single" w:color="D4D4DC" w:sz="4"/>
-            </w:tcBorders>
-            <w:tcMar>
-              <w:top w:type="dxa" w:w="60"/>
-              <w:left w:type="dxa" w:w="100"/>
-              <w:bottom w:type="dxa" w:w="60"/>
-              <w:right w:type="dxa" w:w="100"/>
-            </w:tcMar>
-          </w:tcPr>
-          <w:p>
-            <w:pPr>
-              <w:bidi/>
-              <w:spacing w:after="0"/>
-              <w:jc w:val="right"/>
-            </w:pPr>
-            <w:r>
-              <w:rPr>
-                <w:rFonts w:ascii="Arial" w:cs="Arial" w:eastAsia="Arial" w:hAnsi="Arial"/>
-                <w:b w:val="false"/>
-                <w:bCs w:val="false"/>
-                <w:sz w:val="20"/>
-                <w:szCs w:val="20"/>
-                <w:rtl/>
-              </w:rPr>
-              <w:t xml:space="preserve">אנליטיקה מתקדמת, סוכן כספים, סוכן שיווק</w:t>
-            </w:r>
-          </w:p>
-        </w:tc>
-        <w:tc>
-          <w:tcPr>
-            <w:tcW w:type="dxa" w:w="3214"/>
-            <w:tcBorders>
-              <w:top w:val="single" w:color="D4D4DC" w:sz="4"/>
-              <w:left w:val="single" w:color="D4D4DC" w:sz="4"/>
-              <w:bottom w:val="single" w:color="D4D4DC" w:sz="4"/>
-              <w:right w:val="single" w:color="D4D4DC" w:sz="4"/>
-            </w:tcBorders>
-            <w:tcMar>
-              <w:top w:type="dxa" w:w="60"/>
-              <w:left w:type="dxa" w:w="100"/>
-              <w:bottom w:type="dxa" w:w="60"/>
-              <w:right w:type="dxa" w:w="100"/>
-            </w:tcMar>
-          </w:tcPr>
-          <w:p>
-            <w:pPr>
-              <w:bidi/>
-              <w:spacing w:after="0"/>
-              <w:jc w:val="right"/>
-            </w:pPr>
-            <w:r>
-              <w:rPr>
-                <w:rFonts w:ascii="Arial" w:cs="Arial" w:eastAsia="Arial" w:hAnsi="Arial"/>
-                <w:b w:val="false"/>
-                <w:bCs w:val="false"/>
-                <w:sz w:val="20"/>
-                <w:szCs w:val="20"/>
-                <w:rtl/>
-              </w:rPr>
-              <w:t xml:space="preserve">—</w:t>
+              <w:t xml:space="preserve">מסמכים וריטיינרים, חיוב לפי זמן</w:t>
             </w:r>
           </w:p>
         </w:tc>
@@ -3813,64 +4664,7 @@
           <w:rFonts w:ascii="Arial" w:cs="Arial" w:eastAsia="Arial" w:hAnsi="Arial"/>
           <w:rtl/>
         </w:rPr>
-        <w:t xml:space="preserve">כללים:</w:t>
-      </w:r>
-    </w:p>
-    <w:p>
-      <w:pPr>
-        <w:pStyle w:val="ListParagraph"/>
-        <w:numPr>
-          <w:ilvl w:val="0"/>
-          <w:numId w:val="2"/>
-        </w:numPr>
-        <w:bidi/>
-        <w:spacing w:after="60"/>
-        <w:jc w:val="right"/>
-      </w:pPr>
-      <w:r>
-        <w:rPr>
-          <w:rFonts w:ascii="Arial" w:cs="Arial" w:eastAsia="Arial" w:hAnsi="Arial"/>
-          <w:rtl/>
-        </w:rPr>
-        <w:t xml:space="preserve">14 יום ניסיון בחינם, ואז חשבונית חודשית בסוף כל חודש, בחיוב לכרטיס השמור.</w:t>
-      </w:r>
-    </w:p>
-    <w:p>
-      <w:pPr>
-        <w:pStyle w:val="ListParagraph"/>
-        <w:numPr>
-          <w:ilvl w:val="0"/>
-          <w:numId w:val="2"/>
-        </w:numPr>
-        <w:bidi/>
-        <w:spacing w:after="60"/>
-        <w:jc w:val="right"/>
-      </w:pPr>
-      <w:r>
-        <w:rPr>
-          <w:rFonts w:ascii="Arial" w:cs="Arial" w:eastAsia="Arial" w:hAnsi="Arial"/>
-          <w:rtl/>
-        </w:rPr>
-        <w:t xml:space="preserve">מודולים שאין לעסק עדיין מופיעים בתפריט שלו, נעולים, עם הצצה קצרה למה הם עושים וכפתור להוספה; הוספה מעדכנת את החשבונית הבאה.</w:t>
-      </w:r>
-    </w:p>
-    <w:p>
-      <w:pPr>
-        <w:pStyle w:val="ListParagraph"/>
-        <w:numPr>
-          <w:ilvl w:val="0"/>
-          <w:numId w:val="2"/>
-        </w:numPr>
-        <w:bidi/>
-        <w:spacing w:after="60"/>
-        <w:jc w:val="right"/>
-      </w:pPr>
-      <w:r>
-        <w:rPr>
-          <w:rFonts w:ascii="Arial" w:cs="Arial" w:eastAsia="Arial" w:hAnsi="Arial"/>
-          <w:rtl/>
-        </w:rPr>
-        <w:t xml:space="preserve">השימוש (קרדיטים ל־AI, הודעות, אחסון) נמדד לכל עסק.</w:t>
+        <w:t xml:space="preserve">עד שקטגוריה נפתחת, עסקים שמתעניינים יכולים להשאיר פרטים בטופס יצירת הקשר, שמתעד את התחום.</w:t>
       </w:r>
     </w:p>
     <w:p>
@@ -3885,7 +4679,7 @@
           <w:rFonts w:ascii="Arial" w:cs="Arial" w:eastAsia="Arial" w:hAnsi="Arial"/>
           <w:rtl/>
         </w:rPr>
-        <w:t xml:space="preserve">6. מסע ההרשמה (האתר השיווקי)</w:t>
+        <w:t xml:space="preserve">5. מודולים ומחירים</w:t>
       </w:r>
     </w:p>
     <w:p>
@@ -3899,864 +4693,7 @@
           <w:rFonts w:ascii="Arial" w:cs="Arial" w:eastAsia="Arial" w:hAnsi="Arial"/>
           <w:rtl/>
         </w:rPr>
-        <w:t xml:space="preserve">המטרה: בעל עסק שמצא את MyBiz בגוגל (בטלפון, בטאבלט או במחשב) מבין את המוצר, משתכנע, ונרשם בכמה דקות מהנות.</w:t>
-      </w:r>
-    </w:p>
-    <w:p>
-      <w:pPr>
-        <w:pStyle w:val="ListParagraph"/>
-        <w:numPr>
-          <w:ilvl w:val="0"/>
-          <w:numId w:val="3"/>
-        </w:numPr>
-        <w:bidi/>
-        <w:spacing w:after="60"/>
-        <w:jc w:val="right"/>
-      </w:pPr>
-      <w:r>
-        <w:rPr>
-          <w:rFonts w:ascii="Arial" w:cs="Arial" w:eastAsia="Arial" w:hAnsi="Arial"/>
-          <w:rtl/>
-        </w:rPr>
-        <w:t xml:space="preserve">הגעה לאתר: בית, יכולות, תחומים, מחירים, אודות, צור קשר, עמודים משפטיים — עברית ואנגלית, בהיר וכהה, מהיר בטלפון.</w:t>
-      </w:r>
-    </w:p>
-    <w:p>
-      <w:pPr>
-        <w:pStyle w:val="ListParagraph"/>
-        <w:numPr>
-          <w:ilvl w:val="0"/>
-          <w:numId w:val="3"/>
-        </w:numPr>
-        <w:bidi/>
-        <w:spacing w:after="60"/>
-        <w:jc w:val="right"/>
-      </w:pPr>
-      <w:r>
-        <w:rPr>
-          <w:rFonts w:ascii="Arial" w:cs="Arial" w:eastAsia="Arial" w:hAnsi="Arial"/>
-          <w:rtl/>
-        </w:rPr>
-        <w:t xml:space="preserve">״מתחילים בחינם״: בונה שלב אחר שלב בסגנון הזמנת טיסת לואו־קוסט:</w:t>
-      </w:r>
-    </w:p>
-    <w:p>
-      <w:pPr>
-        <w:pStyle w:val="ListParagraph"/>
-        <w:numPr>
-          <w:ilvl w:val="1"/>
-          <w:numId w:val="3"/>
-        </w:numPr>
-        <w:bidi/>
-        <w:spacing w:after="60"/>
-        <w:jc w:val="right"/>
-      </w:pPr>
-      <w:r>
-        <w:rPr>
-          <w:rFonts w:ascii="Arial" w:cs="Arial" w:eastAsia="Arial" w:hAnsi="Arial"/>
-          <w:rtl/>
-        </w:rPr>
-        <w:t xml:space="preserve">על העסק: תחום, שם, גודל (לקוחות פעילים, עובדים, סניפים).</w:t>
-      </w:r>
-    </w:p>
-    <w:p>
-      <w:pPr>
-        <w:pStyle w:val="ListParagraph"/>
-        <w:numPr>
-          <w:ilvl w:val="1"/>
-          <w:numId w:val="3"/>
-        </w:numPr>
-        <w:bidi/>
-        <w:spacing w:after="60"/>
-        <w:jc w:val="right"/>
-      </w:pPr>
-      <w:r>
-        <w:rPr>
-          <w:rFonts w:ascii="Arial" w:cs="Arial" w:eastAsia="Arial" w:hAnsi="Arial"/>
-          <w:rtl/>
-        </w:rPr>
-        <w:t xml:space="preserve">הבסיס: מסלול הליבה שמתאים לגודל, עם מה שכלול בו.</w:t>
-      </w:r>
-    </w:p>
-    <w:p>
-      <w:pPr>
-        <w:pStyle w:val="ListParagraph"/>
-        <w:numPr>
-          <w:ilvl w:val="1"/>
-          <w:numId w:val="3"/>
-        </w:numPr>
-        <w:bidi/>
-        <w:spacing w:after="60"/>
-        <w:jc w:val="right"/>
-      </w:pPr>
-      <w:r>
-        <w:rPr>
-          <w:rFonts w:ascii="Arial" w:cs="Arial" w:eastAsia="Arial" w:hAnsi="Arial"/>
-          <w:rtl/>
-        </w:rPr>
-        <w:t xml:space="preserve">תוספות, אחת בכל מסך, כל אחת עם תועלת ברורה, תמונה של היכולת והמחיר (״להוסיף אפליקציה ללקוחות?״, ״עוזר AI שעונה תוך שניות?״, ״להפוך פניות ללקוחות עם CRM?״, ״תזכורות אוטומטיות בוואטסאפ?״).</w:t>
-      </w:r>
-    </w:p>
-    <w:p>
-      <w:pPr>
-        <w:pStyle w:val="ListParagraph"/>
-        <w:numPr>
-          <w:ilvl w:val="1"/>
-          <w:numId w:val="3"/>
-        </w:numPr>
-        <w:bidi/>
-        <w:spacing w:after="60"/>
-        <w:jc w:val="right"/>
-      </w:pPr>
-      <w:r>
-        <w:rPr>
-          <w:rFonts w:ascii="Arial" w:cs="Arial" w:eastAsia="Arial" w:hAnsi="Arial"/>
-          <w:rtl/>
-        </w:rPr>
-        <w:t xml:space="preserve">עגלה חיה שמלווה את המשתמש, עם הסכום החודשי ומה שחסך בתקופת הניסיון.</w:t>
-      </w:r>
-    </w:p>
-    <w:p>
-      <w:pPr>
-        <w:pStyle w:val="ListParagraph"/>
-        <w:numPr>
-          <w:ilvl w:val="1"/>
-          <w:numId w:val="3"/>
-        </w:numPr>
-        <w:bidi/>
-        <w:spacing w:after="60"/>
-        <w:jc w:val="right"/>
-      </w:pPr>
-      <w:r>
-        <w:rPr>
-          <w:rFonts w:ascii="Arial" w:cs="Arial" w:eastAsia="Arial" w:hAnsi="Arial"/>
-          <w:rtl/>
-        </w:rPr>
-        <w:t xml:space="preserve">סיכום: כל שורה, הסכום אחרי הניסיון, תאריך סיום הניסיון, תנאים.</w:t>
-      </w:r>
-    </w:p>
-    <w:p>
-      <w:pPr>
-        <w:pStyle w:val="ListParagraph"/>
-        <w:numPr>
-          <w:ilvl w:val="1"/>
-          <w:numId w:val="3"/>
-        </w:numPr>
-        <w:bidi/>
-        <w:spacing w:after="60"/>
-        <w:jc w:val="right"/>
-      </w:pPr>
-      <w:r>
-        <w:rPr>
-          <w:rFonts w:ascii="Arial" w:cs="Arial" w:eastAsia="Arial" w:hAnsi="Arial"/>
-          <w:rtl/>
-        </w:rPr>
-        <w:t xml:space="preserve">חשבון: אימייל וסיסמה (או המשך אם כבר מחובר).</w:t>
-      </w:r>
-    </w:p>
-    <w:p>
-      <w:pPr>
-        <w:pStyle w:val="ListParagraph"/>
-        <w:numPr>
-          <w:ilvl w:val="1"/>
-          <w:numId w:val="3"/>
-        </w:numPr>
-        <w:bidi/>
-        <w:spacing w:after="60"/>
-        <w:jc w:val="right"/>
-      </w:pPr>
-      <w:r>
-        <w:rPr>
-          <w:rFonts w:ascii="Arial" w:cs="Arial" w:eastAsia="Arial" w:hAnsi="Arial"/>
-          <w:rtl/>
-        </w:rPr>
-        <w:t xml:space="preserve">תשלום: כרטיס שמור לאחרי הניסיון (מדומה עד לבחירת ספק סליקה).</w:t>
-      </w:r>
-    </w:p>
-    <w:p>
-      <w:pPr>
-        <w:pStyle w:val="ListParagraph"/>
-        <w:numPr>
-          <w:ilvl w:val="1"/>
-          <w:numId w:val="3"/>
-        </w:numPr>
-        <w:bidi/>
-        <w:spacing w:after="60"/>
-        <w:jc w:val="right"/>
-      </w:pPr>
-      <w:r>
-        <w:rPr>
-          <w:rFonts w:ascii="Arial" w:cs="Arial" w:eastAsia="Arial" w:hAnsi="Arial"/>
-          <w:rtl/>
-        </w:rPr>
-        <w:t xml:space="preserve">סיום: העסק נוצר עם המודולים שנבחרו, והבעלים נוחת במערכת העסק עם רשימת צעדים ראשונים.</w:t>
-      </w:r>
-    </w:p>
-    <w:p>
-      <w:pPr>
-        <w:pStyle w:val="ListParagraph"/>
-        <w:numPr>
-          <w:ilvl w:val="0"/>
-          <w:numId w:val="3"/>
-        </w:numPr>
-        <w:bidi/>
-        <w:spacing w:after="60"/>
-        <w:jc w:val="right"/>
-      </w:pPr>
-      <w:r>
-        <w:rPr>
-          <w:rFonts w:ascii="Arial" w:cs="Arial" w:eastAsia="Arial" w:hAnsi="Arial"/>
-          <w:rtl/>
-        </w:rPr>
-        <w:t xml:space="preserve">אימייל ברוכים הבאים: נשלח מיד אחרי ההרשמה, עם המסלול, תאריכי הניסיון, קוד ההצטרפות של העסק, קישורים למערכת, לאפליקציית הלקוחות ולמדריך הצעדים הראשונים, ואיך מקבלים עזרה.</w:t>
-      </w:r>
-    </w:p>
-    <w:p>
-      <w:pPr>
-        <w:pStyle w:val="ListParagraph"/>
-        <w:numPr>
-          <w:ilvl w:val="0"/>
-          <w:numId w:val="3"/>
-        </w:numPr>
-        <w:bidi/>
-        <w:spacing w:after="60"/>
-        <w:jc w:val="right"/>
-      </w:pPr>
-      <w:r>
-        <w:rPr>
-          <w:rFonts w:ascii="Arial" w:cs="Arial" w:eastAsia="Arial" w:hAnsi="Arial"/>
-          <w:rtl/>
-        </w:rPr>
-        <w:t xml:space="preserve">מדריך צעדים ראשונים: עמוד ציבורי שמסביר את הצעדים הראשונים (מיתוג, שירותים, שעות, צוות, הזמנת לקוחות) עם קישורים.</w:t>
-      </w:r>
-    </w:p>
-    <w:p>
-      <w:pPr>
-        <w:pStyle w:val="Heading1"/>
-        <w:bidi/>
-        <w:spacing w:after="140" w:before="280"/>
-        <w:jc w:val="right"/>
-      </w:pPr>
-      <w:r>
-        <w:rPr>
-          <w:rFonts w:ascii="Arial" w:cs="Arial" w:eastAsia="Arial" w:hAnsi="Arial"/>
-          <w:rtl/>
-        </w:rPr>
-        <w:t xml:space="preserve">7. מערכת העסק באינטרנט (CRM)</w:t>
-      </w:r>
-    </w:p>
-    <w:p>
-      <w:pPr>
-        <w:bidi/>
-        <w:spacing w:after="120"/>
-        <w:jc w:val="right"/>
-      </w:pPr>
-      <w:r>
-        <w:rPr>
-          <w:rFonts w:ascii="Arial" w:cs="Arial" w:eastAsia="Arial" w:hAnsi="Arial"/>
-          <w:rtl/>
-        </w:rPr>
-        <w:t xml:space="preserve">מה שכבר בנוי (הכול בעברית ובאנגלית, בהיר וכהה, נגיש, מותאם לטלפון):</w:t>
-      </w:r>
-    </w:p>
-    <w:p>
-      <w:pPr>
-        <w:pStyle w:val="ListParagraph"/>
-        <w:numPr>
-          <w:ilvl w:val="0"/>
-          <w:numId w:val="2"/>
-        </w:numPr>
-        <w:bidi/>
-        <w:spacing w:after="60"/>
-        <w:jc w:val="right"/>
-      </w:pPr>
-      <w:r>
-        <w:rPr>
-          <w:rFonts w:ascii="Arial" w:cs="Arial" w:eastAsia="Arial" w:hAnsi="Arial"/>
-          <w:rtl/>
-        </w:rPr>
-        <w:t xml:space="preserve">דשבורד: המפגשים של היום, מדדים עם השוואה, גרפים שבועיים, תזכורות ניסיון וחיוב.</w:t>
-      </w:r>
-    </w:p>
-    <w:p>
-      <w:pPr>
-        <w:pStyle w:val="ListParagraph"/>
-        <w:numPr>
-          <w:ilvl w:val="0"/>
-          <w:numId w:val="2"/>
-        </w:numPr>
-        <w:bidi/>
-        <w:spacing w:after="60"/>
-        <w:jc w:val="right"/>
-      </w:pPr>
-      <w:r>
-        <w:rPr>
-          <w:rFonts w:ascii="Arial" w:cs="Arial" w:eastAsia="Arial" w:hAnsi="Arial"/>
-          <w:rtl/>
-        </w:rPr>
-        <w:t xml:space="preserve">יומן: תצוגת שבוע, מפגשים חד־פעמיים ושבועיים, עריכת סדרות, העתקת שבוע, ימים סגורים, תורים אישיים עם שעות עבודה וחופשות של עובדים, קביעת תור במקום.</w:t>
-      </w:r>
-    </w:p>
-    <w:p>
-      <w:pPr>
-        <w:pStyle w:val="ListParagraph"/>
-        <w:numPr>
-          <w:ilvl w:val="0"/>
-          <w:numId w:val="2"/>
-        </w:numPr>
-        <w:bidi/>
-        <w:spacing w:after="60"/>
-        <w:jc w:val="right"/>
-      </w:pPr>
-      <w:r>
-        <w:rPr>
-          <w:rFonts w:ascii="Arial" w:cs="Arial" w:eastAsia="Arial" w:hAnsi="Arial"/>
-          <w:rtl/>
-        </w:rPr>
-        <w:t xml:space="preserve">דף מפגש: רשימת משתתפים, רשימת המתנה, צ׳ק־אין, רישום לקוחות.</w:t>
-      </w:r>
-    </w:p>
-    <w:p>
-      <w:pPr>
-        <w:pStyle w:val="ListParagraph"/>
-        <w:numPr>
-          <w:ilvl w:val="0"/>
-          <w:numId w:val="2"/>
-        </w:numPr>
-        <w:bidi/>
-        <w:spacing w:after="60"/>
-        <w:jc w:val="right"/>
-      </w:pPr>
-      <w:r>
-        <w:rPr>
-          <w:rFonts w:ascii="Arial" w:cs="Arial" w:eastAsia="Arial" w:hAnsi="Arial"/>
-          <w:rtl/>
-        </w:rPr>
-        <w:t xml:space="preserve">לקוחות: חיפוש וסינון, כרטיס לקוח, פרטים לפי תחום, הערות ביקור, מנויים, הזמנות, הצהרת בריאות, דירוגים, הודעות, פרטיות (ייצוא / מחיקה), ייבוא מ־CSV / Excel.</w:t>
-      </w:r>
-    </w:p>
-    <w:p>
-      <w:pPr>
-        <w:pStyle w:val="ListParagraph"/>
-        <w:numPr>
-          <w:ilvl w:val="0"/>
-          <w:numId w:val="2"/>
-        </w:numPr>
-        <w:bidi/>
-        <w:spacing w:after="60"/>
-        <w:jc w:val="right"/>
-      </w:pPr>
-      <w:r>
-        <w:rPr>
-          <w:rFonts w:ascii="Arial" w:cs="Arial" w:eastAsia="Arial" w:hAnsi="Arial"/>
-          <w:rtl/>
-        </w:rPr>
-        <w:t xml:space="preserve">מנויים: מנויים וכרטיסיות, מכירה, הקפאה, קבלות; קודי הנחה.</w:t>
-      </w:r>
-    </w:p>
-    <w:p>
-      <w:pPr>
-        <w:pStyle w:val="ListParagraph"/>
-        <w:numPr>
-          <w:ilvl w:val="0"/>
-          <w:numId w:val="2"/>
-        </w:numPr>
-        <w:bidi/>
-        <w:spacing w:after="60"/>
-        <w:jc w:val="right"/>
-      </w:pPr>
-      <w:r>
-        <w:rPr>
-          <w:rFonts w:ascii="Arial" w:cs="Arial" w:eastAsia="Arial" w:hAnsi="Arial"/>
-          <w:rtl/>
-        </w:rPr>
-        <w:t xml:space="preserve">לידים (מודול CRM): לוח צינור, יומן פעילות, המרה, טופס פנייה ציבורי.</w:t>
-      </w:r>
-    </w:p>
-    <w:p>
-      <w:pPr>
-        <w:pStyle w:val="ListParagraph"/>
-        <w:numPr>
-          <w:ilvl w:val="0"/>
-          <w:numId w:val="2"/>
-        </w:numPr>
-        <w:bidi/>
-        <w:spacing w:after="60"/>
-        <w:jc w:val="right"/>
-      </w:pPr>
-      <w:r>
-        <w:rPr>
-          <w:rFonts w:ascii="Arial" w:cs="Arial" w:eastAsia="Arial" w:hAnsi="Arial"/>
-          <w:rtl/>
-        </w:rPr>
-        <w:t xml:space="preserve">הודעות (מודול וואטסאפ ו־SMS): תפוצות לקהלים, תבניות, הודעות ישירות, קישורי wa.me, תזכורות אוטומטיות.</w:t>
-      </w:r>
-    </w:p>
-    <w:p>
-      <w:pPr>
-        <w:pStyle w:val="ListParagraph"/>
-        <w:numPr>
-          <w:ilvl w:val="0"/>
-          <w:numId w:val="2"/>
-        </w:numPr>
-        <w:bidi/>
-        <w:spacing w:after="60"/>
-        <w:jc w:val="right"/>
-      </w:pPr>
-      <w:r>
-        <w:rPr>
-          <w:rFonts w:ascii="Arial" w:cs="Arial" w:eastAsia="Arial" w:hAnsi="Arial"/>
-          <w:rtl/>
-        </w:rPr>
-        <w:t xml:space="preserve">דוחות: לפי שירות, איש צוות ושעה; לקוחות שכדאי לפנות אליהם; שביעות רצון.</w:t>
-      </w:r>
-    </w:p>
-    <w:p>
-      <w:pPr>
-        <w:pStyle w:val="ListParagraph"/>
-        <w:numPr>
-          <w:ilvl w:val="0"/>
-          <w:numId w:val="2"/>
-        </w:numPr>
-        <w:bidi/>
-        <w:spacing w:after="60"/>
-        <w:jc w:val="right"/>
-      </w:pPr>
-      <w:r>
-        <w:rPr>
-          <w:rFonts w:ascii="Arial" w:cs="Arial" w:eastAsia="Arial" w:hAnsi="Arial"/>
-          <w:rtl/>
-        </w:rPr>
-        <w:t xml:space="preserve">עוזר (מודול AI): שאלות במילים פשוטות, פעולות לאישור.</w:t>
-      </w:r>
-    </w:p>
-    <w:p>
-      <w:pPr>
-        <w:pStyle w:val="ListParagraph"/>
-        <w:numPr>
-          <w:ilvl w:val="0"/>
-          <w:numId w:val="2"/>
-        </w:numPr>
-        <w:bidi/>
-        <w:spacing w:after="60"/>
-        <w:jc w:val="right"/>
-      </w:pPr>
-      <w:r>
-        <w:rPr>
-          <w:rFonts w:ascii="Arial" w:cs="Arial" w:eastAsia="Arial" w:hAnsi="Arial"/>
-          <w:rtl/>
-        </w:rPr>
-        <w:t xml:space="preserve">צוות: הזמנות, תפקידים, תפקידים מותאמים, שעות עבודה, חופשות.</w:t>
-      </w:r>
-    </w:p>
-    <w:p>
-      <w:pPr>
-        <w:pStyle w:val="ListParagraph"/>
-        <w:numPr>
-          <w:ilvl w:val="0"/>
-          <w:numId w:val="2"/>
-        </w:numPr>
-        <w:bidi/>
-        <w:spacing w:after="60"/>
-        <w:jc w:val="right"/>
-      </w:pPr>
-      <w:r>
-        <w:rPr>
-          <w:rFonts w:ascii="Arial" w:cs="Arial" w:eastAsia="Arial" w:hAnsi="Arial"/>
-          <w:rtl/>
-        </w:rPr>
-        <w:t xml:space="preserve">הגדרות: פרטי העסק, מיתוג, כללי הזמנה, מודולים, חיוב (ניסיון, כרטיס, חשבוניות), גישת תמיכה.</w:t>
-      </w:r>
-    </w:p>
-    <w:p>
-      <w:pPr>
-        <w:pStyle w:val="ListParagraph"/>
-        <w:numPr>
-          <w:ilvl w:val="0"/>
-          <w:numId w:val="2"/>
-        </w:numPr>
-        <w:bidi/>
-        <w:spacing w:after="60"/>
-        <w:jc w:val="right"/>
-      </w:pPr>
-      <w:r>
-        <w:rPr>
-          <w:rFonts w:ascii="Arial" w:cs="Arial" w:eastAsia="Arial" w:hAnsi="Arial"/>
-          <w:rtl/>
-        </w:rPr>
-        <w:t xml:space="preserve">מכירות: קבלות לפי חודש, סיכום לפי אמצעי תשלום, ייצוא CSV לרואה החשבון.</w:t>
-      </w:r>
-    </w:p>
-    <w:p>
-      <w:pPr>
-        <w:pStyle w:val="ListParagraph"/>
-        <w:numPr>
-          <w:ilvl w:val="0"/>
-          <w:numId w:val="2"/>
-        </w:numPr>
-        <w:bidi/>
-        <w:spacing w:after="60"/>
-        <w:jc w:val="right"/>
-      </w:pPr>
-      <w:r>
-        <w:rPr>
-          <w:rFonts w:ascii="Arial" w:cs="Arial" w:eastAsia="Arial" w:hAnsi="Arial"/>
-          <w:rtl/>
-        </w:rPr>
-        <w:t xml:space="preserve">הפרופיל שלי: כל אחד קובע את השם שהצוות, הלקוחות והדוחות רואים.</w:t>
-      </w:r>
-    </w:p>
-    <w:p>
-      <w:pPr>
-        <w:pStyle w:val="ListParagraph"/>
-        <w:numPr>
-          <w:ilvl w:val="0"/>
-          <w:numId w:val="2"/>
-        </w:numPr>
-        <w:bidi/>
-        <w:spacing w:after="60"/>
-        <w:jc w:val="right"/>
-      </w:pPr>
-      <w:r>
-        <w:rPr>
-          <w:rFonts w:ascii="Arial" w:cs="Arial" w:eastAsia="Arial" w:hAnsi="Arial"/>
-          <w:rtl/>
-        </w:rPr>
-        <w:t xml:space="preserve">מודולים נעולים: מודולים שהעסק לא רכש נשארים בתפריט עם מנעול ופותחים הצצה — מה המודול עושה, תמונה, מה משתנה בחשבונית — עם ״הוספה לחבילה״ בלחיצה אחת.</w:t>
-      </w:r>
-    </w:p>
-    <w:p>
-      <w:pPr>
-        <w:pStyle w:val="ListParagraph"/>
-        <w:numPr>
-          <w:ilvl w:val="0"/>
-          <w:numId w:val="2"/>
-        </w:numPr>
-        <w:bidi/>
-        <w:spacing w:after="60"/>
-        <w:jc w:val="right"/>
-      </w:pPr>
-      <w:r>
-        <w:rPr>
-          <w:rFonts w:ascii="Arial" w:cs="Arial" w:eastAsia="Arial" w:hAnsi="Arial"/>
-          <w:rtl/>
-        </w:rPr>
-        <w:t xml:space="preserve">צעדים ראשונים: רשימת משימות בדשבורד לעסק חדש.</w:t>
-      </w:r>
-    </w:p>
-    <w:p>
-      <w:pPr>
-        <w:bidi/>
-        <w:spacing w:after="120"/>
-        <w:jc w:val="right"/>
-      </w:pPr>
-      <w:r>
-        <w:rPr>
-          <w:rFonts w:ascii="Arial" w:cs="Arial" w:eastAsia="Arial" w:hAnsi="Arial"/>
-          <w:rtl/>
-        </w:rPr>
-        <w:t xml:space="preserve">מעבר שלב 2: כל מסך נבדק בטלפון ובמחשב, בעברית/בהיר ובאנגלית/כהה — נגישות, שגיאות ופריסה (סריקה אוטומטית ומעבר ויזואלי).</w:t>
-      </w:r>
-    </w:p>
-    <w:p>
-      <w:pPr>
-        <w:pStyle w:val="Heading1"/>
-        <w:bidi/>
-        <w:spacing w:after="140" w:before="280"/>
-        <w:jc w:val="right"/>
-      </w:pPr>
-      <w:r>
-        <w:rPr>
-          <w:rFonts w:ascii="Arial" w:cs="Arial" w:eastAsia="Arial" w:hAnsi="Arial"/>
-          <w:rtl/>
-        </w:rPr>
-        <w:t xml:space="preserve">8. קונסולת MyBiz</w:t>
-      </w:r>
-    </w:p>
-    <w:p>
-      <w:pPr>
-        <w:bidi/>
-        <w:spacing w:after="120"/>
-        <w:jc w:val="right"/>
-      </w:pPr>
-      <w:r>
-        <w:rPr>
-          <w:rFonts w:ascii="Arial" w:cs="Arial" w:eastAsia="Arial" w:hAnsi="Arial"/>
-          <w:rtl/>
-        </w:rPr>
-        <w:t xml:space="preserve">בנוי: רשימת עסקים, דף עסק, שימוש ב־AI, פניות מהאתר, הכנסות מחיוב, גישת תמיכה מתועדת שהבעלים של העסק מאשרים.</w:t>
-      </w:r>
-    </w:p>
-    <w:p>
-      <w:pPr>
-        <w:bidi/>
-        <w:spacing w:after="120"/>
-        <w:jc w:val="right"/>
-      </w:pPr>
-      <w:r>
-        <w:rPr>
-          <w:rFonts w:ascii="Arial" w:cs="Arial" w:eastAsia="Arial" w:hAnsi="Arial"/>
-          <w:rtl/>
-        </w:rPr>
-        <w:t xml:space="preserve">מה נבנה בשלב 3:</w:t>
-      </w:r>
-    </w:p>
-    <w:p>
-      <w:pPr>
-        <w:pStyle w:val="ListParagraph"/>
-        <w:numPr>
-          <w:ilvl w:val="0"/>
-          <w:numId w:val="2"/>
-        </w:numPr>
-        <w:bidi/>
-        <w:spacing w:after="60"/>
-        <w:jc w:val="right"/>
-      </w:pPr>
-      <w:r>
-        <w:rPr>
-          <w:rFonts w:ascii="Arial" w:cs="Arial" w:eastAsia="Arial" w:hAnsi="Arial"/>
-          <w:rtl/>
-        </w:rPr>
-        <w:t xml:space="preserve">תפריט משלה — סקירה, עסקים, תיבת פניות, חיוב, צוות, יומן פעולות — וכל פריט מופיע רק למי שרשאי לפתוח אותו.</w:t>
-      </w:r>
-    </w:p>
-    <w:p>
-      <w:pPr>
-        <w:pStyle w:val="ListParagraph"/>
-        <w:numPr>
-          <w:ilvl w:val="0"/>
-          <w:numId w:val="2"/>
-        </w:numPr>
-        <w:bidi/>
-        <w:spacing w:after="60"/>
-        <w:jc w:val="right"/>
-      </w:pPr>
-      <w:r>
-        <w:rPr>
-          <w:rFonts w:ascii="Arial" w:cs="Arial" w:eastAsia="Arial" w:hAnsi="Arial"/>
-          <w:rtl/>
-        </w:rPr>
-        <w:t xml:space="preserve">צוות MyBiz: בעלים ראשי שאף אחד לא יכול להסיר, לשנות או להשהות (גם לא דרך גישה ישירה למסד הנתונים), בעלים (שותפים), מנהלים (שמנהלים עובדים עם ההרשאות שיש להם עצמם) ועובדים. מוסיפים אנשים לפי אימייל עוד לפני שהתחברו, ואפשר להשהות גישה במקום להסיר.</w:t>
-      </w:r>
-    </w:p>
-    <w:p>
-      <w:pPr>
-        <w:pStyle w:val="ListParagraph"/>
-        <w:numPr>
-          <w:ilvl w:val="0"/>
-          <w:numId w:val="2"/>
-        </w:numPr>
-        <w:bidi/>
-        <w:spacing w:after="60"/>
-        <w:jc w:val="right"/>
-      </w:pPr>
-      <w:r>
-        <w:rPr>
-          <w:rFonts w:ascii="Arial" w:cs="Arial" w:eastAsia="Arial" w:hAnsi="Arial"/>
-          <w:rtl/>
-        </w:rPr>
-        <w:t xml:space="preserve">הרשאות: צפייה בעסקים, עבודה בתוך עסקים, חיוב, תיבת פניות, שימוש, ניהול עובדים. כל רמה נותנת רק מה שיש לה, ורק בעלים מטפלים בבעלים ובמנהלים.</w:t>
-      </w:r>
-    </w:p>
-    <w:p>
-      <w:pPr>
-        <w:pStyle w:val="ListParagraph"/>
-        <w:numPr>
-          <w:ilvl w:val="0"/>
-          <w:numId w:val="2"/>
-        </w:numPr>
-        <w:bidi/>
-        <w:spacing w:after="60"/>
-        <w:jc w:val="right"/>
-      </w:pPr>
-      <w:r>
-        <w:rPr>
-          <w:rFonts w:ascii="Arial" w:cs="Arial" w:eastAsia="Arial" w:hAnsi="Arial"/>
-          <w:rtl/>
-        </w:rPr>
-        <w:t xml:space="preserve">עבודה בתוך עסק: מי שרשאי נכנס לכל עסק ועובד בו כמו מנהל, כדי לטפל בתלונה או לתקן טעות — אף פעם לא בקשות פרטיות. כל פנייה מופיעה ביומן של העסק, שהבעלים קוראים, ושינויים מסומנים. לאחרים עדיין נדרש אישור תמיכה מהבעלים, לצפייה בלבד.</w:t>
-      </w:r>
-    </w:p>
-    <w:p>
-      <w:pPr>
-        <w:pStyle w:val="ListParagraph"/>
-        <w:numPr>
-          <w:ilvl w:val="0"/>
-          <w:numId w:val="2"/>
-        </w:numPr>
-        <w:bidi/>
-        <w:spacing w:after="60"/>
-        <w:jc w:val="right"/>
-      </w:pPr>
-      <w:r>
-        <w:rPr>
-          <w:rFonts w:ascii="Arial" w:cs="Arial" w:eastAsia="Arial" w:hAnsi="Arial"/>
-          <w:rtl/>
-        </w:rPr>
-        <w:t xml:space="preserve">פעולות עבור הבעלים: הארכת ניסיון, שינוי חבילה, זיכוי חשבונית — כל אחת נרשמת בשני היומנים.</w:t>
-      </w:r>
-    </w:p>
-    <w:p>
-      <w:pPr>
-        <w:pStyle w:val="ListParagraph"/>
-        <w:numPr>
-          <w:ilvl w:val="0"/>
-          <w:numId w:val="2"/>
-        </w:numPr>
-        <w:bidi/>
-        <w:spacing w:after="60"/>
-        <w:jc w:val="right"/>
-      </w:pPr>
-      <w:r>
-        <w:rPr>
-          <w:rFonts w:ascii="Arial" w:cs="Arial" w:eastAsia="Arial" w:hAnsi="Arial"/>
-          <w:rtl/>
-        </w:rPr>
-        <w:t xml:space="preserve">תיבת פניות: פניות מהאתר והודעות שעסקים שולחים מההגדרות, עם סטטוס (חדשה, בטיפול, טופלה), מטפל והערות פנימיות.</w:t>
-      </w:r>
-    </w:p>
-    <w:p>
-      <w:pPr>
-        <w:pStyle w:val="ListParagraph"/>
-        <w:numPr>
-          <w:ilvl w:val="0"/>
-          <w:numId w:val="2"/>
-        </w:numPr>
-        <w:bidi/>
-        <w:spacing w:after="60"/>
-        <w:jc w:val="right"/>
-      </w:pPr>
-      <w:r>
-        <w:rPr>
-          <w:rFonts w:ascii="Arial" w:cs="Arial" w:eastAsia="Arial" w:hAnsi="Arial"/>
-          <w:rtl/>
-        </w:rPr>
-        <w:t xml:space="preserve">יומן פעולות (לבעלים בלבד): כל מה שצוות MyBiz עשה.</w:t>
-      </w:r>
-    </w:p>
-    <w:p>
-      <w:pPr>
-        <w:pStyle w:val="Heading1"/>
-        <w:bidi/>
-        <w:spacing w:after="140" w:before="280"/>
-        <w:jc w:val="right"/>
-      </w:pPr>
-      <w:r>
-        <w:rPr>
-          <w:rFonts w:ascii="Arial" w:cs="Arial" w:eastAsia="Arial" w:hAnsi="Arial"/>
-          <w:rtl/>
-        </w:rPr>
-        <w:t xml:space="preserve">9. אפליקציות</w:t>
-      </w:r>
-    </w:p>
-    <w:p>
-      <w:pPr>
-        <w:pStyle w:val="ListParagraph"/>
-        <w:numPr>
-          <w:ilvl w:val="0"/>
-          <w:numId w:val="2"/>
-        </w:numPr>
-        <w:bidi/>
-        <w:spacing w:after="60"/>
-        <w:jc w:val="right"/>
-      </w:pPr>
-      <w:r>
-        <w:rPr>
-          <w:rFonts w:ascii="Arial" w:cs="Arial" w:eastAsia="Arial" w:hAnsi="Arial"/>
-          <w:rtl/>
-        </w:rPr>
-        <w:t xml:space="preserve">אפליקציית לקוחות (בנויה, Expo; רצה גם בדפדפן): הצטרפות, בית, יומן ותורים, הזמנות ומנויים, רכישה עם קודי הנחה, קבלות, דירוגים, עדכונים, פרופיל, הצהרת בריאות.</w:t>
-      </w:r>
-    </w:p>
-    <w:p>
-      <w:pPr>
-        <w:pStyle w:val="ListParagraph"/>
-        <w:numPr>
-          <w:ilvl w:val="0"/>
-          <w:numId w:val="2"/>
-        </w:numPr>
-        <w:bidi/>
-        <w:spacing w:after="60"/>
-        <w:jc w:val="right"/>
-      </w:pPr>
-      <w:r>
-        <w:rPr>
-          <w:rFonts w:ascii="Arial" w:cs="Arial" w:eastAsia="Arial" w:hAnsi="Arial"/>
-          <w:rtl/>
-        </w:rPr>
-        <w:t xml:space="preserve">אפליקציית העסק (נבנתה בשלב 4): היום של הבעלים והעובדים בדרכים. היום — השיעורים של היום עם צ'ק-אין לכל לקוח רשום; לקוחות — חיפוש וכרטיס לקוח עם מנוי, ביקורים ופרטי קשר; מספרים — הנתונים המרכזיים של 30 הימים האחרונים; אני — פרופיל, שפה, ערכת נושא ומעבר בין עסקים. כל אחד רואה רק מה שההרשאות שלו מאפשרות.</w:t>
-      </w:r>
-    </w:p>
-    <w:p>
-      <w:pPr>
-        <w:pStyle w:val="ListParagraph"/>
-        <w:numPr>
-          <w:ilvl w:val="0"/>
-          <w:numId w:val="2"/>
-        </w:numPr>
-        <w:bidi/>
-        <w:spacing w:after="60"/>
-        <w:jc w:val="right"/>
-      </w:pPr>
-      <w:r>
-        <w:rPr>
-          <w:rFonts w:ascii="Arial" w:cs="Arial" w:eastAsia="Arial" w:hAnsi="Arial"/>
-          <w:rtl/>
-        </w:rPr>
-        <w:t xml:space="preserve">אפליקציית עובדי MyBiz (נבנתה בשלב 4): בית — מה דורש תשומת לב (פניות פתוחות, עסקים חדשים); עסקים — חיפוש וכרטיס עסק; תיבת פניות — טיפול בפניות (לקיחה, סטטוס, הערות); אני. כל עובד רואה רק מה שהדרג וההרשאות שלו מאפשרים.</w:t>
-      </w:r>
-    </w:p>
-    <w:p>
-      <w:pPr>
-        <w:pStyle w:val="ListParagraph"/>
-        <w:numPr>
-          <w:ilvl w:val="0"/>
-          <w:numId w:val="2"/>
-        </w:numPr>
-        <w:bidi/>
-        <w:spacing w:after="60"/>
-        <w:jc w:val="right"/>
-      </w:pPr>
-      <w:r>
-        <w:rPr>
-          <w:rFonts w:ascii="Arial" w:cs="Arial" w:eastAsia="Arial" w:hAnsi="Arial"/>
-          <w:rtl/>
-        </w:rPr>
-        <w:t xml:space="preserve">שלוש האפליקציות חולקות ערכה אחת (כניסה, ערכת נושא, שפה, ימין-לשמאל, רכיבים נגישים), כך שתיקון במקום אחד מגיע לכולן.</w:t>
-      </w:r>
-    </w:p>
-    <w:p>
-      <w:pPr>
-        <w:pStyle w:val="ListParagraph"/>
-        <w:numPr>
-          <w:ilvl w:val="0"/>
-          <w:numId w:val="2"/>
-        </w:numPr>
-        <w:bidi/>
-        <w:spacing w:after="60"/>
-        <w:jc w:val="right"/>
-      </w:pPr>
-      <w:r>
-        <w:rPr>
-          <w:rFonts w:ascii="Arial" w:cs="Arial" w:eastAsia="Arial" w:hAnsi="Arial"/>
-          <w:rtl/>
-        </w:rPr>
-        <w:t xml:space="preserve">נשאר: ליטוש אחרון של אפליקציית הלקוחות ובניות לחנויות האפליקציות (בעלייה לאוויר).</w:t>
-      </w:r>
-    </w:p>
-    <w:p>
-      <w:pPr>
-        <w:pStyle w:val="Heading1"/>
-        <w:bidi/>
-        <w:spacing w:after="140" w:before="280"/>
-        <w:jc w:val="right"/>
-      </w:pPr>
-      <w:r>
-        <w:rPr>
-          <w:rFonts w:ascii="Arial" w:cs="Arial" w:eastAsia="Arial" w:hAnsi="Arial"/>
-          <w:rtl/>
-        </w:rPr>
-        <w:t xml:space="preserve">10. שירותים מדומים (עד העלייה לאוויר)</w:t>
+        <w:t xml:space="preserve">מנוי = ליבה + מודולים. המחירים זמניים עד לסגירת התמחור.</w:t>
       </w:r>
     </w:p>
     <w:tbl>
@@ -4813,7 +4750,7 @@
                 <w:szCs w:val="20"/>
                 <w:rtl/>
               </w:rPr>
-              <w:t xml:space="preserve">שירות</w:t>
+              <w:t xml:space="preserve">פריט</w:t>
             </w:r>
           </w:p>
         </w:tc>
@@ -4849,7 +4786,7 @@
                 <w:szCs w:val="20"/>
                 <w:rtl/>
               </w:rPr>
-              <w:t xml:space="preserve">עכשיו</w:t>
+              <w:t xml:space="preserve">מה הוא מוסיף</w:t>
             </w:r>
           </w:p>
         </w:tc>
@@ -4885,7 +4822,7 @@
                 <w:szCs w:val="20"/>
                 <w:rtl/>
               </w:rPr>
-              <w:t xml:space="preserve">בעלייה לאוויר</w:t>
+              <w:t xml:space="preserve">לחודש (₪, זמני)</w:t>
             </w:r>
           </w:p>
         </w:tc>
@@ -4925,7 +4862,7 @@
                 <w:szCs w:val="20"/>
                 <w:rtl/>
               </w:rPr>
-              <w:t xml:space="preserve">תשלומים בכרטיס (לקוחות ומנויים)</w:t>
+              <w:t xml:space="preserve">ליבה (חובה)</w:t>
             </w:r>
           </w:p>
         </w:tc>
@@ -4960,7 +4897,7 @@
                 <w:szCs w:val="20"/>
                 <w:rtl/>
               </w:rPr>
-              <w:t xml:space="preserve">כרטיס בדיקה מדומה, מסכים ותהליכים אמיתיים</w:t>
+              <w:t xml:space="preserve">יומן, תורים, לקוחות, מנויים, מכירות, קבלות, דוחות, צוות, ימים סגורים, דירוגים</w:t>
             </w:r>
           </w:p>
         </w:tc>
@@ -4995,7 +4932,7 @@
                 <w:szCs w:val="20"/>
                 <w:rtl/>
               </w:rPr>
-              <w:t xml:space="preserve">ספק סליקה ישראלי (Cardcom / Grow / PayPlus / Tranzila)</w:t>
+              <w:t xml:space="preserve">99 / 149 / 249 לפי לקוחות פעילים (עד 100 / 300 / 1,000)</w:t>
             </w:r>
           </w:p>
         </w:tc>
@@ -5035,7 +4972,7 @@
                 <w:szCs w:val="20"/>
                 <w:rtl/>
               </w:rPr>
-              <w:t xml:space="preserve">חשבוניות וקבלות</w:t>
+              <w:t xml:space="preserve">אפליקציית לקוחות</w:t>
             </w:r>
           </w:p>
         </w:tc>
@@ -5070,7 +5007,7 @@
                 <w:szCs w:val="20"/>
                 <w:rtl/>
               </w:rPr>
-              <w:t xml:space="preserve">מסמכים לדוגמה ממוספרים</w:t>
+              <w:t xml:space="preserve">אפליקציה ממותגת: הזמנות, רכישה, עדכונים</w:t>
             </w:r>
           </w:p>
         </w:tc>
@@ -5105,7 +5042,7 @@
                 <w:szCs w:val="20"/>
                 <w:rtl/>
               </w:rPr>
-              <w:t xml:space="preserve">ספק חשבוניות (Morning / iCount / EZcount)</w:t>
+              <w:t xml:space="preserve">49</w:t>
             </w:r>
           </w:p>
         </w:tc>
@@ -5145,7 +5082,7 @@
                 <w:szCs w:val="20"/>
                 <w:rtl/>
               </w:rPr>
-              <w:t xml:space="preserve">עוזר AI</w:t>
+              <w:t xml:space="preserve">AI בסיסי / מתקדם</w:t>
             </w:r>
           </w:p>
         </w:tc>
@@ -5180,7 +5117,7 @@
                 <w:szCs w:val="20"/>
                 <w:rtl/>
               </w:rPr>
-              <w:t xml:space="preserve">מצב הדגמה עם תשובות מהנתונים האמיתיים</w:t>
+              <w:t xml:space="preserve">העוזר עונה על שאלות; המתקדם גם מכין פעולות לאישור</w:t>
             </w:r>
           </w:p>
         </w:tc>
@@ -5215,7 +5152,7 @@
                 <w:szCs w:val="20"/>
                 <w:rtl/>
               </w:rPr>
-              <w:t xml:space="preserve">מפתח Claude API</w:t>
+              <w:t xml:space="preserve">49 / 119</w:t>
             </w:r>
           </w:p>
         </w:tc>
@@ -5255,7 +5192,7 @@
                 <w:szCs w:val="20"/>
                 <w:rtl/>
               </w:rPr>
-              <w:t xml:space="preserve">אימייל</w:t>
+              <w:t xml:space="preserve">CRM ולידים</w:t>
             </w:r>
           </w:p>
         </w:tc>
@@ -5290,7 +5227,7 @@
                 <w:szCs w:val="20"/>
                 <w:rtl/>
               </w:rPr>
-              <w:t xml:space="preserve">Gmail SMTP (אב־טיפוס)</w:t>
+              <w:t xml:space="preserve">צינור לידים, טופס פנייה, מעקב, המרה ללקוח</w:t>
             </w:r>
           </w:p>
         </w:tc>
@@ -5325,7 +5262,7 @@
                 <w:szCs w:val="20"/>
                 <w:rtl/>
               </w:rPr>
-              <w:t xml:space="preserve">ספק אימייל ודומיין</w:t>
+              <w:t xml:space="preserve">39</w:t>
             </w:r>
           </w:p>
         </w:tc>
@@ -5365,7 +5302,7 @@
                 <w:szCs w:val="20"/>
                 <w:rtl/>
               </w:rPr>
-              <w:t xml:space="preserve">וואטסאפ / SMS</w:t>
+              <w:t xml:space="preserve">וואטסאפ ו־SMS</w:t>
             </w:r>
           </w:p>
         </w:tc>
@@ -5400,7 +5337,7 @@
                 <w:szCs w:val="20"/>
                 <w:rtl/>
               </w:rPr>
-              <w:t xml:space="preserve">נרשם ולא נשלח; קישורי wa.me חינמיים</w:t>
+              <w:t xml:space="preserve">תפוצות, תבניות, תזכורות אוטומטיות</w:t>
             </w:r>
           </w:p>
         </w:tc>
@@ -5435,7 +5372,227 @@
                 <w:szCs w:val="20"/>
                 <w:rtl/>
               </w:rPr>
-              <w:t xml:space="preserve">WhatsApp Business API / ספק SMS</w:t>
+              <w:t xml:space="preserve">29 (+ שימוש)</w:t>
+            </w:r>
+          </w:p>
+        </w:tc>
+      </w:tr>
+      <w:tr>
+        <w:trPr>
+          <w:tblHeader w:val="false"/>
+        </w:trPr>
+        <w:tc>
+          <w:tcPr>
+            <w:tcW w:type="dxa" w:w="3212"/>
+            <w:tcBorders>
+              <w:top w:val="single" w:color="D4D4DC" w:sz="4"/>
+              <w:left w:val="single" w:color="D4D4DC" w:sz="4"/>
+              <w:bottom w:val="single" w:color="D4D4DC" w:sz="4"/>
+              <w:right w:val="single" w:color="D4D4DC" w:sz="4"/>
+            </w:tcBorders>
+            <w:tcMar>
+              <w:top w:type="dxa" w:w="60"/>
+              <w:left w:type="dxa" w:w="100"/>
+              <w:bottom w:type="dxa" w:w="60"/>
+              <w:right w:type="dxa" w:w="100"/>
+            </w:tcMar>
+          </w:tcPr>
+          <w:p>
+            <w:pPr>
+              <w:bidi/>
+              <w:spacing w:after="0"/>
+              <w:jc w:val="right"/>
+            </w:pPr>
+            <w:r>
+              <w:rPr>
+                <w:rFonts w:ascii="Arial" w:cs="Arial" w:eastAsia="Arial" w:hAnsi="Arial"/>
+                <w:b w:val="false"/>
+                <w:bCs w:val="false"/>
+                <w:sz w:val="20"/>
+                <w:szCs w:val="20"/>
+                <w:rtl/>
+              </w:rPr>
+              <w:t xml:space="preserve">סניף נוסף</w:t>
+            </w:r>
+          </w:p>
+        </w:tc>
+        <w:tc>
+          <w:tcPr>
+            <w:tcW w:type="dxa" w:w="3212"/>
+            <w:tcBorders>
+              <w:top w:val="single" w:color="D4D4DC" w:sz="4"/>
+              <w:left w:val="single" w:color="D4D4DC" w:sz="4"/>
+              <w:bottom w:val="single" w:color="D4D4DC" w:sz="4"/>
+              <w:right w:val="single" w:color="D4D4DC" w:sz="4"/>
+            </w:tcBorders>
+            <w:tcMar>
+              <w:top w:type="dxa" w:w="60"/>
+              <w:left w:type="dxa" w:w="100"/>
+              <w:bottom w:type="dxa" w:w="60"/>
+              <w:right w:type="dxa" w:w="100"/>
+            </w:tcMar>
+          </w:tcPr>
+          <w:p>
+            <w:pPr>
+              <w:bidi/>
+              <w:spacing w:after="0"/>
+              <w:jc w:val="right"/>
+            </w:pPr>
+            <w:r>
+              <w:rPr>
+                <w:rFonts w:ascii="Arial" w:cs="Arial" w:eastAsia="Arial" w:hAnsi="Arial"/>
+                <w:b w:val="false"/>
+                <w:bCs w:val="false"/>
+                <w:sz w:val="20"/>
+                <w:szCs w:val="20"/>
+                <w:rtl/>
+              </w:rPr>
+              <w:t xml:space="preserve">כל סניף אחרי הראשון</w:t>
+            </w:r>
+          </w:p>
+        </w:tc>
+        <w:tc>
+          <w:tcPr>
+            <w:tcW w:type="dxa" w:w="3214"/>
+            <w:tcBorders>
+              <w:top w:val="single" w:color="D4D4DC" w:sz="4"/>
+              <w:left w:val="single" w:color="D4D4DC" w:sz="4"/>
+              <w:bottom w:val="single" w:color="D4D4DC" w:sz="4"/>
+              <w:right w:val="single" w:color="D4D4DC" w:sz="4"/>
+            </w:tcBorders>
+            <w:tcMar>
+              <w:top w:type="dxa" w:w="60"/>
+              <w:left w:type="dxa" w:w="100"/>
+              <w:bottom w:type="dxa" w:w="60"/>
+              <w:right w:type="dxa" w:w="100"/>
+            </w:tcMar>
+          </w:tcPr>
+          <w:p>
+            <w:pPr>
+              <w:bidi/>
+              <w:spacing w:after="0"/>
+              <w:jc w:val="right"/>
+            </w:pPr>
+            <w:r>
+              <w:rPr>
+                <w:rFonts w:ascii="Arial" w:cs="Arial" w:eastAsia="Arial" w:hAnsi="Arial"/>
+                <w:b w:val="false"/>
+                <w:bCs w:val="false"/>
+                <w:sz w:val="20"/>
+                <w:szCs w:val="20"/>
+                <w:rtl/>
+              </w:rPr>
+              <w:t xml:space="preserve">29 לכל אחד</w:t>
+            </w:r>
+          </w:p>
+        </w:tc>
+      </w:tr>
+      <w:tr>
+        <w:trPr>
+          <w:tblHeader w:val="false"/>
+        </w:trPr>
+        <w:tc>
+          <w:tcPr>
+            <w:tcW w:type="dxa" w:w="3212"/>
+            <w:tcBorders>
+              <w:top w:val="single" w:color="D4D4DC" w:sz="4"/>
+              <w:left w:val="single" w:color="D4D4DC" w:sz="4"/>
+              <w:bottom w:val="single" w:color="D4D4DC" w:sz="4"/>
+              <w:right w:val="single" w:color="D4D4DC" w:sz="4"/>
+            </w:tcBorders>
+            <w:tcMar>
+              <w:top w:type="dxa" w:w="60"/>
+              <w:left w:type="dxa" w:w="100"/>
+              <w:bottom w:type="dxa" w:w="60"/>
+              <w:right w:type="dxa" w:w="100"/>
+            </w:tcMar>
+          </w:tcPr>
+          <w:p>
+            <w:pPr>
+              <w:bidi/>
+              <w:spacing w:after="0"/>
+              <w:jc w:val="right"/>
+            </w:pPr>
+            <w:r>
+              <w:rPr>
+                <w:rFonts w:ascii="Arial" w:cs="Arial" w:eastAsia="Arial" w:hAnsi="Arial"/>
+                <w:b w:val="false"/>
+                <w:bCs w:val="false"/>
+                <w:sz w:val="20"/>
+                <w:szCs w:val="20"/>
+                <w:rtl/>
+              </w:rPr>
+              <w:t xml:space="preserve">בקרוב</w:t>
+            </w:r>
+          </w:p>
+        </w:tc>
+        <w:tc>
+          <w:tcPr>
+            <w:tcW w:type="dxa" w:w="3212"/>
+            <w:tcBorders>
+              <w:top w:val="single" w:color="D4D4DC" w:sz="4"/>
+              <w:left w:val="single" w:color="D4D4DC" w:sz="4"/>
+              <w:bottom w:val="single" w:color="D4D4DC" w:sz="4"/>
+              <w:right w:val="single" w:color="D4D4DC" w:sz="4"/>
+            </w:tcBorders>
+            <w:tcMar>
+              <w:top w:type="dxa" w:w="60"/>
+              <w:left w:type="dxa" w:w="100"/>
+              <w:bottom w:type="dxa" w:w="60"/>
+              <w:right w:type="dxa" w:w="100"/>
+            </w:tcMar>
+          </w:tcPr>
+          <w:p>
+            <w:pPr>
+              <w:bidi/>
+              <w:spacing w:after="0"/>
+              <w:jc w:val="right"/>
+            </w:pPr>
+            <w:r>
+              <w:rPr>
+                <w:rFonts w:ascii="Arial" w:cs="Arial" w:eastAsia="Arial" w:hAnsi="Arial"/>
+                <w:b w:val="false"/>
+                <w:bCs w:val="false"/>
+                <w:sz w:val="20"/>
+                <w:szCs w:val="20"/>
+                <w:rtl/>
+              </w:rPr>
+              <w:t xml:space="preserve">אנליטיקה מתקדמת, סוכן כספים, סוכן שיווק</w:t>
+            </w:r>
+          </w:p>
+        </w:tc>
+        <w:tc>
+          <w:tcPr>
+            <w:tcW w:type="dxa" w:w="3214"/>
+            <w:tcBorders>
+              <w:top w:val="single" w:color="D4D4DC" w:sz="4"/>
+              <w:left w:val="single" w:color="D4D4DC" w:sz="4"/>
+              <w:bottom w:val="single" w:color="D4D4DC" w:sz="4"/>
+              <w:right w:val="single" w:color="D4D4DC" w:sz="4"/>
+            </w:tcBorders>
+            <w:tcMar>
+              <w:top w:type="dxa" w:w="60"/>
+              <w:left w:type="dxa" w:w="100"/>
+              <w:bottom w:type="dxa" w:w="60"/>
+              <w:right w:type="dxa" w:w="100"/>
+            </w:tcMar>
+          </w:tcPr>
+          <w:p>
+            <w:pPr>
+              <w:bidi/>
+              <w:spacing w:after="0"/>
+              <w:jc w:val="right"/>
+            </w:pPr>
+            <w:r>
+              <w:rPr>
+                <w:rFonts w:ascii="Arial" w:cs="Arial" w:eastAsia="Arial" w:hAnsi="Arial"/>
+                <w:b w:val="false"/>
+                <w:bCs w:val="false"/>
+                <w:sz w:val="20"/>
+                <w:szCs w:val="20"/>
+                <w:rtl/>
+              </w:rPr>
+              <w:t xml:space="preserve">—</w:t>
             </w:r>
           </w:p>
         </w:tc>
@@ -5457,22 +5614,7 @@
           <w:rFonts w:ascii="Arial" w:cs="Arial" w:eastAsia="Arial" w:hAnsi="Arial"/>
           <w:rtl/>
         </w:rPr>
-        <w:t xml:space="preserve">החלפת שירות מדומה בשירות אמיתי משנה רק את המתאם שלו; המסכים והנתונים נשארים.</w:t>
-      </w:r>
-    </w:p>
-    <w:p>
-      <w:pPr>
-        <w:pStyle w:val="Heading1"/>
-        <w:bidi/>
-        <w:spacing w:after="140" w:before="280"/>
-        <w:jc w:val="right"/>
-      </w:pPr>
-      <w:r>
-        <w:rPr>
-          <w:rFonts w:ascii="Arial" w:cs="Arial" w:eastAsia="Arial" w:hAnsi="Arial"/>
-          <w:rtl/>
-        </w:rPr>
-        <w:t xml:space="preserve">11. ארכיטקטורה ואיכות</w:t>
+        <w:t xml:space="preserve">כללים:</w:t>
       </w:r>
     </w:p>
     <w:p>
@@ -5491,7 +5633,7 @@
           <w:rFonts w:ascii="Arial" w:cs="Arial" w:eastAsia="Arial" w:hAnsi="Arial"/>
           <w:rtl/>
         </w:rPr>
-        <w:t xml:space="preserve">אינטרנט: Next.js (TypeScript), Tailwind. אפליקציות: Expo (React Native). שרת: FastAPI (Python). מסד נתונים, התחברות ואחסון: Supabase (Postgres).</w:t>
+        <w:t xml:space="preserve">14 יום ניסיון בחינם, ואז חשבונית חודשית בסוף כל חודש, בחיוב לכרטיס השמור.</w:t>
       </w:r>
     </w:p>
     <w:p>
@@ -5510,7 +5652,7 @@
           <w:rFonts w:ascii="Arial" w:cs="Arial" w:eastAsia="Arial" w:hAnsi="Arial"/>
           <w:rtl/>
         </w:rPr>
-        <w:t xml:space="preserve">הפרדה בין עסקים: כל שורה של עסק מסומנת במזהה העסק ומוגנת גם במסד הנתונים (Row Level Security) וגם בשרת.</w:t>
+        <w:t xml:space="preserve">מודולים שאין לעסק עדיין מופיעים בתפריט שלו, נעולים, עם הצצה קצרה למה הם עושים וכפתור להוספה; הוספה מעדכנת את החשבונית הבאה.</w:t>
       </w:r>
     </w:p>
     <w:p>
@@ -5529,7 +5671,293 @@
           <w:rFonts w:ascii="Arial" w:cs="Arial" w:eastAsia="Arial" w:hAnsi="Arial"/>
           <w:rtl/>
         </w:rPr>
-        <w:t xml:space="preserve">השרת הוא הסמכות; ה־AI פועל רק דרך כלים מאושרים, ופעולות רגישות מחכות לאישור של אדם.</w:t>
+        <w:t xml:space="preserve">השימוש (קרדיטים ל־AI, הודעות, אחסון) נמדד לכל עסק.</w:t>
+      </w:r>
+    </w:p>
+    <w:p>
+      <w:pPr>
+        <w:pStyle w:val="Heading1"/>
+        <w:bidi/>
+        <w:spacing w:after="140" w:before="280"/>
+        <w:jc w:val="right"/>
+      </w:pPr>
+      <w:r>
+        <w:rPr>
+          <w:rFonts w:ascii="Arial" w:cs="Arial" w:eastAsia="Arial" w:hAnsi="Arial"/>
+          <w:rtl/>
+        </w:rPr>
+        <w:t xml:space="preserve">6. מסע ההרשמה (האתר השיווקי)</w:t>
+      </w:r>
+    </w:p>
+    <w:p>
+      <w:pPr>
+        <w:bidi/>
+        <w:spacing w:after="120"/>
+        <w:jc w:val="right"/>
+      </w:pPr>
+      <w:r>
+        <w:rPr>
+          <w:rFonts w:ascii="Arial" w:cs="Arial" w:eastAsia="Arial" w:hAnsi="Arial"/>
+          <w:rtl/>
+        </w:rPr>
+        <w:t xml:space="preserve">המטרה: בעל עסק שמצא את MyBiz בגוגל (בטלפון, בטאבלט או במחשב) מבין את המוצר, משתכנע, ונרשם בכמה דקות מהנות.</w:t>
+      </w:r>
+    </w:p>
+    <w:p>
+      <w:pPr>
+        <w:pStyle w:val="ListParagraph"/>
+        <w:numPr>
+          <w:ilvl w:val="0"/>
+          <w:numId w:val="3"/>
+        </w:numPr>
+        <w:bidi/>
+        <w:spacing w:after="60"/>
+        <w:jc w:val="right"/>
+      </w:pPr>
+      <w:r>
+        <w:rPr>
+          <w:rFonts w:ascii="Arial" w:cs="Arial" w:eastAsia="Arial" w:hAnsi="Arial"/>
+          <w:rtl/>
+        </w:rPr>
+        <w:t xml:space="preserve">הגעה לאתר: בית, יכולות, תחומים, מחירים, אודות, צור קשר, עמודים משפטיים — עברית ואנגלית, בהיר וכהה, מהיר בטלפון.</w:t>
+      </w:r>
+    </w:p>
+    <w:p>
+      <w:pPr>
+        <w:pStyle w:val="ListParagraph"/>
+        <w:numPr>
+          <w:ilvl w:val="0"/>
+          <w:numId w:val="3"/>
+        </w:numPr>
+        <w:bidi/>
+        <w:spacing w:after="60"/>
+        <w:jc w:val="right"/>
+      </w:pPr>
+      <w:r>
+        <w:rPr>
+          <w:rFonts w:ascii="Arial" w:cs="Arial" w:eastAsia="Arial" w:hAnsi="Arial"/>
+          <w:rtl/>
+        </w:rPr>
+        <w:t xml:space="preserve">״מתחילים בחינם״: בונה שלב אחר שלב בסגנון הזמנת טיסת לואו־קוסט:</w:t>
+      </w:r>
+    </w:p>
+    <w:p>
+      <w:pPr>
+        <w:pStyle w:val="ListParagraph"/>
+        <w:numPr>
+          <w:ilvl w:val="1"/>
+          <w:numId w:val="3"/>
+        </w:numPr>
+        <w:bidi/>
+        <w:spacing w:after="60"/>
+        <w:jc w:val="right"/>
+      </w:pPr>
+      <w:r>
+        <w:rPr>
+          <w:rFonts w:ascii="Arial" w:cs="Arial" w:eastAsia="Arial" w:hAnsi="Arial"/>
+          <w:rtl/>
+        </w:rPr>
+        <w:t xml:space="preserve">על העסק: תחום, שם, גודל (לקוחות פעילים, עובדים, סניפים).</w:t>
+      </w:r>
+    </w:p>
+    <w:p>
+      <w:pPr>
+        <w:pStyle w:val="ListParagraph"/>
+        <w:numPr>
+          <w:ilvl w:val="1"/>
+          <w:numId w:val="3"/>
+        </w:numPr>
+        <w:bidi/>
+        <w:spacing w:after="60"/>
+        <w:jc w:val="right"/>
+      </w:pPr>
+      <w:r>
+        <w:rPr>
+          <w:rFonts w:ascii="Arial" w:cs="Arial" w:eastAsia="Arial" w:hAnsi="Arial"/>
+          <w:rtl/>
+        </w:rPr>
+        <w:t xml:space="preserve">הבסיס: מסלול הליבה שמתאים לגודל, עם מה שכלול בו.</w:t>
+      </w:r>
+    </w:p>
+    <w:p>
+      <w:pPr>
+        <w:pStyle w:val="ListParagraph"/>
+        <w:numPr>
+          <w:ilvl w:val="1"/>
+          <w:numId w:val="3"/>
+        </w:numPr>
+        <w:bidi/>
+        <w:spacing w:after="60"/>
+        <w:jc w:val="right"/>
+      </w:pPr>
+      <w:r>
+        <w:rPr>
+          <w:rFonts w:ascii="Arial" w:cs="Arial" w:eastAsia="Arial" w:hAnsi="Arial"/>
+          <w:rtl/>
+        </w:rPr>
+        <w:t xml:space="preserve">תוספות, אחת בכל מסך, כל אחת עם תועלת ברורה, תמונה של היכולת והמחיר (״להוסיף אפליקציה ללקוחות?״, ״עוזר AI שעונה תוך שניות?״, ״להפוך פניות ללקוחות עם CRM?״, ״תזכורות אוטומטיות בוואטסאפ?״).</w:t>
+      </w:r>
+    </w:p>
+    <w:p>
+      <w:pPr>
+        <w:pStyle w:val="ListParagraph"/>
+        <w:numPr>
+          <w:ilvl w:val="1"/>
+          <w:numId w:val="3"/>
+        </w:numPr>
+        <w:bidi/>
+        <w:spacing w:after="60"/>
+        <w:jc w:val="right"/>
+      </w:pPr>
+      <w:r>
+        <w:rPr>
+          <w:rFonts w:ascii="Arial" w:cs="Arial" w:eastAsia="Arial" w:hAnsi="Arial"/>
+          <w:rtl/>
+        </w:rPr>
+        <w:t xml:space="preserve">עגלה חיה שמלווה את המשתמש, עם הסכום החודשי ומה שחסך בתקופת הניסיון.</w:t>
+      </w:r>
+    </w:p>
+    <w:p>
+      <w:pPr>
+        <w:pStyle w:val="ListParagraph"/>
+        <w:numPr>
+          <w:ilvl w:val="1"/>
+          <w:numId w:val="3"/>
+        </w:numPr>
+        <w:bidi/>
+        <w:spacing w:after="60"/>
+        <w:jc w:val="right"/>
+      </w:pPr>
+      <w:r>
+        <w:rPr>
+          <w:rFonts w:ascii="Arial" w:cs="Arial" w:eastAsia="Arial" w:hAnsi="Arial"/>
+          <w:rtl/>
+        </w:rPr>
+        <w:t xml:space="preserve">סיכום: כל שורה, הסכום אחרי הניסיון, תאריך סיום הניסיון, תנאים.</w:t>
+      </w:r>
+    </w:p>
+    <w:p>
+      <w:pPr>
+        <w:pStyle w:val="ListParagraph"/>
+        <w:numPr>
+          <w:ilvl w:val="1"/>
+          <w:numId w:val="3"/>
+        </w:numPr>
+        <w:bidi/>
+        <w:spacing w:after="60"/>
+        <w:jc w:val="right"/>
+      </w:pPr>
+      <w:r>
+        <w:rPr>
+          <w:rFonts w:ascii="Arial" w:cs="Arial" w:eastAsia="Arial" w:hAnsi="Arial"/>
+          <w:rtl/>
+        </w:rPr>
+        <w:t xml:space="preserve">חשבון: אימייל וסיסמה (או המשך אם כבר מחובר).</w:t>
+      </w:r>
+    </w:p>
+    <w:p>
+      <w:pPr>
+        <w:pStyle w:val="ListParagraph"/>
+        <w:numPr>
+          <w:ilvl w:val="1"/>
+          <w:numId w:val="3"/>
+        </w:numPr>
+        <w:bidi/>
+        <w:spacing w:after="60"/>
+        <w:jc w:val="right"/>
+      </w:pPr>
+      <w:r>
+        <w:rPr>
+          <w:rFonts w:ascii="Arial" w:cs="Arial" w:eastAsia="Arial" w:hAnsi="Arial"/>
+          <w:rtl/>
+        </w:rPr>
+        <w:t xml:space="preserve">תשלום: כרטיס שמור לאחרי הניסיון (מדומה עד לבחירת ספק סליקה).</w:t>
+      </w:r>
+    </w:p>
+    <w:p>
+      <w:pPr>
+        <w:pStyle w:val="ListParagraph"/>
+        <w:numPr>
+          <w:ilvl w:val="1"/>
+          <w:numId w:val="3"/>
+        </w:numPr>
+        <w:bidi/>
+        <w:spacing w:after="60"/>
+        <w:jc w:val="right"/>
+      </w:pPr>
+      <w:r>
+        <w:rPr>
+          <w:rFonts w:ascii="Arial" w:cs="Arial" w:eastAsia="Arial" w:hAnsi="Arial"/>
+          <w:rtl/>
+        </w:rPr>
+        <w:t xml:space="preserve">סיום: העסק נוצר עם המודולים שנבחרו, והבעלים נוחת במערכת העסק עם רשימת צעדים ראשונים.</w:t>
+      </w:r>
+    </w:p>
+    <w:p>
+      <w:pPr>
+        <w:pStyle w:val="ListParagraph"/>
+        <w:numPr>
+          <w:ilvl w:val="0"/>
+          <w:numId w:val="3"/>
+        </w:numPr>
+        <w:bidi/>
+        <w:spacing w:after="60"/>
+        <w:jc w:val="right"/>
+      </w:pPr>
+      <w:r>
+        <w:rPr>
+          <w:rFonts w:ascii="Arial" w:cs="Arial" w:eastAsia="Arial" w:hAnsi="Arial"/>
+          <w:rtl/>
+        </w:rPr>
+        <w:t xml:space="preserve">אימייל ברוכים הבאים: נשלח מיד אחרי ההרשמה, עם המסלול, תאריכי הניסיון, קוד ההצטרפות של העסק, קישורים למערכת, לאפליקציית הלקוחות ולמדריך הצעדים הראשונים, ואיך מקבלים עזרה.</w:t>
+      </w:r>
+    </w:p>
+    <w:p>
+      <w:pPr>
+        <w:pStyle w:val="ListParagraph"/>
+        <w:numPr>
+          <w:ilvl w:val="0"/>
+          <w:numId w:val="3"/>
+        </w:numPr>
+        <w:bidi/>
+        <w:spacing w:after="60"/>
+        <w:jc w:val="right"/>
+      </w:pPr>
+      <w:r>
+        <w:rPr>
+          <w:rFonts w:ascii="Arial" w:cs="Arial" w:eastAsia="Arial" w:hAnsi="Arial"/>
+          <w:rtl/>
+        </w:rPr>
+        <w:t xml:space="preserve">מדריך צעדים ראשונים: עמוד ציבורי שמסביר את הצעדים הראשונים (מיתוג, שירותים, שעות, צוות, הזמנת לקוחות) עם קישורים.</w:t>
+      </w:r>
+    </w:p>
+    <w:p>
+      <w:pPr>
+        <w:pStyle w:val="Heading1"/>
+        <w:bidi/>
+        <w:spacing w:after="140" w:before="280"/>
+        <w:jc w:val="right"/>
+      </w:pPr>
+      <w:r>
+        <w:rPr>
+          <w:rFonts w:ascii="Arial" w:cs="Arial" w:eastAsia="Arial" w:hAnsi="Arial"/>
+          <w:rtl/>
+        </w:rPr>
+        <w:t xml:space="preserve">7. מערכת העסק באינטרנט (CRM)</w:t>
+      </w:r>
+    </w:p>
+    <w:p>
+      <w:pPr>
+        <w:bidi/>
+        <w:spacing w:after="120"/>
+        <w:jc w:val="right"/>
+      </w:pPr>
+      <w:r>
+        <w:rPr>
+          <w:rFonts w:ascii="Arial" w:cs="Arial" w:eastAsia="Arial" w:hAnsi="Arial"/>
+          <w:rtl/>
+        </w:rPr>
+        <w:t xml:space="preserve">מה שכבר בנוי (הכול בעברית ובאנגלית, בהיר וכהה, נגיש, מותאם לטלפון):</w:t>
       </w:r>
     </w:p>
     <w:p>
@@ -5548,7 +5976,7 @@
           <w:rFonts w:ascii="Arial" w:cs="Arial" w:eastAsia="Arial" w:hAnsi="Arial"/>
           <w:rtl/>
         </w:rPr>
-        <w:t xml:space="preserve">כסף ביחידות קטנות עם מטבע; זמנים נשמרים ב־UTC ומוצגים באזור הזמן של העסק.</w:t>
+        <w:t xml:space="preserve">דשבורד: המפגשים של היום, מדדים עם השוואה, גרפים שבועיים, תזכורות ניסיון וחיוב.</w:t>
       </w:r>
     </w:p>
     <w:p>
@@ -5567,7 +5995,7 @@
           <w:rFonts w:ascii="Arial" w:cs="Arial" w:eastAsia="Arial" w:hAnsi="Arial"/>
           <w:rtl/>
         </w:rPr>
-        <w:t xml:space="preserve">עברית ואנגלית עם תצוגה מימין לשמאל; מצב כהה; נגישות (WCAG AA, ת״י 5568) שנבדקת אוטומטית.</w:t>
+        <w:t xml:space="preserve">יומן: תצוגת שבוע, מפגשים חד־פעמיים ושבועיים, עריכת סדרות, העתקת שבוע, ימים סגורים, תורים אישיים עם שעות עבודה וחופשות של עובדים, קביעת תור במקום.</w:t>
       </w:r>
     </w:p>
     <w:p>
@@ -5586,7 +6014,7 @@
           <w:rFonts w:ascii="Arial" w:cs="Arial" w:eastAsia="Arial" w:hAnsi="Arial"/>
           <w:rtl/>
         </w:rPr>
-        <w:t xml:space="preserve">בדיקות: בדיקות שרת לכל יכולת, בדיקות דפדפן מקצה לקצה לכל תהליך, CI על כל שינוי.</w:t>
+        <w:t xml:space="preserve">דף מפגש: רשימת משתתפים, רשימת המתנה, צ׳ק־אין, רישום לקוחות.</w:t>
       </w:r>
     </w:p>
     <w:p>
@@ -5605,7 +6033,230 @@
           <w:rFonts w:ascii="Arial" w:cs="Arial" w:eastAsia="Arial" w:hAnsi="Arial"/>
           <w:rtl/>
         </w:rPr>
-        <w:t xml:space="preserve">פרטיות: חוק הגנת הפרטיות (תיקון 13): ייצוא ומחיקה לפי בקשה, מינימום נתונים, יומן ביקורת.</w:t>
+        <w:t xml:space="preserve">לקוחות: חיפוש וסינון, כרטיס לקוח, פרטים לפי תחום, הערות ביקור, מנויים, הזמנות, הצהרת בריאות, דירוגים, הודעות, פרטיות (ייצוא / מחיקה), ייבוא מ־CSV / Excel.</w:t>
+      </w:r>
+    </w:p>
+    <w:p>
+      <w:pPr>
+        <w:pStyle w:val="ListParagraph"/>
+        <w:numPr>
+          <w:ilvl w:val="0"/>
+          <w:numId w:val="2"/>
+        </w:numPr>
+        <w:bidi/>
+        <w:spacing w:after="60"/>
+        <w:jc w:val="right"/>
+      </w:pPr>
+      <w:r>
+        <w:rPr>
+          <w:rFonts w:ascii="Arial" w:cs="Arial" w:eastAsia="Arial" w:hAnsi="Arial"/>
+          <w:rtl/>
+        </w:rPr>
+        <w:t xml:space="preserve">מנויים: מנויים וכרטיסיות, מכירה, הקפאה, קבלות; קודי הנחה.</w:t>
+      </w:r>
+    </w:p>
+    <w:p>
+      <w:pPr>
+        <w:pStyle w:val="ListParagraph"/>
+        <w:numPr>
+          <w:ilvl w:val="0"/>
+          <w:numId w:val="2"/>
+        </w:numPr>
+        <w:bidi/>
+        <w:spacing w:after="60"/>
+        <w:jc w:val="right"/>
+      </w:pPr>
+      <w:r>
+        <w:rPr>
+          <w:rFonts w:ascii="Arial" w:cs="Arial" w:eastAsia="Arial" w:hAnsi="Arial"/>
+          <w:rtl/>
+        </w:rPr>
+        <w:t xml:space="preserve">לידים (מודול CRM): לוח צינור, יומן פעילות, המרה, טופס פנייה ציבורי.</w:t>
+      </w:r>
+    </w:p>
+    <w:p>
+      <w:pPr>
+        <w:pStyle w:val="ListParagraph"/>
+        <w:numPr>
+          <w:ilvl w:val="0"/>
+          <w:numId w:val="2"/>
+        </w:numPr>
+        <w:bidi/>
+        <w:spacing w:after="60"/>
+        <w:jc w:val="right"/>
+      </w:pPr>
+      <w:r>
+        <w:rPr>
+          <w:rFonts w:ascii="Arial" w:cs="Arial" w:eastAsia="Arial" w:hAnsi="Arial"/>
+          <w:rtl/>
+        </w:rPr>
+        <w:t xml:space="preserve">הודעות (מודול וואטסאפ ו־SMS): תפוצות לקהלים, תבניות, הודעות ישירות, קישורי wa.me, תזכורות אוטומטיות.</w:t>
+      </w:r>
+    </w:p>
+    <w:p>
+      <w:pPr>
+        <w:pStyle w:val="ListParagraph"/>
+        <w:numPr>
+          <w:ilvl w:val="0"/>
+          <w:numId w:val="2"/>
+        </w:numPr>
+        <w:bidi/>
+        <w:spacing w:after="60"/>
+        <w:jc w:val="right"/>
+      </w:pPr>
+      <w:r>
+        <w:rPr>
+          <w:rFonts w:ascii="Arial" w:cs="Arial" w:eastAsia="Arial" w:hAnsi="Arial"/>
+          <w:rtl/>
+        </w:rPr>
+        <w:t xml:space="preserve">דוחות: לפי שירות, איש צוות ושעה; לקוחות שכדאי לפנות אליהם; שביעות רצון.</w:t>
+      </w:r>
+    </w:p>
+    <w:p>
+      <w:pPr>
+        <w:pStyle w:val="ListParagraph"/>
+        <w:numPr>
+          <w:ilvl w:val="0"/>
+          <w:numId w:val="2"/>
+        </w:numPr>
+        <w:bidi/>
+        <w:spacing w:after="60"/>
+        <w:jc w:val="right"/>
+      </w:pPr>
+      <w:r>
+        <w:rPr>
+          <w:rFonts w:ascii="Arial" w:cs="Arial" w:eastAsia="Arial" w:hAnsi="Arial"/>
+          <w:rtl/>
+        </w:rPr>
+        <w:t xml:space="preserve">עוזר (מודול AI): שאלות במילים פשוטות, פעולות לאישור.</w:t>
+      </w:r>
+    </w:p>
+    <w:p>
+      <w:pPr>
+        <w:pStyle w:val="ListParagraph"/>
+        <w:numPr>
+          <w:ilvl w:val="0"/>
+          <w:numId w:val="2"/>
+        </w:numPr>
+        <w:bidi/>
+        <w:spacing w:after="60"/>
+        <w:jc w:val="right"/>
+      </w:pPr>
+      <w:r>
+        <w:rPr>
+          <w:rFonts w:ascii="Arial" w:cs="Arial" w:eastAsia="Arial" w:hAnsi="Arial"/>
+          <w:rtl/>
+        </w:rPr>
+        <w:t xml:space="preserve">צוות: הזמנות, תפקידים, תפקידים מותאמים, שעות עבודה, חופשות.</w:t>
+      </w:r>
+    </w:p>
+    <w:p>
+      <w:pPr>
+        <w:pStyle w:val="ListParagraph"/>
+        <w:numPr>
+          <w:ilvl w:val="0"/>
+          <w:numId w:val="2"/>
+        </w:numPr>
+        <w:bidi/>
+        <w:spacing w:after="60"/>
+        <w:jc w:val="right"/>
+      </w:pPr>
+      <w:r>
+        <w:rPr>
+          <w:rFonts w:ascii="Arial" w:cs="Arial" w:eastAsia="Arial" w:hAnsi="Arial"/>
+          <w:rtl/>
+        </w:rPr>
+        <w:t xml:space="preserve">הגדרות: פרטי העסק, מיתוג, כללי הזמנה, מודולים, חיוב (ניסיון, כרטיס, חשבוניות), גישת תמיכה.</w:t>
+      </w:r>
+    </w:p>
+    <w:p>
+      <w:pPr>
+        <w:pStyle w:val="ListParagraph"/>
+        <w:numPr>
+          <w:ilvl w:val="0"/>
+          <w:numId w:val="2"/>
+        </w:numPr>
+        <w:bidi/>
+        <w:spacing w:after="60"/>
+        <w:jc w:val="right"/>
+      </w:pPr>
+      <w:r>
+        <w:rPr>
+          <w:rFonts w:ascii="Arial" w:cs="Arial" w:eastAsia="Arial" w:hAnsi="Arial"/>
+          <w:rtl/>
+        </w:rPr>
+        <w:t xml:space="preserve">מכירות: קבלות לפי חודש, סיכום לפי אמצעי תשלום, ייצוא CSV לרואה החשבון.</w:t>
+      </w:r>
+    </w:p>
+    <w:p>
+      <w:pPr>
+        <w:pStyle w:val="ListParagraph"/>
+        <w:numPr>
+          <w:ilvl w:val="0"/>
+          <w:numId w:val="2"/>
+        </w:numPr>
+        <w:bidi/>
+        <w:spacing w:after="60"/>
+        <w:jc w:val="right"/>
+      </w:pPr>
+      <w:r>
+        <w:rPr>
+          <w:rFonts w:ascii="Arial" w:cs="Arial" w:eastAsia="Arial" w:hAnsi="Arial"/>
+          <w:rtl/>
+        </w:rPr>
+        <w:t xml:space="preserve">הפרופיל שלי: כל אחד קובע את השם שהצוות, הלקוחות והדוחות רואים.</w:t>
+      </w:r>
+    </w:p>
+    <w:p>
+      <w:pPr>
+        <w:pStyle w:val="ListParagraph"/>
+        <w:numPr>
+          <w:ilvl w:val="0"/>
+          <w:numId w:val="2"/>
+        </w:numPr>
+        <w:bidi/>
+        <w:spacing w:after="60"/>
+        <w:jc w:val="right"/>
+      </w:pPr>
+      <w:r>
+        <w:rPr>
+          <w:rFonts w:ascii="Arial" w:cs="Arial" w:eastAsia="Arial" w:hAnsi="Arial"/>
+          <w:rtl/>
+        </w:rPr>
+        <w:t xml:space="preserve">מודולים נעולים: מודולים שהעסק לא רכש נשארים בתפריט עם מנעול ופותחים הצצה — מה המודול עושה, תמונה, מה משתנה בחשבונית — עם ״הוספה לחבילה״ בלחיצה אחת.</w:t>
+      </w:r>
+    </w:p>
+    <w:p>
+      <w:pPr>
+        <w:pStyle w:val="ListParagraph"/>
+        <w:numPr>
+          <w:ilvl w:val="0"/>
+          <w:numId w:val="2"/>
+        </w:numPr>
+        <w:bidi/>
+        <w:spacing w:after="60"/>
+        <w:jc w:val="right"/>
+      </w:pPr>
+      <w:r>
+        <w:rPr>
+          <w:rFonts w:ascii="Arial" w:cs="Arial" w:eastAsia="Arial" w:hAnsi="Arial"/>
+          <w:rtl/>
+        </w:rPr>
+        <w:t xml:space="preserve">צעדים ראשונים: רשימת משימות בדשבורד לעסק חדש.</w:t>
+      </w:r>
+    </w:p>
+    <w:p>
+      <w:pPr>
+        <w:bidi/>
+        <w:spacing w:after="120"/>
+        <w:jc w:val="right"/>
+      </w:pPr>
+      <w:r>
+        <w:rPr>
+          <w:rFonts w:ascii="Arial" w:cs="Arial" w:eastAsia="Arial" w:hAnsi="Arial"/>
+          <w:rtl/>
+        </w:rPr>
+        <w:t xml:space="preserve">מעבר שלב 2: כל מסך נבדק בטלפון ובמחשב, בעברית/בהיר ובאנגלית/כהה — נגישות, שגיאות ופריסה (סריקה אוטומטית ומעבר ויזואלי).</w:t>
       </w:r>
     </w:p>
     <w:p>
@@ -5620,7 +6271,293 @@
           <w:rFonts w:ascii="Arial" w:cs="Arial" w:eastAsia="Arial" w:hAnsi="Arial"/>
           <w:rtl/>
         </w:rPr>
-        <w:t xml:space="preserve">12. מפת דרכים</w:t>
+        <w:t xml:space="preserve">8. קונסולת MyBiz</w:t>
+      </w:r>
+    </w:p>
+    <w:p>
+      <w:pPr>
+        <w:bidi/>
+        <w:spacing w:after="120"/>
+        <w:jc w:val="right"/>
+      </w:pPr>
+      <w:r>
+        <w:rPr>
+          <w:rFonts w:ascii="Arial" w:cs="Arial" w:eastAsia="Arial" w:hAnsi="Arial"/>
+          <w:rtl/>
+        </w:rPr>
+        <w:t xml:space="preserve">בנוי: רשימת עסקים, דף עסק, שימוש ב־AI, פניות מהאתר, הכנסות מחיוב, גישת תמיכה מתועדת שהבעלים של העסק מאשרים.</w:t>
+      </w:r>
+    </w:p>
+    <w:p>
+      <w:pPr>
+        <w:bidi/>
+        <w:spacing w:after="120"/>
+        <w:jc w:val="right"/>
+      </w:pPr>
+      <w:r>
+        <w:rPr>
+          <w:rFonts w:ascii="Arial" w:cs="Arial" w:eastAsia="Arial" w:hAnsi="Arial"/>
+          <w:rtl/>
+        </w:rPr>
+        <w:t xml:space="preserve">מה נבנה בשלב 3:</w:t>
+      </w:r>
+    </w:p>
+    <w:p>
+      <w:pPr>
+        <w:pStyle w:val="ListParagraph"/>
+        <w:numPr>
+          <w:ilvl w:val="0"/>
+          <w:numId w:val="2"/>
+        </w:numPr>
+        <w:bidi/>
+        <w:spacing w:after="60"/>
+        <w:jc w:val="right"/>
+      </w:pPr>
+      <w:r>
+        <w:rPr>
+          <w:rFonts w:ascii="Arial" w:cs="Arial" w:eastAsia="Arial" w:hAnsi="Arial"/>
+          <w:rtl/>
+        </w:rPr>
+        <w:t xml:space="preserve">תפריט משלה — סקירה, עסקים, תיבת פניות, חיוב, צוות, יומן פעולות — וכל פריט מופיע רק למי שרשאי לפתוח אותו.</w:t>
+      </w:r>
+    </w:p>
+    <w:p>
+      <w:pPr>
+        <w:pStyle w:val="ListParagraph"/>
+        <w:numPr>
+          <w:ilvl w:val="0"/>
+          <w:numId w:val="2"/>
+        </w:numPr>
+        <w:bidi/>
+        <w:spacing w:after="60"/>
+        <w:jc w:val="right"/>
+      </w:pPr>
+      <w:r>
+        <w:rPr>
+          <w:rFonts w:ascii="Arial" w:cs="Arial" w:eastAsia="Arial" w:hAnsi="Arial"/>
+          <w:rtl/>
+        </w:rPr>
+        <w:t xml:space="preserve">צוות MyBiz: בעלים ראשי שאף אחד לא יכול להסיר, לשנות או להשהות (גם לא דרך גישה ישירה למסד הנתונים), בעלים (שותפים), מנהלים (שמנהלים עובדים עם ההרשאות שיש להם עצמם) ועובדים. מוסיפים אנשים לפי אימייל עוד לפני שהתחברו, ואפשר להשהות גישה במקום להסיר.</w:t>
+      </w:r>
+    </w:p>
+    <w:p>
+      <w:pPr>
+        <w:pStyle w:val="ListParagraph"/>
+        <w:numPr>
+          <w:ilvl w:val="0"/>
+          <w:numId w:val="2"/>
+        </w:numPr>
+        <w:bidi/>
+        <w:spacing w:after="60"/>
+        <w:jc w:val="right"/>
+      </w:pPr>
+      <w:r>
+        <w:rPr>
+          <w:rFonts w:ascii="Arial" w:cs="Arial" w:eastAsia="Arial" w:hAnsi="Arial"/>
+          <w:rtl/>
+        </w:rPr>
+        <w:t xml:space="preserve">הרשאות: צפייה בעסקים, עבודה בתוך עסקים, חיוב, תיבת פניות, שימוש, ניהול עובדים. כל רמה נותנת רק מה שיש לה, ורק בעלים מטפלים בבעלים ובמנהלים.</w:t>
+      </w:r>
+    </w:p>
+    <w:p>
+      <w:pPr>
+        <w:pStyle w:val="ListParagraph"/>
+        <w:numPr>
+          <w:ilvl w:val="0"/>
+          <w:numId w:val="2"/>
+        </w:numPr>
+        <w:bidi/>
+        <w:spacing w:after="60"/>
+        <w:jc w:val="right"/>
+      </w:pPr>
+      <w:r>
+        <w:rPr>
+          <w:rFonts w:ascii="Arial" w:cs="Arial" w:eastAsia="Arial" w:hAnsi="Arial"/>
+          <w:rtl/>
+        </w:rPr>
+        <w:t xml:space="preserve">עבודה בתוך עסק: מי שרשאי נכנס לכל עסק ועובד בו כמו מנהל, כדי לטפל בתלונה או לתקן טעות — אף פעם לא בקשות פרטיות. כל פנייה מופיעה ביומן של העסק, שהבעלים קוראים, ושינויים מסומנים. לאחרים עדיין נדרש אישור תמיכה מהבעלים, לצפייה בלבד.</w:t>
+      </w:r>
+    </w:p>
+    <w:p>
+      <w:pPr>
+        <w:pStyle w:val="ListParagraph"/>
+        <w:numPr>
+          <w:ilvl w:val="0"/>
+          <w:numId w:val="2"/>
+        </w:numPr>
+        <w:bidi/>
+        <w:spacing w:after="60"/>
+        <w:jc w:val="right"/>
+      </w:pPr>
+      <w:r>
+        <w:rPr>
+          <w:rFonts w:ascii="Arial" w:cs="Arial" w:eastAsia="Arial" w:hAnsi="Arial"/>
+          <w:rtl/>
+        </w:rPr>
+        <w:t xml:space="preserve">פעולות עבור הבעלים: הארכת ניסיון, שינוי חבילה, זיכוי חשבונית — כל אחת נרשמת בשני היומנים.</w:t>
+      </w:r>
+    </w:p>
+    <w:p>
+      <w:pPr>
+        <w:pStyle w:val="ListParagraph"/>
+        <w:numPr>
+          <w:ilvl w:val="0"/>
+          <w:numId w:val="2"/>
+        </w:numPr>
+        <w:bidi/>
+        <w:spacing w:after="60"/>
+        <w:jc w:val="right"/>
+      </w:pPr>
+      <w:r>
+        <w:rPr>
+          <w:rFonts w:ascii="Arial" w:cs="Arial" w:eastAsia="Arial" w:hAnsi="Arial"/>
+          <w:rtl/>
+        </w:rPr>
+        <w:t xml:space="preserve">תיבת פניות: פניות מהאתר והודעות שעסקים שולחים מההגדרות, עם סטטוס (חדשה, בטיפול, טופלה), מטפל והערות פנימיות.</w:t>
+      </w:r>
+    </w:p>
+    <w:p>
+      <w:pPr>
+        <w:pStyle w:val="ListParagraph"/>
+        <w:numPr>
+          <w:ilvl w:val="0"/>
+          <w:numId w:val="2"/>
+        </w:numPr>
+        <w:bidi/>
+        <w:spacing w:after="60"/>
+        <w:jc w:val="right"/>
+      </w:pPr>
+      <w:r>
+        <w:rPr>
+          <w:rFonts w:ascii="Arial" w:cs="Arial" w:eastAsia="Arial" w:hAnsi="Arial"/>
+          <w:rtl/>
+        </w:rPr>
+        <w:t xml:space="preserve">יומן פעולות (לבעלים בלבד): כל מה שצוות MyBiz עשה.</w:t>
+      </w:r>
+    </w:p>
+    <w:p>
+      <w:pPr>
+        <w:pStyle w:val="Heading1"/>
+        <w:bidi/>
+        <w:spacing w:after="140" w:before="280"/>
+        <w:jc w:val="right"/>
+      </w:pPr>
+      <w:r>
+        <w:rPr>
+          <w:rFonts w:ascii="Arial" w:cs="Arial" w:eastAsia="Arial" w:hAnsi="Arial"/>
+          <w:rtl/>
+        </w:rPr>
+        <w:t xml:space="preserve">9. אפליקציות</w:t>
+      </w:r>
+    </w:p>
+    <w:p>
+      <w:pPr>
+        <w:pStyle w:val="ListParagraph"/>
+        <w:numPr>
+          <w:ilvl w:val="0"/>
+          <w:numId w:val="2"/>
+        </w:numPr>
+        <w:bidi/>
+        <w:spacing w:after="60"/>
+        <w:jc w:val="right"/>
+      </w:pPr>
+      <w:r>
+        <w:rPr>
+          <w:rFonts w:ascii="Arial" w:cs="Arial" w:eastAsia="Arial" w:hAnsi="Arial"/>
+          <w:rtl/>
+        </w:rPr>
+        <w:t xml:space="preserve">אפליקציית לקוחות (בנויה, Expo; רצה גם בדפדפן): הצטרפות, בית, יומן ותורים, הזמנות ומנויים, רכישה עם קודי הנחה, קבלות, דירוגים, עדכונים, פרופיל, הצהרת בריאות.</w:t>
+      </w:r>
+    </w:p>
+    <w:p>
+      <w:pPr>
+        <w:pStyle w:val="ListParagraph"/>
+        <w:numPr>
+          <w:ilvl w:val="0"/>
+          <w:numId w:val="2"/>
+        </w:numPr>
+        <w:bidi/>
+        <w:spacing w:after="60"/>
+        <w:jc w:val="right"/>
+      </w:pPr>
+      <w:r>
+        <w:rPr>
+          <w:rFonts w:ascii="Arial" w:cs="Arial" w:eastAsia="Arial" w:hAnsi="Arial"/>
+          <w:rtl/>
+        </w:rPr>
+        <w:t xml:space="preserve">אפליקציית העסק (נבנתה בשלב 4): היום של הבעלים והעובדים בדרכים. היום — השיעורים של היום עם צ'ק-אין לכל לקוח רשום; לקוחות — חיפוש וכרטיס לקוח עם מנוי, ביקורים ופרטי קשר; מספרים — הנתונים המרכזיים של 30 הימים האחרונים; אני — פרופיל, שפה, ערכת נושא ומעבר בין עסקים. כל אחד רואה רק מה שההרשאות שלו מאפשרות.</w:t>
+      </w:r>
+    </w:p>
+    <w:p>
+      <w:pPr>
+        <w:pStyle w:val="ListParagraph"/>
+        <w:numPr>
+          <w:ilvl w:val="0"/>
+          <w:numId w:val="2"/>
+        </w:numPr>
+        <w:bidi/>
+        <w:spacing w:after="60"/>
+        <w:jc w:val="right"/>
+      </w:pPr>
+      <w:r>
+        <w:rPr>
+          <w:rFonts w:ascii="Arial" w:cs="Arial" w:eastAsia="Arial" w:hAnsi="Arial"/>
+          <w:rtl/>
+        </w:rPr>
+        <w:t xml:space="preserve">אפליקציית עובדי MyBiz (נבנתה בשלב 4): בית — מה דורש תשומת לב (פניות פתוחות, עסקים חדשים); עסקים — חיפוש וכרטיס עסק; תיבת פניות — טיפול בפניות (לקיחה, סטטוס, הערות); אני. כל עובד רואה רק מה שהדרג וההרשאות שלו מאפשרים.</w:t>
+      </w:r>
+    </w:p>
+    <w:p>
+      <w:pPr>
+        <w:pStyle w:val="ListParagraph"/>
+        <w:numPr>
+          <w:ilvl w:val="0"/>
+          <w:numId w:val="2"/>
+        </w:numPr>
+        <w:bidi/>
+        <w:spacing w:after="60"/>
+        <w:jc w:val="right"/>
+      </w:pPr>
+      <w:r>
+        <w:rPr>
+          <w:rFonts w:ascii="Arial" w:cs="Arial" w:eastAsia="Arial" w:hAnsi="Arial"/>
+          <w:rtl/>
+        </w:rPr>
+        <w:t xml:space="preserve">שלוש האפליקציות חולקות ערכה אחת (כניסה, ערכת נושא, שפה, ימין-לשמאל, רכיבים נגישים), כך שתיקון במקום אחד מגיע לכולן.</w:t>
+      </w:r>
+    </w:p>
+    <w:p>
+      <w:pPr>
+        <w:pStyle w:val="ListParagraph"/>
+        <w:numPr>
+          <w:ilvl w:val="0"/>
+          <w:numId w:val="2"/>
+        </w:numPr>
+        <w:bidi/>
+        <w:spacing w:after="60"/>
+        <w:jc w:val="right"/>
+      </w:pPr>
+      <w:r>
+        <w:rPr>
+          <w:rFonts w:ascii="Arial" w:cs="Arial" w:eastAsia="Arial" w:hAnsi="Arial"/>
+          <w:rtl/>
+        </w:rPr>
+        <w:t xml:space="preserve">נשאר: ליטוש אחרון של אפליקציית הלקוחות ובניות לחנויות האפליקציות (בעלייה לאוויר).</w:t>
+      </w:r>
+    </w:p>
+    <w:p>
+      <w:pPr>
+        <w:pStyle w:val="Heading1"/>
+        <w:bidi/>
+        <w:spacing w:after="140" w:before="280"/>
+        <w:jc w:val="right"/>
+      </w:pPr>
+      <w:r>
+        <w:rPr>
+          <w:rFonts w:ascii="Arial" w:cs="Arial" w:eastAsia="Arial" w:hAnsi="Arial"/>
+          <w:rtl/>
+        </w:rPr>
+        <w:t xml:space="preserve">10. שירותים מדומים (עד העלייה לאוויר)</w:t>
       </w:r>
     </w:p>
     <w:tbl>
@@ -5677,7 +6614,7 @@
                 <w:szCs w:val="20"/>
                 <w:rtl/>
               </w:rPr>
-              <w:t xml:space="preserve">שלב</w:t>
+              <w:t xml:space="preserve">שירות</w:t>
             </w:r>
           </w:p>
         </w:tc>
@@ -5713,7 +6650,7 @@
                 <w:szCs w:val="20"/>
                 <w:rtl/>
               </w:rPr>
-              <w:t xml:space="preserve">תוכן</w:t>
+              <w:t xml:space="preserve">עכשיו</w:t>
             </w:r>
           </w:p>
         </w:tc>
@@ -5749,7 +6686,7 @@
                 <w:szCs w:val="20"/>
                 <w:rtl/>
               </w:rPr>
-              <w:t xml:space="preserve">סטטוס</w:t>
+              <w:t xml:space="preserve">בעלייה לאוויר</w:t>
             </w:r>
           </w:p>
         </w:tc>
@@ -5789,7 +6726,7 @@
                 <w:szCs w:val="20"/>
                 <w:rtl/>
               </w:rPr>
-              <w:t xml:space="preserve">תשתית</w:t>
+              <w:t xml:space="preserve">תשלומים בכרטיס (לקוחות ומנויים)</w:t>
             </w:r>
           </w:p>
         </w:tc>
@@ -5824,7 +6761,7 @@
                 <w:szCs w:val="20"/>
                 <w:rtl/>
               </w:rPr>
-              <w:t xml:space="preserve">ליבה, תחומים, יומן, לקוחות, מנויים, אפליקציית לקוחות, AI, דוחות, מודולים, חיוב, CRM, הודעות, דירוגים, קודי הנחה</w:t>
+              <w:t xml:space="preserve">כרטיס בדיקה מדומה, מסכים ותהליכים אמיתיים</w:t>
             </w:r>
           </w:p>
         </w:tc>
@@ -5859,7 +6796,7 @@
                 <w:szCs w:val="20"/>
                 <w:rtl/>
               </w:rPr>
-              <w:t xml:space="preserve">הושלם</w:t>
+              <w:t xml:space="preserve">ספק סליקה ישראלי (Cardcom / Grow / PayPlus / Tranzila)</w:t>
             </w:r>
           </w:p>
         </w:tc>
@@ -5899,7 +6836,7 @@
                 <w:szCs w:val="20"/>
                 <w:rtl/>
               </w:rPr>
-              <w:t xml:space="preserve">1 — אתר שיווקי</w:t>
+              <w:t xml:space="preserve">חשבוניות וקבלות</w:t>
             </w:r>
           </w:p>
         </w:tc>
@@ -5934,7 +6871,7 @@
                 <w:szCs w:val="20"/>
                 <w:rtl/>
               </w:rPr>
-              <w:t xml:space="preserve">אתר מלא ומסע הרשמה עם עגלה, סיכום, תשלום, אימייל ברוכים הבאים, מדריך</w:t>
+              <w:t xml:space="preserve">מסמכים לדוגמה ממוספרים</w:t>
             </w:r>
           </w:p>
         </w:tc>
@@ -5969,7 +6906,7 @@
                 <w:szCs w:val="20"/>
                 <w:rtl/>
               </w:rPr>
-              <w:t xml:space="preserve">הושלם</w:t>
+              <w:t xml:space="preserve">ספק חשבוניות (Morning / iCount / EZcount)</w:t>
             </w:r>
           </w:p>
         </w:tc>
@@ -6009,7 +6946,7 @@
                 <w:szCs w:val="20"/>
                 <w:rtl/>
               </w:rPr>
-              <w:t xml:space="preserve">2 — מערכת העסק</w:t>
+              <w:t xml:space="preserve">עוזר AI</w:t>
             </w:r>
           </w:p>
         </w:tc>
@@ -6044,7 +6981,7 @@
                 <w:szCs w:val="20"/>
                 <w:rtl/>
               </w:rPr>
-              <w:t xml:space="preserve">מודולים נעולים עם הצצה והוספה; מעבר מלא וליטוש; מכירות; פרופילים</w:t>
+              <w:t xml:space="preserve">מצב הדגמה עם תשובות מהנתונים האמיתיים</w:t>
             </w:r>
           </w:p>
         </w:tc>
@@ -6079,7 +7016,7 @@
                 <w:szCs w:val="20"/>
                 <w:rtl/>
               </w:rPr>
-              <w:t xml:space="preserve">הושלם</w:t>
+              <w:t xml:space="preserve">מפתח Claude API</w:t>
             </w:r>
           </w:p>
         </w:tc>
@@ -6119,7 +7056,7 @@
                 <w:szCs w:val="20"/>
                 <w:rtl/>
               </w:rPr>
-              <w:t xml:space="preserve">3 — קונסולת MyBiz</w:t>
+              <w:t xml:space="preserve">אימייל</w:t>
             </w:r>
           </w:p>
         </w:tc>
@@ -6154,7 +7091,7 @@
                 <w:szCs w:val="20"/>
                 <w:rtl/>
               </w:rPr>
-              <w:t xml:space="preserve">רמות צוות והרשאות, שקיפות ופעולות מלאות, תיבת תמיכה</w:t>
+              <w:t xml:space="preserve">Gmail SMTP (אב־טיפוס)</w:t>
             </w:r>
           </w:p>
         </w:tc>
@@ -6189,7 +7126,7 @@
                 <w:szCs w:val="20"/>
                 <w:rtl/>
               </w:rPr>
-              <w:t xml:space="preserve">הושלם</w:t>
+              <w:t xml:space="preserve">ספק אימייל ודומיין</w:t>
             </w:r>
           </w:p>
         </w:tc>
@@ -6229,7 +7166,7 @@
                 <w:szCs w:val="20"/>
                 <w:rtl/>
               </w:rPr>
-              <w:t xml:space="preserve">4 — אפליקציות</w:t>
+              <w:t xml:space="preserve">וואטסאפ / SMS</w:t>
             </w:r>
           </w:p>
         </w:tc>
@@ -6264,7 +7201,7 @@
                 <w:szCs w:val="20"/>
                 <w:rtl/>
               </w:rPr>
-              <w:t xml:space="preserve">אפליקציית העסק ואפליקציית עובדי MyBiz נבנו, ערכת אפליקציות משותפת; נשאר: ליטוש אפליקציית הלקוחות ובניות לחנויות</w:t>
+              <w:t xml:space="preserve">נרשם ולא נשלח; קישורי wa.me חינמיים</w:t>
             </w:r>
           </w:p>
         </w:tc>
@@ -6299,7 +7236,321 @@
                 <w:szCs w:val="20"/>
                 <w:rtl/>
               </w:rPr>
-              <w:t xml:space="preserve">כמעט הושלם</w:t>
+              <w:t xml:space="preserve">WhatsApp Business API / ספק SMS</w:t>
+            </w:r>
+          </w:p>
+        </w:tc>
+      </w:tr>
+    </w:tbl>
+    <w:p>
+      <w:pPr>
+        <w:spacing w:after="120"/>
+      </w:pPr>
+    </w:p>
+    <w:p>
+      <w:pPr>
+        <w:bidi/>
+        <w:spacing w:after="120"/>
+        <w:jc w:val="right"/>
+      </w:pPr>
+      <w:r>
+        <w:rPr>
+          <w:rFonts w:ascii="Arial" w:cs="Arial" w:eastAsia="Arial" w:hAnsi="Arial"/>
+          <w:rtl/>
+        </w:rPr>
+        <w:t xml:space="preserve">החלפת שירות מדומה בשירות אמיתי משנה רק את המתאם שלו; המסכים והנתונים נשארים.</w:t>
+      </w:r>
+    </w:p>
+    <w:p>
+      <w:pPr>
+        <w:pStyle w:val="Heading1"/>
+        <w:bidi/>
+        <w:spacing w:after="140" w:before="280"/>
+        <w:jc w:val="right"/>
+      </w:pPr>
+      <w:r>
+        <w:rPr>
+          <w:rFonts w:ascii="Arial" w:cs="Arial" w:eastAsia="Arial" w:hAnsi="Arial"/>
+          <w:rtl/>
+        </w:rPr>
+        <w:t xml:space="preserve">11. ארכיטקטורה ואיכות</w:t>
+      </w:r>
+    </w:p>
+    <w:p>
+      <w:pPr>
+        <w:pStyle w:val="ListParagraph"/>
+        <w:numPr>
+          <w:ilvl w:val="0"/>
+          <w:numId w:val="2"/>
+        </w:numPr>
+        <w:bidi/>
+        <w:spacing w:after="60"/>
+        <w:jc w:val="right"/>
+      </w:pPr>
+      <w:r>
+        <w:rPr>
+          <w:rFonts w:ascii="Arial" w:cs="Arial" w:eastAsia="Arial" w:hAnsi="Arial"/>
+          <w:rtl/>
+        </w:rPr>
+        <w:t xml:space="preserve">אינטרנט: Next.js (TypeScript), Tailwind. אפליקציות: Expo (React Native). שרת: FastAPI (Python). מסד נתונים, התחברות ואחסון: Supabase (Postgres).</w:t>
+      </w:r>
+    </w:p>
+    <w:p>
+      <w:pPr>
+        <w:pStyle w:val="ListParagraph"/>
+        <w:numPr>
+          <w:ilvl w:val="0"/>
+          <w:numId w:val="2"/>
+        </w:numPr>
+        <w:bidi/>
+        <w:spacing w:after="60"/>
+        <w:jc w:val="right"/>
+      </w:pPr>
+      <w:r>
+        <w:rPr>
+          <w:rFonts w:ascii="Arial" w:cs="Arial" w:eastAsia="Arial" w:hAnsi="Arial"/>
+          <w:rtl/>
+        </w:rPr>
+        <w:t xml:space="preserve">הפרדה בין עסקים: כל שורה של עסק מסומנת במזהה העסק ומוגנת גם במסד הנתונים (Row Level Security) וגם בשרת.</w:t>
+      </w:r>
+    </w:p>
+    <w:p>
+      <w:pPr>
+        <w:pStyle w:val="ListParagraph"/>
+        <w:numPr>
+          <w:ilvl w:val="0"/>
+          <w:numId w:val="2"/>
+        </w:numPr>
+        <w:bidi/>
+        <w:spacing w:after="60"/>
+        <w:jc w:val="right"/>
+      </w:pPr>
+      <w:r>
+        <w:rPr>
+          <w:rFonts w:ascii="Arial" w:cs="Arial" w:eastAsia="Arial" w:hAnsi="Arial"/>
+          <w:rtl/>
+        </w:rPr>
+        <w:t xml:space="preserve">השרת הוא הסמכות; ה־AI פועל רק דרך כלים מאושרים, ופעולות רגישות מחכות לאישור של אדם.</w:t>
+      </w:r>
+    </w:p>
+    <w:p>
+      <w:pPr>
+        <w:pStyle w:val="ListParagraph"/>
+        <w:numPr>
+          <w:ilvl w:val="0"/>
+          <w:numId w:val="2"/>
+        </w:numPr>
+        <w:bidi/>
+        <w:spacing w:after="60"/>
+        <w:jc w:val="right"/>
+      </w:pPr>
+      <w:r>
+        <w:rPr>
+          <w:rFonts w:ascii="Arial" w:cs="Arial" w:eastAsia="Arial" w:hAnsi="Arial"/>
+          <w:rtl/>
+        </w:rPr>
+        <w:t xml:space="preserve">כסף ביחידות קטנות עם מטבע; זמנים נשמרים ב־UTC ומוצגים באזור הזמן של העסק.</w:t>
+      </w:r>
+    </w:p>
+    <w:p>
+      <w:pPr>
+        <w:pStyle w:val="ListParagraph"/>
+        <w:numPr>
+          <w:ilvl w:val="0"/>
+          <w:numId w:val="2"/>
+        </w:numPr>
+        <w:bidi/>
+        <w:spacing w:after="60"/>
+        <w:jc w:val="right"/>
+      </w:pPr>
+      <w:r>
+        <w:rPr>
+          <w:rFonts w:ascii="Arial" w:cs="Arial" w:eastAsia="Arial" w:hAnsi="Arial"/>
+          <w:rtl/>
+        </w:rPr>
+        <w:t xml:space="preserve">עברית ואנגלית עם תצוגה מימין לשמאל; מצב כהה; נגישות (WCAG AA, ת״י 5568) שנבדקת אוטומטית.</w:t>
+      </w:r>
+    </w:p>
+    <w:p>
+      <w:pPr>
+        <w:pStyle w:val="ListParagraph"/>
+        <w:numPr>
+          <w:ilvl w:val="0"/>
+          <w:numId w:val="2"/>
+        </w:numPr>
+        <w:bidi/>
+        <w:spacing w:after="60"/>
+        <w:jc w:val="right"/>
+      </w:pPr>
+      <w:r>
+        <w:rPr>
+          <w:rFonts w:ascii="Arial" w:cs="Arial" w:eastAsia="Arial" w:hAnsi="Arial"/>
+          <w:rtl/>
+        </w:rPr>
+        <w:t xml:space="preserve">בדיקות: בדיקות שרת לכל יכולת, בדיקות דפדפן מקצה לקצה לכל תהליך, CI על כל שינוי.</w:t>
+      </w:r>
+    </w:p>
+    <w:p>
+      <w:pPr>
+        <w:pStyle w:val="ListParagraph"/>
+        <w:numPr>
+          <w:ilvl w:val="0"/>
+          <w:numId w:val="2"/>
+        </w:numPr>
+        <w:bidi/>
+        <w:spacing w:after="60"/>
+        <w:jc w:val="right"/>
+      </w:pPr>
+      <w:r>
+        <w:rPr>
+          <w:rFonts w:ascii="Arial" w:cs="Arial" w:eastAsia="Arial" w:hAnsi="Arial"/>
+          <w:rtl/>
+        </w:rPr>
+        <w:t xml:space="preserve">פרטיות: חוק הגנת הפרטיות (תיקון 13): ייצוא ומחיקה לפי בקשה, מינימום נתונים, יומן ביקורת.</w:t>
+      </w:r>
+    </w:p>
+    <w:p>
+      <w:pPr>
+        <w:pStyle w:val="Heading1"/>
+        <w:bidi/>
+        <w:spacing w:after="140" w:before="280"/>
+        <w:jc w:val="right"/>
+      </w:pPr>
+      <w:r>
+        <w:rPr>
+          <w:rFonts w:ascii="Arial" w:cs="Arial" w:eastAsia="Arial" w:hAnsi="Arial"/>
+          <w:rtl/>
+        </w:rPr>
+        <w:t xml:space="preserve">12. מפת דרכים</w:t>
+      </w:r>
+    </w:p>
+    <w:tbl>
+      <w:tblPr>
+        <w:bidiVisual/>
+        <w:tblW w:type="dxa" w:w="9638"/>
+        <w:tblBorders>
+          <w:top w:val="single" w:color="auto" w:sz="4"/>
+          <w:left w:val="single" w:color="auto" w:sz="4"/>
+          <w:bottom w:val="single" w:color="auto" w:sz="4"/>
+          <w:right w:val="single" w:color="auto" w:sz="4"/>
+          <w:insideH w:val="single" w:color="auto" w:sz="4"/>
+          <w:insideV w:val="single" w:color="auto" w:sz="4"/>
+        </w:tblBorders>
+      </w:tblPr>
+      <w:tblGrid>
+        <w:gridCol w:w="3212"/>
+        <w:gridCol w:w="3212"/>
+        <w:gridCol w:w="3214"/>
+      </w:tblGrid>
+      <w:tr>
+        <w:trPr>
+          <w:tblHeader/>
+        </w:trPr>
+        <w:tc>
+          <w:tcPr>
+            <w:tcW w:type="dxa" w:w="3212"/>
+            <w:tcBorders>
+              <w:top w:val="single" w:color="D4D4DC" w:sz="4"/>
+              <w:left w:val="single" w:color="D4D4DC" w:sz="4"/>
+              <w:bottom w:val="single" w:color="D4D4DC" w:sz="4"/>
+              <w:right w:val="single" w:color="D4D4DC" w:sz="4"/>
+            </w:tcBorders>
+            <w:shd w:fill="EEF0FF" w:color="auto" w:val="clear"/>
+            <w:tcMar>
+              <w:top w:type="dxa" w:w="60"/>
+              <w:left w:type="dxa" w:w="100"/>
+              <w:bottom w:type="dxa" w:w="60"/>
+              <w:right w:type="dxa" w:w="100"/>
+            </w:tcMar>
+          </w:tcPr>
+          <w:p>
+            <w:pPr>
+              <w:bidi/>
+              <w:spacing w:after="0"/>
+              <w:jc w:val="right"/>
+            </w:pPr>
+            <w:r>
+              <w:rPr>
+                <w:rFonts w:ascii="Arial" w:cs="Arial" w:eastAsia="Arial" w:hAnsi="Arial"/>
+                <w:b/>
+                <w:bCs/>
+                <w:sz w:val="20"/>
+                <w:szCs w:val="20"/>
+                <w:rtl/>
+              </w:rPr>
+              <w:t xml:space="preserve">שלב</w:t>
+            </w:r>
+          </w:p>
+        </w:tc>
+        <w:tc>
+          <w:tcPr>
+            <w:tcW w:type="dxa" w:w="3212"/>
+            <w:tcBorders>
+              <w:top w:val="single" w:color="D4D4DC" w:sz="4"/>
+              <w:left w:val="single" w:color="D4D4DC" w:sz="4"/>
+              <w:bottom w:val="single" w:color="D4D4DC" w:sz="4"/>
+              <w:right w:val="single" w:color="D4D4DC" w:sz="4"/>
+            </w:tcBorders>
+            <w:shd w:fill="EEF0FF" w:color="auto" w:val="clear"/>
+            <w:tcMar>
+              <w:top w:type="dxa" w:w="60"/>
+              <w:left w:type="dxa" w:w="100"/>
+              <w:bottom w:type="dxa" w:w="60"/>
+              <w:right w:type="dxa" w:w="100"/>
+            </w:tcMar>
+          </w:tcPr>
+          <w:p>
+            <w:pPr>
+              <w:bidi/>
+              <w:spacing w:after="0"/>
+              <w:jc w:val="right"/>
+            </w:pPr>
+            <w:r>
+              <w:rPr>
+                <w:rFonts w:ascii="Arial" w:cs="Arial" w:eastAsia="Arial" w:hAnsi="Arial"/>
+                <w:b/>
+                <w:bCs/>
+                <w:sz w:val="20"/>
+                <w:szCs w:val="20"/>
+                <w:rtl/>
+              </w:rPr>
+              <w:t xml:space="preserve">תוכן</w:t>
+            </w:r>
+          </w:p>
+        </w:tc>
+        <w:tc>
+          <w:tcPr>
+            <w:tcW w:type="dxa" w:w="3214"/>
+            <w:tcBorders>
+              <w:top w:val="single" w:color="D4D4DC" w:sz="4"/>
+              <w:left w:val="single" w:color="D4D4DC" w:sz="4"/>
+              <w:bottom w:val="single" w:color="D4D4DC" w:sz="4"/>
+              <w:right w:val="single" w:color="D4D4DC" w:sz="4"/>
+            </w:tcBorders>
+            <w:shd w:fill="EEF0FF" w:color="auto" w:val="clear"/>
+            <w:tcMar>
+              <w:top w:type="dxa" w:w="60"/>
+              <w:left w:type="dxa" w:w="100"/>
+              <w:bottom w:type="dxa" w:w="60"/>
+              <w:right w:type="dxa" w:w="100"/>
+            </w:tcMar>
+          </w:tcPr>
+          <w:p>
+            <w:pPr>
+              <w:bidi/>
+              <w:spacing w:after="0"/>
+              <w:jc w:val="right"/>
+            </w:pPr>
+            <w:r>
+              <w:rPr>
+                <w:rFonts w:ascii="Arial" w:cs="Arial" w:eastAsia="Arial" w:hAnsi="Arial"/>
+                <w:b/>
+                <w:bCs/>
+                <w:sz w:val="20"/>
+                <w:szCs w:val="20"/>
+                <w:rtl/>
+              </w:rPr>
+              <w:t xml:space="preserve">סטטוס</w:t>
             </w:r>
           </w:p>
         </w:tc>
@@ -6339,6 +7590,776 @@
                 <w:szCs w:val="20"/>
                 <w:rtl/>
               </w:rPr>
+              <w:t xml:space="preserve">תשתית</w:t>
+            </w:r>
+          </w:p>
+        </w:tc>
+        <w:tc>
+          <w:tcPr>
+            <w:tcW w:type="dxa" w:w="3212"/>
+            <w:tcBorders>
+              <w:top w:val="single" w:color="D4D4DC" w:sz="4"/>
+              <w:left w:val="single" w:color="D4D4DC" w:sz="4"/>
+              <w:bottom w:val="single" w:color="D4D4DC" w:sz="4"/>
+              <w:right w:val="single" w:color="D4D4DC" w:sz="4"/>
+            </w:tcBorders>
+            <w:tcMar>
+              <w:top w:type="dxa" w:w="60"/>
+              <w:left w:type="dxa" w:w="100"/>
+              <w:bottom w:type="dxa" w:w="60"/>
+              <w:right w:type="dxa" w:w="100"/>
+            </w:tcMar>
+          </w:tcPr>
+          <w:p>
+            <w:pPr>
+              <w:bidi/>
+              <w:spacing w:after="0"/>
+              <w:jc w:val="right"/>
+            </w:pPr>
+            <w:r>
+              <w:rPr>
+                <w:rFonts w:ascii="Arial" w:cs="Arial" w:eastAsia="Arial" w:hAnsi="Arial"/>
+                <w:b w:val="false"/>
+                <w:bCs w:val="false"/>
+                <w:sz w:val="20"/>
+                <w:szCs w:val="20"/>
+                <w:rtl/>
+              </w:rPr>
+              <w:t xml:space="preserve">ליבה, תחומים, יומן, לקוחות, מנויים, אפליקציית לקוחות, AI, דוחות, מודולים, חיוב, CRM, הודעות, דירוגים, קודי הנחה</w:t>
+            </w:r>
+          </w:p>
+        </w:tc>
+        <w:tc>
+          <w:tcPr>
+            <w:tcW w:type="dxa" w:w="3214"/>
+            <w:tcBorders>
+              <w:top w:val="single" w:color="D4D4DC" w:sz="4"/>
+              <w:left w:val="single" w:color="D4D4DC" w:sz="4"/>
+              <w:bottom w:val="single" w:color="D4D4DC" w:sz="4"/>
+              <w:right w:val="single" w:color="D4D4DC" w:sz="4"/>
+            </w:tcBorders>
+            <w:tcMar>
+              <w:top w:type="dxa" w:w="60"/>
+              <w:left w:type="dxa" w:w="100"/>
+              <w:bottom w:type="dxa" w:w="60"/>
+              <w:right w:type="dxa" w:w="100"/>
+            </w:tcMar>
+          </w:tcPr>
+          <w:p>
+            <w:pPr>
+              <w:bidi/>
+              <w:spacing w:after="0"/>
+              <w:jc w:val="right"/>
+            </w:pPr>
+            <w:r>
+              <w:rPr>
+                <w:rFonts w:ascii="Arial" w:cs="Arial" w:eastAsia="Arial" w:hAnsi="Arial"/>
+                <w:b w:val="false"/>
+                <w:bCs w:val="false"/>
+                <w:sz w:val="20"/>
+                <w:szCs w:val="20"/>
+                <w:rtl/>
+              </w:rPr>
+              <w:t xml:space="preserve">הושלם</w:t>
+            </w:r>
+          </w:p>
+        </w:tc>
+      </w:tr>
+      <w:tr>
+        <w:trPr>
+          <w:tblHeader w:val="false"/>
+        </w:trPr>
+        <w:tc>
+          <w:tcPr>
+            <w:tcW w:type="dxa" w:w="3212"/>
+            <w:tcBorders>
+              <w:top w:val="single" w:color="D4D4DC" w:sz="4"/>
+              <w:left w:val="single" w:color="D4D4DC" w:sz="4"/>
+              <w:bottom w:val="single" w:color="D4D4DC" w:sz="4"/>
+              <w:right w:val="single" w:color="D4D4DC" w:sz="4"/>
+            </w:tcBorders>
+            <w:tcMar>
+              <w:top w:type="dxa" w:w="60"/>
+              <w:left w:type="dxa" w:w="100"/>
+              <w:bottom w:type="dxa" w:w="60"/>
+              <w:right w:type="dxa" w:w="100"/>
+            </w:tcMar>
+          </w:tcPr>
+          <w:p>
+            <w:pPr>
+              <w:bidi/>
+              <w:spacing w:after="0"/>
+              <w:jc w:val="right"/>
+            </w:pPr>
+            <w:r>
+              <w:rPr>
+                <w:rFonts w:ascii="Arial" w:cs="Arial" w:eastAsia="Arial" w:hAnsi="Arial"/>
+                <w:b w:val="false"/>
+                <w:bCs w:val="false"/>
+                <w:sz w:val="20"/>
+                <w:szCs w:val="20"/>
+                <w:rtl/>
+              </w:rPr>
+              <w:t xml:space="preserve">1 — אתר שיווקי</w:t>
+            </w:r>
+          </w:p>
+        </w:tc>
+        <w:tc>
+          <w:tcPr>
+            <w:tcW w:type="dxa" w:w="3212"/>
+            <w:tcBorders>
+              <w:top w:val="single" w:color="D4D4DC" w:sz="4"/>
+              <w:left w:val="single" w:color="D4D4DC" w:sz="4"/>
+              <w:bottom w:val="single" w:color="D4D4DC" w:sz="4"/>
+              <w:right w:val="single" w:color="D4D4DC" w:sz="4"/>
+            </w:tcBorders>
+            <w:tcMar>
+              <w:top w:type="dxa" w:w="60"/>
+              <w:left w:type="dxa" w:w="100"/>
+              <w:bottom w:type="dxa" w:w="60"/>
+              <w:right w:type="dxa" w:w="100"/>
+            </w:tcMar>
+          </w:tcPr>
+          <w:p>
+            <w:pPr>
+              <w:bidi/>
+              <w:spacing w:after="0"/>
+              <w:jc w:val="right"/>
+            </w:pPr>
+            <w:r>
+              <w:rPr>
+                <w:rFonts w:ascii="Arial" w:cs="Arial" w:eastAsia="Arial" w:hAnsi="Arial"/>
+                <w:b w:val="false"/>
+                <w:bCs w:val="false"/>
+                <w:sz w:val="20"/>
+                <w:szCs w:val="20"/>
+                <w:rtl/>
+              </w:rPr>
+              <w:t xml:space="preserve">אתר מלא ומסע הרשמה עם עגלה, סיכום, תשלום, אימייל ברוכים הבאים, מדריך</w:t>
+            </w:r>
+          </w:p>
+        </w:tc>
+        <w:tc>
+          <w:tcPr>
+            <w:tcW w:type="dxa" w:w="3214"/>
+            <w:tcBorders>
+              <w:top w:val="single" w:color="D4D4DC" w:sz="4"/>
+              <w:left w:val="single" w:color="D4D4DC" w:sz="4"/>
+              <w:bottom w:val="single" w:color="D4D4DC" w:sz="4"/>
+              <w:right w:val="single" w:color="D4D4DC" w:sz="4"/>
+            </w:tcBorders>
+            <w:tcMar>
+              <w:top w:type="dxa" w:w="60"/>
+              <w:left w:type="dxa" w:w="100"/>
+              <w:bottom w:type="dxa" w:w="60"/>
+              <w:right w:type="dxa" w:w="100"/>
+            </w:tcMar>
+          </w:tcPr>
+          <w:p>
+            <w:pPr>
+              <w:bidi/>
+              <w:spacing w:after="0"/>
+              <w:jc w:val="right"/>
+            </w:pPr>
+            <w:r>
+              <w:rPr>
+                <w:rFonts w:ascii="Arial" w:cs="Arial" w:eastAsia="Arial" w:hAnsi="Arial"/>
+                <w:b w:val="false"/>
+                <w:bCs w:val="false"/>
+                <w:sz w:val="20"/>
+                <w:szCs w:val="20"/>
+                <w:rtl/>
+              </w:rPr>
+              <w:t xml:space="preserve">הושלם</w:t>
+            </w:r>
+          </w:p>
+        </w:tc>
+      </w:tr>
+      <w:tr>
+        <w:trPr>
+          <w:tblHeader w:val="false"/>
+        </w:trPr>
+        <w:tc>
+          <w:tcPr>
+            <w:tcW w:type="dxa" w:w="3212"/>
+            <w:tcBorders>
+              <w:top w:val="single" w:color="D4D4DC" w:sz="4"/>
+              <w:left w:val="single" w:color="D4D4DC" w:sz="4"/>
+              <w:bottom w:val="single" w:color="D4D4DC" w:sz="4"/>
+              <w:right w:val="single" w:color="D4D4DC" w:sz="4"/>
+            </w:tcBorders>
+            <w:tcMar>
+              <w:top w:type="dxa" w:w="60"/>
+              <w:left w:type="dxa" w:w="100"/>
+              <w:bottom w:type="dxa" w:w="60"/>
+              <w:right w:type="dxa" w:w="100"/>
+            </w:tcMar>
+          </w:tcPr>
+          <w:p>
+            <w:pPr>
+              <w:bidi/>
+              <w:spacing w:after="0"/>
+              <w:jc w:val="right"/>
+            </w:pPr>
+            <w:r>
+              <w:rPr>
+                <w:rFonts w:ascii="Arial" w:cs="Arial" w:eastAsia="Arial" w:hAnsi="Arial"/>
+                <w:b w:val="false"/>
+                <w:bCs w:val="false"/>
+                <w:sz w:val="20"/>
+                <w:szCs w:val="20"/>
+                <w:rtl/>
+              </w:rPr>
+              <w:t xml:space="preserve">2 — מערכת העסק</w:t>
+            </w:r>
+          </w:p>
+        </w:tc>
+        <w:tc>
+          <w:tcPr>
+            <w:tcW w:type="dxa" w:w="3212"/>
+            <w:tcBorders>
+              <w:top w:val="single" w:color="D4D4DC" w:sz="4"/>
+              <w:left w:val="single" w:color="D4D4DC" w:sz="4"/>
+              <w:bottom w:val="single" w:color="D4D4DC" w:sz="4"/>
+              <w:right w:val="single" w:color="D4D4DC" w:sz="4"/>
+            </w:tcBorders>
+            <w:tcMar>
+              <w:top w:type="dxa" w:w="60"/>
+              <w:left w:type="dxa" w:w="100"/>
+              <w:bottom w:type="dxa" w:w="60"/>
+              <w:right w:type="dxa" w:w="100"/>
+            </w:tcMar>
+          </w:tcPr>
+          <w:p>
+            <w:pPr>
+              <w:bidi/>
+              <w:spacing w:after="0"/>
+              <w:jc w:val="right"/>
+            </w:pPr>
+            <w:r>
+              <w:rPr>
+                <w:rFonts w:ascii="Arial" w:cs="Arial" w:eastAsia="Arial" w:hAnsi="Arial"/>
+                <w:b w:val="false"/>
+                <w:bCs w:val="false"/>
+                <w:sz w:val="20"/>
+                <w:szCs w:val="20"/>
+                <w:rtl/>
+              </w:rPr>
+              <w:t xml:space="preserve">מודולים נעולים עם הצצה והוספה; מעבר מלא וליטוש; מכירות; פרופילים</w:t>
+            </w:r>
+          </w:p>
+        </w:tc>
+        <w:tc>
+          <w:tcPr>
+            <w:tcW w:type="dxa" w:w="3214"/>
+            <w:tcBorders>
+              <w:top w:val="single" w:color="D4D4DC" w:sz="4"/>
+              <w:left w:val="single" w:color="D4D4DC" w:sz="4"/>
+              <w:bottom w:val="single" w:color="D4D4DC" w:sz="4"/>
+              <w:right w:val="single" w:color="D4D4DC" w:sz="4"/>
+            </w:tcBorders>
+            <w:tcMar>
+              <w:top w:type="dxa" w:w="60"/>
+              <w:left w:type="dxa" w:w="100"/>
+              <w:bottom w:type="dxa" w:w="60"/>
+              <w:right w:type="dxa" w:w="100"/>
+            </w:tcMar>
+          </w:tcPr>
+          <w:p>
+            <w:pPr>
+              <w:bidi/>
+              <w:spacing w:after="0"/>
+              <w:jc w:val="right"/>
+            </w:pPr>
+            <w:r>
+              <w:rPr>
+                <w:rFonts w:ascii="Arial" w:cs="Arial" w:eastAsia="Arial" w:hAnsi="Arial"/>
+                <w:b w:val="false"/>
+                <w:bCs w:val="false"/>
+                <w:sz w:val="20"/>
+                <w:szCs w:val="20"/>
+                <w:rtl/>
+              </w:rPr>
+              <w:t xml:space="preserve">הושלם</w:t>
+            </w:r>
+          </w:p>
+        </w:tc>
+      </w:tr>
+      <w:tr>
+        <w:trPr>
+          <w:tblHeader w:val="false"/>
+        </w:trPr>
+        <w:tc>
+          <w:tcPr>
+            <w:tcW w:type="dxa" w:w="3212"/>
+            <w:tcBorders>
+              <w:top w:val="single" w:color="D4D4DC" w:sz="4"/>
+              <w:left w:val="single" w:color="D4D4DC" w:sz="4"/>
+              <w:bottom w:val="single" w:color="D4D4DC" w:sz="4"/>
+              <w:right w:val="single" w:color="D4D4DC" w:sz="4"/>
+            </w:tcBorders>
+            <w:tcMar>
+              <w:top w:type="dxa" w:w="60"/>
+              <w:left w:type="dxa" w:w="100"/>
+              <w:bottom w:type="dxa" w:w="60"/>
+              <w:right w:type="dxa" w:w="100"/>
+            </w:tcMar>
+          </w:tcPr>
+          <w:p>
+            <w:pPr>
+              <w:bidi/>
+              <w:spacing w:after="0"/>
+              <w:jc w:val="right"/>
+            </w:pPr>
+            <w:r>
+              <w:rPr>
+                <w:rFonts w:ascii="Arial" w:cs="Arial" w:eastAsia="Arial" w:hAnsi="Arial"/>
+                <w:b w:val="false"/>
+                <w:bCs w:val="false"/>
+                <w:sz w:val="20"/>
+                <w:szCs w:val="20"/>
+                <w:rtl/>
+              </w:rPr>
+              <w:t xml:space="preserve">3 — קונסולת MyBiz</w:t>
+            </w:r>
+          </w:p>
+        </w:tc>
+        <w:tc>
+          <w:tcPr>
+            <w:tcW w:type="dxa" w:w="3212"/>
+            <w:tcBorders>
+              <w:top w:val="single" w:color="D4D4DC" w:sz="4"/>
+              <w:left w:val="single" w:color="D4D4DC" w:sz="4"/>
+              <w:bottom w:val="single" w:color="D4D4DC" w:sz="4"/>
+              <w:right w:val="single" w:color="D4D4DC" w:sz="4"/>
+            </w:tcBorders>
+            <w:tcMar>
+              <w:top w:type="dxa" w:w="60"/>
+              <w:left w:type="dxa" w:w="100"/>
+              <w:bottom w:type="dxa" w:w="60"/>
+              <w:right w:type="dxa" w:w="100"/>
+            </w:tcMar>
+          </w:tcPr>
+          <w:p>
+            <w:pPr>
+              <w:bidi/>
+              <w:spacing w:after="0"/>
+              <w:jc w:val="right"/>
+            </w:pPr>
+            <w:r>
+              <w:rPr>
+                <w:rFonts w:ascii="Arial" w:cs="Arial" w:eastAsia="Arial" w:hAnsi="Arial"/>
+                <w:b w:val="false"/>
+                <w:bCs w:val="false"/>
+                <w:sz w:val="20"/>
+                <w:szCs w:val="20"/>
+                <w:rtl/>
+              </w:rPr>
+              <w:t xml:space="preserve">רמות צוות והרשאות, שקיפות ופעולות מלאות, תיבת תמיכה</w:t>
+            </w:r>
+          </w:p>
+        </w:tc>
+        <w:tc>
+          <w:tcPr>
+            <w:tcW w:type="dxa" w:w="3214"/>
+            <w:tcBorders>
+              <w:top w:val="single" w:color="D4D4DC" w:sz="4"/>
+              <w:left w:val="single" w:color="D4D4DC" w:sz="4"/>
+              <w:bottom w:val="single" w:color="D4D4DC" w:sz="4"/>
+              <w:right w:val="single" w:color="D4D4DC" w:sz="4"/>
+            </w:tcBorders>
+            <w:tcMar>
+              <w:top w:type="dxa" w:w="60"/>
+              <w:left w:type="dxa" w:w="100"/>
+              <w:bottom w:type="dxa" w:w="60"/>
+              <w:right w:type="dxa" w:w="100"/>
+            </w:tcMar>
+          </w:tcPr>
+          <w:p>
+            <w:pPr>
+              <w:bidi/>
+              <w:spacing w:after="0"/>
+              <w:jc w:val="right"/>
+            </w:pPr>
+            <w:r>
+              <w:rPr>
+                <w:rFonts w:ascii="Arial" w:cs="Arial" w:eastAsia="Arial" w:hAnsi="Arial"/>
+                <w:b w:val="false"/>
+                <w:bCs w:val="false"/>
+                <w:sz w:val="20"/>
+                <w:szCs w:val="20"/>
+                <w:rtl/>
+              </w:rPr>
+              <w:t xml:space="preserve">הושלם</w:t>
+            </w:r>
+          </w:p>
+        </w:tc>
+      </w:tr>
+      <w:tr>
+        <w:trPr>
+          <w:tblHeader w:val="false"/>
+        </w:trPr>
+        <w:tc>
+          <w:tcPr>
+            <w:tcW w:type="dxa" w:w="3212"/>
+            <w:tcBorders>
+              <w:top w:val="single" w:color="D4D4DC" w:sz="4"/>
+              <w:left w:val="single" w:color="D4D4DC" w:sz="4"/>
+              <w:bottom w:val="single" w:color="D4D4DC" w:sz="4"/>
+              <w:right w:val="single" w:color="D4D4DC" w:sz="4"/>
+            </w:tcBorders>
+            <w:tcMar>
+              <w:top w:type="dxa" w:w="60"/>
+              <w:left w:type="dxa" w:w="100"/>
+              <w:bottom w:type="dxa" w:w="60"/>
+              <w:right w:type="dxa" w:w="100"/>
+            </w:tcMar>
+          </w:tcPr>
+          <w:p>
+            <w:pPr>
+              <w:bidi/>
+              <w:spacing w:after="0"/>
+              <w:jc w:val="right"/>
+            </w:pPr>
+            <w:r>
+              <w:rPr>
+                <w:rFonts w:ascii="Arial" w:cs="Arial" w:eastAsia="Arial" w:hAnsi="Arial"/>
+                <w:b w:val="false"/>
+                <w:bCs w:val="false"/>
+                <w:sz w:val="20"/>
+                <w:szCs w:val="20"/>
+                <w:rtl/>
+              </w:rPr>
+              <w:t xml:space="preserve">4 — אפליקציות</w:t>
+            </w:r>
+          </w:p>
+        </w:tc>
+        <w:tc>
+          <w:tcPr>
+            <w:tcW w:type="dxa" w:w="3212"/>
+            <w:tcBorders>
+              <w:top w:val="single" w:color="D4D4DC" w:sz="4"/>
+              <w:left w:val="single" w:color="D4D4DC" w:sz="4"/>
+              <w:bottom w:val="single" w:color="D4D4DC" w:sz="4"/>
+              <w:right w:val="single" w:color="D4D4DC" w:sz="4"/>
+            </w:tcBorders>
+            <w:tcMar>
+              <w:top w:type="dxa" w:w="60"/>
+              <w:left w:type="dxa" w:w="100"/>
+              <w:bottom w:type="dxa" w:w="60"/>
+              <w:right w:type="dxa" w:w="100"/>
+            </w:tcMar>
+          </w:tcPr>
+          <w:p>
+            <w:pPr>
+              <w:bidi/>
+              <w:spacing w:after="0"/>
+              <w:jc w:val="right"/>
+            </w:pPr>
+            <w:r>
+              <w:rPr>
+                <w:rFonts w:ascii="Arial" w:cs="Arial" w:eastAsia="Arial" w:hAnsi="Arial"/>
+                <w:b w:val="false"/>
+                <w:bCs w:val="false"/>
+                <w:sz w:val="20"/>
+                <w:szCs w:val="20"/>
+                <w:rtl/>
+              </w:rPr>
+              <w:t xml:space="preserve">אפליקציית העסק ואפליקציית עובדי MyBiz נבנו, ערכת אפליקציות משותפת; נשאר: ליטוש אפליקציית הלקוחות ובניות לחנויות</w:t>
+            </w:r>
+          </w:p>
+        </w:tc>
+        <w:tc>
+          <w:tcPr>
+            <w:tcW w:type="dxa" w:w="3214"/>
+            <w:tcBorders>
+              <w:top w:val="single" w:color="D4D4DC" w:sz="4"/>
+              <w:left w:val="single" w:color="D4D4DC" w:sz="4"/>
+              <w:bottom w:val="single" w:color="D4D4DC" w:sz="4"/>
+              <w:right w:val="single" w:color="D4D4DC" w:sz="4"/>
+            </w:tcBorders>
+            <w:tcMar>
+              <w:top w:type="dxa" w:w="60"/>
+              <w:left w:type="dxa" w:w="100"/>
+              <w:bottom w:type="dxa" w:w="60"/>
+              <w:right w:type="dxa" w:w="100"/>
+            </w:tcMar>
+          </w:tcPr>
+          <w:p>
+            <w:pPr>
+              <w:bidi/>
+              <w:spacing w:after="0"/>
+              <w:jc w:val="right"/>
+            </w:pPr>
+            <w:r>
+              <w:rPr>
+                <w:rFonts w:ascii="Arial" w:cs="Arial" w:eastAsia="Arial" w:hAnsi="Arial"/>
+                <w:b w:val="false"/>
+                <w:bCs w:val="false"/>
+                <w:sz w:val="20"/>
+                <w:szCs w:val="20"/>
+                <w:rtl/>
+              </w:rPr>
+              <w:t xml:space="preserve">כמעט הושלם</w:t>
+            </w:r>
+          </w:p>
+        </w:tc>
+      </w:tr>
+      <w:tr>
+        <w:trPr>
+          <w:tblHeader w:val="false"/>
+        </w:trPr>
+        <w:tc>
+          <w:tcPr>
+            <w:tcW w:type="dxa" w:w="3212"/>
+            <w:tcBorders>
+              <w:top w:val="single" w:color="D4D4DC" w:sz="4"/>
+              <w:left w:val="single" w:color="D4D4DC" w:sz="4"/>
+              <w:bottom w:val="single" w:color="D4D4DC" w:sz="4"/>
+              <w:right w:val="single" w:color="D4D4DC" w:sz="4"/>
+            </w:tcBorders>
+            <w:tcMar>
+              <w:top w:type="dxa" w:w="60"/>
+              <w:left w:type="dxa" w:w="100"/>
+              <w:bottom w:type="dxa" w:w="60"/>
+              <w:right w:type="dxa" w:w="100"/>
+            </w:tcMar>
+          </w:tcPr>
+          <w:p>
+            <w:pPr>
+              <w:bidi/>
+              <w:spacing w:after="0"/>
+              <w:jc w:val="right"/>
+            </w:pPr>
+            <w:r>
+              <w:rPr>
+                <w:rFonts w:ascii="Arial" w:cs="Arial" w:eastAsia="Arial" w:hAnsi="Arial"/>
+                <w:b w:val="false"/>
+                <w:bCs w:val="false"/>
+                <w:sz w:val="20"/>
+                <w:szCs w:val="20"/>
+                <w:rtl/>
+              </w:rPr>
+              <w:t xml:space="preserve">5 — תחומים</w:t>
+            </w:r>
+          </w:p>
+        </w:tc>
+        <w:tc>
+          <w:tcPr>
+            <w:tcW w:type="dxa" w:w="3212"/>
+            <w:tcBorders>
+              <w:top w:val="single" w:color="D4D4DC" w:sz="4"/>
+              <w:left w:val="single" w:color="D4D4DC" w:sz="4"/>
+              <w:bottom w:val="single" w:color="D4D4DC" w:sz="4"/>
+              <w:right w:val="single" w:color="D4D4DC" w:sz="4"/>
+            </w:tcBorders>
+            <w:tcMar>
+              <w:top w:type="dxa" w:w="60"/>
+              <w:left w:type="dxa" w:w="100"/>
+              <w:bottom w:type="dxa" w:w="60"/>
+              <w:right w:type="dxa" w:w="100"/>
+            </w:tcMar>
+          </w:tcPr>
+          <w:p>
+            <w:pPr>
+              <w:bidi/>
+              <w:spacing w:after="0"/>
+              <w:jc w:val="right"/>
+            </w:pPr>
+            <w:r>
+              <w:rPr>
+                <w:rFonts w:ascii="Arial" w:cs="Arial" w:eastAsia="Arial" w:hAnsi="Arial"/>
+                <w:b w:val="false"/>
+                <w:bCs w:val="false"/>
+                <w:sz w:val="20"/>
+                <w:szCs w:val="20"/>
+                <w:rtl/>
+              </w:rPr>
+              <w:t xml:space="preserve">תבנית הקטגוריה (קטגוריה ← תת־קטגוריה) בקטלוג משותף אחד; חמש הקטגוריות העיקריות עם תתי־הקטגוריות שלהן</w:t>
+            </w:r>
+          </w:p>
+        </w:tc>
+        <w:tc>
+          <w:tcPr>
+            <w:tcW w:type="dxa" w:w="3214"/>
+            <w:tcBorders>
+              <w:top w:val="single" w:color="D4D4DC" w:sz="4"/>
+              <w:left w:val="single" w:color="D4D4DC" w:sz="4"/>
+              <w:bottom w:val="single" w:color="D4D4DC" w:sz="4"/>
+              <w:right w:val="single" w:color="D4D4DC" w:sz="4"/>
+            </w:tcBorders>
+            <w:tcMar>
+              <w:top w:type="dxa" w:w="60"/>
+              <w:left w:type="dxa" w:w="100"/>
+              <w:bottom w:type="dxa" w:w="60"/>
+              <w:right w:type="dxa" w:w="100"/>
+            </w:tcMar>
+          </w:tcPr>
+          <w:p>
+            <w:pPr>
+              <w:bidi/>
+              <w:spacing w:after="0"/>
+              <w:jc w:val="right"/>
+            </w:pPr>
+            <w:r>
+              <w:rPr>
+                <w:rFonts w:ascii="Arial" w:cs="Arial" w:eastAsia="Arial" w:hAnsi="Arial"/>
+                <w:b w:val="false"/>
+                <w:bCs w:val="false"/>
+                <w:sz w:val="20"/>
+                <w:szCs w:val="20"/>
+                <w:rtl/>
+              </w:rPr>
+              <w:t xml:space="preserve">הושלם</w:t>
+            </w:r>
+          </w:p>
+        </w:tc>
+      </w:tr>
+      <w:tr>
+        <w:trPr>
+          <w:tblHeader w:val="false"/>
+        </w:trPr>
+        <w:tc>
+          <w:tcPr>
+            <w:tcW w:type="dxa" w:w="3212"/>
+            <w:tcBorders>
+              <w:top w:val="single" w:color="D4D4DC" w:sz="4"/>
+              <w:left w:val="single" w:color="D4D4DC" w:sz="4"/>
+              <w:bottom w:val="single" w:color="D4D4DC" w:sz="4"/>
+              <w:right w:val="single" w:color="D4D4DC" w:sz="4"/>
+            </w:tcBorders>
+            <w:tcMar>
+              <w:top w:type="dxa" w:w="60"/>
+              <w:left w:type="dxa" w:w="100"/>
+              <w:bottom w:type="dxa" w:w="60"/>
+              <w:right w:type="dxa" w:w="100"/>
+            </w:tcMar>
+          </w:tcPr>
+          <w:p>
+            <w:pPr>
+              <w:bidi/>
+              <w:spacing w:after="0"/>
+              <w:jc w:val="right"/>
+            </w:pPr>
+            <w:r>
+              <w:rPr>
+                <w:rFonts w:ascii="Arial" w:cs="Arial" w:eastAsia="Arial" w:hAnsi="Arial"/>
+                <w:b w:val="false"/>
+                <w:bCs w:val="false"/>
+                <w:sz w:val="20"/>
+                <w:szCs w:val="20"/>
+                <w:rtl/>
+              </w:rPr>
+              <w:t xml:space="preserve">6 — קטגוריות נוספות</w:t>
+            </w:r>
+          </w:p>
+        </w:tc>
+        <w:tc>
+          <w:tcPr>
+            <w:tcW w:type="dxa" w:w="3212"/>
+            <w:tcBorders>
+              <w:top w:val="single" w:color="D4D4DC" w:sz="4"/>
+              <w:left w:val="single" w:color="D4D4DC" w:sz="4"/>
+              <w:bottom w:val="single" w:color="D4D4DC" w:sz="4"/>
+              <w:right w:val="single" w:color="D4D4DC" w:sz="4"/>
+            </w:tcBorders>
+            <w:tcMar>
+              <w:top w:type="dxa" w:w="60"/>
+              <w:left w:type="dxa" w:w="100"/>
+              <w:bottom w:type="dxa" w:w="60"/>
+              <w:right w:type="dxa" w:w="100"/>
+            </w:tcMar>
+          </w:tcPr>
+          <w:p>
+            <w:pPr>
+              <w:bidi/>
+              <w:spacing w:after="0"/>
+              <w:jc w:val="right"/>
+            </w:pPr>
+            <w:r>
+              <w:rPr>
+                <w:rFonts w:ascii="Arial" w:cs="Arial" w:eastAsia="Arial" w:hAnsi="Arial"/>
+                <w:b w:val="false"/>
+                <w:bCs w:val="false"/>
+                <w:sz w:val="20"/>
+                <w:szCs w:val="20"/>
+                <w:rtl/>
+              </w:rPr>
+              <w:t xml:space="preserve">יכולות ליבה לקטגוריות העתידיות (משאבים, עבודות בשטח, תלויים, הצעות מחיר ומקדמות), שכל אחת פותחת את הקטגוריות שלה</w:t>
+            </w:r>
+          </w:p>
+        </w:tc>
+        <w:tc>
+          <w:tcPr>
+            <w:tcW w:type="dxa" w:w="3214"/>
+            <w:tcBorders>
+              <w:top w:val="single" w:color="D4D4DC" w:sz="4"/>
+              <w:left w:val="single" w:color="D4D4DC" w:sz="4"/>
+              <w:bottom w:val="single" w:color="D4D4DC" w:sz="4"/>
+              <w:right w:val="single" w:color="D4D4DC" w:sz="4"/>
+            </w:tcBorders>
+            <w:tcMar>
+              <w:top w:type="dxa" w:w="60"/>
+              <w:left w:type="dxa" w:w="100"/>
+              <w:bottom w:type="dxa" w:w="60"/>
+              <w:right w:type="dxa" w:w="100"/>
+            </w:tcMar>
+          </w:tcPr>
+          <w:p>
+            <w:pPr>
+              <w:bidi/>
+              <w:spacing w:after="0"/>
+              <w:jc w:val="right"/>
+            </w:pPr>
+            <w:r>
+              <w:rPr>
+                <w:rFonts w:ascii="Arial" w:cs="Arial" w:eastAsia="Arial" w:hAnsi="Arial"/>
+                <w:b w:val="false"/>
+                <w:bCs w:val="false"/>
+                <w:sz w:val="20"/>
+                <w:szCs w:val="20"/>
+                <w:rtl/>
+              </w:rPr>
+              <w:t xml:space="preserve">מתוכנן</w:t>
+            </w:r>
+          </w:p>
+        </w:tc>
+      </w:tr>
+      <w:tr>
+        <w:trPr>
+          <w:tblHeader w:val="false"/>
+        </w:trPr>
+        <w:tc>
+          <w:tcPr>
+            <w:tcW w:type="dxa" w:w="3212"/>
+            <w:tcBorders>
+              <w:top w:val="single" w:color="D4D4DC" w:sz="4"/>
+              <w:left w:val="single" w:color="D4D4DC" w:sz="4"/>
+              <w:bottom w:val="single" w:color="D4D4DC" w:sz="4"/>
+              <w:right w:val="single" w:color="D4D4DC" w:sz="4"/>
+            </w:tcBorders>
+            <w:tcMar>
+              <w:top w:type="dxa" w:w="60"/>
+              <w:left w:type="dxa" w:w="100"/>
+              <w:bottom w:type="dxa" w:w="60"/>
+              <w:right w:type="dxa" w:w="100"/>
+            </w:tcMar>
+          </w:tcPr>
+          <w:p>
+            <w:pPr>
+              <w:bidi/>
+              <w:spacing w:after="0"/>
+              <w:jc w:val="right"/>
+            </w:pPr>
+            <w:r>
+              <w:rPr>
+                <w:rFonts w:ascii="Arial" w:cs="Arial" w:eastAsia="Arial" w:hAnsi="Arial"/>
+                <w:b w:val="false"/>
+                <w:bCs w:val="false"/>
+                <w:sz w:val="20"/>
+                <w:szCs w:val="20"/>
+                <w:rtl/>
+              </w:rPr>
               <w:t xml:space="preserve">עלייה לאוויר</w:t>
             </w:r>
           </w:p>
@@ -6419,6 +8440,20 @@
       <w:pPr>
         <w:spacing w:after="120"/>
       </w:pPr>
+    </w:p>
+    <w:p>
+      <w:pPr>
+        <w:bidi/>
+        <w:spacing w:after="120"/>
+        <w:jc w:val="right"/>
+      </w:pPr>
+      <w:r>
+        <w:rPr>
+          <w:rFonts w:ascii="Arial" w:cs="Arial" w:eastAsia="Arial" w:hAnsi="Arial"/>
+          <w:rtl/>
+        </w:rPr>
+        <w:t xml:space="preserve">הסטטוס החי של העבודה — מה הושלם, מה בעבודה ומה הבא — מנוהל ב-`docs/STATUS.md` וב-Issues של המאגר ב-GitHub, ומתעדכן עם כל שינוי שממוזג.</w:t>
+      </w:r>
     </w:p>
     <w:p>
       <w:pPr>

--- a/docs/spec/MyBiz-Spec-he.docx
+++ b/docs/spec/MyBiz-Spec-he.docx
@@ -1904,6 +1904,203 @@
           <w:rtl/>
         </w:rPr>
         <w:t xml:space="preserve">לקוח נכנס לאפליקציית הלקוחות עם קוד באימייל, מצטרף לעסקים עם קוד הצטרפות או QR, ורואה תמיד רק את הנתונים שלו.</w:t>
+      </w:r>
+    </w:p>
+    <w:p>
+      <w:pPr>
+        <w:pStyle w:val="Heading2"/>
+        <w:bidi/>
+        <w:spacing w:after="140" w:before="280"/>
+        <w:jc w:val="right"/>
+      </w:pPr>
+      <w:r>
+        <w:rPr>
+          <w:rFonts w:ascii="Arial" w:cs="Arial" w:eastAsia="Arial" w:hAnsi="Arial"/>
+          <w:rtl/>
+        </w:rPr>
+        <w:t xml:space="preserve">3.4 בעלים, עסקים וסניפים</w:t>
+      </w:r>
+    </w:p>
+    <w:p>
+      <w:pPr>
+        <w:bidi/>
+        <w:spacing w:after="120"/>
+        <w:jc w:val="right"/>
+      </w:pPr>
+      <w:r>
+        <w:rPr>
+          <w:rFonts w:ascii="Arial" w:cs="Arial" w:eastAsia="Arial" w:hAnsi="Arial"/>
+          <w:rtl/>
+        </w:rPr>
+        <w:t xml:space="preserve">לקוח של MyBiz הוא אדם, ולאדם יכולים להיות כמה עסקים. למשל, אדיר מחזיק רשת פיצריות עם ארבעה סניפים, ובנוסף מספרה בתל אביב עם סניף אחד: שני עסקים, חמישה סניפים.</w:t>
+      </w:r>
+    </w:p>
+    <w:p>
+      <w:pPr>
+        <w:pStyle w:val="ListParagraph"/>
+        <w:numPr>
+          <w:ilvl w:val="0"/>
+          <w:numId w:val="2"/>
+        </w:numPr>
+        <w:bidi/>
+        <w:spacing w:after="60"/>
+        <w:jc w:val="right"/>
+      </w:pPr>
+      <w:r>
+        <w:rPr>
+          <w:rFonts w:ascii="Arial" w:cs="Arial" w:eastAsia="Arial" w:hAnsi="Arial"/>
+          <w:b/>
+          <w:bCs/>
+          <w:rtl/>
+        </w:rPr>
+        <w:t xml:space="preserve">עסק</w:t>
+      </w:r>
+      <w:r>
+        <w:rPr>
+          <w:rFonts w:ascii="Arial" w:cs="Arial" w:eastAsia="Arial" w:hAnsi="Arial"/>
+          <w:rtl/>
+        </w:rPr>
+        <w:t xml:space="preserve">: יש לו תחום, שם, מיתוג, צוות, לקוחות, חבילה וחשבונית חודשית משלו. הנתונים לא מתערבבים בין עסקים, גם כששני העסקים שייכים לאותו אדם.</w:t>
+      </w:r>
+    </w:p>
+    <w:p>
+      <w:pPr>
+        <w:pStyle w:val="ListParagraph"/>
+        <w:numPr>
+          <w:ilvl w:val="0"/>
+          <w:numId w:val="2"/>
+        </w:numPr>
+        <w:bidi/>
+        <w:spacing w:after="60"/>
+        <w:jc w:val="right"/>
+      </w:pPr>
+      <w:r>
+        <w:rPr>
+          <w:rFonts w:ascii="Arial" w:cs="Arial" w:eastAsia="Arial" w:hAnsi="Arial"/>
+          <w:b/>
+          <w:bCs/>
+          <w:rtl/>
+        </w:rPr>
+        <w:t xml:space="preserve">סניף</w:t>
+      </w:r>
+      <w:r>
+        <w:rPr>
+          <w:rFonts w:ascii="Arial" w:cs="Arial" w:eastAsia="Arial" w:hAnsi="Arial"/>
+          <w:rtl/>
+        </w:rPr>
+        <w:t xml:space="preserve">: מקום שבו העסק פועל, עם כתובת וחדרים משלו. עסק מתחיל עם סניף אחד; כל סניף נוסף הוא פריט "סניף נוסף" בחשבונית, שעוקב אחרי מספר הסניפים הפעילים.</w:t>
+      </w:r>
+    </w:p>
+    <w:p>
+      <w:pPr>
+        <w:pStyle w:val="ListParagraph"/>
+        <w:numPr>
+          <w:ilvl w:val="0"/>
+          <w:numId w:val="2"/>
+        </w:numPr>
+        <w:bidi/>
+        <w:spacing w:after="60"/>
+        <w:jc w:val="right"/>
+      </w:pPr>
+      <w:r>
+        <w:rPr>
+          <w:rFonts w:ascii="Arial" w:cs="Arial" w:eastAsia="Arial" w:hAnsi="Arial"/>
+          <w:b/>
+          <w:bCs/>
+          <w:rtl/>
+        </w:rPr>
+        <w:t xml:space="preserve">העסקים שלי</w:t>
+      </w:r>
+      <w:r>
+        <w:rPr>
+          <w:rFonts w:ascii="Arial" w:cs="Arial" w:eastAsia="Arial" w:hAnsi="Arial"/>
+          <w:rtl/>
+        </w:rPr>
+        <w:t xml:space="preserve">: עמוד אחד שמציג כל עסק שהאדם שייך אליו, עם התחום, הסניפים והנתונים המרכזיים של היום והחודש; משם נכנסים לעסק או מוסיפים עסק חדש. מחליף עסקים בתפריט הצד עובר בין עסקים מכל עמוד.</w:t>
+      </w:r>
+    </w:p>
+    <w:p>
+      <w:pPr>
+        <w:pStyle w:val="ListParagraph"/>
+        <w:numPr>
+          <w:ilvl w:val="0"/>
+          <w:numId w:val="2"/>
+        </w:numPr>
+        <w:bidi/>
+        <w:spacing w:after="60"/>
+        <w:jc w:val="right"/>
+      </w:pPr>
+      <w:r>
+        <w:rPr>
+          <w:rFonts w:ascii="Arial" w:cs="Arial" w:eastAsia="Arial" w:hAnsi="Arial"/>
+          <w:b/>
+          <w:bCs/>
+          <w:rtl/>
+        </w:rPr>
+        <w:t xml:space="preserve">הסניף הנוכחי</w:t>
+      </w:r>
+      <w:r>
+        <w:rPr>
+          <w:rFonts w:ascii="Arial" w:cs="Arial" w:eastAsia="Arial" w:hAnsi="Arial"/>
+          <w:rtl/>
+        </w:rPr>
+        <w:t xml:space="preserve">: בעסק עם כמה סניפים, בורר בראש העמוד בוחר "כל הסניפים" או סניף אחד. היומן, נתוני לוח הבקרה, הדוחות, המכירות ורשימת הלקוחות עוקבים אחריו, ושיעורים, מכירות ולקוחות חדשים נרשמים תחתיו.</w:t>
+      </w:r>
+    </w:p>
+    <w:p>
+      <w:pPr>
+        <w:pStyle w:val="ListParagraph"/>
+        <w:numPr>
+          <w:ilvl w:val="0"/>
+          <w:numId w:val="2"/>
+        </w:numPr>
+        <w:bidi/>
+        <w:spacing w:after="60"/>
+        <w:jc w:val="right"/>
+      </w:pPr>
+      <w:r>
+        <w:rPr>
+          <w:rFonts w:ascii="Arial" w:cs="Arial" w:eastAsia="Arial" w:hAnsi="Arial"/>
+          <w:b/>
+          <w:bCs/>
+          <w:rtl/>
+        </w:rPr>
+        <w:t xml:space="preserve">מה שייך לסניף</w:t>
+      </w:r>
+      <w:r>
+        <w:rPr>
+          <w:rFonts w:ascii="Arial" w:cs="Arial" w:eastAsia="Arial" w:hAnsi="Arial"/>
+          <w:rtl/>
+        </w:rPr>
+        <w:t xml:space="preserve">: שיעורים ותורים (איפה הם מתקיימים), מכירות (איפה נמכרו), לקוחות (סניף הבית, לא חובה) ואנשי צוות (הסניפים שבהם הם עובדים; בלי סניפים פירושו כולם). שירותים, מנויים ומחירים שייכים לעסק כולו.</w:t>
+      </w:r>
+    </w:p>
+    <w:p>
+      <w:pPr>
+        <w:pStyle w:val="ListParagraph"/>
+        <w:numPr>
+          <w:ilvl w:val="0"/>
+          <w:numId w:val="2"/>
+        </w:numPr>
+        <w:bidi/>
+        <w:spacing w:after="60"/>
+        <w:jc w:val="right"/>
+      </w:pPr>
+      <w:r>
+        <w:rPr>
+          <w:rFonts w:ascii="Arial" w:cs="Arial" w:eastAsia="Arial" w:hAnsi="Arial"/>
+          <w:b/>
+          <w:bCs/>
+          <w:rtl/>
+        </w:rPr>
+        <w:t xml:space="preserve">תפקידים</w:t>
+      </w:r>
+      <w:r>
+        <w:rPr>
+          <w:rFonts w:ascii="Arial" w:cs="Arial" w:eastAsia="Arial" w:hAnsi="Arial"/>
+          <w:rtl/>
+        </w:rPr>
+        <w:t xml:space="preserve">: התפקיד של אדם הוא לכל עסק בנפרד (בעלים באחד, מנהל באחר). בתוך עסק, איש צוות ששויך לסניפים רואה קודם את הסניפים שלו; הגבלת הרשאות לפי סניף תבוא בהמשך.</w:t>
       </w:r>
     </w:p>
     <w:p>
@@ -8250,7 +8447,117 @@
                 <w:szCs w:val="20"/>
                 <w:rtl/>
               </w:rPr>
-              <w:t xml:space="preserve">6 — קטגוריות נוספות</w:t>
+              <w:t xml:space="preserve">6 — עסקים וסניפים</w:t>
+            </w:r>
+          </w:p>
+        </w:tc>
+        <w:tc>
+          <w:tcPr>
+            <w:tcW w:type="dxa" w:w="3212"/>
+            <w:tcBorders>
+              <w:top w:val="single" w:color="D4D4DC" w:sz="4"/>
+              <w:left w:val="single" w:color="D4D4DC" w:sz="4"/>
+              <w:bottom w:val="single" w:color="D4D4DC" w:sz="4"/>
+              <w:right w:val="single" w:color="D4D4DC" w:sz="4"/>
+            </w:tcBorders>
+            <w:tcMar>
+              <w:top w:type="dxa" w:w="60"/>
+              <w:left w:type="dxa" w:w="100"/>
+              <w:bottom w:type="dxa" w:w="60"/>
+              <w:right w:type="dxa" w:w="100"/>
+            </w:tcMar>
+          </w:tcPr>
+          <w:p>
+            <w:pPr>
+              <w:bidi/>
+              <w:spacing w:after="0"/>
+              <w:jc w:val="right"/>
+            </w:pPr>
+            <w:r>
+              <w:rPr>
+                <w:rFonts w:ascii="Arial" w:cs="Arial" w:eastAsia="Arial" w:hAnsi="Arial"/>
+                <w:b w:val="false"/>
+                <w:bCs w:val="false"/>
+                <w:sz w:val="20"/>
+                <w:szCs w:val="20"/>
+                <w:rtl/>
+              </w:rPr>
+              <w:t xml:space="preserve">בעלים אחד עם כמה עסקים, לכל אחד כמה סניפים: העסקים שלי, סניף נוכחי, נתונים ומספרים לפי סניף, הדגמה מלאה</w:t>
+            </w:r>
+          </w:p>
+        </w:tc>
+        <w:tc>
+          <w:tcPr>
+            <w:tcW w:type="dxa" w:w="3214"/>
+            <w:tcBorders>
+              <w:top w:val="single" w:color="D4D4DC" w:sz="4"/>
+              <w:left w:val="single" w:color="D4D4DC" w:sz="4"/>
+              <w:bottom w:val="single" w:color="D4D4DC" w:sz="4"/>
+              <w:right w:val="single" w:color="D4D4DC" w:sz="4"/>
+            </w:tcBorders>
+            <w:tcMar>
+              <w:top w:type="dxa" w:w="60"/>
+              <w:left w:type="dxa" w:w="100"/>
+              <w:bottom w:type="dxa" w:w="60"/>
+              <w:right w:type="dxa" w:w="100"/>
+            </w:tcMar>
+          </w:tcPr>
+          <w:p>
+            <w:pPr>
+              <w:bidi/>
+              <w:spacing w:after="0"/>
+              <w:jc w:val="right"/>
+            </w:pPr>
+            <w:r>
+              <w:rPr>
+                <w:rFonts w:ascii="Arial" w:cs="Arial" w:eastAsia="Arial" w:hAnsi="Arial"/>
+                <w:b w:val="false"/>
+                <w:bCs w:val="false"/>
+                <w:sz w:val="20"/>
+                <w:szCs w:val="20"/>
+                <w:rtl/>
+              </w:rPr>
+              <w:t xml:space="preserve">בעבודה</w:t>
+            </w:r>
+          </w:p>
+        </w:tc>
+      </w:tr>
+      <w:tr>
+        <w:trPr>
+          <w:tblHeader w:val="false"/>
+        </w:trPr>
+        <w:tc>
+          <w:tcPr>
+            <w:tcW w:type="dxa" w:w="3212"/>
+            <w:tcBorders>
+              <w:top w:val="single" w:color="D4D4DC" w:sz="4"/>
+              <w:left w:val="single" w:color="D4D4DC" w:sz="4"/>
+              <w:bottom w:val="single" w:color="D4D4DC" w:sz="4"/>
+              <w:right w:val="single" w:color="D4D4DC" w:sz="4"/>
+            </w:tcBorders>
+            <w:tcMar>
+              <w:top w:type="dxa" w:w="60"/>
+              <w:left w:type="dxa" w:w="100"/>
+              <w:bottom w:type="dxa" w:w="60"/>
+              <w:right w:type="dxa" w:w="100"/>
+            </w:tcMar>
+          </w:tcPr>
+          <w:p>
+            <w:pPr>
+              <w:bidi/>
+              <w:spacing w:after="0"/>
+              <w:jc w:val="right"/>
+            </w:pPr>
+            <w:r>
+              <w:rPr>
+                <w:rFonts w:ascii="Arial" w:cs="Arial" w:eastAsia="Arial" w:hAnsi="Arial"/>
+                <w:b w:val="false"/>
+                <w:bCs w:val="false"/>
+                <w:sz w:val="20"/>
+                <w:szCs w:val="20"/>
+                <w:rtl/>
+              </w:rPr>
+              <w:t xml:space="preserve">7 — קטגוריות נוספות</w:t>
             </w:r>
           </w:p>
         </w:tc>

--- a/docs/spec/MyBiz-Spec-he.docx
+++ b/docs/spec/MyBiz-Spec-he.docx
@@ -279,7 +279,7 @@
       </w:tr>
       <w:tr>
         <w:trPr>
-          <w:tblHeader w:val="false"/>
+          <w:tblHeader w:val="off"/>
         </w:trPr>
         <w:tc>
           <w:tcPr>
@@ -389,7 +389,7 @@
       </w:tr>
       <w:tr>
         <w:trPr>
-          <w:tblHeader w:val="false"/>
+          <w:tblHeader w:val="off"/>
         </w:trPr>
         <w:tc>
           <w:tcPr>
@@ -499,7 +499,7 @@
       </w:tr>
       <w:tr>
         <w:trPr>
-          <w:tblHeader w:val="false"/>
+          <w:tblHeader w:val="off"/>
         </w:trPr>
         <w:tc>
           <w:tcPr>
@@ -609,7 +609,7 @@
       </w:tr>
       <w:tr>
         <w:trPr>
-          <w:tblHeader w:val="false"/>
+          <w:tblHeader w:val="off"/>
         </w:trPr>
         <w:tc>
           <w:tcPr>
@@ -719,7 +719,7 @@
       </w:tr>
       <w:tr>
         <w:trPr>
-          <w:tblHeader w:val="false"/>
+          <w:tblHeader w:val="off"/>
         </w:trPr>
         <w:tc>
           <w:tcPr>
@@ -829,7 +829,7 @@
       </w:tr>
       <w:tr>
         <w:trPr>
-          <w:tblHeader w:val="false"/>
+          <w:tblHeader w:val="off"/>
         </w:trPr>
         <w:tc>
           <w:tcPr>
@@ -1069,7 +1069,7 @@
       </w:tr>
       <w:tr>
         <w:trPr>
-          <w:tblHeader w:val="false"/>
+          <w:tblHeader w:val="off"/>
         </w:trPr>
         <w:tc>
           <w:tcPr>
@@ -1144,7 +1144,7 @@
       </w:tr>
       <w:tr>
         <w:trPr>
-          <w:tblHeader w:val="false"/>
+          <w:tblHeader w:val="off"/>
         </w:trPr>
         <w:tc>
           <w:tcPr>
@@ -1219,7 +1219,7 @@
       </w:tr>
       <w:tr>
         <w:trPr>
-          <w:tblHeader w:val="false"/>
+          <w:tblHeader w:val="off"/>
         </w:trPr>
         <w:tc>
           <w:tcPr>
@@ -1294,7 +1294,7 @@
       </w:tr>
       <w:tr>
         <w:trPr>
-          <w:tblHeader w:val="false"/>
+          <w:tblHeader w:val="off"/>
         </w:trPr>
         <w:tc>
           <w:tcPr>
@@ -1369,7 +1369,7 @@
       </w:tr>
       <w:tr>
         <w:trPr>
-          <w:tblHeader w:val="false"/>
+          <w:tblHeader w:val="off"/>
         </w:trPr>
         <w:tc>
           <w:tcPr>
@@ -1559,7 +1559,7 @@
       </w:tr>
       <w:tr>
         <w:trPr>
-          <w:tblHeader w:val="false"/>
+          <w:tblHeader w:val="off"/>
         </w:trPr>
         <w:tc>
           <w:tcPr>
@@ -1634,7 +1634,7 @@
       </w:tr>
       <w:tr>
         <w:trPr>
-          <w:tblHeader w:val="false"/>
+          <w:tblHeader w:val="off"/>
         </w:trPr>
         <w:tc>
           <w:tcPr>
@@ -1709,7 +1709,7 @@
       </w:tr>
       <w:tr>
         <w:trPr>
-          <w:tblHeader w:val="false"/>
+          <w:tblHeader w:val="off"/>
         </w:trPr>
         <w:tc>
           <w:tcPr>
@@ -1784,7 +1784,7 @@
       </w:tr>
       <w:tr>
         <w:trPr>
-          <w:tblHeader w:val="false"/>
+          <w:tblHeader w:val="off"/>
         </w:trPr>
         <w:tc>
           <w:tcPr>
@@ -2438,7 +2438,7 @@
       </w:tr>
       <w:tr>
         <w:trPr>
-          <w:tblHeader w:val="false"/>
+          <w:tblHeader w:val="off"/>
         </w:trPr>
         <w:tc>
           <w:tcPr>
@@ -2618,7 +2618,7 @@
       </w:tr>
       <w:tr>
         <w:trPr>
-          <w:tblHeader w:val="false"/>
+          <w:tblHeader w:val="off"/>
         </w:trPr>
         <w:tc>
           <w:tcPr>
@@ -2798,7 +2798,7 @@
       </w:tr>
       <w:tr>
         <w:trPr>
-          <w:tblHeader w:val="false"/>
+          <w:tblHeader w:val="off"/>
         </w:trPr>
         <w:tc>
           <w:tcPr>
@@ -2978,7 +2978,7 @@
       </w:tr>
       <w:tr>
         <w:trPr>
-          <w:tblHeader w:val="false"/>
+          <w:tblHeader w:val="off"/>
         </w:trPr>
         <w:tc>
           <w:tcPr>
@@ -3158,7 +3158,7 @@
       </w:tr>
       <w:tr>
         <w:trPr>
-          <w:tblHeader w:val="false"/>
+          <w:tblHeader w:val="off"/>
         </w:trPr>
         <w:tc>
           <w:tcPr>
@@ -3481,7 +3481,7 @@
       </w:tr>
       <w:tr>
         <w:trPr>
-          <w:tblHeader w:val="false"/>
+          <w:tblHeader w:val="off"/>
         </w:trPr>
         <w:tc>
           <w:tcPr>
@@ -3556,7 +3556,7 @@
       </w:tr>
       <w:tr>
         <w:trPr>
-          <w:tblHeader w:val="false"/>
+          <w:tblHeader w:val="off"/>
         </w:trPr>
         <w:tc>
           <w:tcPr>
@@ -3631,7 +3631,7 @@
       </w:tr>
       <w:tr>
         <w:trPr>
-          <w:tblHeader w:val="false"/>
+          <w:tblHeader w:val="off"/>
         </w:trPr>
         <w:tc>
           <w:tcPr>
@@ -3706,7 +3706,7 @@
       </w:tr>
       <w:tr>
         <w:trPr>
-          <w:tblHeader w:val="false"/>
+          <w:tblHeader w:val="off"/>
         </w:trPr>
         <w:tc>
           <w:tcPr>
@@ -3781,7 +3781,7 @@
       </w:tr>
       <w:tr>
         <w:trPr>
-          <w:tblHeader w:val="false"/>
+          <w:tblHeader w:val="off"/>
         </w:trPr>
         <w:tc>
           <w:tcPr>
@@ -3856,7 +3856,7 @@
       </w:tr>
       <w:tr>
         <w:trPr>
-          <w:tblHeader w:val="false"/>
+          <w:tblHeader w:val="off"/>
         </w:trPr>
         <w:tc>
           <w:tcPr>
@@ -3931,7 +3931,7 @@
       </w:tr>
       <w:tr>
         <w:trPr>
-          <w:tblHeader w:val="false"/>
+          <w:tblHeader w:val="off"/>
         </w:trPr>
         <w:tc>
           <w:tcPr>
@@ -4186,7 +4186,7 @@
       </w:tr>
       <w:tr>
         <w:trPr>
-          <w:tblHeader w:val="false"/>
+          <w:tblHeader w:val="off"/>
         </w:trPr>
         <w:tc>
           <w:tcPr>
@@ -4296,7 +4296,7 @@
       </w:tr>
       <w:tr>
         <w:trPr>
-          <w:tblHeader w:val="false"/>
+          <w:tblHeader w:val="off"/>
         </w:trPr>
         <w:tc>
           <w:tcPr>
@@ -4406,7 +4406,7 @@
       </w:tr>
       <w:tr>
         <w:trPr>
-          <w:tblHeader w:val="false"/>
+          <w:tblHeader w:val="off"/>
         </w:trPr>
         <w:tc>
           <w:tcPr>
@@ -4516,7 +4516,7 @@
       </w:tr>
       <w:tr>
         <w:trPr>
-          <w:tblHeader w:val="false"/>
+          <w:tblHeader w:val="off"/>
         </w:trPr>
         <w:tc>
           <w:tcPr>
@@ -4626,7 +4626,7 @@
       </w:tr>
       <w:tr>
         <w:trPr>
-          <w:tblHeader w:val="false"/>
+          <w:tblHeader w:val="off"/>
         </w:trPr>
         <w:tc>
           <w:tcPr>
@@ -4736,7 +4736,7 @@
       </w:tr>
       <w:tr>
         <w:trPr>
-          <w:tblHeader w:val="false"/>
+          <w:tblHeader w:val="off"/>
         </w:trPr>
         <w:tc>
           <w:tcPr>
@@ -5026,7 +5026,7 @@
       </w:tr>
       <w:tr>
         <w:trPr>
-          <w:tblHeader w:val="false"/>
+          <w:tblHeader w:val="off"/>
         </w:trPr>
         <w:tc>
           <w:tcPr>
@@ -5136,7 +5136,7 @@
       </w:tr>
       <w:tr>
         <w:trPr>
-          <w:tblHeader w:val="false"/>
+          <w:tblHeader w:val="off"/>
         </w:trPr>
         <w:tc>
           <w:tcPr>
@@ -5246,7 +5246,7 @@
       </w:tr>
       <w:tr>
         <w:trPr>
-          <w:tblHeader w:val="false"/>
+          <w:tblHeader w:val="off"/>
         </w:trPr>
         <w:tc>
           <w:tcPr>
@@ -5356,7 +5356,7 @@
       </w:tr>
       <w:tr>
         <w:trPr>
-          <w:tblHeader w:val="false"/>
+          <w:tblHeader w:val="off"/>
         </w:trPr>
         <w:tc>
           <w:tcPr>
@@ -5466,7 +5466,7 @@
       </w:tr>
       <w:tr>
         <w:trPr>
-          <w:tblHeader w:val="false"/>
+          <w:tblHeader w:val="off"/>
         </w:trPr>
         <w:tc>
           <w:tcPr>
@@ -5576,7 +5576,7 @@
       </w:tr>
       <w:tr>
         <w:trPr>
-          <w:tblHeader w:val="false"/>
+          <w:tblHeader w:val="off"/>
         </w:trPr>
         <w:tc>
           <w:tcPr>
@@ -5686,7 +5686,7 @@
       </w:tr>
       <w:tr>
         <w:trPr>
-          <w:tblHeader w:val="false"/>
+          <w:tblHeader w:val="off"/>
         </w:trPr>
         <w:tc>
           <w:tcPr>
@@ -6682,7 +6682,7 @@
           <w:rFonts w:ascii="Arial" w:cs="Arial" w:eastAsia="Arial" w:hAnsi="Arial"/>
           <w:rtl/>
         </w:rPr>
-        <w:t xml:space="preserve">אפליקציית העסק (נבנתה בשלב 4): היום של הבעלים והעובדים בדרכים. היום — השיעורים של היום עם צ'ק-אין לכל לקוח רשום; לקוחות — חיפוש וכרטיס לקוח עם מנוי, ביקורים ופרטי קשר; מספרים — הנתונים המרכזיים של 30 הימים האחרונים; אני — פרופיל, שפה, ערכת נושא ומעבר בין עסקים. כל אחד רואה רק מה שההרשאות שלו מאפשרות.</w:t>
+        <w:t xml:space="preserve">אפליקציית העסק (נבנתה בשלב 4, הורחבה ביום שלם בטלפון): היום — שורת ימים לשבוע הקרוב, השיעורים והתורים של כל יום, ומה דורש תשומת לב (מנויים שמסתיימים, לקוחות שלא הגיעו, לידים לחזור אליהם, הצהרות בריאות); שיעור — צ'ק-אין ואי־הגעה, רישום לקוח לשיעור (או לרשימת המתנה), ביטול הרשמה והערת ביקור; לקוחות — חיפוש, סינון (עם/בלי מנוי, לא הגיעו 14 יום), הוספת לקוח, וכרטיס לקוח עם יצירת קשר, מנויים ומכירת מסלול (תשלום מדומה), שיעורים קרובים, ביקורים אחרונים, הערות והודעת וואטסאפ; לידים — לפי שלבים, כרטיס ליד עם חיוג, העברת שלב, תיעוד שיחה, הפיכה ללקוח וליד חדש; הודעות — מה נשלח ללקוחות וללידים; מספרים — הנתונים המרכזיים של 30 הימים האחרונים; אני — פרופיל, שפה, ערכת נושא, סניף ומעבר בין עסקים. כל אחד רואה רק מה שההרשאות והמודולים של העסק מאפשרים.</w:t>
       </w:r>
     </w:p>
     <w:p>
@@ -6890,7 +6890,7 @@
       </w:tr>
       <w:tr>
         <w:trPr>
-          <w:tblHeader w:val="false"/>
+          <w:tblHeader w:val="off"/>
         </w:trPr>
         <w:tc>
           <w:tcPr>
@@ -7000,7 +7000,7 @@
       </w:tr>
       <w:tr>
         <w:trPr>
-          <w:tblHeader w:val="false"/>
+          <w:tblHeader w:val="off"/>
         </w:trPr>
         <w:tc>
           <w:tcPr>
@@ -7110,7 +7110,7 @@
       </w:tr>
       <w:tr>
         <w:trPr>
-          <w:tblHeader w:val="false"/>
+          <w:tblHeader w:val="off"/>
         </w:trPr>
         <w:tc>
           <w:tcPr>
@@ -7220,7 +7220,7 @@
       </w:tr>
       <w:tr>
         <w:trPr>
-          <w:tblHeader w:val="false"/>
+          <w:tblHeader w:val="off"/>
         </w:trPr>
         <w:tc>
           <w:tcPr>
@@ -7330,7 +7330,7 @@
       </w:tr>
       <w:tr>
         <w:trPr>
-          <w:tblHeader w:val="false"/>
+          <w:tblHeader w:val="off"/>
         </w:trPr>
         <w:tc>
           <w:tcPr>
@@ -7754,7 +7754,7 @@
       </w:tr>
       <w:tr>
         <w:trPr>
-          <w:tblHeader w:val="false"/>
+          <w:tblHeader w:val="off"/>
         </w:trPr>
         <w:tc>
           <w:tcPr>
@@ -7864,7 +7864,7 @@
       </w:tr>
       <w:tr>
         <w:trPr>
-          <w:tblHeader w:val="false"/>
+          <w:tblHeader w:val="off"/>
         </w:trPr>
         <w:tc>
           <w:tcPr>
@@ -7974,7 +7974,7 @@
       </w:tr>
       <w:tr>
         <w:trPr>
-          <w:tblHeader w:val="false"/>
+          <w:tblHeader w:val="off"/>
         </w:trPr>
         <w:tc>
           <w:tcPr>
@@ -8084,7 +8084,7 @@
       </w:tr>
       <w:tr>
         <w:trPr>
-          <w:tblHeader w:val="false"/>
+          <w:tblHeader w:val="off"/>
         </w:trPr>
         <w:tc>
           <w:tcPr>
@@ -8194,7 +8194,7 @@
       </w:tr>
       <w:tr>
         <w:trPr>
-          <w:tblHeader w:val="false"/>
+          <w:tblHeader w:val="off"/>
         </w:trPr>
         <w:tc>
           <w:tcPr>
@@ -8304,7 +8304,7 @@
       </w:tr>
       <w:tr>
         <w:trPr>
-          <w:tblHeader w:val="false"/>
+          <w:tblHeader w:val="off"/>
         </w:trPr>
         <w:tc>
           <w:tcPr>
@@ -8414,7 +8414,7 @@
       </w:tr>
       <w:tr>
         <w:trPr>
-          <w:tblHeader w:val="false"/>
+          <w:tblHeader w:val="off"/>
         </w:trPr>
         <w:tc>
           <w:tcPr>
@@ -8524,7 +8524,7 @@
       </w:tr>
       <w:tr>
         <w:trPr>
-          <w:tblHeader w:val="false"/>
+          <w:tblHeader w:val="off"/>
         </w:trPr>
         <w:tc>
           <w:tcPr>
@@ -8634,7 +8634,7 @@
       </w:tr>
       <w:tr>
         <w:trPr>
-          <w:tblHeader w:val="false"/>
+          <w:tblHeader w:val="off"/>
         </w:trPr>
         <w:tc>
           <w:tcPr>
@@ -8777,7 +8777,7 @@
       </w:r>
     </w:p>
     <w:sectPr>
-      <w:footerReference w:type="default" r:id="rId7"/>
+      <w:footerReference w:type="default" r:id="rId6"/>
       <w:pgSz w:w="11906" w:h="16838" w:orient="portrait"/>
       <w:pgMar w:top="1134" w:right="1134" w:bottom="1134" w:left="1134" w:header="708" w:footer="708" w:gutter="0"/>
       <w:pgNumType/>
@@ -8785,10 +8785,6 @@
     </w:sectPr>
   </w:body>
 </w:document>
-</file>
-
-<file path=word/comments.xml><?xml version="1.0" encoding="utf-8"?>
-<w:comments xmlns:cx="http://schemas.microsoft.com/office/drawing/2014/chartex" xmlns:cx1="http://schemas.microsoft.com/office/drawing/2015/9/8/chartex" xmlns:cx2="http://schemas.microsoft.com/office/drawing/2015/10/21/chartex" xmlns:cx3="http://schemas.microsoft.com/office/drawing/2016/5/9/chartex" xmlns:cx4="http://schemas.microsoft.com/office/drawing/2016/5/10/chartex" xmlns:cx5="http://schemas.microsoft.com/office/drawing/2016/5/11/chartex" xmlns:cx6="http://schemas.microsoft.com/office/drawing/2016/5/12/chartex" xmlns:cx7="http://schemas.microsoft.com/office/drawing/2016/5/13/chartex" xmlns:cx8="http://schemas.microsoft.com/office/drawing/2016/5/14/chartex" xmlns:mc="http://schemas.openxmlformats.org/markup-compatibility/2006" xmlns:aink="http://schemas.microsoft.com/office/drawing/2016/ink" xmlns:am3d="http://schemas.microsoft.com/office/drawing/2017/model3d" xmlns:o="urn:schemas-microsoft-com:office:office" xmlns:r="http://schemas.openxmlformats.org/officeDocument/2006/relationships" xmlns:m="http://schemas.openxmlformats.org/officeDocument/2006/math" xmlns:v="urn:schemas-microsoft-com:vml" xmlns:wp14="http://schemas.microsoft.com/office/word/2010/wordprocessingDrawing" xmlns:wp="http://schemas.openxmlformats.org/drawingml/2006/wordprocessingDrawing" xmlns:w10="urn:schemas-microsoft-com:office:word" xmlns:w="http://schemas.openxmlformats.org/wordprocessingml/2006/main" xmlns:w14="http://schemas.microsoft.com/office/word/2010/wordml" xmlns:w15="http://schemas.microsoft.com/office/word/2012/wordml" xmlns:w16cex="http://schemas.microsoft.com/office/word/2018/wordml/cex" xmlns:w16cid="http://schemas.microsoft.com/office/word/2016/wordml/cid" xmlns:w16="http://schemas.microsoft.com/office/word/2018/wordml" xmlns:w16sdtdh="http://schemas.microsoft.com/office/word/2020/wordml/sdtdatahash" xmlns:w16se="http://schemas.microsoft.com/office/word/2015/wordml/symex" xmlns:wpg="http://schemas.microsoft.com/office/word/2010/wordprocessingGroup" xmlns:wpi="http://schemas.microsoft.com/office/word/2010/wordprocessingInk" xmlns:wne="http://schemas.microsoft.com/office/word/2006/wordml" xmlns:wps="http://schemas.microsoft.com/office/word/2010/wordprocessingShape"/>
 </file>
 
 <file path=word/endnotes.xml><?xml version="1.0" encoding="utf-8"?>
@@ -8892,7 +8888,7 @@
 <w:numbering xmlns:wpc="http://schemas.microsoft.com/office/word/2010/wordprocessingCanvas" xmlns:mc="http://schemas.openxmlformats.org/markup-compatibility/2006" xmlns:o="urn:schemas-microsoft-com:office:office" xmlns:r="http://schemas.openxmlformats.org/officeDocument/2006/relationships" xmlns:m="http://schemas.openxmlformats.org/officeDocument/2006/math" xmlns:v="urn:schemas-microsoft-com:vml" xmlns:wp14="http://schemas.microsoft.com/office/word/2010/wordprocessingDrawing" xmlns:wp="http://schemas.openxmlformats.org/drawingml/2006/wordprocessingDrawing" xmlns:w10="urn:schemas-microsoft-com:office:word" xmlns:w="http://schemas.openxmlformats.org/wordprocessingml/2006/main" xmlns:w14="http://schemas.microsoft.com/office/word/2010/wordml" xmlns:w15="http://schemas.microsoft.com/office/word/2012/wordml" xmlns:wpg="http://schemas.microsoft.com/office/word/2010/wordprocessingGroup" xmlns:wpi="http://schemas.microsoft.com/office/word/2010/wordprocessingInk" xmlns:wne="http://schemas.microsoft.com/office/word/2006/wordml" xmlns:wps="http://schemas.microsoft.com/office/word/2010/wordprocessingShape" mc:Ignorable="w14 w15 wp14">
   <w:abstractNum w:abstractNumId="1" w15:restartNumberingAfterBreak="0">
     <w:multiLevelType w:val="hybridMultilevel"/>
-    <w:lvl w:ilvl="0" w15:tentative="1">
+    <w:lvl w:ilvl="0" w:tentative="1">
       <w:start w:val="1"/>
       <w:numFmt w:val="bullet"/>
       <w:lvlText w:val="●"/>
@@ -8901,7 +8897,7 @@
         <w:ind w:left="720" w:hanging="360"/>
       </w:pPr>
     </w:lvl>
-    <w:lvl w:ilvl="1" w15:tentative="1">
+    <w:lvl w:ilvl="1" w:tentative="1">
       <w:start w:val="1"/>
       <w:numFmt w:val="bullet"/>
       <w:lvlText w:val="○"/>
@@ -8910,7 +8906,7 @@
         <w:ind w:left="1440" w:hanging="360"/>
       </w:pPr>
     </w:lvl>
-    <w:lvl w:ilvl="2" w15:tentative="1">
+    <w:lvl w:ilvl="2" w:tentative="1">
       <w:start w:val="1"/>
       <w:numFmt w:val="bullet"/>
       <w:lvlText w:val="■"/>
@@ -8919,7 +8915,7 @@
         <w:ind w:left="2160" w:hanging="360"/>
       </w:pPr>
     </w:lvl>
-    <w:lvl w:ilvl="3" w15:tentative="1">
+    <w:lvl w:ilvl="3" w:tentative="1">
       <w:start w:val="1"/>
       <w:numFmt w:val="bullet"/>
       <w:lvlText w:val="●"/>
@@ -8928,7 +8924,7 @@
         <w:ind w:left="2880" w:hanging="360"/>
       </w:pPr>
     </w:lvl>
-    <w:lvl w:ilvl="4" w15:tentative="1">
+    <w:lvl w:ilvl="4" w:tentative="1">
       <w:start w:val="1"/>
       <w:numFmt w:val="bullet"/>
       <w:lvlText w:val="○"/>
@@ -8937,7 +8933,7 @@
         <w:ind w:left="3600" w:hanging="360"/>
       </w:pPr>
     </w:lvl>
-    <w:lvl w:ilvl="5" w15:tentative="1">
+    <w:lvl w:ilvl="5" w:tentative="1">
       <w:start w:val="1"/>
       <w:numFmt w:val="bullet"/>
       <w:lvlText w:val="■"/>
@@ -8946,7 +8942,7 @@
         <w:ind w:left="4320" w:hanging="360"/>
       </w:pPr>
     </w:lvl>
-    <w:lvl w:ilvl="6" w15:tentative="1">
+    <w:lvl w:ilvl="6" w:tentative="1">
       <w:start w:val="1"/>
       <w:numFmt w:val="bullet"/>
       <w:lvlText w:val="●"/>
@@ -8955,7 +8951,7 @@
         <w:ind w:left="5040" w:hanging="360"/>
       </w:pPr>
     </w:lvl>
-    <w:lvl w:ilvl="7" w15:tentative="1">
+    <w:lvl w:ilvl="7" w:tentative="1">
       <w:start w:val="1"/>
       <w:numFmt w:val="bullet"/>
       <w:lvlText w:val="●"/>
@@ -8964,7 +8960,7 @@
         <w:ind w:left="5760" w:hanging="360"/>
       </w:pPr>
     </w:lvl>
-    <w:lvl w:ilvl="8" w15:tentative="1">
+    <w:lvl w:ilvl="8" w:tentative="1">
       <w:start w:val="1"/>
       <w:numFmt w:val="bullet"/>
       <w:lvlText w:val="●"/>
@@ -8976,7 +8972,7 @@
   </w:abstractNum>
   <w:abstractNum w:abstractNumId="2" w15:restartNumberingAfterBreak="0">
     <w:multiLevelType w:val="hybridMultilevel"/>
-    <w:lvl w:ilvl="0" w15:tentative="1">
+    <w:lvl w:ilvl="0" w:tentative="1">
       <w:start w:val="1"/>
       <w:numFmt w:val="bullet"/>
       <w:lvlText w:val="•"/>
@@ -8985,7 +8981,7 @@
         <w:ind w:left="540" w:hanging="300"/>
       </w:pPr>
     </w:lvl>
-    <w:lvl w:ilvl="1" w15:tentative="1">
+    <w:lvl w:ilvl="1" w:tentative="1">
       <w:start w:val="1"/>
       <w:numFmt w:val="bullet"/>
       <w:lvlText w:val="◦"/>
@@ -8997,7 +8993,7 @@
   </w:abstractNum>
   <w:abstractNum w:abstractNumId="3" w15:restartNumberingAfterBreak="0">
     <w:multiLevelType w:val="hybridMultilevel"/>
-    <w:lvl w:ilvl="0" w15:tentative="1">
+    <w:lvl w:ilvl="0" w:tentative="1">
       <w:start w:val="1"/>
       <w:numFmt w:val="decimal"/>
       <w:lvlText w:val="%1."/>
@@ -9006,7 +9002,7 @@
         <w:ind w:left="540" w:hanging="300"/>
       </w:pPr>
     </w:lvl>
-    <w:lvl w:ilvl="1" w15:tentative="1">
+    <w:lvl w:ilvl="1" w:tentative="1">
       <w:start w:val="1"/>
       <w:numFmt w:val="decimal"/>
       <w:lvlText w:val="%2."/>
@@ -9049,37 +9045,9 @@
     </w:rPrDefault>
     <w:pPrDefault/>
   </w:docDefaults>
-  <w:style w:type="paragraph" w:styleId="Title">
-    <w:name w:val="Title"/>
-    <w:basedOn w:val="Normal"/>
-    <w:next w:val="Normal"/>
+  <w:style w:type="paragraph" w:styleId="Normal" w:default="1">
+    <w:name w:val="Normal"/>
     <w:qFormat/>
-    <w:rPr>
-      <w:sz w:val="56"/>
-      <w:szCs w:val="56"/>
-    </w:rPr>
-  </w:style>
-  <w:style w:type="paragraph" w:styleId="Heading1">
-    <w:name w:val="Heading 1"/>
-    <w:basedOn w:val="Normal"/>
-    <w:next w:val="Normal"/>
-    <w:qFormat/>
-    <w:rPr>
-      <w:color w:val="2E74B5"/>
-      <w:sz w:val="32"/>
-      <w:szCs w:val="32"/>
-    </w:rPr>
-  </w:style>
-  <w:style w:type="paragraph" w:styleId="Heading2">
-    <w:name w:val="Heading 2"/>
-    <w:basedOn w:val="Normal"/>
-    <w:next w:val="Normal"/>
-    <w:qFormat/>
-    <w:rPr>
-      <w:color w:val="2E74B5"/>
-      <w:sz w:val="26"/>
-      <w:szCs w:val="26"/>
-    </w:rPr>
   </w:style>
   <w:style w:type="paragraph" w:styleId="Heading3">
     <w:name w:val="Heading 3"/>
@@ -9266,4 +9234,294 @@
     </w:rPr>
   </w:style>
 </w:styles>
+</file>
+
+<file path=word/theme/theme1.xml><?xml version="1.0" encoding="utf-8"?>
+<a:theme xmlns:a="http://schemas.openxmlformats.org/drawingml/2006/main" name="Office Theme">
+  <a:themeElements>
+    <a:clrScheme name="Office">
+      <a:dk1>
+        <a:sysClr val="windowText" lastClr="000000"/>
+      </a:dk1>
+      <a:lt1>
+        <a:sysClr val="window" lastClr="FFFFFF"/>
+      </a:lt1>
+      <a:dk2>
+        <a:srgbClr val="44546A"/>
+      </a:dk2>
+      <a:lt2>
+        <a:srgbClr val="E7E6E6"/>
+      </a:lt2>
+      <a:accent1>
+        <a:srgbClr val="4472C4"/>
+      </a:accent1>
+      <a:accent2>
+        <a:srgbClr val="ED7D31"/>
+      </a:accent2>
+      <a:accent3>
+        <a:srgbClr val="A5A5A5"/>
+      </a:accent3>
+      <a:accent4>
+        <a:srgbClr val="FFC000"/>
+      </a:accent4>
+      <a:accent5>
+        <a:srgbClr val="5B9BD5"/>
+      </a:accent5>
+      <a:accent6>
+        <a:srgbClr val="70AD47"/>
+      </a:accent6>
+      <a:hlink>
+        <a:srgbClr val="0563C1"/>
+      </a:hlink>
+      <a:folHlink>
+        <a:srgbClr val="954F72"/>
+      </a:folHlink>
+    </a:clrScheme>
+    <a:fontScheme name="Office">
+      <a:majorFont>
+        <a:latin typeface="Calibri Light" panose="020F0302020204030204"/>
+        <a:ea typeface=""/>
+        <a:cs typeface=""/>
+        <a:font script="Jpan" typeface="游ゴシック Light"/>
+        <a:font script="Hang" typeface="맑은 고딕"/>
+        <a:font script="Hans" typeface="等线 Light"/>
+        <a:font script="Hant" typeface="新細明體"/>
+        <a:font script="Arab" typeface="Times New Roman"/>
+        <a:font script="Hebr" typeface="Times New Roman"/>
+        <a:font script="Thai" typeface="Angsana New"/>
+        <a:font script="Ethi" typeface="Nyala"/>
+        <a:font script="Beng" typeface="Vrinda"/>
+        <a:font script="Gujr" typeface="Shruti"/>
+        <a:font script="Khmr" typeface="MoolBoran"/>
+        <a:font script="Knda" typeface="Tunga"/>
+        <a:font script="Guru" typeface="Raavi"/>
+        <a:font script="Cans" typeface="Euphemia"/>
+        <a:font script="Cher" typeface="Plantagenet Cherokee"/>
+        <a:font script="Yiii" typeface="Microsoft Yi Baiti"/>
+        <a:font script="Tibt" typeface="Microsoft Himalaya"/>
+        <a:font script="Thaa" typeface="MV Boli"/>
+        <a:font script="Deva" typeface="Mangal"/>
+        <a:font script="Telu" typeface="Gautami"/>
+        <a:font script="Taml" typeface="Latha"/>
+        <a:font script="Syrc" typeface="Estrangelo Edessa"/>
+        <a:font script="Orya" typeface="Kalinga"/>
+        <a:font script="Mlym" typeface="Kartika"/>
+        <a:font script="Laoo" typeface="DokChampa"/>
+        <a:font script="Sinh" typeface="Iskoola Pota"/>
+        <a:font script="Mong" typeface="Mongolian Baiti"/>
+        <a:font script="Viet" typeface="Times New Roman"/>
+        <a:font script="Uigh" typeface="Microsoft Uighur"/>
+        <a:font script="Geor" typeface="Sylfaen"/>
+        <a:font script="Armn" typeface="Arial"/>
+        <a:font script="Bugi" typeface="Leelawadee UI"/>
+        <a:font script="Bopo" typeface="Microsoft JhengHei"/>
+        <a:font script="Java" typeface="Javanese Text"/>
+        <a:font script="Lisu" typeface="Segoe UI"/>
+        <a:font script="Mymr" typeface="Myanmar Text"/>
+        <a:font script="Nkoo" typeface="Ebrima"/>
+        <a:font script="Olck" typeface="Nirmala UI"/>
+        <a:font script="Osma" typeface="Ebrima"/>
+        <a:font script="Phag" typeface="Phagspa"/>
+        <a:font script="Syrn" typeface="Estrangelo Edessa"/>
+        <a:font script="Syrj" typeface="Estrangelo Edessa"/>
+        <a:font script="Syre" typeface="Estrangelo Edessa"/>
+        <a:font script="Sora" typeface="Nirmala UI"/>
+        <a:font script="Tale" typeface="Microsoft Tai Le"/>
+        <a:font script="Talu" typeface="Microsoft New Tai Lue"/>
+        <a:font script="Tfng" typeface="Ebrima"/>
+      </a:majorFont>
+      <a:minorFont>
+        <a:latin typeface="Calibri" panose="020F0502020204030204"/>
+        <a:ea typeface=""/>
+        <a:cs typeface=""/>
+        <a:font script="Jpan" typeface="游明朝"/>
+        <a:font script="Hang" typeface="맑은 고딕"/>
+        <a:font script="Hans" typeface="等线"/>
+        <a:font script="Hant" typeface="新細明體"/>
+        <a:font script="Arab" typeface="Arial"/>
+        <a:font script="Hebr" typeface="Arial"/>
+        <a:font script="Thai" typeface="Cordia New"/>
+        <a:font script="Ethi" typeface="Nyala"/>
+        <a:font script="Beng" typeface="Vrinda"/>
+        <a:font script="Gujr" typeface="Shruti"/>
+        <a:font script="Khmr" typeface="DaunPenh"/>
+        <a:font script="Knda" typeface="Tunga"/>
+        <a:font script="Guru" typeface="Raavi"/>
+        <a:font script="Cans" typeface="Euphemia"/>
+        <a:font script="Cher" typeface="Plantagenet Cherokee"/>
+        <a:font script="Yiii" typeface="Microsoft Yi Baiti"/>
+        <a:font script="Tibt" typeface="Microsoft Himalaya"/>
+        <a:font script="Thaa" typeface="MV Boli"/>
+        <a:font script="Deva" typeface="Mangal"/>
+        <a:font script="Telu" typeface="Gautami"/>
+        <a:font script="Taml" typeface="Latha"/>
+        <a:font script="Syrc" typeface="Estrangelo Edessa"/>
+        <a:font script="Orya" typeface="Kalinga"/>
+        <a:font script="Mlym" typeface="Kartika"/>
+        <a:font script="Laoo" typeface="DokChampa"/>
+        <a:font script="Sinh" typeface="Iskoola Pota"/>
+        <a:font script="Mong" typeface="Mongolian Baiti"/>
+        <a:font script="Viet" typeface="Arial"/>
+        <a:font script="Uigh" typeface="Microsoft Uighur"/>
+        <a:font script="Geor" typeface="Sylfaen"/>
+        <a:font script="Armn" typeface="Arial"/>
+        <a:font script="Bugi" typeface="Leelawadee UI"/>
+        <a:font script="Bopo" typeface="Microsoft JhengHei"/>
+        <a:font script="Java" typeface="Javanese Text"/>
+        <a:font script="Lisu" typeface="Segoe UI"/>
+        <a:font script="Mymr" typeface="Myanmar Text"/>
+        <a:font script="Nkoo" typeface="Ebrima"/>
+        <a:font script="Olck" typeface="Nirmala UI"/>
+        <a:font script="Osma" typeface="Ebrima"/>
+        <a:font script="Phag" typeface="Phagspa"/>
+        <a:font script="Syrn" typeface="Estrangelo Edessa"/>
+        <a:font script="Syrj" typeface="Estrangelo Edessa"/>
+        <a:font script="Syre" typeface="Estrangelo Edessa"/>
+        <a:font script="Sora" typeface="Nirmala UI"/>
+        <a:font script="Tale" typeface="Microsoft Tai Le"/>
+        <a:font script="Talu" typeface="Microsoft New Tai Lue"/>
+        <a:font script="Tfng" typeface="Ebrima"/>
+      </a:minorFont>
+    </a:fontScheme>
+    <a:fmtScheme name="Office">
+      <a:fillStyleLst>
+        <a:solidFill>
+          <a:schemeClr val="phClr"/>
+        </a:solidFill>
+        <a:gradFill rotWithShape="true">
+          <a:gsLst>
+            <a:gs pos="0">
+              <a:schemeClr val="phClr">
+                <a:lumMod val="110000"/>
+                <a:satMod val="105000"/>
+                <a:tint val="67000"/>
+              </a:schemeClr>
+            </a:gs>
+            <a:gs pos="50000">
+              <a:schemeClr val="phClr">
+                <a:lumMod val="105000"/>
+                <a:satMod val="103000"/>
+                <a:tint val="73000"/>
+              </a:schemeClr>
+            </a:gs>
+            <a:gs pos="100000">
+              <a:schemeClr val="phClr">
+                <a:lumMod val="105000"/>
+                <a:satMod val="109000"/>
+                <a:tint val="81000"/>
+              </a:schemeClr>
+            </a:gs>
+          </a:gsLst>
+          <a:lin ang="5400000" scaled="false"/>
+        </a:gradFill>
+        <a:gradFill rotWithShape="true">
+          <a:gsLst>
+            <a:gs pos="0">
+              <a:schemeClr val="phClr">
+                <a:satMod val="103000"/>
+                <a:lumMod val="102000"/>
+                <a:tint val="94000"/>
+              </a:schemeClr>
+            </a:gs>
+            <a:gs pos="50000">
+              <a:schemeClr val="phClr">
+                <a:satMod val="110000"/>
+                <a:lumMod val="100000"/>
+                <a:shade val="100000"/>
+              </a:schemeClr>
+            </a:gs>
+            <a:gs pos="100000">
+              <a:schemeClr val="phClr">
+                <a:lumMod val="99000"/>
+                <a:satMod val="120000"/>
+                <a:shade val="78000"/>
+              </a:schemeClr>
+            </a:gs>
+          </a:gsLst>
+          <a:lin ang="5400000" scaled="false"/>
+        </a:gradFill>
+      </a:fillStyleLst>
+      <a:lnStyleLst>
+        <a:ln w="6350" cap="flat" cmpd="sng" algn="ctr">
+          <a:solidFill>
+            <a:schemeClr val="phClr"/>
+          </a:solidFill>
+          <a:prstDash val="solid"/>
+          <a:miter lim="800000"/>
+        </a:ln>
+        <a:ln w="12700" cap="flat" cmpd="sng" algn="ctr">
+          <a:solidFill>
+            <a:schemeClr val="phClr"/>
+          </a:solidFill>
+          <a:prstDash val="solid"/>
+          <a:miter lim="800000"/>
+        </a:ln>
+        <a:ln w="19050" cap="flat" cmpd="sng" algn="ctr">
+          <a:solidFill>
+            <a:schemeClr val="phClr"/>
+          </a:solidFill>
+          <a:prstDash val="solid"/>
+          <a:miter lim="800000"/>
+        </a:ln>
+      </a:lnStyleLst>
+      <a:effectStyleLst>
+        <a:effectStyle>
+          <a:effectLst/>
+        </a:effectStyle>
+        <a:effectStyle>
+          <a:effectLst/>
+        </a:effectStyle>
+        <a:effectStyle>
+          <a:effectLst>
+            <a:outerShdw blurRad="57150" dist="19050" dir="5400000" algn="ctr" rotWithShape="false">
+              <a:srgbClr val="000000">
+                <a:alpha val="63000"/>
+              </a:srgbClr>
+            </a:outerShdw>
+          </a:effectLst>
+        </a:effectStyle>
+      </a:effectStyleLst>
+      <a:bgFillStyleLst>
+        <a:solidFill>
+          <a:schemeClr val="phClr"/>
+        </a:solidFill>
+        <a:solidFill>
+          <a:schemeClr val="phClr">
+            <a:tint val="95000"/>
+            <a:satMod val="170000"/>
+          </a:schemeClr>
+        </a:solidFill>
+        <a:gradFill rotWithShape="true">
+          <a:gsLst>
+            <a:gs pos="0">
+              <a:schemeClr val="phClr">
+                <a:tint val="93000"/>
+                <a:satMod val="150000"/>
+                <a:shade val="98000"/>
+                <a:lumMod val="102000"/>
+              </a:schemeClr>
+            </a:gs>
+            <a:gs pos="50000">
+              <a:schemeClr val="phClr">
+                <a:tint val="98000"/>
+                <a:satMod val="130000"/>
+                <a:shade val="90000"/>
+                <a:lumMod val="103000"/>
+              </a:schemeClr>
+            </a:gs>
+            <a:gs pos="100000">
+              <a:schemeClr val="phClr">
+                <a:shade val="63000"/>
+                <a:satMod val="120000"/>
+              </a:schemeClr>
+            </a:gs>
+          </a:gsLst>
+          <a:lin ang="5400000" scaled="false"/>
+        </a:gradFill>
+      </a:bgFillStyleLst>
+    </a:fmtScheme>
+  </a:themeElements>
+  <a:objectDefaults/>
+  <a:extraClrSchemeLst/>
+</a:theme>
 </file>
--- a/docs/spec/MyBiz-Spec-he.docx
+++ b/docs/spec/MyBiz-Spec-he.docx
@@ -6701,7 +6701,7 @@
           <w:rFonts w:ascii="Arial" w:cs="Arial" w:eastAsia="Arial" w:hAnsi="Arial"/>
           <w:rtl/>
         </w:rPr>
-        <w:t xml:space="preserve">אפליקציית עובדי MyBiz (נבנתה בשלב 4): בית — מה דורש תשומת לב (פניות פתוחות, עסקים חדשים); עסקים — חיפוש וכרטיס עסק; תיבת פניות — טיפול בפניות (לקיחה, סטטוס, הערות); אני. כל עובד רואה רק מה שהדרג וההרשאות שלו מאפשרים.</w:t>
+        <w:t xml:space="preserve">אפליקציית עובדי MyBiz (נבנתה בשלב 4, הורחבה בסבב השני): בית — המספרים של הפלטפורמה (פניות פתוחות, עסקים חדשים השבוע, עסקים, לקוחות פעילים), החיוב של החודש, והפניות הפתוחות והעסקים החדשים עצמם; עסקים — חיפוש, מיון וכרטיס עסק (בעלים, מספרים, מודולים, חשבוניות, והארכת ניסיון לבעלי הרשאת חיוב); פניות — פתוחות וטופלו, וכרטיס פנייה (חיוג, וואטסאפ, מייל, סטטוס, לקיחה לטיפול, הערות פנימיות, פתיחת העסק); אני. כל עובד רואה רק מה שהדרג וההרשאות שלו מאפשרים.</w:t>
       </w:r>
     </w:p>
     <w:p>

--- a/docs/spec/MyBiz-Spec-he.docx
+++ b/docs/spec/MyBiz-Spec-he.docx
@@ -3336,6 +3336,186 @@
           </w:p>
         </w:tc>
       </w:tr>
+      <w:tr>
+        <w:trPr>
+          <w:tblHeader w:val="off"/>
+        </w:trPr>
+        <w:tc>
+          <w:tcPr>
+            <w:tcW w:type="dxa" w:w="1927"/>
+            <w:tcBorders>
+              <w:top w:val="single" w:color="D4D4DC" w:sz="4"/>
+              <w:left w:val="single" w:color="D4D4DC" w:sz="4"/>
+              <w:bottom w:val="single" w:color="D4D4DC" w:sz="4"/>
+              <w:right w:val="single" w:color="D4D4DC" w:sz="4"/>
+            </w:tcBorders>
+            <w:tcMar>
+              <w:top w:type="dxa" w:w="60"/>
+              <w:left w:type="dxa" w:w="100"/>
+              <w:bottom w:type="dxa" w:w="60"/>
+              <w:right w:type="dxa" w:w="100"/>
+            </w:tcMar>
+          </w:tcPr>
+          <w:p>
+            <w:pPr>
+              <w:bidi/>
+              <w:spacing w:after="0"/>
+              <w:jc w:val="right"/>
+            </w:pPr>
+            <w:r>
+              <w:rPr>
+                <w:rFonts w:ascii="Arial" w:cs="Arial" w:eastAsia="Arial" w:hAnsi="Arial"/>
+                <w:b w:val="false"/>
+                <w:bCs w:val="false"/>
+                <w:sz w:val="20"/>
+                <w:szCs w:val="20"/>
+                <w:rtl/>
+              </w:rPr>
+              <w:t xml:space="preserve">ספורט והזמנת מתקנים (בטא)</w:t>
+            </w:r>
+          </w:p>
+        </w:tc>
+        <w:tc>
+          <w:tcPr>
+            <w:tcW w:type="dxa" w:w="1927"/>
+            <w:tcBorders>
+              <w:top w:val="single" w:color="D4D4DC" w:sz="4"/>
+              <w:left w:val="single" w:color="D4D4DC" w:sz="4"/>
+              <w:bottom w:val="single" w:color="D4D4DC" w:sz="4"/>
+              <w:right w:val="single" w:color="D4D4DC" w:sz="4"/>
+            </w:tcBorders>
+            <w:tcMar>
+              <w:top w:type="dxa" w:w="60"/>
+              <w:left w:type="dxa" w:w="100"/>
+              <w:bottom w:type="dxa" w:w="60"/>
+              <w:right w:type="dxa" w:w="100"/>
+            </w:tcMar>
+          </w:tcPr>
+          <w:p>
+            <w:pPr>
+              <w:bidi/>
+              <w:spacing w:after="0"/>
+              <w:jc w:val="right"/>
+            </w:pPr>
+            <w:r>
+              <w:rPr>
+                <w:rFonts w:ascii="Arial" w:cs="Arial" w:eastAsia="Arial" w:hAnsi="Arial"/>
+                <w:b w:val="false"/>
+                <w:bCs w:val="false"/>
+                <w:sz w:val="20"/>
+                <w:szCs w:val="20"/>
+                <w:rtl/>
+              </w:rPr>
+              <w:t xml:space="preserve">מועדוני פאדל וטניס, מגרשי כדורגל, חדרי חזרות, חדרי ישיבות וחללי עבודה</w:t>
+            </w:r>
+          </w:p>
+        </w:tc>
+        <w:tc>
+          <w:tcPr>
+            <w:tcW w:type="dxa" w:w="1927"/>
+            <w:tcBorders>
+              <w:top w:val="single" w:color="D4D4DC" w:sz="4"/>
+              <w:left w:val="single" w:color="D4D4DC" w:sz="4"/>
+              <w:bottom w:val="single" w:color="D4D4DC" w:sz="4"/>
+              <w:right w:val="single" w:color="D4D4DC" w:sz="4"/>
+            </w:tcBorders>
+            <w:tcMar>
+              <w:top w:type="dxa" w:w="60"/>
+              <w:left w:type="dxa" w:w="100"/>
+              <w:bottom w:type="dxa" w:w="60"/>
+              <w:right w:type="dxa" w:w="100"/>
+            </w:tcMar>
+          </w:tcPr>
+          <w:p>
+            <w:pPr>
+              <w:bidi/>
+              <w:spacing w:after="0"/>
+              <w:jc w:val="right"/>
+            </w:pPr>
+            <w:r>
+              <w:rPr>
+                <w:rFonts w:ascii="Arial" w:cs="Arial" w:eastAsia="Arial" w:hAnsi="Arial"/>
+                <w:b w:val="false"/>
+                <w:bCs w:val="false"/>
+                <w:sz w:val="20"/>
+                <w:szCs w:val="20"/>
+                <w:rtl/>
+              </w:rPr>
+              <w:t xml:space="preserve">שחקנים</w:t>
+            </w:r>
+          </w:p>
+        </w:tc>
+        <w:tc>
+          <w:tcPr>
+            <w:tcW w:type="dxa" w:w="1927"/>
+            <w:tcBorders>
+              <w:top w:val="single" w:color="D4D4DC" w:sz="4"/>
+              <w:left w:val="single" w:color="D4D4DC" w:sz="4"/>
+              <w:bottom w:val="single" w:color="D4D4DC" w:sz="4"/>
+              <w:right w:val="single" w:color="D4D4DC" w:sz="4"/>
+            </w:tcBorders>
+            <w:tcMar>
+              <w:top w:type="dxa" w:w="60"/>
+              <w:left w:type="dxa" w:w="100"/>
+              <w:bottom w:type="dxa" w:w="60"/>
+              <w:right w:type="dxa" w:w="100"/>
+            </w:tcMar>
+          </w:tcPr>
+          <w:p>
+            <w:pPr>
+              <w:bidi/>
+              <w:spacing w:after="0"/>
+              <w:jc w:val="right"/>
+            </w:pPr>
+            <w:r>
+              <w:rPr>
+                <w:rFonts w:ascii="Arial" w:cs="Arial" w:eastAsia="Arial" w:hAnsi="Arial"/>
+                <w:b w:val="false"/>
+                <w:bCs w:val="false"/>
+                <w:sz w:val="20"/>
+                <w:szCs w:val="20"/>
+                <w:rtl/>
+              </w:rPr>
+              <w:t xml:space="preserve">מגרשים וחדרים לפי שעה (תשלום באפליקציה או במקום)</w:t>
+            </w:r>
+          </w:p>
+        </w:tc>
+        <w:tc>
+          <w:tcPr>
+            <w:tcW w:type="dxa" w:w="1930"/>
+            <w:tcBorders>
+              <w:top w:val="single" w:color="D4D4DC" w:sz="4"/>
+              <w:left w:val="single" w:color="D4D4DC" w:sz="4"/>
+              <w:bottom w:val="single" w:color="D4D4DC" w:sz="4"/>
+              <w:right w:val="single" w:color="D4D4DC" w:sz="4"/>
+            </w:tcBorders>
+            <w:tcMar>
+              <w:top w:type="dxa" w:w="60"/>
+              <w:left w:type="dxa" w:w="100"/>
+              <w:bottom w:type="dxa" w:w="60"/>
+              <w:right w:type="dxa" w:w="100"/>
+            </w:tcMar>
+          </w:tcPr>
+          <w:p>
+            <w:pPr>
+              <w:bidi/>
+              <w:spacing w:after="0"/>
+              <w:jc w:val="right"/>
+            </w:pPr>
+            <w:r>
+              <w:rPr>
+                <w:rFonts w:ascii="Arial" w:cs="Arial" w:eastAsia="Arial" w:hAnsi="Arial"/>
+                <w:b w:val="false"/>
+                <w:bCs w:val="false"/>
+                <w:sz w:val="20"/>
+                <w:szCs w:val="20"/>
+                <w:rtl/>
+              </w:rPr>
+              <w:t xml:space="preserve">רמה, העדפות; כלי נגינה (חדרי חזרות); חברה (חדרי ישיבות)</w:t>
+            </w:r>
+          </w:p>
+        </w:tc>
+      </w:tr>
     </w:tbl>
     <w:p>
       <w:pPr>
@@ -4219,116 +4399,6 @@
                 <w:szCs w:val="20"/>
                 <w:rtl/>
               </w:rPr>
-              <w:t xml:space="preserve">ספורט והזמנת מתקנים</w:t>
-            </w:r>
-          </w:p>
-        </w:tc>
-        <w:tc>
-          <w:tcPr>
-            <w:tcW w:type="dxa" w:w="3212"/>
-            <w:tcBorders>
-              <w:top w:val="single" w:color="D4D4DC" w:sz="4"/>
-              <w:left w:val="single" w:color="D4D4DC" w:sz="4"/>
-              <w:bottom w:val="single" w:color="D4D4DC" w:sz="4"/>
-              <w:right w:val="single" w:color="D4D4DC" w:sz="4"/>
-            </w:tcBorders>
-            <w:tcMar>
-              <w:top w:type="dxa" w:w="60"/>
-              <w:left w:type="dxa" w:w="100"/>
-              <w:bottom w:type="dxa" w:w="60"/>
-              <w:right w:type="dxa" w:w="100"/>
-            </w:tcMar>
-          </w:tcPr>
-          <w:p>
-            <w:pPr>
-              <w:bidi/>
-              <w:spacing w:after="0"/>
-              <w:jc w:val="right"/>
-            </w:pPr>
-            <w:r>
-              <w:rPr>
-                <w:rFonts w:ascii="Arial" w:cs="Arial" w:eastAsia="Arial" w:hAnsi="Arial"/>
-                <w:b w:val="false"/>
-                <w:bCs w:val="false"/>
-                <w:sz w:val="20"/>
-                <w:szCs w:val="20"/>
-                <w:rtl/>
-              </w:rPr>
-              <w:t xml:space="preserve">אקדמיות כדורגל, טניס ופאדל; מגרשים, חדרי חזרות וסטודיו, חדרי ישיבות לפי שעה</w:t>
-            </w:r>
-          </w:p>
-        </w:tc>
-        <w:tc>
-          <w:tcPr>
-            <w:tcW w:type="dxa" w:w="3214"/>
-            <w:tcBorders>
-              <w:top w:val="single" w:color="D4D4DC" w:sz="4"/>
-              <w:left w:val="single" w:color="D4D4DC" w:sz="4"/>
-              <w:bottom w:val="single" w:color="D4D4DC" w:sz="4"/>
-              <w:right w:val="single" w:color="D4D4DC" w:sz="4"/>
-            </w:tcBorders>
-            <w:tcMar>
-              <w:top w:type="dxa" w:w="60"/>
-              <w:left w:type="dxa" w:w="100"/>
-              <w:bottom w:type="dxa" w:w="60"/>
-              <w:right w:type="dxa" w:w="100"/>
-            </w:tcMar>
-          </w:tcPr>
-          <w:p>
-            <w:pPr>
-              <w:bidi/>
-              <w:spacing w:after="0"/>
-              <w:jc w:val="right"/>
-            </w:pPr>
-            <w:r>
-              <w:rPr>
-                <w:rFonts w:ascii="Arial" w:cs="Arial" w:eastAsia="Arial" w:hAnsi="Arial"/>
-                <w:b w:val="false"/>
-                <w:bCs w:val="false"/>
-                <w:sz w:val="20"/>
-                <w:szCs w:val="20"/>
-                <w:rtl/>
-              </w:rPr>
-              <w:t xml:space="preserve">משאבים: הזמנת מגרש, חדר או חלל לפי שעה, עם או בלי איש צוות</w:t>
-            </w:r>
-          </w:p>
-        </w:tc>
-      </w:tr>
-      <w:tr>
-        <w:trPr>
-          <w:tblHeader w:val="off"/>
-        </w:trPr>
-        <w:tc>
-          <w:tcPr>
-            <w:tcW w:type="dxa" w:w="3212"/>
-            <w:tcBorders>
-              <w:top w:val="single" w:color="D4D4DC" w:sz="4"/>
-              <w:left w:val="single" w:color="D4D4DC" w:sz="4"/>
-              <w:bottom w:val="single" w:color="D4D4DC" w:sz="4"/>
-              <w:right w:val="single" w:color="D4D4DC" w:sz="4"/>
-            </w:tcBorders>
-            <w:tcMar>
-              <w:top w:type="dxa" w:w="60"/>
-              <w:left w:type="dxa" w:w="100"/>
-              <w:bottom w:type="dxa" w:w="60"/>
-              <w:right w:type="dxa" w:w="100"/>
-            </w:tcMar>
-          </w:tcPr>
-          <w:p>
-            <w:pPr>
-              <w:bidi/>
-              <w:spacing w:after="0"/>
-              <w:jc w:val="right"/>
-            </w:pPr>
-            <w:r>
-              <w:rPr>
-                <w:rFonts w:ascii="Arial" w:cs="Arial" w:eastAsia="Arial" w:hAnsi="Arial"/>
-                <w:b w:val="false"/>
-                <w:bCs w:val="false"/>
-                <w:sz w:val="20"/>
-                <w:szCs w:val="20"/>
-                <w:rtl/>
-              </w:rPr>
               <w:t xml:space="preserve">שירותי בית ושטח</w:t>
             </w:r>
           </w:p>
@@ -8592,7 +8662,7 @@
                 <w:szCs w:val="20"/>
                 <w:rtl/>
               </w:rPr>
-              <w:t xml:space="preserve">יכולות ליבה לקטגוריות העתידיות (משאבים, עבודות בשטח, תלויים, הצעות מחיר ומקדמות), שכל אחת פותחת את הקטגוריות שלה</w:t>
+              <w:t xml:space="preserve">יכולות ליבה לקטגוריות העתידיות (משאבים, עבודות בשטח, תלויים, הצעות מחיר ומקדמות), שכל אחת פותחת את הקטגוריות שלה. הושלם: משאבים (מגרשים וחדרים לפי שעה), שפתחו את ספורט והזמנת מתקנים</w:t>
             </w:r>
           </w:p>
         </w:tc>
@@ -8627,7 +8697,7 @@
                 <w:szCs w:val="20"/>
                 <w:rtl/>
               </w:rPr>
-              <w:t xml:space="preserve">מתוכנן</w:t>
+              <w:t xml:space="preserve">בעבודה</w:t>
             </w:r>
           </w:p>
         </w:tc>

--- a/docs/spec/MyBiz-Spec-he.docx
+++ b/docs/spec/MyBiz-Spec-he.docx
@@ -4579,7 +4579,29 @@
                 <w:szCs w:val="20"/>
                 <w:rtl/>
               </w:rPr>
-              <w:t xml:space="preserve">תלויים: כמה פרופילים תחת לקוח אחד (חיות מחמד; גם ילדים לילדים ונוער)</w:t>
+              <w:t xml:space="preserve">תלויים: כמה פרופילים תחת לקוח אחד (חיות מחמד; גם ילדים לילדים ונוער). </w:t>
+            </w:r>
+            <w:r>
+              <w:rPr>
+                <w:rFonts w:ascii="Arial" w:cs="Arial" w:eastAsia="Arial" w:hAnsi="Arial"/>
+                <w:b/>
+                <w:bCs/>
+                <w:sz w:val="20"/>
+                <w:szCs w:val="20"/>
+                <w:rtl/>
+              </w:rPr>
+              <w:t xml:space="preserve">נבנה (#43): שירותים לחיות מחמד נפתחו כבטא</w:t>
+            </w:r>
+            <w:r>
+              <w:rPr>
+                <w:rFonts w:ascii="Arial" w:cs="Arial" w:eastAsia="Arial" w:hAnsi="Arial"/>
+                <w:b w:val="false"/>
+                <w:bCs w:val="false"/>
+                <w:sz w:val="20"/>
+                <w:szCs w:val="20"/>
+                <w:rtl/>
+              </w:rPr>
+              <w:t xml:space="preserve"> (מספרה, אילוף, גן כלבים); בחוגי ילדים יש פרופיל לכל ילד</w:t>
             </w:r>
           </w:p>
         </w:tc>

--- a/docs/spec/MyBiz-Spec-he.docx
+++ b/docs/spec/MyBiz-Spec-he.docx
@@ -4469,7 +4469,29 @@
                 <w:szCs w:val="20"/>
                 <w:rtl/>
               </w:rPr>
-              <w:t xml:space="preserve">עבודות בשטח: כתובת הלקוח, זמן נסיעה, שיבוץ טכנאי, הצעות מחיר</w:t>
+              <w:t xml:space="preserve">עבודות בשטח: כתובת הלקוח, זמן נסיעה, שיבוץ טכנאי, הצעות מחיר. </w:t>
+            </w:r>
+            <w:r>
+              <w:rPr>
+                <w:rFonts w:ascii="Arial" w:cs="Arial" w:eastAsia="Arial" w:hAnsi="Arial"/>
+                <w:b/>
+                <w:bCs/>
+                <w:sz w:val="20"/>
+                <w:szCs w:val="20"/>
+                <w:rtl/>
+              </w:rPr>
+              <w:t xml:space="preserve">נבנה (#42): שירותי בית ושטח נפתחו כבטא</w:t>
+            </w:r>
+            <w:r>
+              <w:rPr>
+                <w:rFonts w:ascii="Arial" w:cs="Arial" w:eastAsia="Arial" w:hAnsi="Arial"/>
+                <w:b w:val="false"/>
+                <w:bCs w:val="false"/>
+                <w:sz w:val="20"/>
+                <w:szCs w:val="20"/>
+                <w:rtl/>
+              </w:rPr>
+              <w:t xml:space="preserve">; הצעות מחיר יגיעו עם #44</w:t>
             </w:r>
           </w:p>
         </w:tc>

--- a/docs/spec/MyBiz-Spec-he.docx
+++ b/docs/spec/MyBiz-Spec-he.docx
@@ -4491,7 +4491,7 @@
                 <w:szCs w:val="20"/>
                 <w:rtl/>
               </w:rPr>
-              <w:t xml:space="preserve">; הצעות מחיר יגיעו עם #44</w:t>
+              <w:t xml:space="preserve">; הצעות מחיר נבנו ב-#44</w:t>
             </w:r>
           </w:p>
         </w:tc>
@@ -4843,7 +4843,18 @@
                 <w:szCs w:val="20"/>
                 <w:rtl/>
               </w:rPr>
-              <w:t xml:space="preserve">הצעות מחיר, מקדמות ופרויקטי אירוע</w:t>
+              <w:t xml:space="preserve">הצעות מחיר, מקדמות ופרויקטי אירוע. </w:t>
+            </w:r>
+            <w:r>
+              <w:rPr>
+                <w:rFonts w:ascii="Arial" w:cs="Arial" w:eastAsia="Arial" w:hAnsi="Arial"/>
+                <w:b/>
+                <w:bCs/>
+                <w:sz w:val="20"/>
+                <w:szCs w:val="20"/>
+                <w:rtl/>
+              </w:rPr>
+              <w:t xml:space="preserve">נבנה (#44): יצירה ואירועים נפתחה כבטא</w:t>
             </w:r>
           </w:p>
         </w:tc>

--- a/docs/spec/MyBiz-Spec-he.docx
+++ b/docs/spec/MyBiz-Spec-he.docx
@@ -4964,7 +4964,18 @@
                 <w:szCs w:val="20"/>
                 <w:rtl/>
               </w:rPr>
-              <w:t xml:space="preserve">מסמכים וריטיינרים, חיוב לפי זמן</w:t>
+              <w:t xml:space="preserve">מסמכים וריטיינרים, חיוב לפי זמן. </w:t>
+            </w:r>
+            <w:r>
+              <w:rPr>
+                <w:rFonts w:ascii="Arial" w:cs="Arial" w:eastAsia="Arial" w:hAnsi="Arial"/>
+                <w:b/>
+                <w:bCs/>
+                <w:sz w:val="20"/>
+                <w:szCs w:val="20"/>
+                <w:rtl/>
+              </w:rPr>
+              <w:t xml:space="preserve">נבנה (#45): שירותים מקצועיים נפתחו כבטא</w:t>
             </w:r>
           </w:p>
         </w:tc>
